--- a/docs/05-软件测试报告.docx
+++ b/docs/05-软件测试报告.docx
@@ -484,19 +484,18 @@
         </w:tblCellMar>
       </w:tblPr>
       <w:tblGrid>
-        <w:gridCol w:w="1102"/>
-        <w:gridCol w:w="1658"/>
+        <w:gridCol w:w="1103"/>
+        <w:gridCol w:w="1657"/>
         <w:gridCol w:w="1325"/>
         <w:gridCol w:w="4418"/>
       </w:tblGrid>
       <w:tr>
         <w:trPr>
           <w:tblHeader w:val="true"/>
-          <w:cantSplit w:val="true"/>
         </w:trPr>
         <w:tc>
           <w:tcPr>
-            <w:tcW w:w="1102" w:type="dxa"/>
+            <w:tcW w:w="1103" w:type="dxa"/>
             <w:tcBorders>
               <w:top w:val="single" w:sz="4" w:space="0" w:color="9CA3AF"/>
               <w:left w:val="single" w:sz="4" w:space="0" w:color="9CA3AF"/>
@@ -526,7 +525,7 @@
         </w:tc>
         <w:tc>
           <w:tcPr>
-            <w:tcW w:w="1658" w:type="dxa"/>
+            <w:tcW w:w="1657" w:type="dxa"/>
             <w:tcBorders>
               <w:top w:val="single" w:sz="4" w:space="0" w:color="9CA3AF"/>
               <w:left w:val="single" w:sz="4" w:space="0" w:color="9CA3AF"/>
@@ -616,12 +615,10 @@
         </w:tc>
       </w:tr>
       <w:tr>
-        <w:trPr>
-          <w:cantSplit w:val="true"/>
-        </w:trPr>
-        <w:tc>
-          <w:tcPr>
-            <w:tcW w:w="1102" w:type="dxa"/>
+        <w:trPr/>
+        <w:tc>
+          <w:tcPr>
+            <w:tcW w:w="1103" w:type="dxa"/>
             <w:tcBorders>
               <w:top w:val="single" w:sz="4" w:space="0" w:color="9CA3AF"/>
               <w:left w:val="single" w:sz="4" w:space="0" w:color="9CA3AF"/>
@@ -654,7 +651,7 @@
         </w:tc>
         <w:tc>
           <w:tcPr>
-            <w:tcW w:w="1658" w:type="dxa"/>
+            <w:tcW w:w="1657" w:type="dxa"/>
             <w:tcBorders>
               <w:top w:val="single" w:sz="4" w:space="0" w:color="9CA3AF"/>
               <w:left w:val="single" w:sz="4" w:space="0" w:color="9CA3AF"/>
@@ -852,7 +849,7 @@
             </w:rPr>
             <w:fldChar w:fldCharType="separate"/>
           </w:r>
-          <w:hyperlink w:anchor="__RefHeading___Toc4309_3118246186">
+          <w:hyperlink w:anchor="__RefHeading___Toc15727_260505723">
             <w:r>
               <w:rPr>
                 <w:rStyle w:val="IndexLink"/>
@@ -883,7 +880,7 @@
             </w:tabs>
             <w:rPr/>
           </w:pPr>
-          <w:hyperlink w:anchor="__RefHeading___Toc4311_3118246186">
+          <w:hyperlink w:anchor="__RefHeading___Toc15729_260505723">
             <w:r>
               <w:rPr>
                 <w:rStyle w:val="IndexLink"/>
@@ -914,7 +911,7 @@
             </w:tabs>
             <w:rPr/>
           </w:pPr>
-          <w:hyperlink w:anchor="__RefHeading___Toc4313_3118246186">
+          <w:hyperlink w:anchor="__RefHeading___Toc15731_260505723">
             <w:r>
               <w:rPr>
                 <w:rStyle w:val="IndexLink"/>
@@ -945,7 +942,7 @@
             </w:tabs>
             <w:rPr/>
           </w:pPr>
-          <w:hyperlink w:anchor="__RefHeading___Toc4315_3118246186">
+          <w:hyperlink w:anchor="__RefHeading___Toc15733_260505723">
             <w:r>
               <w:rPr>
                 <w:rStyle w:val="IndexLink"/>
@@ -976,7 +973,7 @@
             </w:tabs>
             <w:rPr/>
           </w:pPr>
-          <w:hyperlink w:anchor="__RefHeading___Toc4317_3118246186">
+          <w:hyperlink w:anchor="__RefHeading___Toc15735_260505723">
             <w:r>
               <w:rPr>
                 <w:rStyle w:val="IndexLink"/>
@@ -1007,7 +1004,7 @@
             </w:tabs>
             <w:rPr/>
           </w:pPr>
-          <w:hyperlink w:anchor="__RefHeading___Toc4319_3118246186">
+          <w:hyperlink w:anchor="__RefHeading___Toc15737_260505723">
             <w:r>
               <w:rPr>
                 <w:rStyle w:val="IndexLink"/>
@@ -1038,7 +1035,7 @@
             </w:tabs>
             <w:rPr/>
           </w:pPr>
-          <w:hyperlink w:anchor="__RefHeading___Toc4321_3118246186">
+          <w:hyperlink w:anchor="__RefHeading___Toc15739_260505723">
             <w:r>
               <w:rPr>
                 <w:rStyle w:val="IndexLink"/>
@@ -1069,7 +1066,7 @@
             </w:tabs>
             <w:rPr/>
           </w:pPr>
-          <w:hyperlink w:anchor="__RefHeading___Toc4323_3118246186">
+          <w:hyperlink w:anchor="__RefHeading___Toc15741_260505723">
             <w:r>
               <w:rPr>
                 <w:rStyle w:val="IndexLink"/>
@@ -1100,7 +1097,7 @@
             </w:tabs>
             <w:rPr/>
           </w:pPr>
-          <w:hyperlink w:anchor="__RefHeading___Toc4325_3118246186">
+          <w:hyperlink w:anchor="__RefHeading___Toc15743_260505723">
             <w:r>
               <w:rPr>
                 <w:rStyle w:val="IndexLink"/>
@@ -1131,7 +1128,7 @@
             </w:tabs>
             <w:rPr/>
           </w:pPr>
-          <w:hyperlink w:anchor="__RefHeading___Toc4327_3118246186">
+          <w:hyperlink w:anchor="__RefHeading___Toc15745_260505723">
             <w:r>
               <w:rPr>
                 <w:rStyle w:val="IndexLink"/>
@@ -1162,7 +1159,7 @@
             </w:tabs>
             <w:rPr/>
           </w:pPr>
-          <w:hyperlink w:anchor="__RefHeading___Toc4329_3118246186">
+          <w:hyperlink w:anchor="__RefHeading___Toc15747_260505723">
             <w:r>
               <w:rPr>
                 <w:rStyle w:val="IndexLink"/>
@@ -1193,7 +1190,7 @@
             </w:tabs>
             <w:rPr/>
           </w:pPr>
-          <w:hyperlink w:anchor="__RefHeading___Toc4331_3118246186">
+          <w:hyperlink w:anchor="__RefHeading___Toc15749_260505723">
             <w:r>
               <w:rPr>
                 <w:rStyle w:val="IndexLink"/>
@@ -1224,7 +1221,7 @@
             </w:tabs>
             <w:rPr/>
           </w:pPr>
-          <w:hyperlink w:anchor="__RefHeading___Toc4333_3118246186">
+          <w:hyperlink w:anchor="__RefHeading___Toc15751_260505723">
             <w:r>
               <w:rPr>
                 <w:rStyle w:val="IndexLink"/>
@@ -1255,7 +1252,7 @@
             </w:tabs>
             <w:rPr/>
           </w:pPr>
-          <w:hyperlink w:anchor="__RefHeading___Toc4335_3118246186">
+          <w:hyperlink w:anchor="__RefHeading___Toc15753_260505723">
             <w:r>
               <w:rPr>
                 <w:rStyle w:val="IndexLink"/>
@@ -1286,7 +1283,7 @@
             </w:tabs>
             <w:rPr/>
           </w:pPr>
-          <w:hyperlink w:anchor="__RefHeading___Toc4337_3118246186">
+          <w:hyperlink w:anchor="__RefHeading___Toc15755_260505723">
             <w:r>
               <w:rPr>
                 <w:rStyle w:val="IndexLink"/>
@@ -1317,7 +1314,7 @@
             </w:tabs>
             <w:rPr/>
           </w:pPr>
-          <w:hyperlink w:anchor="__RefHeading___Toc4339_3118246186">
+          <w:hyperlink w:anchor="__RefHeading___Toc15757_260505723">
             <w:r>
               <w:rPr>
                 <w:rStyle w:val="IndexLink"/>
@@ -1348,7 +1345,7 @@
             </w:tabs>
             <w:rPr/>
           </w:pPr>
-          <w:hyperlink w:anchor="__RefHeading___Toc4341_3118246186">
+          <w:hyperlink w:anchor="__RefHeading___Toc15759_260505723">
             <w:r>
               <w:rPr>
                 <w:rStyle w:val="IndexLink"/>
@@ -1379,7 +1376,7 @@
             </w:tabs>
             <w:rPr/>
           </w:pPr>
-          <w:hyperlink w:anchor="__RefHeading___Toc4343_3118246186">
+          <w:hyperlink w:anchor="__RefHeading___Toc15761_260505723">
             <w:r>
               <w:rPr>
                 <w:rStyle w:val="IndexLink"/>
@@ -1422,7 +1419,7 @@
             </w:tabs>
             <w:rPr/>
           </w:pPr>
-          <w:hyperlink w:anchor="__RefHeading___Toc4345_3118246186">
+          <w:hyperlink w:anchor="__RefHeading___Toc15763_260505723">
             <w:r>
               <w:rPr>
                 <w:rStyle w:val="IndexLink"/>
@@ -1453,7 +1450,7 @@
             </w:tabs>
             <w:rPr/>
           </w:pPr>
-          <w:hyperlink w:anchor="__RefHeading___Toc4347_3118246186">
+          <w:hyperlink w:anchor="__RefHeading___Toc15765_260505723">
             <w:r>
               <w:rPr>
                 <w:rStyle w:val="IndexLink"/>
@@ -1484,7 +1481,7 @@
             </w:tabs>
             <w:rPr/>
           </w:pPr>
-          <w:hyperlink w:anchor="__RefHeading___Toc4349_3118246186">
+          <w:hyperlink w:anchor="__RefHeading___Toc15767_260505723">
             <w:r>
               <w:rPr>
                 <w:rStyle w:val="IndexLink"/>
@@ -1515,7 +1512,7 @@
             </w:tabs>
             <w:rPr/>
           </w:pPr>
-          <w:hyperlink w:anchor="__RefHeading___Toc4351_3118246186">
+          <w:hyperlink w:anchor="__RefHeading___Toc15769_260505723">
             <w:r>
               <w:rPr>
                 <w:rStyle w:val="IndexLink"/>
@@ -1546,7 +1543,7 @@
             </w:tabs>
             <w:rPr/>
           </w:pPr>
-          <w:hyperlink w:anchor="__RefHeading___Toc4353_3118246186">
+          <w:hyperlink w:anchor="__RefHeading___Toc15771_260505723">
             <w:r>
               <w:rPr>
                 <w:rStyle w:val="IndexLink"/>
@@ -1577,7 +1574,7 @@
             </w:tabs>
             <w:rPr/>
           </w:pPr>
-          <w:hyperlink w:anchor="__RefHeading___Toc4355_3118246186">
+          <w:hyperlink w:anchor="__RefHeading___Toc15773_260505723">
             <w:r>
               <w:rPr>
                 <w:rStyle w:val="IndexLink"/>
@@ -1608,7 +1605,7 @@
             </w:tabs>
             <w:rPr/>
           </w:pPr>
-          <w:hyperlink w:anchor="__RefHeading___Toc4357_3118246186">
+          <w:hyperlink w:anchor="__RefHeading___Toc15775_260505723">
             <w:r>
               <w:rPr>
                 <w:rStyle w:val="IndexLink"/>
@@ -1639,7 +1636,7 @@
             </w:tabs>
             <w:rPr/>
           </w:pPr>
-          <w:hyperlink w:anchor="__RefHeading___Toc4359_3118246186">
+          <w:hyperlink w:anchor="__RefHeading___Toc15777_260505723">
             <w:r>
               <w:rPr>
                 <w:rStyle w:val="IndexLink"/>
@@ -1670,7 +1667,7 @@
             </w:tabs>
             <w:rPr/>
           </w:pPr>
-          <w:hyperlink w:anchor="__RefHeading___Toc4361_3118246186">
+          <w:hyperlink w:anchor="__RefHeading___Toc15779_260505723">
             <w:r>
               <w:rPr>
                 <w:rStyle w:val="IndexLink"/>
@@ -1701,7 +1698,7 @@
             </w:tabs>
             <w:rPr/>
           </w:pPr>
-          <w:hyperlink w:anchor="__RefHeading___Toc4363_3118246186">
+          <w:hyperlink w:anchor="__RefHeading___Toc15781_260505723">
             <w:r>
               <w:rPr>
                 <w:rStyle w:val="IndexLink"/>
@@ -1732,7 +1729,7 @@
             </w:tabs>
             <w:rPr/>
           </w:pPr>
-          <w:hyperlink w:anchor="__RefHeading___Toc4365_3118246186">
+          <w:hyperlink w:anchor="__RefHeading___Toc15783_260505723">
             <w:r>
               <w:rPr>
                 <w:rStyle w:val="IndexLink"/>
@@ -1763,7 +1760,7 @@
             </w:tabs>
             <w:rPr/>
           </w:pPr>
-          <w:hyperlink w:anchor="__RefHeading___Toc4367_3118246186">
+          <w:hyperlink w:anchor="__RefHeading___Toc15785_260505723">
             <w:r>
               <w:rPr>
                 <w:rStyle w:val="IndexLink"/>
@@ -1794,7 +1791,7 @@
             </w:tabs>
             <w:rPr/>
           </w:pPr>
-          <w:hyperlink w:anchor="__RefHeading___Toc4369_3118246186">
+          <w:hyperlink w:anchor="__RefHeading___Toc15787_260505723">
             <w:r>
               <w:rPr>
                 <w:rStyle w:val="IndexLink"/>
@@ -1825,7 +1822,7 @@
             </w:tabs>
             <w:rPr/>
           </w:pPr>
-          <w:hyperlink w:anchor="__RefHeading___Toc4371_3118246186">
+          <w:hyperlink w:anchor="__RefHeading___Toc15789_260505723">
             <w:r>
               <w:rPr>
                 <w:rStyle w:val="IndexLink"/>
@@ -1856,7 +1853,7 @@
             </w:tabs>
             <w:rPr/>
           </w:pPr>
-          <w:hyperlink w:anchor="__RefHeading___Toc4373_3118246186">
+          <w:hyperlink w:anchor="__RefHeading___Toc15791_260505723">
             <w:r>
               <w:rPr>
                 <w:rStyle w:val="IndexLink"/>
@@ -1887,7 +1884,7 @@
             </w:tabs>
             <w:rPr/>
           </w:pPr>
-          <w:hyperlink w:anchor="__RefHeading___Toc4375_3118246186">
+          <w:hyperlink w:anchor="__RefHeading___Toc15793_260505723">
             <w:r>
               <w:rPr>
                 <w:rStyle w:val="IndexLink"/>
@@ -1921,33 +1918,37 @@
             <w:fldChar w:fldCharType="end"/>
           </w:r>
         </w:p>
-        <w:p>
-          <w:pPr>
-            <w:sectPr>
-              <w:footerReference w:type="even" r:id="rId2"/>
-              <w:footerReference w:type="default" r:id="rId3"/>
-              <w:type w:val="nextPage"/>
-              <w:pgSz w:w="11906" w:h="16838"/>
-              <w:pgMar w:left="1701" w:right="1701" w:gutter="0" w:header="0" w:top="1440" w:footer="708" w:bottom="1440"/>
-              <w:pgNumType w:start="1" w:fmt="upperRoman"/>
-              <w:formProt w:val="false"/>
-              <w:textDirection w:val="lrTb"/>
-              <w:docGrid w:type="default" w:linePitch="360" w:charSpace="0"/>
-            </w:sectPr>
-          </w:pPr>
-          <w:r>
-            <w:br w:type="page"/>
-          </w:r>
-        </w:p>
       </w:sdtContent>
     </w:sdt>
     <w:p>
       <w:pPr>
+        <w:pStyle w:val="Normal"/>
+        <w:rPr/>
+        <w:sectPr>
+          <w:footerReference w:type="even" r:id="rId2"/>
+          <w:footerReference w:type="default" r:id="rId3"/>
+          <w:type w:val="nextPage"/>
+          <w:pgSz w:w="11906" w:h="16838"/>
+          <w:pgMar w:left="1701" w:right="1701" w:gutter="0" w:header="0" w:top="1440" w:footer="708" w:bottom="1440"/>
+          <w:pgNumType w:start="1" w:fmt="upperRoman"/>
+          <w:formProt w:val="false"/>
+          <w:textDirection w:val="lrTb"/>
+          <w:docGrid w:type="default" w:linePitch="360" w:charSpace="0"/>
+        </w:sectPr>
+      </w:pPr>
+      <w:r>
+        <w:rPr/>
+      </w:r>
+      <w:r>
+        <w:br w:type="page"/>
+      </w:r>
+    </w:p>
+    <w:p>
+      <w:pPr>
         <w:pStyle w:val="Heading1"/>
-        <w:spacing w:before="0" w:after="240"/>
         <w:rPr/>
       </w:pPr>
-      <w:bookmarkStart w:id="0" w:name="__RefHeading___Toc4309_3118246186"/>
+      <w:bookmarkStart w:id="0" w:name="__RefHeading___Toc15727_260505723"/>
       <w:bookmarkEnd w:id="0"/>
       <w:r>
         <w:rPr/>
@@ -1963,7 +1964,7 @@
         <w:pStyle w:val="Heading2"/>
         <w:rPr/>
       </w:pPr>
-      <w:bookmarkStart w:id="1" w:name="__RefHeading___Toc4311_3118246186"/>
+      <w:bookmarkStart w:id="1" w:name="__RefHeading___Toc15729_260505723"/>
       <w:bookmarkEnd w:id="1"/>
       <w:r>
         <w:rPr/>
@@ -2029,7 +2030,7 @@
         <w:pStyle w:val="Heading2"/>
         <w:rPr/>
       </w:pPr>
-      <w:bookmarkStart w:id="2" w:name="__RefHeading___Toc4313_3118246186"/>
+      <w:bookmarkStart w:id="2" w:name="__RefHeading___Toc15731_260505723"/>
       <w:bookmarkEnd w:id="2"/>
       <w:r>
         <w:rPr/>
@@ -2162,7 +2163,6 @@
       <w:tr>
         <w:trPr>
           <w:tblHeader w:val="true"/>
-          <w:cantSplit w:val="true"/>
         </w:trPr>
         <w:tc>
           <w:tcPr>
@@ -2226,9 +2226,7 @@
         </w:tc>
       </w:tr>
       <w:tr>
-        <w:trPr>
-          <w:cantSplit w:val="true"/>
-        </w:trPr>
+        <w:trPr/>
         <w:tc>
           <w:tcPr>
             <w:tcW w:w="2126" w:type="dxa"/>
@@ -2315,9 +2313,7 @@
         </w:tc>
       </w:tr>
       <w:tr>
-        <w:trPr>
-          <w:cantSplit w:val="true"/>
-        </w:trPr>
+        <w:trPr/>
         <w:tc>
           <w:tcPr>
             <w:tcW w:w="2126" w:type="dxa"/>
@@ -2386,9 +2382,7 @@
         </w:tc>
       </w:tr>
       <w:tr>
-        <w:trPr>
-          <w:cantSplit w:val="true"/>
-        </w:trPr>
+        <w:trPr/>
         <w:tc>
           <w:tcPr>
             <w:tcW w:w="2126" w:type="dxa"/>
@@ -2484,9 +2478,7 @@
         </w:tc>
       </w:tr>
       <w:tr>
-        <w:trPr>
-          <w:cantSplit w:val="true"/>
-        </w:trPr>
+        <w:trPr/>
         <w:tc>
           <w:tcPr>
             <w:tcW w:w="2126" w:type="dxa"/>
@@ -2627,9 +2619,7 @@
         </w:tc>
       </w:tr>
       <w:tr>
-        <w:trPr>
-          <w:cantSplit w:val="true"/>
-        </w:trPr>
+        <w:trPr/>
         <w:tc>
           <w:tcPr>
             <w:tcW w:w="2126" w:type="dxa"/>
@@ -2770,9 +2760,7 @@
         </w:tc>
       </w:tr>
       <w:tr>
-        <w:trPr>
-          <w:cantSplit w:val="true"/>
-        </w:trPr>
+        <w:trPr/>
         <w:tc>
           <w:tcPr>
             <w:tcW w:w="2126" w:type="dxa"/>
@@ -2868,9 +2856,7 @@
         </w:tc>
       </w:tr>
       <w:tr>
-        <w:trPr>
-          <w:cantSplit w:val="true"/>
-        </w:trPr>
+        <w:trPr/>
         <w:tc>
           <w:tcPr>
             <w:tcW w:w="2126" w:type="dxa"/>
@@ -2990,7 +2976,7 @@
         <w:pStyle w:val="Heading2"/>
         <w:rPr/>
       </w:pPr>
-      <w:bookmarkStart w:id="3" w:name="__RefHeading___Toc4315_3118246186"/>
+      <w:bookmarkStart w:id="3" w:name="__RefHeading___Toc15733_260505723"/>
       <w:bookmarkEnd w:id="3"/>
       <w:r>
         <w:rPr/>
@@ -3048,18 +3034,17 @@
         </w:tblCellMar>
       </w:tblPr>
       <w:tblGrid>
-        <w:gridCol w:w="1978"/>
-        <w:gridCol w:w="3263"/>
+        <w:gridCol w:w="1979"/>
+        <w:gridCol w:w="3262"/>
         <w:gridCol w:w="3263"/>
       </w:tblGrid>
       <w:tr>
         <w:trPr>
           <w:tblHeader w:val="true"/>
-          <w:cantSplit w:val="true"/>
         </w:trPr>
         <w:tc>
           <w:tcPr>
-            <w:tcW w:w="1978" w:type="dxa"/>
+            <w:tcW w:w="1979" w:type="dxa"/>
             <w:tcBorders>
               <w:top w:val="single" w:sz="4" w:space="0" w:color="9CA3AF"/>
               <w:left w:val="single" w:sz="4" w:space="0" w:color="9CA3AF"/>
@@ -3089,7 +3074,7 @@
         </w:tc>
         <w:tc>
           <w:tcPr>
-            <w:tcW w:w="3263" w:type="dxa"/>
+            <w:tcW w:w="3262" w:type="dxa"/>
             <w:tcBorders>
               <w:top w:val="single" w:sz="4" w:space="0" w:color="9CA3AF"/>
               <w:left w:val="single" w:sz="4" w:space="0" w:color="9CA3AF"/>
@@ -3149,12 +3134,10 @@
         </w:tc>
       </w:tr>
       <w:tr>
-        <w:trPr>
-          <w:cantSplit w:val="true"/>
-        </w:trPr>
-        <w:tc>
-          <w:tcPr>
-            <w:tcW w:w="1978" w:type="dxa"/>
+        <w:trPr/>
+        <w:tc>
+          <w:tcPr>
+            <w:tcW w:w="1979" w:type="dxa"/>
             <w:tcBorders>
               <w:top w:val="single" w:sz="4" w:space="0" w:color="9CA3AF"/>
               <w:left w:val="single" w:sz="4" w:space="0" w:color="9CA3AF"/>
@@ -3187,7 +3170,7 @@
         </w:tc>
         <w:tc>
           <w:tcPr>
-            <w:tcW w:w="3263" w:type="dxa"/>
+            <w:tcW w:w="3262" w:type="dxa"/>
             <w:tcBorders>
               <w:top w:val="single" w:sz="4" w:space="0" w:color="9CA3AF"/>
               <w:left w:val="single" w:sz="4" w:space="0" w:color="9CA3AF"/>
@@ -3253,12 +3236,10 @@
         </w:tc>
       </w:tr>
       <w:tr>
-        <w:trPr>
-          <w:cantSplit w:val="true"/>
-        </w:trPr>
-        <w:tc>
-          <w:tcPr>
-            <w:tcW w:w="1978" w:type="dxa"/>
+        <w:trPr/>
+        <w:tc>
+          <w:tcPr>
+            <w:tcW w:w="1979" w:type="dxa"/>
             <w:tcBorders>
               <w:top w:val="single" w:sz="4" w:space="0" w:color="9CA3AF"/>
               <w:left w:val="single" w:sz="4" w:space="0" w:color="9CA3AF"/>
@@ -3291,7 +3272,7 @@
         </w:tc>
         <w:tc>
           <w:tcPr>
-            <w:tcW w:w="3263" w:type="dxa"/>
+            <w:tcW w:w="3262" w:type="dxa"/>
             <w:tcBorders>
               <w:top w:val="single" w:sz="4" w:space="0" w:color="9CA3AF"/>
               <w:left w:val="single" w:sz="4" w:space="0" w:color="9CA3AF"/>
@@ -3357,12 +3338,10 @@
         </w:tc>
       </w:tr>
       <w:tr>
-        <w:trPr>
-          <w:cantSplit w:val="true"/>
-        </w:trPr>
-        <w:tc>
-          <w:tcPr>
-            <w:tcW w:w="1978" w:type="dxa"/>
+        <w:trPr/>
+        <w:tc>
+          <w:tcPr>
+            <w:tcW w:w="1979" w:type="dxa"/>
             <w:tcBorders>
               <w:top w:val="single" w:sz="4" w:space="0" w:color="9CA3AF"/>
               <w:left w:val="single" w:sz="4" w:space="0" w:color="9CA3AF"/>
@@ -3395,7 +3374,7 @@
         </w:tc>
         <w:tc>
           <w:tcPr>
-            <w:tcW w:w="3263" w:type="dxa"/>
+            <w:tcW w:w="3262" w:type="dxa"/>
             <w:tcBorders>
               <w:top w:val="single" w:sz="4" w:space="0" w:color="9CA3AF"/>
               <w:left w:val="single" w:sz="4" w:space="0" w:color="9CA3AF"/>
@@ -3461,12 +3440,10 @@
         </w:tc>
       </w:tr>
       <w:tr>
-        <w:trPr>
-          <w:cantSplit w:val="true"/>
-        </w:trPr>
-        <w:tc>
-          <w:tcPr>
-            <w:tcW w:w="1978" w:type="dxa"/>
+        <w:trPr/>
+        <w:tc>
+          <w:tcPr>
+            <w:tcW w:w="1979" w:type="dxa"/>
             <w:tcBorders>
               <w:top w:val="single" w:sz="4" w:space="0" w:color="9CA3AF"/>
               <w:left w:val="single" w:sz="4" w:space="0" w:color="9CA3AF"/>
@@ -3499,7 +3476,7 @@
         </w:tc>
         <w:tc>
           <w:tcPr>
-            <w:tcW w:w="3263" w:type="dxa"/>
+            <w:tcW w:w="3262" w:type="dxa"/>
             <w:tcBorders>
               <w:top w:val="single" w:sz="4" w:space="0" w:color="9CA3AF"/>
               <w:left w:val="single" w:sz="4" w:space="0" w:color="9CA3AF"/>
@@ -3565,12 +3542,10 @@
         </w:tc>
       </w:tr>
       <w:tr>
-        <w:trPr>
-          <w:cantSplit w:val="true"/>
-        </w:trPr>
-        <w:tc>
-          <w:tcPr>
-            <w:tcW w:w="1978" w:type="dxa"/>
+        <w:trPr/>
+        <w:tc>
+          <w:tcPr>
+            <w:tcW w:w="1979" w:type="dxa"/>
             <w:tcBorders>
               <w:top w:val="single" w:sz="4" w:space="0" w:color="9CA3AF"/>
               <w:left w:val="single" w:sz="4" w:space="0" w:color="9CA3AF"/>
@@ -3603,7 +3578,7 @@
         </w:tc>
         <w:tc>
           <w:tcPr>
-            <w:tcW w:w="3263" w:type="dxa"/>
+            <w:tcW w:w="3262" w:type="dxa"/>
             <w:tcBorders>
               <w:top w:val="single" w:sz="4" w:space="0" w:color="9CA3AF"/>
               <w:left w:val="single" w:sz="4" w:space="0" w:color="9CA3AF"/>
@@ -3669,12 +3644,10 @@
         </w:tc>
       </w:tr>
       <w:tr>
-        <w:trPr>
-          <w:cantSplit w:val="true"/>
-        </w:trPr>
-        <w:tc>
-          <w:tcPr>
-            <w:tcW w:w="1978" w:type="dxa"/>
+        <w:trPr/>
+        <w:tc>
+          <w:tcPr>
+            <w:tcW w:w="1979" w:type="dxa"/>
             <w:tcBorders>
               <w:top w:val="single" w:sz="4" w:space="0" w:color="9CA3AF"/>
               <w:left w:val="single" w:sz="4" w:space="0" w:color="9CA3AF"/>
@@ -3707,7 +3680,7 @@
         </w:tc>
         <w:tc>
           <w:tcPr>
-            <w:tcW w:w="3263" w:type="dxa"/>
+            <w:tcW w:w="3262" w:type="dxa"/>
             <w:tcBorders>
               <w:top w:val="single" w:sz="4" w:space="0" w:color="9CA3AF"/>
               <w:left w:val="single" w:sz="4" w:space="0" w:color="9CA3AF"/>
@@ -3788,7 +3761,7 @@
         <w:pStyle w:val="Heading2"/>
         <w:rPr/>
       </w:pPr>
-      <w:bookmarkStart w:id="4" w:name="__RefHeading___Toc4317_3118246186"/>
+      <w:bookmarkStart w:id="4" w:name="__RefHeading___Toc15735_260505723"/>
       <w:bookmarkEnd w:id="4"/>
       <w:r>
         <w:rPr/>
@@ -3852,7 +3825,6 @@
       <w:tr>
         <w:trPr>
           <w:tblHeader w:val="true"/>
-          <w:cantSplit w:val="true"/>
         </w:trPr>
         <w:tc>
           <w:tcPr>
@@ -3916,9 +3888,7 @@
         </w:tc>
       </w:tr>
       <w:tr>
-        <w:trPr>
-          <w:cantSplit w:val="true"/>
-        </w:trPr>
+        <w:trPr/>
         <w:tc>
           <w:tcPr>
             <w:tcW w:w="2085" w:type="dxa"/>
@@ -4041,9 +4011,7 @@
         </w:tc>
       </w:tr>
       <w:tr>
-        <w:trPr>
-          <w:cantSplit w:val="true"/>
-        </w:trPr>
+        <w:trPr/>
         <w:tc>
           <w:tcPr>
             <w:tcW w:w="2085" w:type="dxa"/>
@@ -4130,9 +4098,7 @@
         </w:tc>
       </w:tr>
       <w:tr>
-        <w:trPr>
-          <w:cantSplit w:val="true"/>
-        </w:trPr>
+        <w:trPr/>
         <w:tc>
           <w:tcPr>
             <w:tcW w:w="2085" w:type="dxa"/>
@@ -4201,9 +4167,7 @@
         </w:tc>
       </w:tr>
       <w:tr>
-        <w:trPr>
-          <w:cantSplit w:val="true"/>
-        </w:trPr>
+        <w:trPr/>
         <w:tc>
           <w:tcPr>
             <w:tcW w:w="2085" w:type="dxa"/>
@@ -4272,9 +4236,7 @@
         </w:tc>
       </w:tr>
       <w:tr>
-        <w:trPr>
-          <w:cantSplit w:val="true"/>
-        </w:trPr>
+        <w:trPr/>
         <w:tc>
           <w:tcPr>
             <w:tcW w:w="2085" w:type="dxa"/>
@@ -4343,9 +4305,7 @@
         </w:tc>
       </w:tr>
       <w:tr>
-        <w:trPr>
-          <w:cantSplit w:val="true"/>
-        </w:trPr>
+        <w:trPr/>
         <w:tc>
           <w:tcPr>
             <w:tcW w:w="2085" w:type="dxa"/>
@@ -4423,9 +4383,7 @@
         </w:tc>
       </w:tr>
       <w:tr>
-        <w:trPr>
-          <w:cantSplit w:val="true"/>
-        </w:trPr>
+        <w:trPr/>
         <w:tc>
           <w:tcPr>
             <w:tcW w:w="2085" w:type="dxa"/>
@@ -4521,9 +4479,7 @@
         </w:tc>
       </w:tr>
       <w:tr>
-        <w:trPr>
-          <w:cantSplit w:val="true"/>
-        </w:trPr>
+        <w:trPr/>
         <w:tc>
           <w:tcPr>
             <w:tcW w:w="2085" w:type="dxa"/>
@@ -4610,9 +4566,7 @@
         </w:tc>
       </w:tr>
       <w:tr>
-        <w:trPr>
-          <w:cantSplit w:val="true"/>
-        </w:trPr>
+        <w:trPr/>
         <w:tc>
           <w:tcPr>
             <w:tcW w:w="2085" w:type="dxa"/>
@@ -4697,10 +4651,9 @@
     <w:p>
       <w:pPr>
         <w:pStyle w:val="Heading1"/>
-        <w:spacing w:before="0" w:after="240"/>
         <w:rPr/>
       </w:pPr>
-      <w:bookmarkStart w:id="5" w:name="__RefHeading___Toc4319_3118246186"/>
+      <w:bookmarkStart w:id="5" w:name="__RefHeading___Toc15737_260505723"/>
       <w:bookmarkEnd w:id="5"/>
       <w:r>
         <w:rPr/>
@@ -4716,7 +4669,7 @@
         <w:pStyle w:val="Heading2"/>
         <w:rPr/>
       </w:pPr>
-      <w:bookmarkStart w:id="6" w:name="__RefHeading___Toc4321_3118246186"/>
+      <w:bookmarkStart w:id="6" w:name="__RefHeading___Toc15739_260505723"/>
       <w:bookmarkEnd w:id="6"/>
       <w:r>
         <w:rPr/>
@@ -4789,13 +4742,12 @@
       <w:tblGrid>
         <w:gridCol w:w="1244"/>
         <w:gridCol w:w="2695"/>
-        <w:gridCol w:w="2905"/>
-        <w:gridCol w:w="1659"/>
+        <w:gridCol w:w="2904"/>
+        <w:gridCol w:w="1660"/>
       </w:tblGrid>
       <w:tr>
         <w:trPr>
           <w:tblHeader w:val="true"/>
-          <w:cantSplit w:val="true"/>
         </w:trPr>
         <w:tc>
           <w:tcPr>
@@ -4859,7 +4811,7 @@
         </w:tc>
         <w:tc>
           <w:tcPr>
-            <w:tcW w:w="2905" w:type="dxa"/>
+            <w:tcW w:w="2904" w:type="dxa"/>
             <w:tcBorders>
               <w:top w:val="single" w:sz="4" w:space="0" w:color="9CA3AF"/>
               <w:left w:val="single" w:sz="4" w:space="0" w:color="9CA3AF"/>
@@ -4889,7 +4841,7 @@
         </w:tc>
         <w:tc>
           <w:tcPr>
-            <w:tcW w:w="1659" w:type="dxa"/>
+            <w:tcW w:w="1660" w:type="dxa"/>
             <w:tcBorders>
               <w:top w:val="single" w:sz="4" w:space="0" w:color="9CA3AF"/>
               <w:left w:val="single" w:sz="4" w:space="0" w:color="9CA3AF"/>
@@ -4919,9 +4871,7 @@
         </w:tc>
       </w:tr>
       <w:tr>
-        <w:trPr>
-          <w:cantSplit w:val="true"/>
-        </w:trPr>
+        <w:trPr/>
         <w:tc>
           <w:tcPr>
             <w:tcW w:w="1244" w:type="dxa"/>
@@ -4990,7 +4940,7 @@
         </w:tc>
         <w:tc>
           <w:tcPr>
-            <w:tcW w:w="2905" w:type="dxa"/>
+            <w:tcW w:w="2904" w:type="dxa"/>
             <w:tcBorders>
               <w:top w:val="single" w:sz="4" w:space="0" w:color="9CA3AF"/>
               <w:left w:val="single" w:sz="4" w:space="0" w:color="9CA3AF"/>
@@ -5023,7 +4973,7 @@
         </w:tc>
         <w:tc>
           <w:tcPr>
-            <w:tcW w:w="1659" w:type="dxa"/>
+            <w:tcW w:w="1660" w:type="dxa"/>
             <w:tcBorders>
               <w:top w:val="single" w:sz="4" w:space="0" w:color="9CA3AF"/>
               <w:left w:val="single" w:sz="4" w:space="0" w:color="9CA3AF"/>
@@ -5092,9 +5042,7 @@
         </w:tc>
       </w:tr>
       <w:tr>
-        <w:trPr>
-          <w:cantSplit w:val="true"/>
-        </w:trPr>
+        <w:trPr/>
         <w:tc>
           <w:tcPr>
             <w:tcW w:w="1244" w:type="dxa"/>
@@ -5163,7 +5111,7 @@
         </w:tc>
         <w:tc>
           <w:tcPr>
-            <w:tcW w:w="2905" w:type="dxa"/>
+            <w:tcW w:w="2904" w:type="dxa"/>
             <w:tcBorders>
               <w:top w:val="single" w:sz="4" w:space="0" w:color="9CA3AF"/>
               <w:left w:val="single" w:sz="4" w:space="0" w:color="9CA3AF"/>
@@ -5196,7 +5144,7 @@
         </w:tc>
         <w:tc>
           <w:tcPr>
-            <w:tcW w:w="1659" w:type="dxa"/>
+            <w:tcW w:w="1660" w:type="dxa"/>
             <w:tcBorders>
               <w:top w:val="single" w:sz="4" w:space="0" w:color="9CA3AF"/>
               <w:left w:val="single" w:sz="4" w:space="0" w:color="9CA3AF"/>
@@ -5265,9 +5213,7 @@
         </w:tc>
       </w:tr>
       <w:tr>
-        <w:trPr>
-          <w:cantSplit w:val="true"/>
-        </w:trPr>
+        <w:trPr/>
         <w:tc>
           <w:tcPr>
             <w:tcW w:w="1244" w:type="dxa"/>
@@ -5336,7 +5282,7 @@
         </w:tc>
         <w:tc>
           <w:tcPr>
-            <w:tcW w:w="2905" w:type="dxa"/>
+            <w:tcW w:w="2904" w:type="dxa"/>
             <w:tcBorders>
               <w:top w:val="single" w:sz="4" w:space="0" w:color="9CA3AF"/>
               <w:left w:val="single" w:sz="4" w:space="0" w:color="9CA3AF"/>
@@ -5369,7 +5315,7 @@
         </w:tc>
         <w:tc>
           <w:tcPr>
-            <w:tcW w:w="1659" w:type="dxa"/>
+            <w:tcW w:w="1660" w:type="dxa"/>
             <w:tcBorders>
               <w:top w:val="single" w:sz="4" w:space="0" w:color="9CA3AF"/>
               <w:left w:val="single" w:sz="4" w:space="0" w:color="9CA3AF"/>
@@ -5456,9 +5402,7 @@
         </w:tc>
       </w:tr>
       <w:tr>
-        <w:trPr>
-          <w:cantSplit w:val="true"/>
-        </w:trPr>
+        <w:trPr/>
         <w:tc>
           <w:tcPr>
             <w:tcW w:w="1244" w:type="dxa"/>
@@ -5527,7 +5471,7 @@
         </w:tc>
         <w:tc>
           <w:tcPr>
-            <w:tcW w:w="2905" w:type="dxa"/>
+            <w:tcW w:w="2904" w:type="dxa"/>
             <w:tcBorders>
               <w:top w:val="single" w:sz="4" w:space="0" w:color="9CA3AF"/>
               <w:left w:val="single" w:sz="4" w:space="0" w:color="9CA3AF"/>
@@ -5560,7 +5504,7 @@
         </w:tc>
         <w:tc>
           <w:tcPr>
-            <w:tcW w:w="1659" w:type="dxa"/>
+            <w:tcW w:w="1660" w:type="dxa"/>
             <w:tcBorders>
               <w:top w:val="single" w:sz="4" w:space="0" w:color="9CA3AF"/>
               <w:left w:val="single" w:sz="4" w:space="0" w:color="9CA3AF"/>
@@ -5629,9 +5573,7 @@
         </w:tc>
       </w:tr>
       <w:tr>
-        <w:trPr>
-          <w:cantSplit w:val="true"/>
-        </w:trPr>
+        <w:trPr/>
         <w:tc>
           <w:tcPr>
             <w:tcW w:w="1244" w:type="dxa"/>
@@ -5700,7 +5642,7 @@
         </w:tc>
         <w:tc>
           <w:tcPr>
-            <w:tcW w:w="2905" w:type="dxa"/>
+            <w:tcW w:w="2904" w:type="dxa"/>
             <w:tcBorders>
               <w:top w:val="single" w:sz="4" w:space="0" w:color="9CA3AF"/>
               <w:left w:val="single" w:sz="4" w:space="0" w:color="9CA3AF"/>
@@ -5733,7 +5675,7 @@
         </w:tc>
         <w:tc>
           <w:tcPr>
-            <w:tcW w:w="1659" w:type="dxa"/>
+            <w:tcW w:w="1660" w:type="dxa"/>
             <w:tcBorders>
               <w:top w:val="single" w:sz="4" w:space="0" w:color="9CA3AF"/>
               <w:left w:val="single" w:sz="4" w:space="0" w:color="9CA3AF"/>
@@ -5846,7 +5788,7 @@
         <w:pStyle w:val="Heading2"/>
         <w:rPr/>
       </w:pPr>
-      <w:bookmarkStart w:id="7" w:name="__RefHeading___Toc4323_3118246186"/>
+      <w:bookmarkStart w:id="7" w:name="__RefHeading___Toc15741_260505723"/>
       <w:bookmarkEnd w:id="7"/>
       <w:r>
         <w:rPr/>
@@ -5954,7 +5896,6 @@
       <w:tr>
         <w:trPr>
           <w:tblHeader w:val="true"/>
-          <w:cantSplit w:val="true"/>
         </w:trPr>
         <w:tc>
           <w:tcPr>
@@ -6078,9 +6019,7 @@
         </w:tc>
       </w:tr>
       <w:tr>
-        <w:trPr>
-          <w:cantSplit w:val="true"/>
-        </w:trPr>
+        <w:trPr/>
         <w:tc>
           <w:tcPr>
             <w:tcW w:w="1214" w:type="dxa"/>
@@ -6296,9 +6235,7 @@
         </w:tc>
       </w:tr>
       <w:tr>
-        <w:trPr>
-          <w:cantSplit w:val="true"/>
-        </w:trPr>
+        <w:trPr/>
         <w:tc>
           <w:tcPr>
             <w:tcW w:w="1214" w:type="dxa"/>
@@ -6532,9 +6469,7 @@
         </w:tc>
       </w:tr>
       <w:tr>
-        <w:trPr>
-          <w:cantSplit w:val="true"/>
-        </w:trPr>
+        <w:trPr/>
         <w:tc>
           <w:tcPr>
             <w:tcW w:w="1214" w:type="dxa"/>
@@ -6732,9 +6667,7 @@
         </w:tc>
       </w:tr>
       <w:tr>
-        <w:trPr>
-          <w:cantSplit w:val="true"/>
-        </w:trPr>
+        <w:trPr/>
         <w:tc>
           <w:tcPr>
             <w:tcW w:w="1214" w:type="dxa"/>
@@ -6905,9 +6838,7 @@
         </w:tc>
       </w:tr>
       <w:tr>
-        <w:trPr>
-          <w:cantSplit w:val="true"/>
-        </w:trPr>
+        <w:trPr/>
         <w:tc>
           <w:tcPr>
             <w:tcW w:w="1214" w:type="dxa"/>
@@ -7319,7 +7250,7 @@
         <w:pStyle w:val="Heading2"/>
         <w:rPr/>
       </w:pPr>
-      <w:bookmarkStart w:id="8" w:name="__RefHeading___Toc4325_3118246186"/>
+      <w:bookmarkStart w:id="8" w:name="__RefHeading___Toc15743_260505723"/>
       <w:bookmarkEnd w:id="8"/>
       <w:r>
         <w:rPr/>
@@ -7378,13 +7309,12 @@
       </w:tblPr>
       <w:tblGrid>
         <w:gridCol w:w="1523"/>
-        <w:gridCol w:w="2536"/>
-        <w:gridCol w:w="4445"/>
+        <w:gridCol w:w="2537"/>
+        <w:gridCol w:w="4444"/>
       </w:tblGrid>
       <w:tr>
         <w:trPr>
           <w:tblHeader w:val="true"/>
-          <w:cantSplit w:val="true"/>
         </w:trPr>
         <w:tc>
           <w:tcPr>
@@ -7418,7 +7348,7 @@
         </w:tc>
         <w:tc>
           <w:tcPr>
-            <w:tcW w:w="2536" w:type="dxa"/>
+            <w:tcW w:w="2537" w:type="dxa"/>
             <w:tcBorders>
               <w:top w:val="single" w:sz="4" w:space="0" w:color="9CA3AF"/>
               <w:left w:val="single" w:sz="4" w:space="0" w:color="9CA3AF"/>
@@ -7448,7 +7378,7 @@
         </w:tc>
         <w:tc>
           <w:tcPr>
-            <w:tcW w:w="4445" w:type="dxa"/>
+            <w:tcW w:w="4444" w:type="dxa"/>
             <w:tcBorders>
               <w:top w:val="single" w:sz="4" w:space="0" w:color="9CA3AF"/>
               <w:left w:val="single" w:sz="4" w:space="0" w:color="9CA3AF"/>
@@ -7496,9 +7426,7 @@
         </w:tc>
       </w:tr>
       <w:tr>
-        <w:trPr>
-          <w:cantSplit w:val="true"/>
-        </w:trPr>
+        <w:trPr/>
         <w:tc>
           <w:tcPr>
             <w:tcW w:w="1523" w:type="dxa"/>
@@ -7534,7 +7462,7 @@
         </w:tc>
         <w:tc>
           <w:tcPr>
-            <w:tcW w:w="2536" w:type="dxa"/>
+            <w:tcW w:w="2537" w:type="dxa"/>
             <w:tcBorders>
               <w:top w:val="single" w:sz="4" w:space="0" w:color="9CA3AF"/>
               <w:left w:val="single" w:sz="4" w:space="0" w:color="9CA3AF"/>
@@ -7567,7 +7495,7 @@
         </w:tc>
         <w:tc>
           <w:tcPr>
-            <w:tcW w:w="4445" w:type="dxa"/>
+            <w:tcW w:w="4444" w:type="dxa"/>
             <w:tcBorders>
               <w:top w:val="single" w:sz="4" w:space="0" w:color="9CA3AF"/>
               <w:left w:val="single" w:sz="4" w:space="0" w:color="9CA3AF"/>
@@ -7627,9 +7555,7 @@
         </w:tc>
       </w:tr>
       <w:tr>
-        <w:trPr>
-          <w:cantSplit w:val="true"/>
-        </w:trPr>
+        <w:trPr/>
         <w:tc>
           <w:tcPr>
             <w:tcW w:w="1523" w:type="dxa"/>
@@ -7674,7 +7600,7 @@
         </w:tc>
         <w:tc>
           <w:tcPr>
-            <w:tcW w:w="2536" w:type="dxa"/>
+            <w:tcW w:w="2537" w:type="dxa"/>
             <w:tcBorders>
               <w:top w:val="single" w:sz="4" w:space="0" w:color="9CA3AF"/>
               <w:left w:val="single" w:sz="4" w:space="0" w:color="9CA3AF"/>
@@ -7707,7 +7633,7 @@
         </w:tc>
         <w:tc>
           <w:tcPr>
-            <w:tcW w:w="4445" w:type="dxa"/>
+            <w:tcW w:w="4444" w:type="dxa"/>
             <w:tcBorders>
               <w:top w:val="single" w:sz="4" w:space="0" w:color="9CA3AF"/>
               <w:left w:val="single" w:sz="4" w:space="0" w:color="9CA3AF"/>
@@ -7767,9 +7693,7 @@
         </w:tc>
       </w:tr>
       <w:tr>
-        <w:trPr>
-          <w:cantSplit w:val="true"/>
-        </w:trPr>
+        <w:trPr/>
         <w:tc>
           <w:tcPr>
             <w:tcW w:w="1523" w:type="dxa"/>
@@ -7805,7 +7729,7 @@
         </w:tc>
         <w:tc>
           <w:tcPr>
-            <w:tcW w:w="2536" w:type="dxa"/>
+            <w:tcW w:w="2537" w:type="dxa"/>
             <w:tcBorders>
               <w:top w:val="single" w:sz="4" w:space="0" w:color="9CA3AF"/>
               <w:left w:val="single" w:sz="4" w:space="0" w:color="9CA3AF"/>
@@ -7838,7 +7762,7 @@
         </w:tc>
         <w:tc>
           <w:tcPr>
-            <w:tcW w:w="4445" w:type="dxa"/>
+            <w:tcW w:w="4444" w:type="dxa"/>
             <w:tcBorders>
               <w:top w:val="single" w:sz="4" w:space="0" w:color="9CA3AF"/>
               <w:left w:val="single" w:sz="4" w:space="0" w:color="9CA3AF"/>
@@ -7871,9 +7795,7 @@
         </w:tc>
       </w:tr>
       <w:tr>
-        <w:trPr>
-          <w:cantSplit w:val="true"/>
-        </w:trPr>
+        <w:trPr/>
         <w:tc>
           <w:tcPr>
             <w:tcW w:w="1523" w:type="dxa"/>
@@ -7909,7 +7831,7 @@
         </w:tc>
         <w:tc>
           <w:tcPr>
-            <w:tcW w:w="2536" w:type="dxa"/>
+            <w:tcW w:w="2537" w:type="dxa"/>
             <w:tcBorders>
               <w:top w:val="single" w:sz="4" w:space="0" w:color="9CA3AF"/>
               <w:left w:val="single" w:sz="4" w:space="0" w:color="9CA3AF"/>
@@ -7942,7 +7864,7 @@
         </w:tc>
         <w:tc>
           <w:tcPr>
-            <w:tcW w:w="4445" w:type="dxa"/>
+            <w:tcW w:w="4444" w:type="dxa"/>
             <w:tcBorders>
               <w:top w:val="single" w:sz="4" w:space="0" w:color="9CA3AF"/>
               <w:left w:val="single" w:sz="4" w:space="0" w:color="9CA3AF"/>
@@ -7975,9 +7897,7 @@
         </w:tc>
       </w:tr>
       <w:tr>
-        <w:trPr>
-          <w:cantSplit w:val="true"/>
-        </w:trPr>
+        <w:trPr/>
         <w:tc>
           <w:tcPr>
             <w:tcW w:w="1523" w:type="dxa"/>
@@ -8013,7 +7933,7 @@
         </w:tc>
         <w:tc>
           <w:tcPr>
-            <w:tcW w:w="2536" w:type="dxa"/>
+            <w:tcW w:w="2537" w:type="dxa"/>
             <w:tcBorders>
               <w:top w:val="single" w:sz="4" w:space="0" w:color="9CA3AF"/>
               <w:left w:val="single" w:sz="4" w:space="0" w:color="9CA3AF"/>
@@ -8046,7 +7966,7 @@
         </w:tc>
         <w:tc>
           <w:tcPr>
-            <w:tcW w:w="4445" w:type="dxa"/>
+            <w:tcW w:w="4444" w:type="dxa"/>
             <w:tcBorders>
               <w:top w:val="single" w:sz="4" w:space="0" w:color="9CA3AF"/>
               <w:left w:val="single" w:sz="4" w:space="0" w:color="9CA3AF"/>
@@ -8079,9 +7999,7 @@
         </w:tc>
       </w:tr>
       <w:tr>
-        <w:trPr>
-          <w:cantSplit w:val="true"/>
-        </w:trPr>
+        <w:trPr/>
         <w:tc>
           <w:tcPr>
             <w:tcW w:w="1523" w:type="dxa"/>
@@ -8117,7 +8035,7 @@
         </w:tc>
         <w:tc>
           <w:tcPr>
-            <w:tcW w:w="2536" w:type="dxa"/>
+            <w:tcW w:w="2537" w:type="dxa"/>
             <w:tcBorders>
               <w:top w:val="single" w:sz="4" w:space="0" w:color="9CA3AF"/>
               <w:left w:val="single" w:sz="4" w:space="0" w:color="9CA3AF"/>
@@ -8150,7 +8068,7 @@
         </w:tc>
         <w:tc>
           <w:tcPr>
-            <w:tcW w:w="4445" w:type="dxa"/>
+            <w:tcW w:w="4444" w:type="dxa"/>
             <w:tcBorders>
               <w:top w:val="single" w:sz="4" w:space="0" w:color="9CA3AF"/>
               <w:left w:val="single" w:sz="4" w:space="0" w:color="9CA3AF"/>
@@ -8192,9 +8110,7 @@
         </w:tc>
       </w:tr>
       <w:tr>
-        <w:trPr>
-          <w:cantSplit w:val="true"/>
-        </w:trPr>
+        <w:trPr/>
         <w:tc>
           <w:tcPr>
             <w:tcW w:w="1523" w:type="dxa"/>
@@ -8230,7 +8146,7 @@
         </w:tc>
         <w:tc>
           <w:tcPr>
-            <w:tcW w:w="2536" w:type="dxa"/>
+            <w:tcW w:w="2537" w:type="dxa"/>
             <w:tcBorders>
               <w:top w:val="single" w:sz="4" w:space="0" w:color="9CA3AF"/>
               <w:left w:val="single" w:sz="4" w:space="0" w:color="9CA3AF"/>
@@ -8290,7 +8206,7 @@
         </w:tc>
         <w:tc>
           <w:tcPr>
-            <w:tcW w:w="4445" w:type="dxa"/>
+            <w:tcW w:w="4444" w:type="dxa"/>
             <w:tcBorders>
               <w:top w:val="single" w:sz="4" w:space="0" w:color="9CA3AF"/>
               <w:left w:val="single" w:sz="4" w:space="0" w:color="9CA3AF"/>
@@ -8332,9 +8248,7 @@
         </w:tc>
       </w:tr>
       <w:tr>
-        <w:trPr>
-          <w:cantSplit w:val="true"/>
-        </w:trPr>
+        <w:trPr/>
         <w:tc>
           <w:tcPr>
             <w:tcW w:w="1523" w:type="dxa"/>
@@ -8370,7 +8284,7 @@
         </w:tc>
         <w:tc>
           <w:tcPr>
-            <w:tcW w:w="2536" w:type="dxa"/>
+            <w:tcW w:w="2537" w:type="dxa"/>
             <w:tcBorders>
               <w:top w:val="single" w:sz="4" w:space="0" w:color="9CA3AF"/>
               <w:left w:val="single" w:sz="4" w:space="0" w:color="9CA3AF"/>
@@ -8403,7 +8317,7 @@
         </w:tc>
         <w:tc>
           <w:tcPr>
-            <w:tcW w:w="4445" w:type="dxa"/>
+            <w:tcW w:w="4444" w:type="dxa"/>
             <w:tcBorders>
               <w:top w:val="single" w:sz="4" w:space="0" w:color="9CA3AF"/>
               <w:left w:val="single" w:sz="4" w:space="0" w:color="9CA3AF"/>
@@ -8436,9 +8350,7 @@
         </w:tc>
       </w:tr>
       <w:tr>
-        <w:trPr>
-          <w:cantSplit w:val="true"/>
-        </w:trPr>
+        <w:trPr/>
         <w:tc>
           <w:tcPr>
             <w:tcW w:w="1523" w:type="dxa"/>
@@ -8474,7 +8386,7 @@
         </w:tc>
         <w:tc>
           <w:tcPr>
-            <w:tcW w:w="2536" w:type="dxa"/>
+            <w:tcW w:w="2537" w:type="dxa"/>
             <w:tcBorders>
               <w:top w:val="single" w:sz="4" w:space="0" w:color="9CA3AF"/>
               <w:left w:val="single" w:sz="4" w:space="0" w:color="9CA3AF"/>
@@ -8507,7 +8419,7 @@
         </w:tc>
         <w:tc>
           <w:tcPr>
-            <w:tcW w:w="4445" w:type="dxa"/>
+            <w:tcW w:w="4444" w:type="dxa"/>
             <w:tcBorders>
               <w:top w:val="single" w:sz="4" w:space="0" w:color="9CA3AF"/>
               <w:left w:val="single" w:sz="4" w:space="0" w:color="9CA3AF"/>
@@ -8558,9 +8470,7 @@
         </w:tc>
       </w:tr>
       <w:tr>
-        <w:trPr>
-          <w:cantSplit w:val="true"/>
-        </w:trPr>
+        <w:trPr/>
         <w:tc>
           <w:tcPr>
             <w:tcW w:w="1523" w:type="dxa"/>
@@ -8596,7 +8506,7 @@
         </w:tc>
         <w:tc>
           <w:tcPr>
-            <w:tcW w:w="2536" w:type="dxa"/>
+            <w:tcW w:w="2537" w:type="dxa"/>
             <w:tcBorders>
               <w:top w:val="single" w:sz="4" w:space="0" w:color="9CA3AF"/>
               <w:left w:val="single" w:sz="4" w:space="0" w:color="9CA3AF"/>
@@ -8629,7 +8539,7 @@
         </w:tc>
         <w:tc>
           <w:tcPr>
-            <w:tcW w:w="4445" w:type="dxa"/>
+            <w:tcW w:w="4444" w:type="dxa"/>
             <w:tcBorders>
               <w:top w:val="single" w:sz="4" w:space="0" w:color="9CA3AF"/>
               <w:left w:val="single" w:sz="4" w:space="0" w:color="9CA3AF"/>
@@ -8749,7 +8659,7 @@
         <w:pStyle w:val="Heading2"/>
         <w:rPr/>
       </w:pPr>
-      <w:bookmarkStart w:id="9" w:name="__RefHeading___Toc4327_3118246186"/>
+      <w:bookmarkStart w:id="9" w:name="__RefHeading___Toc15745_260505723"/>
       <w:bookmarkEnd w:id="9"/>
       <w:r>
         <w:rPr/>
@@ -8794,7 +8704,7 @@
         <w:pStyle w:val="ListParagraph"/>
         <w:numPr>
           <w:ilvl w:val="0"/>
-          <w:numId w:val="4"/>
+          <w:numId w:val="3"/>
         </w:numPr>
         <w:spacing w:lineRule="exact" w:line="360"/>
         <w:jc w:val="both"/>
@@ -8810,7 +8720,7 @@
         <w:pStyle w:val="ListParagraph"/>
         <w:numPr>
           <w:ilvl w:val="0"/>
-          <w:numId w:val="5"/>
+          <w:numId w:val="1"/>
         </w:numPr>
         <w:spacing w:lineRule="exact" w:line="360"/>
         <w:jc w:val="both"/>
@@ -8834,7 +8744,7 @@
         <w:pStyle w:val="ListParagraph"/>
         <w:numPr>
           <w:ilvl w:val="0"/>
-          <w:numId w:val="6"/>
+          <w:numId w:val="1"/>
         </w:numPr>
         <w:spacing w:lineRule="exact" w:line="360"/>
         <w:jc w:val="both"/>
@@ -8911,7 +8821,7 @@
         <w:pStyle w:val="ListParagraph"/>
         <w:numPr>
           <w:ilvl w:val="0"/>
-          <w:numId w:val="7"/>
+          <w:numId w:val="1"/>
         </w:numPr>
         <w:spacing w:lineRule="exact" w:line="360"/>
         <w:jc w:val="both"/>
@@ -8935,7 +8845,7 @@
         <w:pStyle w:val="ListParagraph"/>
         <w:numPr>
           <w:ilvl w:val="0"/>
-          <w:numId w:val="8"/>
+          <w:numId w:val="1"/>
         </w:numPr>
         <w:spacing w:lineRule="exact" w:line="360"/>
         <w:jc w:val="both"/>
@@ -8975,7 +8885,7 @@
         <w:pStyle w:val="ListParagraph"/>
         <w:numPr>
           <w:ilvl w:val="0"/>
-          <w:numId w:val="9"/>
+          <w:numId w:val="1"/>
         </w:numPr>
         <w:spacing w:lineRule="exact" w:line="360"/>
         <w:jc w:val="both"/>
@@ -8991,7 +8901,7 @@
         <w:pStyle w:val="ListParagraph"/>
         <w:numPr>
           <w:ilvl w:val="0"/>
-          <w:numId w:val="10"/>
+          <w:numId w:val="1"/>
         </w:numPr>
         <w:spacing w:lineRule="exact" w:line="360"/>
         <w:jc w:val="both"/>
@@ -9007,7 +8917,7 @@
         <w:pStyle w:val="Heading2"/>
         <w:rPr/>
       </w:pPr>
-      <w:bookmarkStart w:id="10" w:name="__RefHeading___Toc4329_3118246186"/>
+      <w:bookmarkStart w:id="10" w:name="__RefHeading___Toc15747_260505723"/>
       <w:bookmarkEnd w:id="10"/>
       <w:r>
         <w:rPr/>
@@ -9159,19 +9069,18 @@
         </w:tblCellMar>
       </w:tblPr>
       <w:tblGrid>
-        <w:gridCol w:w="1382"/>
-        <w:gridCol w:w="2276"/>
+        <w:gridCol w:w="1383"/>
+        <w:gridCol w:w="2275"/>
         <w:gridCol w:w="2965"/>
         <w:gridCol w:w="1880"/>
       </w:tblGrid>
       <w:tr>
         <w:trPr>
           <w:tblHeader w:val="true"/>
-          <w:cantSplit w:val="true"/>
         </w:trPr>
         <w:tc>
           <w:tcPr>
-            <w:tcW w:w="1382" w:type="dxa"/>
+            <w:tcW w:w="1383" w:type="dxa"/>
             <w:tcBorders>
               <w:top w:val="single" w:sz="4" w:space="0" w:color="9CA3AF"/>
               <w:left w:val="single" w:sz="4" w:space="0" w:color="9CA3AF"/>
@@ -9201,7 +9110,7 @@
         </w:tc>
         <w:tc>
           <w:tcPr>
-            <w:tcW w:w="2276" w:type="dxa"/>
+            <w:tcW w:w="2275" w:type="dxa"/>
             <w:tcBorders>
               <w:top w:val="single" w:sz="4" w:space="0" w:color="9CA3AF"/>
               <w:left w:val="single" w:sz="4" w:space="0" w:color="9CA3AF"/>
@@ -9291,12 +9200,10 @@
         </w:tc>
       </w:tr>
       <w:tr>
-        <w:trPr>
-          <w:cantSplit w:val="true"/>
-        </w:trPr>
-        <w:tc>
-          <w:tcPr>
-            <w:tcW w:w="1382" w:type="dxa"/>
+        <w:trPr/>
+        <w:tc>
+          <w:tcPr>
+            <w:tcW w:w="1383" w:type="dxa"/>
             <w:tcBorders>
               <w:top w:val="single" w:sz="4" w:space="0" w:color="9CA3AF"/>
               <w:left w:val="single" w:sz="4" w:space="0" w:color="9CA3AF"/>
@@ -9329,7 +9236,7 @@
         </w:tc>
         <w:tc>
           <w:tcPr>
-            <w:tcW w:w="2276" w:type="dxa"/>
+            <w:tcW w:w="2275" w:type="dxa"/>
             <w:tcBorders>
               <w:top w:val="single" w:sz="4" w:space="0" w:color="9CA3AF"/>
               <w:left w:val="single" w:sz="4" w:space="0" w:color="9CA3AF"/>
@@ -9446,12 +9353,10 @@
         </w:tc>
       </w:tr>
       <w:tr>
-        <w:trPr>
-          <w:cantSplit w:val="true"/>
-        </w:trPr>
-        <w:tc>
-          <w:tcPr>
-            <w:tcW w:w="1382" w:type="dxa"/>
+        <w:trPr/>
+        <w:tc>
+          <w:tcPr>
+            <w:tcW w:w="1383" w:type="dxa"/>
             <w:tcBorders>
               <w:top w:val="single" w:sz="4" w:space="0" w:color="9CA3AF"/>
               <w:left w:val="single" w:sz="4" w:space="0" w:color="9CA3AF"/>
@@ -9484,7 +9389,7 @@
         </w:tc>
         <w:tc>
           <w:tcPr>
-            <w:tcW w:w="2276" w:type="dxa"/>
+            <w:tcW w:w="2275" w:type="dxa"/>
             <w:tcBorders>
               <w:top w:val="single" w:sz="4" w:space="0" w:color="9CA3AF"/>
               <w:left w:val="single" w:sz="4" w:space="0" w:color="9CA3AF"/>
@@ -9619,12 +9524,10 @@
         </w:tc>
       </w:tr>
       <w:tr>
-        <w:trPr>
-          <w:cantSplit w:val="true"/>
-        </w:trPr>
-        <w:tc>
-          <w:tcPr>
-            <w:tcW w:w="1382" w:type="dxa"/>
+        <w:trPr/>
+        <w:tc>
+          <w:tcPr>
+            <w:tcW w:w="1383" w:type="dxa"/>
             <w:tcBorders>
               <w:top w:val="single" w:sz="4" w:space="0" w:color="9CA3AF"/>
               <w:left w:val="single" w:sz="4" w:space="0" w:color="9CA3AF"/>
@@ -9657,7 +9560,7 @@
         </w:tc>
         <w:tc>
           <w:tcPr>
-            <w:tcW w:w="2276" w:type="dxa"/>
+            <w:tcW w:w="2275" w:type="dxa"/>
             <w:tcBorders>
               <w:top w:val="single" w:sz="4" w:space="0" w:color="9CA3AF"/>
               <w:left w:val="single" w:sz="4" w:space="0" w:color="9CA3AF"/>
@@ -9774,12 +9677,10 @@
         </w:tc>
       </w:tr>
       <w:tr>
-        <w:trPr>
-          <w:cantSplit w:val="true"/>
-        </w:trPr>
-        <w:tc>
-          <w:tcPr>
-            <w:tcW w:w="1382" w:type="dxa"/>
+        <w:trPr/>
+        <w:tc>
+          <w:tcPr>
+            <w:tcW w:w="1383" w:type="dxa"/>
             <w:tcBorders>
               <w:top w:val="single" w:sz="4" w:space="0" w:color="9CA3AF"/>
               <w:left w:val="single" w:sz="4" w:space="0" w:color="9CA3AF"/>
@@ -9812,7 +9713,7 @@
         </w:tc>
         <w:tc>
           <w:tcPr>
-            <w:tcW w:w="2276" w:type="dxa"/>
+            <w:tcW w:w="2275" w:type="dxa"/>
             <w:tcBorders>
               <w:top w:val="single" w:sz="4" w:space="0" w:color="9CA3AF"/>
               <w:left w:val="single" w:sz="4" w:space="0" w:color="9CA3AF"/>
@@ -9927,10 +9828,9 @@
     <w:p>
       <w:pPr>
         <w:pStyle w:val="Heading1"/>
-        <w:spacing w:before="0" w:after="240"/>
         <w:rPr/>
       </w:pPr>
-      <w:bookmarkStart w:id="11" w:name="__RefHeading___Toc4331_3118246186"/>
+      <w:bookmarkStart w:id="11" w:name="__RefHeading___Toc15749_260505723"/>
       <w:bookmarkEnd w:id="11"/>
       <w:r>
         <w:rPr/>
@@ -10039,7 +9939,7 @@
         <w:pStyle w:val="Heading2"/>
         <w:rPr/>
       </w:pPr>
-      <w:bookmarkStart w:id="12" w:name="__RefHeading___Toc4333_3118246186"/>
+      <w:bookmarkStart w:id="12" w:name="__RefHeading___Toc15751_260505723"/>
       <w:bookmarkEnd w:id="12"/>
       <w:r>
         <w:rPr/>
@@ -10126,19 +10026,18 @@
         </w:tblCellMar>
       </w:tblPr>
       <w:tblGrid>
-        <w:gridCol w:w="898"/>
-        <w:gridCol w:w="2251"/>
+        <w:gridCol w:w="899"/>
+        <w:gridCol w:w="2250"/>
         <w:gridCol w:w="4054"/>
         <w:gridCol w:w="1300"/>
       </w:tblGrid>
       <w:tr>
         <w:trPr>
           <w:tblHeader w:val="true"/>
-          <w:cantSplit w:val="true"/>
         </w:trPr>
         <w:tc>
           <w:tcPr>
-            <w:tcW w:w="898" w:type="dxa"/>
+            <w:tcW w:w="899" w:type="dxa"/>
             <w:tcBorders>
               <w:top w:val="single" w:sz="4" w:space="0" w:color="9CA3AF"/>
               <w:left w:val="single" w:sz="4" w:space="0" w:color="9CA3AF"/>
@@ -10168,7 +10067,7 @@
         </w:tc>
         <w:tc>
           <w:tcPr>
-            <w:tcW w:w="2251" w:type="dxa"/>
+            <w:tcW w:w="2250" w:type="dxa"/>
             <w:tcBorders>
               <w:top w:val="single" w:sz="4" w:space="0" w:color="9CA3AF"/>
               <w:left w:val="single" w:sz="4" w:space="0" w:color="9CA3AF"/>
@@ -10258,12 +10157,10 @@
         </w:tc>
       </w:tr>
       <w:tr>
-        <w:trPr>
-          <w:cantSplit w:val="true"/>
-        </w:trPr>
-        <w:tc>
-          <w:tcPr>
-            <w:tcW w:w="898" w:type="dxa"/>
+        <w:trPr/>
+        <w:tc>
+          <w:tcPr>
+            <w:tcW w:w="899" w:type="dxa"/>
             <w:tcBorders>
               <w:top w:val="single" w:sz="4" w:space="0" w:color="9CA3AF"/>
               <w:left w:val="single" w:sz="4" w:space="0" w:color="9CA3AF"/>
@@ -10296,7 +10193,7 @@
         </w:tc>
         <w:tc>
           <w:tcPr>
-            <w:tcW w:w="2251" w:type="dxa"/>
+            <w:tcW w:w="2250" w:type="dxa"/>
             <w:tcBorders>
               <w:top w:val="single" w:sz="4" w:space="0" w:color="9CA3AF"/>
               <w:left w:val="single" w:sz="4" w:space="0" w:color="9CA3AF"/>
@@ -10395,12 +10292,10 @@
         </w:tc>
       </w:tr>
       <w:tr>
-        <w:trPr>
-          <w:cantSplit w:val="true"/>
-        </w:trPr>
-        <w:tc>
-          <w:tcPr>
-            <w:tcW w:w="898" w:type="dxa"/>
+        <w:trPr/>
+        <w:tc>
+          <w:tcPr>
+            <w:tcW w:w="899" w:type="dxa"/>
             <w:tcBorders>
               <w:top w:val="single" w:sz="4" w:space="0" w:color="9CA3AF"/>
               <w:left w:val="single" w:sz="4" w:space="0" w:color="9CA3AF"/>
@@ -10433,7 +10328,7 @@
         </w:tc>
         <w:tc>
           <w:tcPr>
-            <w:tcW w:w="2251" w:type="dxa"/>
+            <w:tcW w:w="2250" w:type="dxa"/>
             <w:tcBorders>
               <w:top w:val="single" w:sz="4" w:space="0" w:color="9CA3AF"/>
               <w:left w:val="single" w:sz="4" w:space="0" w:color="9CA3AF"/>
@@ -10532,12 +10427,10 @@
         </w:tc>
       </w:tr>
       <w:tr>
-        <w:trPr>
-          <w:cantSplit w:val="true"/>
-        </w:trPr>
-        <w:tc>
-          <w:tcPr>
-            <w:tcW w:w="898" w:type="dxa"/>
+        <w:trPr/>
+        <w:tc>
+          <w:tcPr>
+            <w:tcW w:w="899" w:type="dxa"/>
             <w:tcBorders>
               <w:top w:val="single" w:sz="4" w:space="0" w:color="9CA3AF"/>
               <w:left w:val="single" w:sz="4" w:space="0" w:color="9CA3AF"/>
@@ -10570,7 +10463,7 @@
         </w:tc>
         <w:tc>
           <w:tcPr>
-            <w:tcW w:w="2251" w:type="dxa"/>
+            <w:tcW w:w="2250" w:type="dxa"/>
             <w:tcBorders>
               <w:top w:val="single" w:sz="4" w:space="0" w:color="9CA3AF"/>
               <w:left w:val="single" w:sz="4" w:space="0" w:color="9CA3AF"/>
@@ -10678,12 +10571,10 @@
         </w:tc>
       </w:tr>
       <w:tr>
-        <w:trPr>
-          <w:cantSplit w:val="true"/>
-        </w:trPr>
-        <w:tc>
-          <w:tcPr>
-            <w:tcW w:w="898" w:type="dxa"/>
+        <w:trPr/>
+        <w:tc>
+          <w:tcPr>
+            <w:tcW w:w="899" w:type="dxa"/>
             <w:tcBorders>
               <w:top w:val="single" w:sz="4" w:space="0" w:color="9CA3AF"/>
               <w:left w:val="single" w:sz="4" w:space="0" w:color="9CA3AF"/>
@@ -10716,7 +10607,7 @@
         </w:tc>
         <w:tc>
           <w:tcPr>
-            <w:tcW w:w="2251" w:type="dxa"/>
+            <w:tcW w:w="2250" w:type="dxa"/>
             <w:tcBorders>
               <w:top w:val="single" w:sz="4" w:space="0" w:color="9CA3AF"/>
               <w:left w:val="single" w:sz="4" w:space="0" w:color="9CA3AF"/>
@@ -10833,12 +10724,10 @@
         </w:tc>
       </w:tr>
       <w:tr>
-        <w:trPr>
-          <w:cantSplit w:val="true"/>
-        </w:trPr>
-        <w:tc>
-          <w:tcPr>
-            <w:tcW w:w="898" w:type="dxa"/>
+        <w:trPr/>
+        <w:tc>
+          <w:tcPr>
+            <w:tcW w:w="899" w:type="dxa"/>
             <w:tcBorders>
               <w:top w:val="single" w:sz="4" w:space="0" w:color="9CA3AF"/>
               <w:left w:val="single" w:sz="4" w:space="0" w:color="9CA3AF"/>
@@ -10871,7 +10760,7 @@
         </w:tc>
         <w:tc>
           <w:tcPr>
-            <w:tcW w:w="2251" w:type="dxa"/>
+            <w:tcW w:w="2250" w:type="dxa"/>
             <w:tcBorders>
               <w:top w:val="single" w:sz="4" w:space="0" w:color="9CA3AF"/>
               <w:left w:val="single" w:sz="4" w:space="0" w:color="9CA3AF"/>
@@ -10979,12 +10868,10 @@
         </w:tc>
       </w:tr>
       <w:tr>
-        <w:trPr>
-          <w:cantSplit w:val="true"/>
-        </w:trPr>
-        <w:tc>
-          <w:tcPr>
-            <w:tcW w:w="898" w:type="dxa"/>
+        <w:trPr/>
+        <w:tc>
+          <w:tcPr>
+            <w:tcW w:w="899" w:type="dxa"/>
             <w:tcBorders>
               <w:top w:val="single" w:sz="4" w:space="0" w:color="9CA3AF"/>
               <w:left w:val="single" w:sz="4" w:space="0" w:color="9CA3AF"/>
@@ -11017,7 +10904,7 @@
         </w:tc>
         <w:tc>
           <w:tcPr>
-            <w:tcW w:w="2251" w:type="dxa"/>
+            <w:tcW w:w="2250" w:type="dxa"/>
             <w:tcBorders>
               <w:top w:val="single" w:sz="4" w:space="0" w:color="9CA3AF"/>
               <w:left w:val="single" w:sz="4" w:space="0" w:color="9CA3AF"/>
@@ -11134,12 +11021,10 @@
         </w:tc>
       </w:tr>
       <w:tr>
-        <w:trPr>
-          <w:cantSplit w:val="true"/>
-        </w:trPr>
-        <w:tc>
-          <w:tcPr>
-            <w:tcW w:w="898" w:type="dxa"/>
+        <w:trPr/>
+        <w:tc>
+          <w:tcPr>
+            <w:tcW w:w="899" w:type="dxa"/>
             <w:tcBorders>
               <w:top w:val="single" w:sz="4" w:space="0" w:color="9CA3AF"/>
               <w:left w:val="single" w:sz="4" w:space="0" w:color="9CA3AF"/>
@@ -11172,7 +11057,7 @@
         </w:tc>
         <w:tc>
           <w:tcPr>
-            <w:tcW w:w="2251" w:type="dxa"/>
+            <w:tcW w:w="2250" w:type="dxa"/>
             <w:tcBorders>
               <w:top w:val="single" w:sz="4" w:space="0" w:color="9CA3AF"/>
               <w:left w:val="single" w:sz="4" w:space="0" w:color="9CA3AF"/>
@@ -11280,12 +11165,10 @@
         </w:tc>
       </w:tr>
       <w:tr>
-        <w:trPr>
-          <w:cantSplit w:val="true"/>
-        </w:trPr>
-        <w:tc>
-          <w:tcPr>
-            <w:tcW w:w="898" w:type="dxa"/>
+        <w:trPr/>
+        <w:tc>
+          <w:tcPr>
+            <w:tcW w:w="899" w:type="dxa"/>
             <w:tcBorders>
               <w:top w:val="single" w:sz="4" w:space="0" w:color="9CA3AF"/>
               <w:left w:val="single" w:sz="4" w:space="0" w:color="9CA3AF"/>
@@ -11318,7 +11201,7 @@
         </w:tc>
         <w:tc>
           <w:tcPr>
-            <w:tcW w:w="2251" w:type="dxa"/>
+            <w:tcW w:w="2250" w:type="dxa"/>
             <w:tcBorders>
               <w:top w:val="single" w:sz="4" w:space="0" w:color="9CA3AF"/>
               <w:left w:val="single" w:sz="4" w:space="0" w:color="9CA3AF"/>
@@ -11426,12 +11309,10 @@
         </w:tc>
       </w:tr>
       <w:tr>
-        <w:trPr>
-          <w:cantSplit w:val="true"/>
-        </w:trPr>
-        <w:tc>
-          <w:tcPr>
-            <w:tcW w:w="898" w:type="dxa"/>
+        <w:trPr/>
+        <w:tc>
+          <w:tcPr>
+            <w:tcW w:w="899" w:type="dxa"/>
             <w:tcBorders>
               <w:top w:val="single" w:sz="4" w:space="0" w:color="9CA3AF"/>
               <w:left w:val="single" w:sz="4" w:space="0" w:color="9CA3AF"/>
@@ -11464,7 +11345,7 @@
         </w:tc>
         <w:tc>
           <w:tcPr>
-            <w:tcW w:w="2251" w:type="dxa"/>
+            <w:tcW w:w="2250" w:type="dxa"/>
             <w:tcBorders>
               <w:top w:val="single" w:sz="4" w:space="0" w:color="9CA3AF"/>
               <w:left w:val="single" w:sz="4" w:space="0" w:color="9CA3AF"/>
@@ -11563,12 +11444,10 @@
         </w:tc>
       </w:tr>
       <w:tr>
-        <w:trPr>
-          <w:cantSplit w:val="true"/>
-        </w:trPr>
-        <w:tc>
-          <w:tcPr>
-            <w:tcW w:w="898" w:type="dxa"/>
+        <w:trPr/>
+        <w:tc>
+          <w:tcPr>
+            <w:tcW w:w="899" w:type="dxa"/>
             <w:tcBorders>
               <w:top w:val="single" w:sz="4" w:space="0" w:color="9CA3AF"/>
               <w:left w:val="single" w:sz="4" w:space="0" w:color="9CA3AF"/>
@@ -11601,7 +11480,7 @@
         </w:tc>
         <w:tc>
           <w:tcPr>
-            <w:tcW w:w="2251" w:type="dxa"/>
+            <w:tcW w:w="2250" w:type="dxa"/>
             <w:tcBorders>
               <w:top w:val="single" w:sz="4" w:space="0" w:color="9CA3AF"/>
               <w:left w:val="single" w:sz="4" w:space="0" w:color="9CA3AF"/>
@@ -11709,12 +11588,10 @@
         </w:tc>
       </w:tr>
       <w:tr>
-        <w:trPr>
-          <w:cantSplit w:val="true"/>
-        </w:trPr>
-        <w:tc>
-          <w:tcPr>
-            <w:tcW w:w="898" w:type="dxa"/>
+        <w:trPr/>
+        <w:tc>
+          <w:tcPr>
+            <w:tcW w:w="899" w:type="dxa"/>
             <w:tcBorders>
               <w:top w:val="single" w:sz="4" w:space="0" w:color="9CA3AF"/>
               <w:left w:val="single" w:sz="4" w:space="0" w:color="9CA3AF"/>
@@ -11747,7 +11624,7 @@
         </w:tc>
         <w:tc>
           <w:tcPr>
-            <w:tcW w:w="2251" w:type="dxa"/>
+            <w:tcW w:w="2250" w:type="dxa"/>
             <w:tcBorders>
               <w:top w:val="single" w:sz="4" w:space="0" w:color="9CA3AF"/>
               <w:left w:val="single" w:sz="4" w:space="0" w:color="9CA3AF"/>
@@ -11846,12 +11723,10 @@
         </w:tc>
       </w:tr>
       <w:tr>
-        <w:trPr>
-          <w:cantSplit w:val="true"/>
-        </w:trPr>
-        <w:tc>
-          <w:tcPr>
-            <w:tcW w:w="898" w:type="dxa"/>
+        <w:trPr/>
+        <w:tc>
+          <w:tcPr>
+            <w:tcW w:w="899" w:type="dxa"/>
             <w:tcBorders>
               <w:top w:val="single" w:sz="4" w:space="0" w:color="9CA3AF"/>
               <w:left w:val="single" w:sz="4" w:space="0" w:color="9CA3AF"/>
@@ -11884,7 +11759,7 @@
         </w:tc>
         <w:tc>
           <w:tcPr>
-            <w:tcW w:w="2251" w:type="dxa"/>
+            <w:tcW w:w="2250" w:type="dxa"/>
             <w:tcBorders>
               <w:top w:val="single" w:sz="4" w:space="0" w:color="9CA3AF"/>
               <w:left w:val="single" w:sz="4" w:space="0" w:color="9CA3AF"/>
@@ -11983,12 +11858,10 @@
         </w:tc>
       </w:tr>
       <w:tr>
-        <w:trPr>
-          <w:cantSplit w:val="true"/>
-        </w:trPr>
-        <w:tc>
-          <w:tcPr>
-            <w:tcW w:w="898" w:type="dxa"/>
+        <w:trPr/>
+        <w:tc>
+          <w:tcPr>
+            <w:tcW w:w="899" w:type="dxa"/>
             <w:tcBorders>
               <w:top w:val="single" w:sz="4" w:space="0" w:color="9CA3AF"/>
               <w:left w:val="single" w:sz="4" w:space="0" w:color="9CA3AF"/>
@@ -12021,7 +11894,7 @@
         </w:tc>
         <w:tc>
           <w:tcPr>
-            <w:tcW w:w="2251" w:type="dxa"/>
+            <w:tcW w:w="2250" w:type="dxa"/>
             <w:tcBorders>
               <w:top w:val="single" w:sz="4" w:space="0" w:color="9CA3AF"/>
               <w:left w:val="single" w:sz="4" w:space="0" w:color="9CA3AF"/>
@@ -12129,12 +12002,10 @@
         </w:tc>
       </w:tr>
       <w:tr>
-        <w:trPr>
-          <w:cantSplit w:val="true"/>
-        </w:trPr>
-        <w:tc>
-          <w:tcPr>
-            <w:tcW w:w="898" w:type="dxa"/>
+        <w:trPr/>
+        <w:tc>
+          <w:tcPr>
+            <w:tcW w:w="899" w:type="dxa"/>
             <w:tcBorders>
               <w:top w:val="single" w:sz="4" w:space="0" w:color="9CA3AF"/>
               <w:left w:val="single" w:sz="4" w:space="0" w:color="9CA3AF"/>
@@ -12167,7 +12038,7 @@
         </w:tc>
         <w:tc>
           <w:tcPr>
-            <w:tcW w:w="2251" w:type="dxa"/>
+            <w:tcW w:w="2250" w:type="dxa"/>
             <w:tcBorders>
               <w:top w:val="single" w:sz="4" w:space="0" w:color="9CA3AF"/>
               <w:left w:val="single" w:sz="4" w:space="0" w:color="9CA3AF"/>
@@ -12266,12 +12137,10 @@
         </w:tc>
       </w:tr>
       <w:tr>
-        <w:trPr>
-          <w:cantSplit w:val="true"/>
-        </w:trPr>
-        <w:tc>
-          <w:tcPr>
-            <w:tcW w:w="898" w:type="dxa"/>
+        <w:trPr/>
+        <w:tc>
+          <w:tcPr>
+            <w:tcW w:w="899" w:type="dxa"/>
             <w:tcBorders>
               <w:top w:val="single" w:sz="4" w:space="0" w:color="9CA3AF"/>
               <w:left w:val="single" w:sz="4" w:space="0" w:color="9CA3AF"/>
@@ -12304,7 +12173,7 @@
         </w:tc>
         <w:tc>
           <w:tcPr>
-            <w:tcW w:w="2251" w:type="dxa"/>
+            <w:tcW w:w="2250" w:type="dxa"/>
             <w:tcBorders>
               <w:top w:val="single" w:sz="4" w:space="0" w:color="9CA3AF"/>
               <w:left w:val="single" w:sz="4" w:space="0" w:color="9CA3AF"/>
@@ -12403,12 +12272,10 @@
         </w:tc>
       </w:tr>
       <w:tr>
-        <w:trPr>
-          <w:cantSplit w:val="true"/>
-        </w:trPr>
-        <w:tc>
-          <w:tcPr>
-            <w:tcW w:w="898" w:type="dxa"/>
+        <w:trPr/>
+        <w:tc>
+          <w:tcPr>
+            <w:tcW w:w="899" w:type="dxa"/>
             <w:tcBorders>
               <w:top w:val="single" w:sz="4" w:space="0" w:color="9CA3AF"/>
               <w:left w:val="single" w:sz="4" w:space="0" w:color="9CA3AF"/>
@@ -12441,7 +12308,7 @@
         </w:tc>
         <w:tc>
           <w:tcPr>
-            <w:tcW w:w="2251" w:type="dxa"/>
+            <w:tcW w:w="2250" w:type="dxa"/>
             <w:tcBorders>
               <w:top w:val="single" w:sz="4" w:space="0" w:color="9CA3AF"/>
               <w:left w:val="single" w:sz="4" w:space="0" w:color="9CA3AF"/>
@@ -12558,12 +12425,10 @@
         </w:tc>
       </w:tr>
       <w:tr>
-        <w:trPr>
-          <w:cantSplit w:val="true"/>
-        </w:trPr>
-        <w:tc>
-          <w:tcPr>
-            <w:tcW w:w="898" w:type="dxa"/>
+        <w:trPr/>
+        <w:tc>
+          <w:tcPr>
+            <w:tcW w:w="899" w:type="dxa"/>
             <w:tcBorders>
               <w:top w:val="single" w:sz="4" w:space="0" w:color="9CA3AF"/>
               <w:left w:val="single" w:sz="4" w:space="0" w:color="9CA3AF"/>
@@ -12596,7 +12461,7 @@
         </w:tc>
         <w:tc>
           <w:tcPr>
-            <w:tcW w:w="2251" w:type="dxa"/>
+            <w:tcW w:w="2250" w:type="dxa"/>
             <w:tcBorders>
               <w:top w:val="single" w:sz="4" w:space="0" w:color="9CA3AF"/>
               <w:left w:val="single" w:sz="4" w:space="0" w:color="9CA3AF"/>
@@ -12713,12 +12578,10 @@
         </w:tc>
       </w:tr>
       <w:tr>
-        <w:trPr>
-          <w:cantSplit w:val="true"/>
-        </w:trPr>
-        <w:tc>
-          <w:tcPr>
-            <w:tcW w:w="898" w:type="dxa"/>
+        <w:trPr/>
+        <w:tc>
+          <w:tcPr>
+            <w:tcW w:w="899" w:type="dxa"/>
             <w:tcBorders>
               <w:top w:val="single" w:sz="4" w:space="0" w:color="9CA3AF"/>
               <w:left w:val="single" w:sz="4" w:space="0" w:color="9CA3AF"/>
@@ -12751,7 +12614,7 @@
         </w:tc>
         <w:tc>
           <w:tcPr>
-            <w:tcW w:w="2251" w:type="dxa"/>
+            <w:tcW w:w="2250" w:type="dxa"/>
             <w:tcBorders>
               <w:top w:val="single" w:sz="4" w:space="0" w:color="9CA3AF"/>
               <w:left w:val="single" w:sz="4" w:space="0" w:color="9CA3AF"/>
@@ -12850,12 +12713,10 @@
         </w:tc>
       </w:tr>
       <w:tr>
-        <w:trPr>
-          <w:cantSplit w:val="true"/>
-        </w:trPr>
-        <w:tc>
-          <w:tcPr>
-            <w:tcW w:w="898" w:type="dxa"/>
+        <w:trPr/>
+        <w:tc>
+          <w:tcPr>
+            <w:tcW w:w="899" w:type="dxa"/>
             <w:tcBorders>
               <w:top w:val="single" w:sz="4" w:space="0" w:color="9CA3AF"/>
               <w:left w:val="single" w:sz="4" w:space="0" w:color="9CA3AF"/>
@@ -12888,7 +12749,7 @@
         </w:tc>
         <w:tc>
           <w:tcPr>
-            <w:tcW w:w="2251" w:type="dxa"/>
+            <w:tcW w:w="2250" w:type="dxa"/>
             <w:tcBorders>
               <w:top w:val="single" w:sz="4" w:space="0" w:color="9CA3AF"/>
               <w:left w:val="single" w:sz="4" w:space="0" w:color="9CA3AF"/>
@@ -12987,12 +12848,10 @@
         </w:tc>
       </w:tr>
       <w:tr>
-        <w:trPr>
-          <w:cantSplit w:val="true"/>
-        </w:trPr>
-        <w:tc>
-          <w:tcPr>
-            <w:tcW w:w="898" w:type="dxa"/>
+        <w:trPr/>
+        <w:tc>
+          <w:tcPr>
+            <w:tcW w:w="899" w:type="dxa"/>
             <w:tcBorders>
               <w:top w:val="single" w:sz="4" w:space="0" w:color="9CA3AF"/>
               <w:left w:val="single" w:sz="4" w:space="0" w:color="9CA3AF"/>
@@ -13025,7 +12884,7 @@
         </w:tc>
         <w:tc>
           <w:tcPr>
-            <w:tcW w:w="2251" w:type="dxa"/>
+            <w:tcW w:w="2250" w:type="dxa"/>
             <w:tcBorders>
               <w:top w:val="single" w:sz="4" w:space="0" w:color="9CA3AF"/>
               <w:left w:val="single" w:sz="4" w:space="0" w:color="9CA3AF"/>
@@ -13124,12 +12983,10 @@
         </w:tc>
       </w:tr>
       <w:tr>
-        <w:trPr>
-          <w:cantSplit w:val="true"/>
-        </w:trPr>
-        <w:tc>
-          <w:tcPr>
-            <w:tcW w:w="898" w:type="dxa"/>
+        <w:trPr/>
+        <w:tc>
+          <w:tcPr>
+            <w:tcW w:w="899" w:type="dxa"/>
             <w:tcBorders>
               <w:top w:val="single" w:sz="4" w:space="0" w:color="9CA3AF"/>
               <w:left w:val="single" w:sz="4" w:space="0" w:color="9CA3AF"/>
@@ -13162,7 +13019,7 @@
         </w:tc>
         <w:tc>
           <w:tcPr>
-            <w:tcW w:w="2251" w:type="dxa"/>
+            <w:tcW w:w="2250" w:type="dxa"/>
             <w:tcBorders>
               <w:top w:val="single" w:sz="4" w:space="0" w:color="9CA3AF"/>
               <w:left w:val="single" w:sz="4" w:space="0" w:color="9CA3AF"/>
@@ -13261,12 +13118,10 @@
         </w:tc>
       </w:tr>
       <w:tr>
-        <w:trPr>
-          <w:cantSplit w:val="true"/>
-        </w:trPr>
-        <w:tc>
-          <w:tcPr>
-            <w:tcW w:w="898" w:type="dxa"/>
+        <w:trPr/>
+        <w:tc>
+          <w:tcPr>
+            <w:tcW w:w="899" w:type="dxa"/>
             <w:tcBorders>
               <w:top w:val="single" w:sz="4" w:space="0" w:color="9CA3AF"/>
               <w:left w:val="single" w:sz="4" w:space="0" w:color="9CA3AF"/>
@@ -13299,7 +13154,7 @@
         </w:tc>
         <w:tc>
           <w:tcPr>
-            <w:tcW w:w="2251" w:type="dxa"/>
+            <w:tcW w:w="2250" w:type="dxa"/>
             <w:tcBorders>
               <w:top w:val="single" w:sz="4" w:space="0" w:color="9CA3AF"/>
               <w:left w:val="single" w:sz="4" w:space="0" w:color="9CA3AF"/>
@@ -13398,12 +13253,10 @@
         </w:tc>
       </w:tr>
       <w:tr>
-        <w:trPr>
-          <w:cantSplit w:val="true"/>
-        </w:trPr>
-        <w:tc>
-          <w:tcPr>
-            <w:tcW w:w="898" w:type="dxa"/>
+        <w:trPr/>
+        <w:tc>
+          <w:tcPr>
+            <w:tcW w:w="899" w:type="dxa"/>
             <w:tcBorders>
               <w:top w:val="single" w:sz="4" w:space="0" w:color="9CA3AF"/>
               <w:left w:val="single" w:sz="4" w:space="0" w:color="9CA3AF"/>
@@ -13436,7 +13289,7 @@
         </w:tc>
         <w:tc>
           <w:tcPr>
-            <w:tcW w:w="2251" w:type="dxa"/>
+            <w:tcW w:w="2250" w:type="dxa"/>
             <w:tcBorders>
               <w:top w:val="single" w:sz="4" w:space="0" w:color="9CA3AF"/>
               <w:left w:val="single" w:sz="4" w:space="0" w:color="9CA3AF"/>
@@ -13535,12 +13388,10 @@
         </w:tc>
       </w:tr>
       <w:tr>
-        <w:trPr>
-          <w:cantSplit w:val="true"/>
-        </w:trPr>
-        <w:tc>
-          <w:tcPr>
-            <w:tcW w:w="898" w:type="dxa"/>
+        <w:trPr/>
+        <w:tc>
+          <w:tcPr>
+            <w:tcW w:w="899" w:type="dxa"/>
             <w:tcBorders>
               <w:top w:val="single" w:sz="4" w:space="0" w:color="9CA3AF"/>
               <w:left w:val="single" w:sz="4" w:space="0" w:color="9CA3AF"/>
@@ -13573,7 +13424,7 @@
         </w:tc>
         <w:tc>
           <w:tcPr>
-            <w:tcW w:w="2251" w:type="dxa"/>
+            <w:tcW w:w="2250" w:type="dxa"/>
             <w:tcBorders>
               <w:top w:val="single" w:sz="4" w:space="0" w:color="9CA3AF"/>
               <w:left w:val="single" w:sz="4" w:space="0" w:color="9CA3AF"/>
@@ -13672,12 +13523,10 @@
         </w:tc>
       </w:tr>
       <w:tr>
-        <w:trPr>
-          <w:cantSplit w:val="true"/>
-        </w:trPr>
-        <w:tc>
-          <w:tcPr>
-            <w:tcW w:w="898" w:type="dxa"/>
+        <w:trPr/>
+        <w:tc>
+          <w:tcPr>
+            <w:tcW w:w="899" w:type="dxa"/>
             <w:tcBorders>
               <w:top w:val="single" w:sz="4" w:space="0" w:color="9CA3AF"/>
               <w:left w:val="single" w:sz="4" w:space="0" w:color="9CA3AF"/>
@@ -13710,7 +13559,7 @@
         </w:tc>
         <w:tc>
           <w:tcPr>
-            <w:tcW w:w="2251" w:type="dxa"/>
+            <w:tcW w:w="2250" w:type="dxa"/>
             <w:tcBorders>
               <w:top w:val="single" w:sz="4" w:space="0" w:color="9CA3AF"/>
               <w:left w:val="single" w:sz="4" w:space="0" w:color="9CA3AF"/>
@@ -13809,12 +13658,10 @@
         </w:tc>
       </w:tr>
       <w:tr>
-        <w:trPr>
-          <w:cantSplit w:val="true"/>
-        </w:trPr>
-        <w:tc>
-          <w:tcPr>
-            <w:tcW w:w="898" w:type="dxa"/>
+        <w:trPr/>
+        <w:tc>
+          <w:tcPr>
+            <w:tcW w:w="899" w:type="dxa"/>
             <w:tcBorders>
               <w:top w:val="single" w:sz="4" w:space="0" w:color="9CA3AF"/>
               <w:left w:val="single" w:sz="4" w:space="0" w:color="9CA3AF"/>
@@ -13847,7 +13694,7 @@
         </w:tc>
         <w:tc>
           <w:tcPr>
-            <w:tcW w:w="2251" w:type="dxa"/>
+            <w:tcW w:w="2250" w:type="dxa"/>
             <w:tcBorders>
               <w:top w:val="single" w:sz="4" w:space="0" w:color="9CA3AF"/>
               <w:left w:val="single" w:sz="4" w:space="0" w:color="9CA3AF"/>
@@ -13946,12 +13793,10 @@
         </w:tc>
       </w:tr>
       <w:tr>
-        <w:trPr>
-          <w:cantSplit w:val="true"/>
-        </w:trPr>
-        <w:tc>
-          <w:tcPr>
-            <w:tcW w:w="898" w:type="dxa"/>
+        <w:trPr/>
+        <w:tc>
+          <w:tcPr>
+            <w:tcW w:w="899" w:type="dxa"/>
             <w:tcBorders>
               <w:top w:val="single" w:sz="4" w:space="0" w:color="9CA3AF"/>
               <w:left w:val="single" w:sz="4" w:space="0" w:color="9CA3AF"/>
@@ -13984,7 +13829,7 @@
         </w:tc>
         <w:tc>
           <w:tcPr>
-            <w:tcW w:w="2251" w:type="dxa"/>
+            <w:tcW w:w="2250" w:type="dxa"/>
             <w:tcBorders>
               <w:top w:val="single" w:sz="4" w:space="0" w:color="9CA3AF"/>
               <w:left w:val="single" w:sz="4" w:space="0" w:color="9CA3AF"/>
@@ -14101,12 +13946,10 @@
         </w:tc>
       </w:tr>
       <w:tr>
-        <w:trPr>
-          <w:cantSplit w:val="true"/>
-        </w:trPr>
-        <w:tc>
-          <w:tcPr>
-            <w:tcW w:w="898" w:type="dxa"/>
+        <w:trPr/>
+        <w:tc>
+          <w:tcPr>
+            <w:tcW w:w="899" w:type="dxa"/>
             <w:tcBorders>
               <w:top w:val="single" w:sz="4" w:space="0" w:color="9CA3AF"/>
               <w:left w:val="single" w:sz="4" w:space="0" w:color="9CA3AF"/>
@@ -14139,7 +13982,7 @@
         </w:tc>
         <w:tc>
           <w:tcPr>
-            <w:tcW w:w="2251" w:type="dxa"/>
+            <w:tcW w:w="2250" w:type="dxa"/>
             <w:tcBorders>
               <w:top w:val="single" w:sz="4" w:space="0" w:color="9CA3AF"/>
               <w:left w:val="single" w:sz="4" w:space="0" w:color="9CA3AF"/>
@@ -14238,12 +14081,10 @@
         </w:tc>
       </w:tr>
       <w:tr>
-        <w:trPr>
-          <w:cantSplit w:val="true"/>
-        </w:trPr>
-        <w:tc>
-          <w:tcPr>
-            <w:tcW w:w="898" w:type="dxa"/>
+        <w:trPr/>
+        <w:tc>
+          <w:tcPr>
+            <w:tcW w:w="899" w:type="dxa"/>
             <w:tcBorders>
               <w:top w:val="single" w:sz="4" w:space="0" w:color="9CA3AF"/>
               <w:left w:val="single" w:sz="4" w:space="0" w:color="9CA3AF"/>
@@ -14276,7 +14117,7 @@
         </w:tc>
         <w:tc>
           <w:tcPr>
-            <w:tcW w:w="2251" w:type="dxa"/>
+            <w:tcW w:w="2250" w:type="dxa"/>
             <w:tcBorders>
               <w:top w:val="single" w:sz="4" w:space="0" w:color="9CA3AF"/>
               <w:left w:val="single" w:sz="4" w:space="0" w:color="9CA3AF"/>
@@ -14393,12 +14234,10 @@
         </w:tc>
       </w:tr>
       <w:tr>
-        <w:trPr>
-          <w:cantSplit w:val="true"/>
-        </w:trPr>
-        <w:tc>
-          <w:tcPr>
-            <w:tcW w:w="898" w:type="dxa"/>
+        <w:trPr/>
+        <w:tc>
+          <w:tcPr>
+            <w:tcW w:w="899" w:type="dxa"/>
             <w:tcBorders>
               <w:top w:val="single" w:sz="4" w:space="0" w:color="9CA3AF"/>
               <w:left w:val="single" w:sz="4" w:space="0" w:color="9CA3AF"/>
@@ -14431,7 +14270,7 @@
         </w:tc>
         <w:tc>
           <w:tcPr>
-            <w:tcW w:w="2251" w:type="dxa"/>
+            <w:tcW w:w="2250" w:type="dxa"/>
             <w:tcBorders>
               <w:top w:val="single" w:sz="4" w:space="0" w:color="9CA3AF"/>
               <w:left w:val="single" w:sz="4" w:space="0" w:color="9CA3AF"/>
@@ -14530,12 +14369,10 @@
         </w:tc>
       </w:tr>
       <w:tr>
-        <w:trPr>
-          <w:cantSplit w:val="true"/>
-        </w:trPr>
-        <w:tc>
-          <w:tcPr>
-            <w:tcW w:w="898" w:type="dxa"/>
+        <w:trPr/>
+        <w:tc>
+          <w:tcPr>
+            <w:tcW w:w="899" w:type="dxa"/>
             <w:tcBorders>
               <w:top w:val="single" w:sz="4" w:space="0" w:color="9CA3AF"/>
               <w:left w:val="single" w:sz="4" w:space="0" w:color="9CA3AF"/>
@@ -14568,7 +14405,7 @@
         </w:tc>
         <w:tc>
           <w:tcPr>
-            <w:tcW w:w="2251" w:type="dxa"/>
+            <w:tcW w:w="2250" w:type="dxa"/>
             <w:tcBorders>
               <w:top w:val="single" w:sz="4" w:space="0" w:color="9CA3AF"/>
               <w:left w:val="single" w:sz="4" w:space="0" w:color="9CA3AF"/>
@@ -14676,12 +14513,10 @@
         </w:tc>
       </w:tr>
       <w:tr>
-        <w:trPr>
-          <w:cantSplit w:val="true"/>
-        </w:trPr>
-        <w:tc>
-          <w:tcPr>
-            <w:tcW w:w="898" w:type="dxa"/>
+        <w:trPr/>
+        <w:tc>
+          <w:tcPr>
+            <w:tcW w:w="899" w:type="dxa"/>
             <w:tcBorders>
               <w:top w:val="single" w:sz="4" w:space="0" w:color="9CA3AF"/>
               <w:left w:val="single" w:sz="4" w:space="0" w:color="9CA3AF"/>
@@ -14714,7 +14549,7 @@
         </w:tc>
         <w:tc>
           <w:tcPr>
-            <w:tcW w:w="2251" w:type="dxa"/>
+            <w:tcW w:w="2250" w:type="dxa"/>
             <w:tcBorders>
               <w:top w:val="single" w:sz="4" w:space="0" w:color="9CA3AF"/>
               <w:left w:val="single" w:sz="4" w:space="0" w:color="9CA3AF"/>
@@ -14813,12 +14648,10 @@
         </w:tc>
       </w:tr>
       <w:tr>
-        <w:trPr>
-          <w:cantSplit w:val="true"/>
-        </w:trPr>
-        <w:tc>
-          <w:tcPr>
-            <w:tcW w:w="898" w:type="dxa"/>
+        <w:trPr/>
+        <w:tc>
+          <w:tcPr>
+            <w:tcW w:w="899" w:type="dxa"/>
             <w:tcBorders>
               <w:top w:val="single" w:sz="4" w:space="0" w:color="9CA3AF"/>
               <w:left w:val="single" w:sz="4" w:space="0" w:color="9CA3AF"/>
@@ -14851,7 +14684,7 @@
         </w:tc>
         <w:tc>
           <w:tcPr>
-            <w:tcW w:w="2251" w:type="dxa"/>
+            <w:tcW w:w="2250" w:type="dxa"/>
             <w:tcBorders>
               <w:top w:val="single" w:sz="4" w:space="0" w:color="9CA3AF"/>
               <w:left w:val="single" w:sz="4" w:space="0" w:color="9CA3AF"/>
@@ -14950,12 +14783,10 @@
         </w:tc>
       </w:tr>
       <w:tr>
-        <w:trPr>
-          <w:cantSplit w:val="true"/>
-        </w:trPr>
-        <w:tc>
-          <w:tcPr>
-            <w:tcW w:w="898" w:type="dxa"/>
+        <w:trPr/>
+        <w:tc>
+          <w:tcPr>
+            <w:tcW w:w="899" w:type="dxa"/>
             <w:tcBorders>
               <w:top w:val="single" w:sz="4" w:space="0" w:color="9CA3AF"/>
               <w:left w:val="single" w:sz="4" w:space="0" w:color="9CA3AF"/>
@@ -14988,7 +14819,7 @@
         </w:tc>
         <w:tc>
           <w:tcPr>
-            <w:tcW w:w="2251" w:type="dxa"/>
+            <w:tcW w:w="2250" w:type="dxa"/>
             <w:tcBorders>
               <w:top w:val="single" w:sz="4" w:space="0" w:color="9CA3AF"/>
               <w:left w:val="single" w:sz="4" w:space="0" w:color="9CA3AF"/>
@@ -15105,12 +14936,10 @@
         </w:tc>
       </w:tr>
       <w:tr>
-        <w:trPr>
-          <w:cantSplit w:val="true"/>
-        </w:trPr>
-        <w:tc>
-          <w:tcPr>
-            <w:tcW w:w="898" w:type="dxa"/>
+        <w:trPr/>
+        <w:tc>
+          <w:tcPr>
+            <w:tcW w:w="899" w:type="dxa"/>
             <w:tcBorders>
               <w:top w:val="single" w:sz="4" w:space="0" w:color="9CA3AF"/>
               <w:left w:val="single" w:sz="4" w:space="0" w:color="9CA3AF"/>
@@ -15143,7 +14972,7 @@
         </w:tc>
         <w:tc>
           <w:tcPr>
-            <w:tcW w:w="2251" w:type="dxa"/>
+            <w:tcW w:w="2250" w:type="dxa"/>
             <w:tcBorders>
               <w:top w:val="single" w:sz="4" w:space="0" w:color="9CA3AF"/>
               <w:left w:val="single" w:sz="4" w:space="0" w:color="9CA3AF"/>
@@ -15278,12 +15107,10 @@
         </w:tc>
       </w:tr>
       <w:tr>
-        <w:trPr>
-          <w:cantSplit w:val="true"/>
-        </w:trPr>
-        <w:tc>
-          <w:tcPr>
-            <w:tcW w:w="898" w:type="dxa"/>
+        <w:trPr/>
+        <w:tc>
+          <w:tcPr>
+            <w:tcW w:w="899" w:type="dxa"/>
             <w:tcBorders>
               <w:top w:val="single" w:sz="4" w:space="0" w:color="9CA3AF"/>
               <w:left w:val="single" w:sz="4" w:space="0" w:color="9CA3AF"/>
@@ -15316,7 +15143,7 @@
         </w:tc>
         <w:tc>
           <w:tcPr>
-            <w:tcW w:w="2251" w:type="dxa"/>
+            <w:tcW w:w="2250" w:type="dxa"/>
             <w:tcBorders>
               <w:top w:val="single" w:sz="4" w:space="0" w:color="9CA3AF"/>
               <w:left w:val="single" w:sz="4" w:space="0" w:color="9CA3AF"/>
@@ -15415,12 +15242,10 @@
         </w:tc>
       </w:tr>
       <w:tr>
-        <w:trPr>
-          <w:cantSplit w:val="true"/>
-        </w:trPr>
-        <w:tc>
-          <w:tcPr>
-            <w:tcW w:w="898" w:type="dxa"/>
+        <w:trPr/>
+        <w:tc>
+          <w:tcPr>
+            <w:tcW w:w="899" w:type="dxa"/>
             <w:tcBorders>
               <w:top w:val="single" w:sz="4" w:space="0" w:color="9CA3AF"/>
               <w:left w:val="single" w:sz="4" w:space="0" w:color="9CA3AF"/>
@@ -15453,7 +15278,7 @@
         </w:tc>
         <w:tc>
           <w:tcPr>
-            <w:tcW w:w="2251" w:type="dxa"/>
+            <w:tcW w:w="2250" w:type="dxa"/>
             <w:tcBorders>
               <w:top w:val="single" w:sz="4" w:space="0" w:color="9CA3AF"/>
               <w:left w:val="single" w:sz="4" w:space="0" w:color="9CA3AF"/>
@@ -15570,12 +15395,10 @@
         </w:tc>
       </w:tr>
       <w:tr>
-        <w:trPr>
-          <w:cantSplit w:val="true"/>
-        </w:trPr>
-        <w:tc>
-          <w:tcPr>
-            <w:tcW w:w="898" w:type="dxa"/>
+        <w:trPr/>
+        <w:tc>
+          <w:tcPr>
+            <w:tcW w:w="899" w:type="dxa"/>
             <w:tcBorders>
               <w:top w:val="single" w:sz="4" w:space="0" w:color="9CA3AF"/>
               <w:left w:val="single" w:sz="4" w:space="0" w:color="9CA3AF"/>
@@ -15608,7 +15431,7 @@
         </w:tc>
         <w:tc>
           <w:tcPr>
-            <w:tcW w:w="2251" w:type="dxa"/>
+            <w:tcW w:w="2250" w:type="dxa"/>
             <w:tcBorders>
               <w:top w:val="single" w:sz="4" w:space="0" w:color="9CA3AF"/>
               <w:left w:val="single" w:sz="4" w:space="0" w:color="9CA3AF"/>
@@ -15707,12 +15530,10 @@
         </w:tc>
       </w:tr>
       <w:tr>
-        <w:trPr>
-          <w:cantSplit w:val="true"/>
-        </w:trPr>
-        <w:tc>
-          <w:tcPr>
-            <w:tcW w:w="898" w:type="dxa"/>
+        <w:trPr/>
+        <w:tc>
+          <w:tcPr>
+            <w:tcW w:w="899" w:type="dxa"/>
             <w:tcBorders>
               <w:top w:val="single" w:sz="4" w:space="0" w:color="9CA3AF"/>
               <w:left w:val="single" w:sz="4" w:space="0" w:color="9CA3AF"/>
@@ -15745,7 +15566,7 @@
         </w:tc>
         <w:tc>
           <w:tcPr>
-            <w:tcW w:w="2251" w:type="dxa"/>
+            <w:tcW w:w="2250" w:type="dxa"/>
             <w:tcBorders>
               <w:top w:val="single" w:sz="4" w:space="0" w:color="9CA3AF"/>
               <w:left w:val="single" w:sz="4" w:space="0" w:color="9CA3AF"/>
@@ -15844,12 +15665,10 @@
         </w:tc>
       </w:tr>
       <w:tr>
-        <w:trPr>
-          <w:cantSplit w:val="true"/>
-        </w:trPr>
-        <w:tc>
-          <w:tcPr>
-            <w:tcW w:w="898" w:type="dxa"/>
+        <w:trPr/>
+        <w:tc>
+          <w:tcPr>
+            <w:tcW w:w="899" w:type="dxa"/>
             <w:tcBorders>
               <w:top w:val="single" w:sz="4" w:space="0" w:color="9CA3AF"/>
               <w:left w:val="single" w:sz="4" w:space="0" w:color="9CA3AF"/>
@@ -15882,7 +15701,7 @@
         </w:tc>
         <w:tc>
           <w:tcPr>
-            <w:tcW w:w="2251" w:type="dxa"/>
+            <w:tcW w:w="2250" w:type="dxa"/>
             <w:tcBorders>
               <w:top w:val="single" w:sz="4" w:space="0" w:color="9CA3AF"/>
               <w:left w:val="single" w:sz="4" w:space="0" w:color="9CA3AF"/>
@@ -15999,12 +15818,10 @@
         </w:tc>
       </w:tr>
       <w:tr>
-        <w:trPr>
-          <w:cantSplit w:val="true"/>
-        </w:trPr>
-        <w:tc>
-          <w:tcPr>
-            <w:tcW w:w="898" w:type="dxa"/>
+        <w:trPr/>
+        <w:tc>
+          <w:tcPr>
+            <w:tcW w:w="899" w:type="dxa"/>
             <w:tcBorders>
               <w:top w:val="single" w:sz="4" w:space="0" w:color="9CA3AF"/>
               <w:left w:val="single" w:sz="4" w:space="0" w:color="9CA3AF"/>
@@ -16037,7 +15854,7 @@
         </w:tc>
         <w:tc>
           <w:tcPr>
-            <w:tcW w:w="2251" w:type="dxa"/>
+            <w:tcW w:w="2250" w:type="dxa"/>
             <w:tcBorders>
               <w:top w:val="single" w:sz="4" w:space="0" w:color="9CA3AF"/>
               <w:left w:val="single" w:sz="4" w:space="0" w:color="9CA3AF"/>
@@ -16136,12 +15953,10 @@
         </w:tc>
       </w:tr>
       <w:tr>
-        <w:trPr>
-          <w:cantSplit w:val="true"/>
-        </w:trPr>
-        <w:tc>
-          <w:tcPr>
-            <w:tcW w:w="898" w:type="dxa"/>
+        <w:trPr/>
+        <w:tc>
+          <w:tcPr>
+            <w:tcW w:w="899" w:type="dxa"/>
             <w:tcBorders>
               <w:top w:val="single" w:sz="4" w:space="0" w:color="9CA3AF"/>
               <w:left w:val="single" w:sz="4" w:space="0" w:color="9CA3AF"/>
@@ -16174,7 +15989,7 @@
         </w:tc>
         <w:tc>
           <w:tcPr>
-            <w:tcW w:w="2251" w:type="dxa"/>
+            <w:tcW w:w="2250" w:type="dxa"/>
             <w:tcBorders>
               <w:top w:val="single" w:sz="4" w:space="0" w:color="9CA3AF"/>
               <w:left w:val="single" w:sz="4" w:space="0" w:color="9CA3AF"/>
@@ -16273,12 +16088,10 @@
         </w:tc>
       </w:tr>
       <w:tr>
-        <w:trPr>
-          <w:cantSplit w:val="true"/>
-        </w:trPr>
-        <w:tc>
-          <w:tcPr>
-            <w:tcW w:w="898" w:type="dxa"/>
+        <w:trPr/>
+        <w:tc>
+          <w:tcPr>
+            <w:tcW w:w="899" w:type="dxa"/>
             <w:tcBorders>
               <w:top w:val="single" w:sz="4" w:space="0" w:color="9CA3AF"/>
               <w:left w:val="single" w:sz="4" w:space="0" w:color="9CA3AF"/>
@@ -16311,7 +16124,7 @@
         </w:tc>
         <w:tc>
           <w:tcPr>
-            <w:tcW w:w="2251" w:type="dxa"/>
+            <w:tcW w:w="2250" w:type="dxa"/>
             <w:tcBorders>
               <w:top w:val="single" w:sz="4" w:space="0" w:color="9CA3AF"/>
               <w:left w:val="single" w:sz="4" w:space="0" w:color="9CA3AF"/>
@@ -16410,12 +16223,10 @@
         </w:tc>
       </w:tr>
       <w:tr>
-        <w:trPr>
-          <w:cantSplit w:val="true"/>
-        </w:trPr>
-        <w:tc>
-          <w:tcPr>
-            <w:tcW w:w="898" w:type="dxa"/>
+        <w:trPr/>
+        <w:tc>
+          <w:tcPr>
+            <w:tcW w:w="899" w:type="dxa"/>
             <w:tcBorders>
               <w:top w:val="single" w:sz="4" w:space="0" w:color="9CA3AF"/>
               <w:left w:val="single" w:sz="4" w:space="0" w:color="9CA3AF"/>
@@ -16448,7 +16259,7 @@
         </w:tc>
         <w:tc>
           <w:tcPr>
-            <w:tcW w:w="2251" w:type="dxa"/>
+            <w:tcW w:w="2250" w:type="dxa"/>
             <w:tcBorders>
               <w:top w:val="single" w:sz="4" w:space="0" w:color="9CA3AF"/>
               <w:left w:val="single" w:sz="4" w:space="0" w:color="9CA3AF"/>
@@ -16547,12 +16358,10 @@
         </w:tc>
       </w:tr>
       <w:tr>
-        <w:trPr>
-          <w:cantSplit w:val="true"/>
-        </w:trPr>
-        <w:tc>
-          <w:tcPr>
-            <w:tcW w:w="898" w:type="dxa"/>
+        <w:trPr/>
+        <w:tc>
+          <w:tcPr>
+            <w:tcW w:w="899" w:type="dxa"/>
             <w:tcBorders>
               <w:top w:val="single" w:sz="4" w:space="0" w:color="9CA3AF"/>
               <w:left w:val="single" w:sz="4" w:space="0" w:color="9CA3AF"/>
@@ -16585,7 +16394,7 @@
         </w:tc>
         <w:tc>
           <w:tcPr>
-            <w:tcW w:w="2251" w:type="dxa"/>
+            <w:tcW w:w="2250" w:type="dxa"/>
             <w:tcBorders>
               <w:top w:val="single" w:sz="4" w:space="0" w:color="9CA3AF"/>
               <w:left w:val="single" w:sz="4" w:space="0" w:color="9CA3AF"/>
@@ -16702,12 +16511,10 @@
         </w:tc>
       </w:tr>
       <w:tr>
-        <w:trPr>
-          <w:cantSplit w:val="true"/>
-        </w:trPr>
-        <w:tc>
-          <w:tcPr>
-            <w:tcW w:w="898" w:type="dxa"/>
+        <w:trPr/>
+        <w:tc>
+          <w:tcPr>
+            <w:tcW w:w="899" w:type="dxa"/>
             <w:tcBorders>
               <w:top w:val="single" w:sz="4" w:space="0" w:color="9CA3AF"/>
               <w:left w:val="single" w:sz="4" w:space="0" w:color="9CA3AF"/>
@@ -16740,7 +16547,7 @@
         </w:tc>
         <w:tc>
           <w:tcPr>
-            <w:tcW w:w="2251" w:type="dxa"/>
+            <w:tcW w:w="2250" w:type="dxa"/>
             <w:tcBorders>
               <w:top w:val="single" w:sz="4" w:space="0" w:color="9CA3AF"/>
               <w:left w:val="single" w:sz="4" w:space="0" w:color="9CA3AF"/>
@@ -16839,12 +16646,10 @@
         </w:tc>
       </w:tr>
       <w:tr>
-        <w:trPr>
-          <w:cantSplit w:val="true"/>
-        </w:trPr>
-        <w:tc>
-          <w:tcPr>
-            <w:tcW w:w="898" w:type="dxa"/>
+        <w:trPr/>
+        <w:tc>
+          <w:tcPr>
+            <w:tcW w:w="899" w:type="dxa"/>
             <w:tcBorders>
               <w:top w:val="single" w:sz="4" w:space="0" w:color="9CA3AF"/>
               <w:left w:val="single" w:sz="4" w:space="0" w:color="9CA3AF"/>
@@ -16877,7 +16682,7 @@
         </w:tc>
         <w:tc>
           <w:tcPr>
-            <w:tcW w:w="2251" w:type="dxa"/>
+            <w:tcW w:w="2250" w:type="dxa"/>
             <w:tcBorders>
               <w:top w:val="single" w:sz="4" w:space="0" w:color="9CA3AF"/>
               <w:left w:val="single" w:sz="4" w:space="0" w:color="9CA3AF"/>
@@ -16985,12 +16790,10 @@
         </w:tc>
       </w:tr>
       <w:tr>
-        <w:trPr>
-          <w:cantSplit w:val="true"/>
-        </w:trPr>
-        <w:tc>
-          <w:tcPr>
-            <w:tcW w:w="898" w:type="dxa"/>
+        <w:trPr/>
+        <w:tc>
+          <w:tcPr>
+            <w:tcW w:w="899" w:type="dxa"/>
             <w:tcBorders>
               <w:top w:val="single" w:sz="4" w:space="0" w:color="9CA3AF"/>
               <w:left w:val="single" w:sz="4" w:space="0" w:color="9CA3AF"/>
@@ -17023,7 +16826,7 @@
         </w:tc>
         <w:tc>
           <w:tcPr>
-            <w:tcW w:w="2251" w:type="dxa"/>
+            <w:tcW w:w="2250" w:type="dxa"/>
             <w:tcBorders>
               <w:top w:val="single" w:sz="4" w:space="0" w:color="9CA3AF"/>
               <w:left w:val="single" w:sz="4" w:space="0" w:color="9CA3AF"/>
@@ -17131,12 +16934,10 @@
         </w:tc>
       </w:tr>
       <w:tr>
-        <w:trPr>
-          <w:cantSplit w:val="true"/>
-        </w:trPr>
-        <w:tc>
-          <w:tcPr>
-            <w:tcW w:w="898" w:type="dxa"/>
+        <w:trPr/>
+        <w:tc>
+          <w:tcPr>
+            <w:tcW w:w="899" w:type="dxa"/>
             <w:tcBorders>
               <w:top w:val="single" w:sz="4" w:space="0" w:color="9CA3AF"/>
               <w:left w:val="single" w:sz="4" w:space="0" w:color="9CA3AF"/>
@@ -17169,7 +16970,7 @@
         </w:tc>
         <w:tc>
           <w:tcPr>
-            <w:tcW w:w="2251" w:type="dxa"/>
+            <w:tcW w:w="2250" w:type="dxa"/>
             <w:tcBorders>
               <w:top w:val="single" w:sz="4" w:space="0" w:color="9CA3AF"/>
               <w:left w:val="single" w:sz="4" w:space="0" w:color="9CA3AF"/>
@@ -17277,12 +17078,10 @@
         </w:tc>
       </w:tr>
       <w:tr>
-        <w:trPr>
-          <w:cantSplit w:val="true"/>
-        </w:trPr>
-        <w:tc>
-          <w:tcPr>
-            <w:tcW w:w="898" w:type="dxa"/>
+        <w:trPr/>
+        <w:tc>
+          <w:tcPr>
+            <w:tcW w:w="899" w:type="dxa"/>
             <w:tcBorders>
               <w:top w:val="single" w:sz="4" w:space="0" w:color="9CA3AF"/>
               <w:left w:val="single" w:sz="4" w:space="0" w:color="9CA3AF"/>
@@ -17315,7 +17114,7 @@
         </w:tc>
         <w:tc>
           <w:tcPr>
-            <w:tcW w:w="2251" w:type="dxa"/>
+            <w:tcW w:w="2250" w:type="dxa"/>
             <w:tcBorders>
               <w:top w:val="single" w:sz="4" w:space="0" w:color="9CA3AF"/>
               <w:left w:val="single" w:sz="4" w:space="0" w:color="9CA3AF"/>
@@ -17423,12 +17222,10 @@
         </w:tc>
       </w:tr>
       <w:tr>
-        <w:trPr>
-          <w:cantSplit w:val="true"/>
-        </w:trPr>
-        <w:tc>
-          <w:tcPr>
-            <w:tcW w:w="898" w:type="dxa"/>
+        <w:trPr/>
+        <w:tc>
+          <w:tcPr>
+            <w:tcW w:w="899" w:type="dxa"/>
             <w:tcBorders>
               <w:top w:val="single" w:sz="4" w:space="0" w:color="9CA3AF"/>
               <w:left w:val="single" w:sz="4" w:space="0" w:color="9CA3AF"/>
@@ -17461,7 +17258,7 @@
         </w:tc>
         <w:tc>
           <w:tcPr>
-            <w:tcW w:w="2251" w:type="dxa"/>
+            <w:tcW w:w="2250" w:type="dxa"/>
             <w:tcBorders>
               <w:top w:val="single" w:sz="4" w:space="0" w:color="9CA3AF"/>
               <w:left w:val="single" w:sz="4" w:space="0" w:color="9CA3AF"/>
@@ -17569,12 +17366,10 @@
         </w:tc>
       </w:tr>
       <w:tr>
-        <w:trPr>
-          <w:cantSplit w:val="true"/>
-        </w:trPr>
-        <w:tc>
-          <w:tcPr>
-            <w:tcW w:w="898" w:type="dxa"/>
+        <w:trPr/>
+        <w:tc>
+          <w:tcPr>
+            <w:tcW w:w="899" w:type="dxa"/>
             <w:tcBorders>
               <w:top w:val="single" w:sz="4" w:space="0" w:color="9CA3AF"/>
               <w:left w:val="single" w:sz="4" w:space="0" w:color="9CA3AF"/>
@@ -17607,7 +17402,7 @@
         </w:tc>
         <w:tc>
           <w:tcPr>
-            <w:tcW w:w="2251" w:type="dxa"/>
+            <w:tcW w:w="2250" w:type="dxa"/>
             <w:tcBorders>
               <w:top w:val="single" w:sz="4" w:space="0" w:color="9CA3AF"/>
               <w:left w:val="single" w:sz="4" w:space="0" w:color="9CA3AF"/>
@@ -17715,12 +17510,10 @@
         </w:tc>
       </w:tr>
       <w:tr>
-        <w:trPr>
-          <w:cantSplit w:val="true"/>
-        </w:trPr>
-        <w:tc>
-          <w:tcPr>
-            <w:tcW w:w="898" w:type="dxa"/>
+        <w:trPr/>
+        <w:tc>
+          <w:tcPr>
+            <w:tcW w:w="899" w:type="dxa"/>
             <w:tcBorders>
               <w:top w:val="single" w:sz="4" w:space="0" w:color="9CA3AF"/>
               <w:left w:val="single" w:sz="4" w:space="0" w:color="9CA3AF"/>
@@ -17753,7 +17546,7 @@
         </w:tc>
         <w:tc>
           <w:tcPr>
-            <w:tcW w:w="2251" w:type="dxa"/>
+            <w:tcW w:w="2250" w:type="dxa"/>
             <w:tcBorders>
               <w:top w:val="single" w:sz="4" w:space="0" w:color="9CA3AF"/>
               <w:left w:val="single" w:sz="4" w:space="0" w:color="9CA3AF"/>
@@ -17852,12 +17645,10 @@
         </w:tc>
       </w:tr>
       <w:tr>
-        <w:trPr>
-          <w:cantSplit w:val="true"/>
-        </w:trPr>
-        <w:tc>
-          <w:tcPr>
-            <w:tcW w:w="898" w:type="dxa"/>
+        <w:trPr/>
+        <w:tc>
+          <w:tcPr>
+            <w:tcW w:w="899" w:type="dxa"/>
             <w:tcBorders>
               <w:top w:val="single" w:sz="4" w:space="0" w:color="9CA3AF"/>
               <w:left w:val="single" w:sz="4" w:space="0" w:color="9CA3AF"/>
@@ -17890,7 +17681,7 @@
         </w:tc>
         <w:tc>
           <w:tcPr>
-            <w:tcW w:w="2251" w:type="dxa"/>
+            <w:tcW w:w="2250" w:type="dxa"/>
             <w:tcBorders>
               <w:top w:val="single" w:sz="4" w:space="0" w:color="9CA3AF"/>
               <w:left w:val="single" w:sz="4" w:space="0" w:color="9CA3AF"/>
@@ -17989,12 +17780,10 @@
         </w:tc>
       </w:tr>
       <w:tr>
-        <w:trPr>
-          <w:cantSplit w:val="true"/>
-        </w:trPr>
-        <w:tc>
-          <w:tcPr>
-            <w:tcW w:w="898" w:type="dxa"/>
+        <w:trPr/>
+        <w:tc>
+          <w:tcPr>
+            <w:tcW w:w="899" w:type="dxa"/>
             <w:tcBorders>
               <w:top w:val="single" w:sz="4" w:space="0" w:color="9CA3AF"/>
               <w:left w:val="single" w:sz="4" w:space="0" w:color="9CA3AF"/>
@@ -18027,7 +17816,7 @@
         </w:tc>
         <w:tc>
           <w:tcPr>
-            <w:tcW w:w="2251" w:type="dxa"/>
+            <w:tcW w:w="2250" w:type="dxa"/>
             <w:tcBorders>
               <w:top w:val="single" w:sz="4" w:space="0" w:color="9CA3AF"/>
               <w:left w:val="single" w:sz="4" w:space="0" w:color="9CA3AF"/>
@@ -18126,12 +17915,10 @@
         </w:tc>
       </w:tr>
       <w:tr>
-        <w:trPr>
-          <w:cantSplit w:val="true"/>
-        </w:trPr>
-        <w:tc>
-          <w:tcPr>
-            <w:tcW w:w="898" w:type="dxa"/>
+        <w:trPr/>
+        <w:tc>
+          <w:tcPr>
+            <w:tcW w:w="899" w:type="dxa"/>
             <w:tcBorders>
               <w:top w:val="single" w:sz="4" w:space="0" w:color="9CA3AF"/>
               <w:left w:val="single" w:sz="4" w:space="0" w:color="9CA3AF"/>
@@ -18164,7 +17951,7 @@
         </w:tc>
         <w:tc>
           <w:tcPr>
-            <w:tcW w:w="2251" w:type="dxa"/>
+            <w:tcW w:w="2250" w:type="dxa"/>
             <w:tcBorders>
               <w:top w:val="single" w:sz="4" w:space="0" w:color="9CA3AF"/>
               <w:left w:val="single" w:sz="4" w:space="0" w:color="9CA3AF"/>
@@ -18263,12 +18050,10 @@
         </w:tc>
       </w:tr>
       <w:tr>
-        <w:trPr>
-          <w:cantSplit w:val="true"/>
-        </w:trPr>
-        <w:tc>
-          <w:tcPr>
-            <w:tcW w:w="898" w:type="dxa"/>
+        <w:trPr/>
+        <w:tc>
+          <w:tcPr>
+            <w:tcW w:w="899" w:type="dxa"/>
             <w:tcBorders>
               <w:top w:val="single" w:sz="4" w:space="0" w:color="9CA3AF"/>
               <w:left w:val="single" w:sz="4" w:space="0" w:color="9CA3AF"/>
@@ -18301,7 +18086,7 @@
         </w:tc>
         <w:tc>
           <w:tcPr>
-            <w:tcW w:w="2251" w:type="dxa"/>
+            <w:tcW w:w="2250" w:type="dxa"/>
             <w:tcBorders>
               <w:top w:val="single" w:sz="4" w:space="0" w:color="9CA3AF"/>
               <w:left w:val="single" w:sz="4" w:space="0" w:color="9CA3AF"/>
@@ -18400,12 +18185,10 @@
         </w:tc>
       </w:tr>
       <w:tr>
-        <w:trPr>
-          <w:cantSplit w:val="true"/>
-        </w:trPr>
-        <w:tc>
-          <w:tcPr>
-            <w:tcW w:w="898" w:type="dxa"/>
+        <w:trPr/>
+        <w:tc>
+          <w:tcPr>
+            <w:tcW w:w="899" w:type="dxa"/>
             <w:tcBorders>
               <w:top w:val="single" w:sz="4" w:space="0" w:color="9CA3AF"/>
               <w:left w:val="single" w:sz="4" w:space="0" w:color="9CA3AF"/>
@@ -18438,7 +18221,7 @@
         </w:tc>
         <w:tc>
           <w:tcPr>
-            <w:tcW w:w="2251" w:type="dxa"/>
+            <w:tcW w:w="2250" w:type="dxa"/>
             <w:tcBorders>
               <w:top w:val="single" w:sz="4" w:space="0" w:color="9CA3AF"/>
               <w:left w:val="single" w:sz="4" w:space="0" w:color="9CA3AF"/>
@@ -18537,12 +18320,10 @@
         </w:tc>
       </w:tr>
       <w:tr>
-        <w:trPr>
-          <w:cantSplit w:val="true"/>
-        </w:trPr>
-        <w:tc>
-          <w:tcPr>
-            <w:tcW w:w="898" w:type="dxa"/>
+        <w:trPr/>
+        <w:tc>
+          <w:tcPr>
+            <w:tcW w:w="899" w:type="dxa"/>
             <w:tcBorders>
               <w:top w:val="single" w:sz="4" w:space="0" w:color="9CA3AF"/>
               <w:left w:val="single" w:sz="4" w:space="0" w:color="9CA3AF"/>
@@ -18575,7 +18356,7 @@
         </w:tc>
         <w:tc>
           <w:tcPr>
-            <w:tcW w:w="2251" w:type="dxa"/>
+            <w:tcW w:w="2250" w:type="dxa"/>
             <w:tcBorders>
               <w:top w:val="single" w:sz="4" w:space="0" w:color="9CA3AF"/>
               <w:left w:val="single" w:sz="4" w:space="0" w:color="9CA3AF"/>
@@ -18674,12 +18455,10 @@
         </w:tc>
       </w:tr>
       <w:tr>
-        <w:trPr>
-          <w:cantSplit w:val="true"/>
-        </w:trPr>
-        <w:tc>
-          <w:tcPr>
-            <w:tcW w:w="898" w:type="dxa"/>
+        <w:trPr/>
+        <w:tc>
+          <w:tcPr>
+            <w:tcW w:w="899" w:type="dxa"/>
             <w:tcBorders>
               <w:top w:val="single" w:sz="4" w:space="0" w:color="9CA3AF"/>
               <w:left w:val="single" w:sz="4" w:space="0" w:color="9CA3AF"/>
@@ -18712,7 +18491,7 @@
         </w:tc>
         <w:tc>
           <w:tcPr>
-            <w:tcW w:w="2251" w:type="dxa"/>
+            <w:tcW w:w="2250" w:type="dxa"/>
             <w:tcBorders>
               <w:top w:val="single" w:sz="4" w:space="0" w:color="9CA3AF"/>
               <w:left w:val="single" w:sz="4" w:space="0" w:color="9CA3AF"/>
@@ -18811,12 +18590,10 @@
         </w:tc>
       </w:tr>
       <w:tr>
-        <w:trPr>
-          <w:cantSplit w:val="true"/>
-        </w:trPr>
-        <w:tc>
-          <w:tcPr>
-            <w:tcW w:w="898" w:type="dxa"/>
+        <w:trPr/>
+        <w:tc>
+          <w:tcPr>
+            <w:tcW w:w="899" w:type="dxa"/>
             <w:tcBorders>
               <w:top w:val="single" w:sz="4" w:space="0" w:color="9CA3AF"/>
               <w:left w:val="single" w:sz="4" w:space="0" w:color="9CA3AF"/>
@@ -18849,7 +18626,7 @@
         </w:tc>
         <w:tc>
           <w:tcPr>
-            <w:tcW w:w="2251" w:type="dxa"/>
+            <w:tcW w:w="2250" w:type="dxa"/>
             <w:tcBorders>
               <w:top w:val="single" w:sz="4" w:space="0" w:color="9CA3AF"/>
               <w:left w:val="single" w:sz="4" w:space="0" w:color="9CA3AF"/>
@@ -18948,12 +18725,10 @@
         </w:tc>
       </w:tr>
       <w:tr>
-        <w:trPr>
-          <w:cantSplit w:val="true"/>
-        </w:trPr>
-        <w:tc>
-          <w:tcPr>
-            <w:tcW w:w="898" w:type="dxa"/>
+        <w:trPr/>
+        <w:tc>
+          <w:tcPr>
+            <w:tcW w:w="899" w:type="dxa"/>
             <w:tcBorders>
               <w:top w:val="single" w:sz="4" w:space="0" w:color="9CA3AF"/>
               <w:left w:val="single" w:sz="4" w:space="0" w:color="9CA3AF"/>
@@ -18986,7 +18761,7 @@
         </w:tc>
         <w:tc>
           <w:tcPr>
-            <w:tcW w:w="2251" w:type="dxa"/>
+            <w:tcW w:w="2250" w:type="dxa"/>
             <w:tcBorders>
               <w:top w:val="single" w:sz="4" w:space="0" w:color="9CA3AF"/>
               <w:left w:val="single" w:sz="4" w:space="0" w:color="9CA3AF"/>
@@ -19103,12 +18878,10 @@
         </w:tc>
       </w:tr>
       <w:tr>
-        <w:trPr>
-          <w:cantSplit w:val="true"/>
-        </w:trPr>
-        <w:tc>
-          <w:tcPr>
-            <w:tcW w:w="898" w:type="dxa"/>
+        <w:trPr/>
+        <w:tc>
+          <w:tcPr>
+            <w:tcW w:w="899" w:type="dxa"/>
             <w:tcBorders>
               <w:top w:val="single" w:sz="4" w:space="0" w:color="9CA3AF"/>
               <w:left w:val="single" w:sz="4" w:space="0" w:color="9CA3AF"/>
@@ -19141,7 +18914,7 @@
         </w:tc>
         <w:tc>
           <w:tcPr>
-            <w:tcW w:w="2251" w:type="dxa"/>
+            <w:tcW w:w="2250" w:type="dxa"/>
             <w:tcBorders>
               <w:top w:val="single" w:sz="4" w:space="0" w:color="9CA3AF"/>
               <w:left w:val="single" w:sz="4" w:space="0" w:color="9CA3AF"/>
@@ -19258,12 +19031,10 @@
         </w:tc>
       </w:tr>
       <w:tr>
-        <w:trPr>
-          <w:cantSplit w:val="true"/>
-        </w:trPr>
-        <w:tc>
-          <w:tcPr>
-            <w:tcW w:w="898" w:type="dxa"/>
+        <w:trPr/>
+        <w:tc>
+          <w:tcPr>
+            <w:tcW w:w="899" w:type="dxa"/>
             <w:tcBorders>
               <w:top w:val="single" w:sz="4" w:space="0" w:color="9CA3AF"/>
               <w:left w:val="single" w:sz="4" w:space="0" w:color="9CA3AF"/>
@@ -19296,7 +19067,7 @@
         </w:tc>
         <w:tc>
           <w:tcPr>
-            <w:tcW w:w="2251" w:type="dxa"/>
+            <w:tcW w:w="2250" w:type="dxa"/>
             <w:tcBorders>
               <w:top w:val="single" w:sz="4" w:space="0" w:color="9CA3AF"/>
               <w:left w:val="single" w:sz="4" w:space="0" w:color="9CA3AF"/>
@@ -19431,12 +19202,10 @@
         </w:tc>
       </w:tr>
       <w:tr>
-        <w:trPr>
-          <w:cantSplit w:val="true"/>
-        </w:trPr>
-        <w:tc>
-          <w:tcPr>
-            <w:tcW w:w="898" w:type="dxa"/>
+        <w:trPr/>
+        <w:tc>
+          <w:tcPr>
+            <w:tcW w:w="899" w:type="dxa"/>
             <w:tcBorders>
               <w:top w:val="single" w:sz="4" w:space="0" w:color="9CA3AF"/>
               <w:left w:val="single" w:sz="4" w:space="0" w:color="9CA3AF"/>
@@ -19469,7 +19238,7 @@
         </w:tc>
         <w:tc>
           <w:tcPr>
-            <w:tcW w:w="2251" w:type="dxa"/>
+            <w:tcW w:w="2250" w:type="dxa"/>
             <w:tcBorders>
               <w:top w:val="single" w:sz="4" w:space="0" w:color="9CA3AF"/>
               <w:left w:val="single" w:sz="4" w:space="0" w:color="9CA3AF"/>
@@ -19586,12 +19355,10 @@
         </w:tc>
       </w:tr>
       <w:tr>
-        <w:trPr>
-          <w:cantSplit w:val="true"/>
-        </w:trPr>
-        <w:tc>
-          <w:tcPr>
-            <w:tcW w:w="898" w:type="dxa"/>
+        <w:trPr/>
+        <w:tc>
+          <w:tcPr>
+            <w:tcW w:w="899" w:type="dxa"/>
             <w:tcBorders>
               <w:top w:val="single" w:sz="4" w:space="0" w:color="9CA3AF"/>
               <w:left w:val="single" w:sz="4" w:space="0" w:color="9CA3AF"/>
@@ -19624,7 +19391,7 @@
         </w:tc>
         <w:tc>
           <w:tcPr>
-            <w:tcW w:w="2251" w:type="dxa"/>
+            <w:tcW w:w="2250" w:type="dxa"/>
             <w:tcBorders>
               <w:top w:val="single" w:sz="4" w:space="0" w:color="9CA3AF"/>
               <w:left w:val="single" w:sz="4" w:space="0" w:color="9CA3AF"/>
@@ -19741,12 +19508,10 @@
         </w:tc>
       </w:tr>
       <w:tr>
-        <w:trPr>
-          <w:cantSplit w:val="true"/>
-        </w:trPr>
-        <w:tc>
-          <w:tcPr>
-            <w:tcW w:w="898" w:type="dxa"/>
+        <w:trPr/>
+        <w:tc>
+          <w:tcPr>
+            <w:tcW w:w="899" w:type="dxa"/>
             <w:tcBorders>
               <w:top w:val="single" w:sz="4" w:space="0" w:color="9CA3AF"/>
               <w:left w:val="single" w:sz="4" w:space="0" w:color="9CA3AF"/>
@@ -19779,7 +19544,7 @@
         </w:tc>
         <w:tc>
           <w:tcPr>
-            <w:tcW w:w="2251" w:type="dxa"/>
+            <w:tcW w:w="2250" w:type="dxa"/>
             <w:tcBorders>
               <w:top w:val="single" w:sz="4" w:space="0" w:color="9CA3AF"/>
               <w:left w:val="single" w:sz="4" w:space="0" w:color="9CA3AF"/>
@@ -19878,12 +19643,10 @@
         </w:tc>
       </w:tr>
       <w:tr>
-        <w:trPr>
-          <w:cantSplit w:val="true"/>
-        </w:trPr>
-        <w:tc>
-          <w:tcPr>
-            <w:tcW w:w="898" w:type="dxa"/>
+        <w:trPr/>
+        <w:tc>
+          <w:tcPr>
+            <w:tcW w:w="899" w:type="dxa"/>
             <w:tcBorders>
               <w:top w:val="single" w:sz="4" w:space="0" w:color="9CA3AF"/>
               <w:left w:val="single" w:sz="4" w:space="0" w:color="9CA3AF"/>
@@ -19916,7 +19679,7 @@
         </w:tc>
         <w:tc>
           <w:tcPr>
-            <w:tcW w:w="2251" w:type="dxa"/>
+            <w:tcW w:w="2250" w:type="dxa"/>
             <w:tcBorders>
               <w:top w:val="single" w:sz="4" w:space="0" w:color="9CA3AF"/>
               <w:left w:val="single" w:sz="4" w:space="0" w:color="9CA3AF"/>
@@ -20033,12 +19796,10 @@
         </w:tc>
       </w:tr>
       <w:tr>
-        <w:trPr>
-          <w:cantSplit w:val="true"/>
-        </w:trPr>
-        <w:tc>
-          <w:tcPr>
-            <w:tcW w:w="898" w:type="dxa"/>
+        <w:trPr/>
+        <w:tc>
+          <w:tcPr>
+            <w:tcW w:w="899" w:type="dxa"/>
             <w:tcBorders>
               <w:top w:val="single" w:sz="4" w:space="0" w:color="9CA3AF"/>
               <w:left w:val="single" w:sz="4" w:space="0" w:color="9CA3AF"/>
@@ -20071,7 +19832,7 @@
         </w:tc>
         <w:tc>
           <w:tcPr>
-            <w:tcW w:w="2251" w:type="dxa"/>
+            <w:tcW w:w="2250" w:type="dxa"/>
             <w:tcBorders>
               <w:top w:val="single" w:sz="4" w:space="0" w:color="9CA3AF"/>
               <w:left w:val="single" w:sz="4" w:space="0" w:color="9CA3AF"/>
@@ -20197,12 +19958,10 @@
         </w:tc>
       </w:tr>
       <w:tr>
-        <w:trPr>
-          <w:cantSplit w:val="true"/>
-        </w:trPr>
-        <w:tc>
-          <w:tcPr>
-            <w:tcW w:w="898" w:type="dxa"/>
+        <w:trPr/>
+        <w:tc>
+          <w:tcPr>
+            <w:tcW w:w="899" w:type="dxa"/>
             <w:tcBorders>
               <w:top w:val="single" w:sz="4" w:space="0" w:color="9CA3AF"/>
               <w:left w:val="single" w:sz="4" w:space="0" w:color="9CA3AF"/>
@@ -20235,7 +19994,7 @@
         </w:tc>
         <w:tc>
           <w:tcPr>
-            <w:tcW w:w="2251" w:type="dxa"/>
+            <w:tcW w:w="2250" w:type="dxa"/>
             <w:tcBorders>
               <w:top w:val="single" w:sz="4" w:space="0" w:color="9CA3AF"/>
               <w:left w:val="single" w:sz="4" w:space="0" w:color="9CA3AF"/>
@@ -20334,12 +20093,10 @@
         </w:tc>
       </w:tr>
       <w:tr>
-        <w:trPr>
-          <w:cantSplit w:val="true"/>
-        </w:trPr>
-        <w:tc>
-          <w:tcPr>
-            <w:tcW w:w="898" w:type="dxa"/>
+        <w:trPr/>
+        <w:tc>
+          <w:tcPr>
+            <w:tcW w:w="899" w:type="dxa"/>
             <w:tcBorders>
               <w:top w:val="single" w:sz="4" w:space="0" w:color="9CA3AF"/>
               <w:left w:val="single" w:sz="4" w:space="0" w:color="9CA3AF"/>
@@ -20372,7 +20129,7 @@
         </w:tc>
         <w:tc>
           <w:tcPr>
-            <w:tcW w:w="2251" w:type="dxa"/>
+            <w:tcW w:w="2250" w:type="dxa"/>
             <w:tcBorders>
               <w:top w:val="single" w:sz="4" w:space="0" w:color="9CA3AF"/>
               <w:left w:val="single" w:sz="4" w:space="0" w:color="9CA3AF"/>
@@ -20480,12 +20237,10 @@
         </w:tc>
       </w:tr>
       <w:tr>
-        <w:trPr>
-          <w:cantSplit w:val="true"/>
-        </w:trPr>
-        <w:tc>
-          <w:tcPr>
-            <w:tcW w:w="898" w:type="dxa"/>
+        <w:trPr/>
+        <w:tc>
+          <w:tcPr>
+            <w:tcW w:w="899" w:type="dxa"/>
             <w:tcBorders>
               <w:top w:val="single" w:sz="4" w:space="0" w:color="9CA3AF"/>
               <w:left w:val="single" w:sz="4" w:space="0" w:color="9CA3AF"/>
@@ -20518,7 +20273,7 @@
         </w:tc>
         <w:tc>
           <w:tcPr>
-            <w:tcW w:w="2251" w:type="dxa"/>
+            <w:tcW w:w="2250" w:type="dxa"/>
             <w:tcBorders>
               <w:top w:val="single" w:sz="4" w:space="0" w:color="9CA3AF"/>
               <w:left w:val="single" w:sz="4" w:space="0" w:color="9CA3AF"/>
@@ -20617,12 +20372,10 @@
         </w:tc>
       </w:tr>
       <w:tr>
-        <w:trPr>
-          <w:cantSplit w:val="true"/>
-        </w:trPr>
-        <w:tc>
-          <w:tcPr>
-            <w:tcW w:w="898" w:type="dxa"/>
+        <w:trPr/>
+        <w:tc>
+          <w:tcPr>
+            <w:tcW w:w="899" w:type="dxa"/>
             <w:tcBorders>
               <w:top w:val="single" w:sz="4" w:space="0" w:color="9CA3AF"/>
               <w:left w:val="single" w:sz="4" w:space="0" w:color="9CA3AF"/>
@@ -20655,7 +20408,7 @@
         </w:tc>
         <w:tc>
           <w:tcPr>
-            <w:tcW w:w="2251" w:type="dxa"/>
+            <w:tcW w:w="2250" w:type="dxa"/>
             <w:tcBorders>
               <w:top w:val="single" w:sz="4" w:space="0" w:color="9CA3AF"/>
               <w:left w:val="single" w:sz="4" w:space="0" w:color="9CA3AF"/>
@@ -20754,12 +20507,10 @@
         </w:tc>
       </w:tr>
       <w:tr>
-        <w:trPr>
-          <w:cantSplit w:val="true"/>
-        </w:trPr>
-        <w:tc>
-          <w:tcPr>
-            <w:tcW w:w="898" w:type="dxa"/>
+        <w:trPr/>
+        <w:tc>
+          <w:tcPr>
+            <w:tcW w:w="899" w:type="dxa"/>
             <w:tcBorders>
               <w:top w:val="single" w:sz="4" w:space="0" w:color="9CA3AF"/>
               <w:left w:val="single" w:sz="4" w:space="0" w:color="9CA3AF"/>
@@ -20792,7 +20543,7 @@
         </w:tc>
         <w:tc>
           <w:tcPr>
-            <w:tcW w:w="2251" w:type="dxa"/>
+            <w:tcW w:w="2250" w:type="dxa"/>
             <w:tcBorders>
               <w:top w:val="single" w:sz="4" w:space="0" w:color="9CA3AF"/>
               <w:left w:val="single" w:sz="4" w:space="0" w:color="9CA3AF"/>
@@ -20891,12 +20642,10 @@
         </w:tc>
       </w:tr>
       <w:tr>
-        <w:trPr>
-          <w:cantSplit w:val="true"/>
-        </w:trPr>
-        <w:tc>
-          <w:tcPr>
-            <w:tcW w:w="898" w:type="dxa"/>
+        <w:trPr/>
+        <w:tc>
+          <w:tcPr>
+            <w:tcW w:w="899" w:type="dxa"/>
             <w:tcBorders>
               <w:top w:val="single" w:sz="4" w:space="0" w:color="9CA3AF"/>
               <w:left w:val="single" w:sz="4" w:space="0" w:color="9CA3AF"/>
@@ -20929,7 +20678,7 @@
         </w:tc>
         <w:tc>
           <w:tcPr>
-            <w:tcW w:w="2251" w:type="dxa"/>
+            <w:tcW w:w="2250" w:type="dxa"/>
             <w:tcBorders>
               <w:top w:val="single" w:sz="4" w:space="0" w:color="9CA3AF"/>
               <w:left w:val="single" w:sz="4" w:space="0" w:color="9CA3AF"/>
@@ -21043,7 +20792,7 @@
         <w:pStyle w:val="Heading2"/>
         <w:rPr/>
       </w:pPr>
-      <w:bookmarkStart w:id="13" w:name="__RefHeading___Toc4335_3118246186"/>
+      <w:bookmarkStart w:id="13" w:name="__RefHeading___Toc15753_260505723"/>
       <w:bookmarkEnd w:id="13"/>
       <w:r>
         <w:rPr/>
@@ -21154,20 +20903,19 @@
         </w:tblCellMar>
       </w:tblPr>
       <w:tblGrid>
-        <w:gridCol w:w="898"/>
+        <w:gridCol w:w="899"/>
         <w:gridCol w:w="2700"/>
-        <w:gridCol w:w="2302"/>
-        <w:gridCol w:w="1598"/>
-        <w:gridCol w:w="1006"/>
+        <w:gridCol w:w="2301"/>
+        <w:gridCol w:w="1599"/>
+        <w:gridCol w:w="1005"/>
       </w:tblGrid>
       <w:tr>
         <w:trPr>
           <w:tblHeader w:val="true"/>
-          <w:cantSplit w:val="true"/>
         </w:trPr>
         <w:tc>
           <w:tcPr>
-            <w:tcW w:w="898" w:type="dxa"/>
+            <w:tcW w:w="899" w:type="dxa"/>
             <w:tcBorders>
               <w:top w:val="single" w:sz="4" w:space="0" w:color="9CA3AF"/>
               <w:left w:val="single" w:sz="4" w:space="0" w:color="9CA3AF"/>
@@ -21227,7 +20975,7 @@
         </w:tc>
         <w:tc>
           <w:tcPr>
-            <w:tcW w:w="2302" w:type="dxa"/>
+            <w:tcW w:w="2301" w:type="dxa"/>
             <w:tcBorders>
               <w:top w:val="single" w:sz="4" w:space="0" w:color="9CA3AF"/>
               <w:left w:val="single" w:sz="4" w:space="0" w:color="9CA3AF"/>
@@ -21257,7 +21005,7 @@
         </w:tc>
         <w:tc>
           <w:tcPr>
-            <w:tcW w:w="1598" w:type="dxa"/>
+            <w:tcW w:w="1599" w:type="dxa"/>
             <w:tcBorders>
               <w:top w:val="single" w:sz="4" w:space="0" w:color="9CA3AF"/>
               <w:left w:val="single" w:sz="4" w:space="0" w:color="9CA3AF"/>
@@ -21287,7 +21035,7 @@
         </w:tc>
         <w:tc>
           <w:tcPr>
-            <w:tcW w:w="1006" w:type="dxa"/>
+            <w:tcW w:w="1005" w:type="dxa"/>
             <w:tcBorders>
               <w:top w:val="single" w:sz="4" w:space="0" w:color="9CA3AF"/>
               <w:left w:val="single" w:sz="4" w:space="0" w:color="9CA3AF"/>
@@ -21317,12 +21065,10 @@
         </w:tc>
       </w:tr>
       <w:tr>
-        <w:trPr>
-          <w:cantSplit w:val="true"/>
-        </w:trPr>
-        <w:tc>
-          <w:tcPr>
-            <w:tcW w:w="898" w:type="dxa"/>
+        <w:trPr/>
+        <w:tc>
+          <w:tcPr>
+            <w:tcW w:w="899" w:type="dxa"/>
             <w:tcBorders>
               <w:top w:val="single" w:sz="4" w:space="0" w:color="9CA3AF"/>
               <w:left w:val="single" w:sz="4" w:space="0" w:color="9CA3AF"/>
@@ -21388,7 +21134,7 @@
         </w:tc>
         <w:tc>
           <w:tcPr>
-            <w:tcW w:w="2302" w:type="dxa"/>
+            <w:tcW w:w="2301" w:type="dxa"/>
             <w:tcBorders>
               <w:top w:val="single" w:sz="4" w:space="0" w:color="9CA3AF"/>
               <w:left w:val="single" w:sz="4" w:space="0" w:color="9CA3AF"/>
@@ -21421,7 +21167,7 @@
         </w:tc>
         <w:tc>
           <w:tcPr>
-            <w:tcW w:w="1598" w:type="dxa"/>
+            <w:tcW w:w="1599" w:type="dxa"/>
             <w:tcBorders>
               <w:top w:val="single" w:sz="4" w:space="0" w:color="9CA3AF"/>
               <w:left w:val="single" w:sz="4" w:space="0" w:color="9CA3AF"/>
@@ -21454,7 +21200,7 @@
         </w:tc>
         <w:tc>
           <w:tcPr>
-            <w:tcW w:w="1006" w:type="dxa"/>
+            <w:tcW w:w="1005" w:type="dxa"/>
             <w:tcBorders>
               <w:top w:val="single" w:sz="4" w:space="0" w:color="9CA3AF"/>
               <w:left w:val="single" w:sz="4" w:space="0" w:color="9CA3AF"/>
@@ -21487,12 +21233,10 @@
         </w:tc>
       </w:tr>
       <w:tr>
-        <w:trPr>
-          <w:cantSplit w:val="true"/>
-        </w:trPr>
-        <w:tc>
-          <w:tcPr>
-            <w:tcW w:w="898" w:type="dxa"/>
+        <w:trPr/>
+        <w:tc>
+          <w:tcPr>
+            <w:tcW w:w="899" w:type="dxa"/>
             <w:tcBorders>
               <w:top w:val="single" w:sz="4" w:space="0" w:color="9CA3AF"/>
               <w:left w:val="single" w:sz="4" w:space="0" w:color="9CA3AF"/>
@@ -21558,7 +21302,7 @@
         </w:tc>
         <w:tc>
           <w:tcPr>
-            <w:tcW w:w="2302" w:type="dxa"/>
+            <w:tcW w:w="2301" w:type="dxa"/>
             <w:tcBorders>
               <w:top w:val="single" w:sz="4" w:space="0" w:color="9CA3AF"/>
               <w:left w:val="single" w:sz="4" w:space="0" w:color="9CA3AF"/>
@@ -21600,7 +21344,7 @@
         </w:tc>
         <w:tc>
           <w:tcPr>
-            <w:tcW w:w="1598" w:type="dxa"/>
+            <w:tcW w:w="1599" w:type="dxa"/>
             <w:tcBorders>
               <w:top w:val="single" w:sz="4" w:space="0" w:color="9CA3AF"/>
               <w:left w:val="single" w:sz="4" w:space="0" w:color="9CA3AF"/>
@@ -21633,7 +21377,7 @@
         </w:tc>
         <w:tc>
           <w:tcPr>
-            <w:tcW w:w="1006" w:type="dxa"/>
+            <w:tcW w:w="1005" w:type="dxa"/>
             <w:tcBorders>
               <w:top w:val="single" w:sz="4" w:space="0" w:color="9CA3AF"/>
               <w:left w:val="single" w:sz="4" w:space="0" w:color="9CA3AF"/>
@@ -21666,12 +21410,10 @@
         </w:tc>
       </w:tr>
       <w:tr>
-        <w:trPr>
-          <w:cantSplit w:val="true"/>
-        </w:trPr>
-        <w:tc>
-          <w:tcPr>
-            <w:tcW w:w="898" w:type="dxa"/>
+        <w:trPr/>
+        <w:tc>
+          <w:tcPr>
+            <w:tcW w:w="899" w:type="dxa"/>
             <w:tcBorders>
               <w:top w:val="single" w:sz="4" w:space="0" w:color="9CA3AF"/>
               <w:left w:val="single" w:sz="4" w:space="0" w:color="9CA3AF"/>
@@ -21737,7 +21479,7 @@
         </w:tc>
         <w:tc>
           <w:tcPr>
-            <w:tcW w:w="2302" w:type="dxa"/>
+            <w:tcW w:w="2301" w:type="dxa"/>
             <w:tcBorders>
               <w:top w:val="single" w:sz="4" w:space="0" w:color="9CA3AF"/>
               <w:left w:val="single" w:sz="4" w:space="0" w:color="9CA3AF"/>
@@ -21779,7 +21521,7 @@
         </w:tc>
         <w:tc>
           <w:tcPr>
-            <w:tcW w:w="1598" w:type="dxa"/>
+            <w:tcW w:w="1599" w:type="dxa"/>
             <w:tcBorders>
               <w:top w:val="single" w:sz="4" w:space="0" w:color="9CA3AF"/>
               <w:left w:val="single" w:sz="4" w:space="0" w:color="9CA3AF"/>
@@ -21812,7 +21554,7 @@
         </w:tc>
         <w:tc>
           <w:tcPr>
-            <w:tcW w:w="1006" w:type="dxa"/>
+            <w:tcW w:w="1005" w:type="dxa"/>
             <w:tcBorders>
               <w:top w:val="single" w:sz="4" w:space="0" w:color="9CA3AF"/>
               <w:left w:val="single" w:sz="4" w:space="0" w:color="9CA3AF"/>
@@ -21845,12 +21587,10 @@
         </w:tc>
       </w:tr>
       <w:tr>
-        <w:trPr>
-          <w:cantSplit w:val="true"/>
-        </w:trPr>
-        <w:tc>
-          <w:tcPr>
-            <w:tcW w:w="898" w:type="dxa"/>
+        <w:trPr/>
+        <w:tc>
+          <w:tcPr>
+            <w:tcW w:w="899" w:type="dxa"/>
             <w:tcBorders>
               <w:top w:val="single" w:sz="4" w:space="0" w:color="9CA3AF"/>
               <w:left w:val="single" w:sz="4" w:space="0" w:color="9CA3AF"/>
@@ -21916,7 +21656,7 @@
         </w:tc>
         <w:tc>
           <w:tcPr>
-            <w:tcW w:w="2302" w:type="dxa"/>
+            <w:tcW w:w="2301" w:type="dxa"/>
             <w:tcBorders>
               <w:top w:val="single" w:sz="4" w:space="0" w:color="9CA3AF"/>
               <w:left w:val="single" w:sz="4" w:space="0" w:color="9CA3AF"/>
@@ -21976,7 +21716,7 @@
         </w:tc>
         <w:tc>
           <w:tcPr>
-            <w:tcW w:w="1598" w:type="dxa"/>
+            <w:tcW w:w="1599" w:type="dxa"/>
             <w:tcBorders>
               <w:top w:val="single" w:sz="4" w:space="0" w:color="9CA3AF"/>
               <w:left w:val="single" w:sz="4" w:space="0" w:color="9CA3AF"/>
@@ -22009,7 +21749,7 @@
         </w:tc>
         <w:tc>
           <w:tcPr>
-            <w:tcW w:w="1006" w:type="dxa"/>
+            <w:tcW w:w="1005" w:type="dxa"/>
             <w:tcBorders>
               <w:top w:val="single" w:sz="4" w:space="0" w:color="9CA3AF"/>
               <w:left w:val="single" w:sz="4" w:space="0" w:color="9CA3AF"/>
@@ -22042,12 +21782,10 @@
         </w:tc>
       </w:tr>
       <w:tr>
-        <w:trPr>
-          <w:cantSplit w:val="true"/>
-        </w:trPr>
-        <w:tc>
-          <w:tcPr>
-            <w:tcW w:w="898" w:type="dxa"/>
+        <w:trPr/>
+        <w:tc>
+          <w:tcPr>
+            <w:tcW w:w="899" w:type="dxa"/>
             <w:tcBorders>
               <w:top w:val="single" w:sz="4" w:space="0" w:color="9CA3AF"/>
               <w:left w:val="single" w:sz="4" w:space="0" w:color="9CA3AF"/>
@@ -22113,7 +21851,7 @@
         </w:tc>
         <w:tc>
           <w:tcPr>
-            <w:tcW w:w="2302" w:type="dxa"/>
+            <w:tcW w:w="2301" w:type="dxa"/>
             <w:tcBorders>
               <w:top w:val="single" w:sz="4" w:space="0" w:color="9CA3AF"/>
               <w:left w:val="single" w:sz="4" w:space="0" w:color="9CA3AF"/>
@@ -22146,7 +21884,7 @@
         </w:tc>
         <w:tc>
           <w:tcPr>
-            <w:tcW w:w="1598" w:type="dxa"/>
+            <w:tcW w:w="1599" w:type="dxa"/>
             <w:tcBorders>
               <w:top w:val="single" w:sz="4" w:space="0" w:color="9CA3AF"/>
               <w:left w:val="single" w:sz="4" w:space="0" w:color="9CA3AF"/>
@@ -22179,7 +21917,7 @@
         </w:tc>
         <w:tc>
           <w:tcPr>
-            <w:tcW w:w="1006" w:type="dxa"/>
+            <w:tcW w:w="1005" w:type="dxa"/>
             <w:tcBorders>
               <w:top w:val="single" w:sz="4" w:space="0" w:color="9CA3AF"/>
               <w:left w:val="single" w:sz="4" w:space="0" w:color="9CA3AF"/>
@@ -22212,12 +21950,10 @@
         </w:tc>
       </w:tr>
       <w:tr>
-        <w:trPr>
-          <w:cantSplit w:val="true"/>
-        </w:trPr>
-        <w:tc>
-          <w:tcPr>
-            <w:tcW w:w="898" w:type="dxa"/>
+        <w:trPr/>
+        <w:tc>
+          <w:tcPr>
+            <w:tcW w:w="899" w:type="dxa"/>
             <w:tcBorders>
               <w:top w:val="single" w:sz="4" w:space="0" w:color="9CA3AF"/>
               <w:left w:val="single" w:sz="4" w:space="0" w:color="9CA3AF"/>
@@ -22283,7 +22019,7 @@
         </w:tc>
         <w:tc>
           <w:tcPr>
-            <w:tcW w:w="2302" w:type="dxa"/>
+            <w:tcW w:w="2301" w:type="dxa"/>
             <w:tcBorders>
               <w:top w:val="single" w:sz="4" w:space="0" w:color="9CA3AF"/>
               <w:left w:val="single" w:sz="4" w:space="0" w:color="9CA3AF"/>
@@ -22334,7 +22070,7 @@
         </w:tc>
         <w:tc>
           <w:tcPr>
-            <w:tcW w:w="1598" w:type="dxa"/>
+            <w:tcW w:w="1599" w:type="dxa"/>
             <w:tcBorders>
               <w:top w:val="single" w:sz="4" w:space="0" w:color="9CA3AF"/>
               <w:left w:val="single" w:sz="4" w:space="0" w:color="9CA3AF"/>
@@ -22367,7 +22103,7 @@
         </w:tc>
         <w:tc>
           <w:tcPr>
-            <w:tcW w:w="1006" w:type="dxa"/>
+            <w:tcW w:w="1005" w:type="dxa"/>
             <w:tcBorders>
               <w:top w:val="single" w:sz="4" w:space="0" w:color="9CA3AF"/>
               <w:left w:val="single" w:sz="4" w:space="0" w:color="9CA3AF"/>
@@ -22400,12 +22136,10 @@
         </w:tc>
       </w:tr>
       <w:tr>
-        <w:trPr>
-          <w:cantSplit w:val="true"/>
-        </w:trPr>
-        <w:tc>
-          <w:tcPr>
-            <w:tcW w:w="898" w:type="dxa"/>
+        <w:trPr/>
+        <w:tc>
+          <w:tcPr>
+            <w:tcW w:w="899" w:type="dxa"/>
             <w:tcBorders>
               <w:top w:val="single" w:sz="4" w:space="0" w:color="9CA3AF"/>
               <w:left w:val="single" w:sz="4" w:space="0" w:color="9CA3AF"/>
@@ -22471,7 +22205,7 @@
         </w:tc>
         <w:tc>
           <w:tcPr>
-            <w:tcW w:w="2302" w:type="dxa"/>
+            <w:tcW w:w="2301" w:type="dxa"/>
             <w:tcBorders>
               <w:top w:val="single" w:sz="4" w:space="0" w:color="9CA3AF"/>
               <w:left w:val="single" w:sz="4" w:space="0" w:color="9CA3AF"/>
@@ -22531,7 +22265,7 @@
         </w:tc>
         <w:tc>
           <w:tcPr>
-            <w:tcW w:w="1598" w:type="dxa"/>
+            <w:tcW w:w="1599" w:type="dxa"/>
             <w:tcBorders>
               <w:top w:val="single" w:sz="4" w:space="0" w:color="9CA3AF"/>
               <w:left w:val="single" w:sz="4" w:space="0" w:color="9CA3AF"/>
@@ -22564,7 +22298,7 @@
         </w:tc>
         <w:tc>
           <w:tcPr>
-            <w:tcW w:w="1006" w:type="dxa"/>
+            <w:tcW w:w="1005" w:type="dxa"/>
             <w:tcBorders>
               <w:top w:val="single" w:sz="4" w:space="0" w:color="9CA3AF"/>
               <w:left w:val="single" w:sz="4" w:space="0" w:color="9CA3AF"/>
@@ -22597,12 +22331,10 @@
         </w:tc>
       </w:tr>
       <w:tr>
-        <w:trPr>
-          <w:cantSplit w:val="true"/>
-        </w:trPr>
-        <w:tc>
-          <w:tcPr>
-            <w:tcW w:w="898" w:type="dxa"/>
+        <w:trPr/>
+        <w:tc>
+          <w:tcPr>
+            <w:tcW w:w="899" w:type="dxa"/>
             <w:tcBorders>
               <w:top w:val="single" w:sz="4" w:space="0" w:color="9CA3AF"/>
               <w:left w:val="single" w:sz="4" w:space="0" w:color="9CA3AF"/>
@@ -22668,7 +22400,7 @@
         </w:tc>
         <w:tc>
           <w:tcPr>
-            <w:tcW w:w="2302" w:type="dxa"/>
+            <w:tcW w:w="2301" w:type="dxa"/>
             <w:tcBorders>
               <w:top w:val="single" w:sz="4" w:space="0" w:color="9CA3AF"/>
               <w:left w:val="single" w:sz="4" w:space="0" w:color="9CA3AF"/>
@@ -22710,7 +22442,7 @@
         </w:tc>
         <w:tc>
           <w:tcPr>
-            <w:tcW w:w="1598" w:type="dxa"/>
+            <w:tcW w:w="1599" w:type="dxa"/>
             <w:tcBorders>
               <w:top w:val="single" w:sz="4" w:space="0" w:color="9CA3AF"/>
               <w:left w:val="single" w:sz="4" w:space="0" w:color="9CA3AF"/>
@@ -22743,7 +22475,7 @@
         </w:tc>
         <w:tc>
           <w:tcPr>
-            <w:tcW w:w="1006" w:type="dxa"/>
+            <w:tcW w:w="1005" w:type="dxa"/>
             <w:tcBorders>
               <w:top w:val="single" w:sz="4" w:space="0" w:color="9CA3AF"/>
               <w:left w:val="single" w:sz="4" w:space="0" w:color="9CA3AF"/>
@@ -22776,12 +22508,10 @@
         </w:tc>
       </w:tr>
       <w:tr>
-        <w:trPr>
-          <w:cantSplit w:val="true"/>
-        </w:trPr>
-        <w:tc>
-          <w:tcPr>
-            <w:tcW w:w="898" w:type="dxa"/>
+        <w:trPr/>
+        <w:tc>
+          <w:tcPr>
+            <w:tcW w:w="899" w:type="dxa"/>
             <w:tcBorders>
               <w:top w:val="single" w:sz="4" w:space="0" w:color="9CA3AF"/>
               <w:left w:val="single" w:sz="4" w:space="0" w:color="9CA3AF"/>
@@ -22847,7 +22577,7 @@
         </w:tc>
         <w:tc>
           <w:tcPr>
-            <w:tcW w:w="2302" w:type="dxa"/>
+            <w:tcW w:w="2301" w:type="dxa"/>
             <w:tcBorders>
               <w:top w:val="single" w:sz="4" w:space="0" w:color="9CA3AF"/>
               <w:left w:val="single" w:sz="4" w:space="0" w:color="9CA3AF"/>
@@ -22916,7 +22646,7 @@
         </w:tc>
         <w:tc>
           <w:tcPr>
-            <w:tcW w:w="1598" w:type="dxa"/>
+            <w:tcW w:w="1599" w:type="dxa"/>
             <w:tcBorders>
               <w:top w:val="single" w:sz="4" w:space="0" w:color="9CA3AF"/>
               <w:left w:val="single" w:sz="4" w:space="0" w:color="9CA3AF"/>
@@ -22949,7 +22679,7 @@
         </w:tc>
         <w:tc>
           <w:tcPr>
-            <w:tcW w:w="1006" w:type="dxa"/>
+            <w:tcW w:w="1005" w:type="dxa"/>
             <w:tcBorders>
               <w:top w:val="single" w:sz="4" w:space="0" w:color="9CA3AF"/>
               <w:left w:val="single" w:sz="4" w:space="0" w:color="9CA3AF"/>
@@ -22982,12 +22712,10 @@
         </w:tc>
       </w:tr>
       <w:tr>
-        <w:trPr>
-          <w:cantSplit w:val="true"/>
-        </w:trPr>
-        <w:tc>
-          <w:tcPr>
-            <w:tcW w:w="898" w:type="dxa"/>
+        <w:trPr/>
+        <w:tc>
+          <w:tcPr>
+            <w:tcW w:w="899" w:type="dxa"/>
             <w:tcBorders>
               <w:top w:val="single" w:sz="4" w:space="0" w:color="9CA3AF"/>
               <w:left w:val="single" w:sz="4" w:space="0" w:color="9CA3AF"/>
@@ -23053,7 +22781,7 @@
         </w:tc>
         <w:tc>
           <w:tcPr>
-            <w:tcW w:w="2302" w:type="dxa"/>
+            <w:tcW w:w="2301" w:type="dxa"/>
             <w:tcBorders>
               <w:top w:val="single" w:sz="4" w:space="0" w:color="9CA3AF"/>
               <w:left w:val="single" w:sz="4" w:space="0" w:color="9CA3AF"/>
@@ -23086,7 +22814,7 @@
         </w:tc>
         <w:tc>
           <w:tcPr>
-            <w:tcW w:w="1598" w:type="dxa"/>
+            <w:tcW w:w="1599" w:type="dxa"/>
             <w:tcBorders>
               <w:top w:val="single" w:sz="4" w:space="0" w:color="9CA3AF"/>
               <w:left w:val="single" w:sz="4" w:space="0" w:color="9CA3AF"/>
@@ -23119,7 +22847,7 @@
         </w:tc>
         <w:tc>
           <w:tcPr>
-            <w:tcW w:w="1006" w:type="dxa"/>
+            <w:tcW w:w="1005" w:type="dxa"/>
             <w:tcBorders>
               <w:top w:val="single" w:sz="4" w:space="0" w:color="9CA3AF"/>
               <w:left w:val="single" w:sz="4" w:space="0" w:color="9CA3AF"/>
@@ -23152,12 +22880,10 @@
         </w:tc>
       </w:tr>
       <w:tr>
-        <w:trPr>
-          <w:cantSplit w:val="true"/>
-        </w:trPr>
-        <w:tc>
-          <w:tcPr>
-            <w:tcW w:w="898" w:type="dxa"/>
+        <w:trPr/>
+        <w:tc>
+          <w:tcPr>
+            <w:tcW w:w="899" w:type="dxa"/>
             <w:tcBorders>
               <w:top w:val="single" w:sz="4" w:space="0" w:color="9CA3AF"/>
               <w:left w:val="single" w:sz="4" w:space="0" w:color="9CA3AF"/>
@@ -23223,7 +22949,7 @@
         </w:tc>
         <w:tc>
           <w:tcPr>
-            <w:tcW w:w="2302" w:type="dxa"/>
+            <w:tcW w:w="2301" w:type="dxa"/>
             <w:tcBorders>
               <w:top w:val="single" w:sz="4" w:space="0" w:color="9CA3AF"/>
               <w:left w:val="single" w:sz="4" w:space="0" w:color="9CA3AF"/>
@@ -23256,7 +22982,7 @@
         </w:tc>
         <w:tc>
           <w:tcPr>
-            <w:tcW w:w="1598" w:type="dxa"/>
+            <w:tcW w:w="1599" w:type="dxa"/>
             <w:tcBorders>
               <w:top w:val="single" w:sz="4" w:space="0" w:color="9CA3AF"/>
               <w:left w:val="single" w:sz="4" w:space="0" w:color="9CA3AF"/>
@@ -23289,7 +23015,7 @@
         </w:tc>
         <w:tc>
           <w:tcPr>
-            <w:tcW w:w="1006" w:type="dxa"/>
+            <w:tcW w:w="1005" w:type="dxa"/>
             <w:tcBorders>
               <w:top w:val="single" w:sz="4" w:space="0" w:color="9CA3AF"/>
               <w:left w:val="single" w:sz="4" w:space="0" w:color="9CA3AF"/>
@@ -23322,12 +23048,10 @@
         </w:tc>
       </w:tr>
       <w:tr>
-        <w:trPr>
-          <w:cantSplit w:val="true"/>
-        </w:trPr>
-        <w:tc>
-          <w:tcPr>
-            <w:tcW w:w="898" w:type="dxa"/>
+        <w:trPr/>
+        <w:tc>
+          <w:tcPr>
+            <w:tcW w:w="899" w:type="dxa"/>
             <w:tcBorders>
               <w:top w:val="single" w:sz="4" w:space="0" w:color="9CA3AF"/>
               <w:left w:val="single" w:sz="4" w:space="0" w:color="9CA3AF"/>
@@ -23393,7 +23117,7 @@
         </w:tc>
         <w:tc>
           <w:tcPr>
-            <w:tcW w:w="2302" w:type="dxa"/>
+            <w:tcW w:w="2301" w:type="dxa"/>
             <w:tcBorders>
               <w:top w:val="single" w:sz="4" w:space="0" w:color="9CA3AF"/>
               <w:left w:val="single" w:sz="4" w:space="0" w:color="9CA3AF"/>
@@ -23426,7 +23150,7 @@
         </w:tc>
         <w:tc>
           <w:tcPr>
-            <w:tcW w:w="1598" w:type="dxa"/>
+            <w:tcW w:w="1599" w:type="dxa"/>
             <w:tcBorders>
               <w:top w:val="single" w:sz="4" w:space="0" w:color="9CA3AF"/>
               <w:left w:val="single" w:sz="4" w:space="0" w:color="9CA3AF"/>
@@ -23459,7 +23183,7 @@
         </w:tc>
         <w:tc>
           <w:tcPr>
-            <w:tcW w:w="1006" w:type="dxa"/>
+            <w:tcW w:w="1005" w:type="dxa"/>
             <w:tcBorders>
               <w:top w:val="single" w:sz="4" w:space="0" w:color="9CA3AF"/>
               <w:left w:val="single" w:sz="4" w:space="0" w:color="9CA3AF"/>
@@ -23492,12 +23216,10 @@
         </w:tc>
       </w:tr>
       <w:tr>
-        <w:trPr>
-          <w:cantSplit w:val="true"/>
-        </w:trPr>
-        <w:tc>
-          <w:tcPr>
-            <w:tcW w:w="898" w:type="dxa"/>
+        <w:trPr/>
+        <w:tc>
+          <w:tcPr>
+            <w:tcW w:w="899" w:type="dxa"/>
             <w:tcBorders>
               <w:top w:val="single" w:sz="4" w:space="0" w:color="9CA3AF"/>
               <w:left w:val="single" w:sz="4" w:space="0" w:color="9CA3AF"/>
@@ -23563,7 +23285,7 @@
         </w:tc>
         <w:tc>
           <w:tcPr>
-            <w:tcW w:w="2302" w:type="dxa"/>
+            <w:tcW w:w="2301" w:type="dxa"/>
             <w:tcBorders>
               <w:top w:val="single" w:sz="4" w:space="0" w:color="9CA3AF"/>
               <w:left w:val="single" w:sz="4" w:space="0" w:color="9CA3AF"/>
@@ -23596,7 +23318,7 @@
         </w:tc>
         <w:tc>
           <w:tcPr>
-            <w:tcW w:w="1598" w:type="dxa"/>
+            <w:tcW w:w="1599" w:type="dxa"/>
             <w:tcBorders>
               <w:top w:val="single" w:sz="4" w:space="0" w:color="9CA3AF"/>
               <w:left w:val="single" w:sz="4" w:space="0" w:color="9CA3AF"/>
@@ -23629,7 +23351,7 @@
         </w:tc>
         <w:tc>
           <w:tcPr>
-            <w:tcW w:w="1006" w:type="dxa"/>
+            <w:tcW w:w="1005" w:type="dxa"/>
             <w:tcBorders>
               <w:top w:val="single" w:sz="4" w:space="0" w:color="9CA3AF"/>
               <w:left w:val="single" w:sz="4" w:space="0" w:color="9CA3AF"/>
@@ -23662,12 +23384,10 @@
         </w:tc>
       </w:tr>
       <w:tr>
-        <w:trPr>
-          <w:cantSplit w:val="true"/>
-        </w:trPr>
-        <w:tc>
-          <w:tcPr>
-            <w:tcW w:w="898" w:type="dxa"/>
+        <w:trPr/>
+        <w:tc>
+          <w:tcPr>
+            <w:tcW w:w="899" w:type="dxa"/>
             <w:tcBorders>
               <w:top w:val="single" w:sz="4" w:space="0" w:color="9CA3AF"/>
               <w:left w:val="single" w:sz="4" w:space="0" w:color="9CA3AF"/>
@@ -23733,7 +23453,7 @@
         </w:tc>
         <w:tc>
           <w:tcPr>
-            <w:tcW w:w="2302" w:type="dxa"/>
+            <w:tcW w:w="2301" w:type="dxa"/>
             <w:tcBorders>
               <w:top w:val="single" w:sz="4" w:space="0" w:color="9CA3AF"/>
               <w:left w:val="single" w:sz="4" w:space="0" w:color="9CA3AF"/>
@@ -23766,7 +23486,7 @@
         </w:tc>
         <w:tc>
           <w:tcPr>
-            <w:tcW w:w="1598" w:type="dxa"/>
+            <w:tcW w:w="1599" w:type="dxa"/>
             <w:tcBorders>
               <w:top w:val="single" w:sz="4" w:space="0" w:color="9CA3AF"/>
               <w:left w:val="single" w:sz="4" w:space="0" w:color="9CA3AF"/>
@@ -23799,7 +23519,7 @@
         </w:tc>
         <w:tc>
           <w:tcPr>
-            <w:tcW w:w="1006" w:type="dxa"/>
+            <w:tcW w:w="1005" w:type="dxa"/>
             <w:tcBorders>
               <w:top w:val="single" w:sz="4" w:space="0" w:color="9CA3AF"/>
               <w:left w:val="single" w:sz="4" w:space="0" w:color="9CA3AF"/>
@@ -23832,12 +23552,10 @@
         </w:tc>
       </w:tr>
       <w:tr>
-        <w:trPr>
-          <w:cantSplit w:val="true"/>
-        </w:trPr>
-        <w:tc>
-          <w:tcPr>
-            <w:tcW w:w="898" w:type="dxa"/>
+        <w:trPr/>
+        <w:tc>
+          <w:tcPr>
+            <w:tcW w:w="899" w:type="dxa"/>
             <w:tcBorders>
               <w:top w:val="single" w:sz="4" w:space="0" w:color="9CA3AF"/>
               <w:left w:val="single" w:sz="4" w:space="0" w:color="9CA3AF"/>
@@ -23903,7 +23621,7 @@
         </w:tc>
         <w:tc>
           <w:tcPr>
-            <w:tcW w:w="2302" w:type="dxa"/>
+            <w:tcW w:w="2301" w:type="dxa"/>
             <w:tcBorders>
               <w:top w:val="single" w:sz="4" w:space="0" w:color="9CA3AF"/>
               <w:left w:val="single" w:sz="4" w:space="0" w:color="9CA3AF"/>
@@ -23936,7 +23654,7 @@
         </w:tc>
         <w:tc>
           <w:tcPr>
-            <w:tcW w:w="1598" w:type="dxa"/>
+            <w:tcW w:w="1599" w:type="dxa"/>
             <w:tcBorders>
               <w:top w:val="single" w:sz="4" w:space="0" w:color="9CA3AF"/>
               <w:left w:val="single" w:sz="4" w:space="0" w:color="9CA3AF"/>
@@ -23969,7 +23687,7 @@
         </w:tc>
         <w:tc>
           <w:tcPr>
-            <w:tcW w:w="1006" w:type="dxa"/>
+            <w:tcW w:w="1005" w:type="dxa"/>
             <w:tcBorders>
               <w:top w:val="single" w:sz="4" w:space="0" w:color="9CA3AF"/>
               <w:left w:val="single" w:sz="4" w:space="0" w:color="9CA3AF"/>
@@ -24002,12 +23720,10 @@
         </w:tc>
       </w:tr>
       <w:tr>
-        <w:trPr>
-          <w:cantSplit w:val="true"/>
-        </w:trPr>
-        <w:tc>
-          <w:tcPr>
-            <w:tcW w:w="898" w:type="dxa"/>
+        <w:trPr/>
+        <w:tc>
+          <w:tcPr>
+            <w:tcW w:w="899" w:type="dxa"/>
             <w:tcBorders>
               <w:top w:val="single" w:sz="4" w:space="0" w:color="9CA3AF"/>
               <w:left w:val="single" w:sz="4" w:space="0" w:color="9CA3AF"/>
@@ -24073,7 +23789,7 @@
         </w:tc>
         <w:tc>
           <w:tcPr>
-            <w:tcW w:w="2302" w:type="dxa"/>
+            <w:tcW w:w="2301" w:type="dxa"/>
             <w:tcBorders>
               <w:top w:val="single" w:sz="4" w:space="0" w:color="9CA3AF"/>
               <w:left w:val="single" w:sz="4" w:space="0" w:color="9CA3AF"/>
@@ -24106,7 +23822,7 @@
         </w:tc>
         <w:tc>
           <w:tcPr>
-            <w:tcW w:w="1598" w:type="dxa"/>
+            <w:tcW w:w="1599" w:type="dxa"/>
             <w:tcBorders>
               <w:top w:val="single" w:sz="4" w:space="0" w:color="9CA3AF"/>
               <w:left w:val="single" w:sz="4" w:space="0" w:color="9CA3AF"/>
@@ -24139,7 +23855,7 @@
         </w:tc>
         <w:tc>
           <w:tcPr>
-            <w:tcW w:w="1006" w:type="dxa"/>
+            <w:tcW w:w="1005" w:type="dxa"/>
             <w:tcBorders>
               <w:top w:val="single" w:sz="4" w:space="0" w:color="9CA3AF"/>
               <w:left w:val="single" w:sz="4" w:space="0" w:color="9CA3AF"/>
@@ -24172,12 +23888,10 @@
         </w:tc>
       </w:tr>
       <w:tr>
-        <w:trPr>
-          <w:cantSplit w:val="true"/>
-        </w:trPr>
-        <w:tc>
-          <w:tcPr>
-            <w:tcW w:w="898" w:type="dxa"/>
+        <w:trPr/>
+        <w:tc>
+          <w:tcPr>
+            <w:tcW w:w="899" w:type="dxa"/>
             <w:tcBorders>
               <w:top w:val="single" w:sz="4" w:space="0" w:color="9CA3AF"/>
               <w:left w:val="single" w:sz="4" w:space="0" w:color="9CA3AF"/>
@@ -24243,7 +23957,7 @@
         </w:tc>
         <w:tc>
           <w:tcPr>
-            <w:tcW w:w="2302" w:type="dxa"/>
+            <w:tcW w:w="2301" w:type="dxa"/>
             <w:tcBorders>
               <w:top w:val="single" w:sz="4" w:space="0" w:color="9CA3AF"/>
               <w:left w:val="single" w:sz="4" w:space="0" w:color="9CA3AF"/>
@@ -24285,7 +23999,7 @@
         </w:tc>
         <w:tc>
           <w:tcPr>
-            <w:tcW w:w="1598" w:type="dxa"/>
+            <w:tcW w:w="1599" w:type="dxa"/>
             <w:tcBorders>
               <w:top w:val="single" w:sz="4" w:space="0" w:color="9CA3AF"/>
               <w:left w:val="single" w:sz="4" w:space="0" w:color="9CA3AF"/>
@@ -24318,7 +24032,7 @@
         </w:tc>
         <w:tc>
           <w:tcPr>
-            <w:tcW w:w="1006" w:type="dxa"/>
+            <w:tcW w:w="1005" w:type="dxa"/>
             <w:tcBorders>
               <w:top w:val="single" w:sz="4" w:space="0" w:color="9CA3AF"/>
               <w:left w:val="single" w:sz="4" w:space="0" w:color="9CA3AF"/>
@@ -24351,12 +24065,10 @@
         </w:tc>
       </w:tr>
       <w:tr>
-        <w:trPr>
-          <w:cantSplit w:val="true"/>
-        </w:trPr>
-        <w:tc>
-          <w:tcPr>
-            <w:tcW w:w="898" w:type="dxa"/>
+        <w:trPr/>
+        <w:tc>
+          <w:tcPr>
+            <w:tcW w:w="899" w:type="dxa"/>
             <w:tcBorders>
               <w:top w:val="single" w:sz="4" w:space="0" w:color="9CA3AF"/>
               <w:left w:val="single" w:sz="4" w:space="0" w:color="9CA3AF"/>
@@ -24422,7 +24134,7 @@
         </w:tc>
         <w:tc>
           <w:tcPr>
-            <w:tcW w:w="2302" w:type="dxa"/>
+            <w:tcW w:w="2301" w:type="dxa"/>
             <w:tcBorders>
               <w:top w:val="single" w:sz="4" w:space="0" w:color="9CA3AF"/>
               <w:left w:val="single" w:sz="4" w:space="0" w:color="9CA3AF"/>
@@ -24464,7 +24176,7 @@
         </w:tc>
         <w:tc>
           <w:tcPr>
-            <w:tcW w:w="1598" w:type="dxa"/>
+            <w:tcW w:w="1599" w:type="dxa"/>
             <w:tcBorders>
               <w:top w:val="single" w:sz="4" w:space="0" w:color="9CA3AF"/>
               <w:left w:val="single" w:sz="4" w:space="0" w:color="9CA3AF"/>
@@ -24497,7 +24209,7 @@
         </w:tc>
         <w:tc>
           <w:tcPr>
-            <w:tcW w:w="1006" w:type="dxa"/>
+            <w:tcW w:w="1005" w:type="dxa"/>
             <w:tcBorders>
               <w:top w:val="single" w:sz="4" w:space="0" w:color="9CA3AF"/>
               <w:left w:val="single" w:sz="4" w:space="0" w:color="9CA3AF"/>
@@ -24530,12 +24242,10 @@
         </w:tc>
       </w:tr>
       <w:tr>
-        <w:trPr>
-          <w:cantSplit w:val="true"/>
-        </w:trPr>
-        <w:tc>
-          <w:tcPr>
-            <w:tcW w:w="898" w:type="dxa"/>
+        <w:trPr/>
+        <w:tc>
+          <w:tcPr>
+            <w:tcW w:w="899" w:type="dxa"/>
             <w:tcBorders>
               <w:top w:val="single" w:sz="4" w:space="0" w:color="9CA3AF"/>
               <w:left w:val="single" w:sz="4" w:space="0" w:color="9CA3AF"/>
@@ -24601,7 +24311,7 @@
         </w:tc>
         <w:tc>
           <w:tcPr>
-            <w:tcW w:w="2302" w:type="dxa"/>
+            <w:tcW w:w="2301" w:type="dxa"/>
             <w:tcBorders>
               <w:top w:val="single" w:sz="4" w:space="0" w:color="9CA3AF"/>
               <w:left w:val="single" w:sz="4" w:space="0" w:color="9CA3AF"/>
@@ -24643,7 +24353,7 @@
         </w:tc>
         <w:tc>
           <w:tcPr>
-            <w:tcW w:w="1598" w:type="dxa"/>
+            <w:tcW w:w="1599" w:type="dxa"/>
             <w:tcBorders>
               <w:top w:val="single" w:sz="4" w:space="0" w:color="9CA3AF"/>
               <w:left w:val="single" w:sz="4" w:space="0" w:color="9CA3AF"/>
@@ -24676,7 +24386,7 @@
         </w:tc>
         <w:tc>
           <w:tcPr>
-            <w:tcW w:w="1006" w:type="dxa"/>
+            <w:tcW w:w="1005" w:type="dxa"/>
             <w:tcBorders>
               <w:top w:val="single" w:sz="4" w:space="0" w:color="9CA3AF"/>
               <w:left w:val="single" w:sz="4" w:space="0" w:color="9CA3AF"/>
@@ -24709,12 +24419,10 @@
         </w:tc>
       </w:tr>
       <w:tr>
-        <w:trPr>
-          <w:cantSplit w:val="true"/>
-        </w:trPr>
-        <w:tc>
-          <w:tcPr>
-            <w:tcW w:w="898" w:type="dxa"/>
+        <w:trPr/>
+        <w:tc>
+          <w:tcPr>
+            <w:tcW w:w="899" w:type="dxa"/>
             <w:tcBorders>
               <w:top w:val="single" w:sz="4" w:space="0" w:color="9CA3AF"/>
               <w:left w:val="single" w:sz="4" w:space="0" w:color="9CA3AF"/>
@@ -24780,7 +24488,7 @@
         </w:tc>
         <w:tc>
           <w:tcPr>
-            <w:tcW w:w="2302" w:type="dxa"/>
+            <w:tcW w:w="2301" w:type="dxa"/>
             <w:tcBorders>
               <w:top w:val="single" w:sz="4" w:space="0" w:color="9CA3AF"/>
               <w:left w:val="single" w:sz="4" w:space="0" w:color="9CA3AF"/>
@@ -24831,7 +24539,7 @@
         </w:tc>
         <w:tc>
           <w:tcPr>
-            <w:tcW w:w="1598" w:type="dxa"/>
+            <w:tcW w:w="1599" w:type="dxa"/>
             <w:tcBorders>
               <w:top w:val="single" w:sz="4" w:space="0" w:color="9CA3AF"/>
               <w:left w:val="single" w:sz="4" w:space="0" w:color="9CA3AF"/>
@@ -24864,7 +24572,7 @@
         </w:tc>
         <w:tc>
           <w:tcPr>
-            <w:tcW w:w="1006" w:type="dxa"/>
+            <w:tcW w:w="1005" w:type="dxa"/>
             <w:tcBorders>
               <w:top w:val="single" w:sz="4" w:space="0" w:color="9CA3AF"/>
               <w:left w:val="single" w:sz="4" w:space="0" w:color="9CA3AF"/>
@@ -24897,12 +24605,10 @@
         </w:tc>
       </w:tr>
       <w:tr>
-        <w:trPr>
-          <w:cantSplit w:val="true"/>
-        </w:trPr>
-        <w:tc>
-          <w:tcPr>
-            <w:tcW w:w="898" w:type="dxa"/>
+        <w:trPr/>
+        <w:tc>
+          <w:tcPr>
+            <w:tcW w:w="899" w:type="dxa"/>
             <w:tcBorders>
               <w:top w:val="single" w:sz="4" w:space="0" w:color="9CA3AF"/>
               <w:left w:val="single" w:sz="4" w:space="0" w:color="9CA3AF"/>
@@ -24968,7 +24674,7 @@
         </w:tc>
         <w:tc>
           <w:tcPr>
-            <w:tcW w:w="2302" w:type="dxa"/>
+            <w:tcW w:w="2301" w:type="dxa"/>
             <w:tcBorders>
               <w:top w:val="single" w:sz="4" w:space="0" w:color="9CA3AF"/>
               <w:left w:val="single" w:sz="4" w:space="0" w:color="9CA3AF"/>
@@ -25001,7 +24707,7 @@
         </w:tc>
         <w:tc>
           <w:tcPr>
-            <w:tcW w:w="1598" w:type="dxa"/>
+            <w:tcW w:w="1599" w:type="dxa"/>
             <w:tcBorders>
               <w:top w:val="single" w:sz="4" w:space="0" w:color="9CA3AF"/>
               <w:left w:val="single" w:sz="4" w:space="0" w:color="9CA3AF"/>
@@ -25034,7 +24740,7 @@
         </w:tc>
         <w:tc>
           <w:tcPr>
-            <w:tcW w:w="1006" w:type="dxa"/>
+            <w:tcW w:w="1005" w:type="dxa"/>
             <w:tcBorders>
               <w:top w:val="single" w:sz="4" w:space="0" w:color="9CA3AF"/>
               <w:left w:val="single" w:sz="4" w:space="0" w:color="9CA3AF"/>
@@ -25067,12 +24773,10 @@
         </w:tc>
       </w:tr>
       <w:tr>
-        <w:trPr>
-          <w:cantSplit w:val="true"/>
-        </w:trPr>
-        <w:tc>
-          <w:tcPr>
-            <w:tcW w:w="898" w:type="dxa"/>
+        <w:trPr/>
+        <w:tc>
+          <w:tcPr>
+            <w:tcW w:w="899" w:type="dxa"/>
             <w:tcBorders>
               <w:top w:val="single" w:sz="4" w:space="0" w:color="9CA3AF"/>
               <w:left w:val="single" w:sz="4" w:space="0" w:color="9CA3AF"/>
@@ -25138,7 +24842,7 @@
         </w:tc>
         <w:tc>
           <w:tcPr>
-            <w:tcW w:w="2302" w:type="dxa"/>
+            <w:tcW w:w="2301" w:type="dxa"/>
             <w:tcBorders>
               <w:top w:val="single" w:sz="4" w:space="0" w:color="9CA3AF"/>
               <w:left w:val="single" w:sz="4" w:space="0" w:color="9CA3AF"/>
@@ -25171,7 +24875,7 @@
         </w:tc>
         <w:tc>
           <w:tcPr>
-            <w:tcW w:w="1598" w:type="dxa"/>
+            <w:tcW w:w="1599" w:type="dxa"/>
             <w:tcBorders>
               <w:top w:val="single" w:sz="4" w:space="0" w:color="9CA3AF"/>
               <w:left w:val="single" w:sz="4" w:space="0" w:color="9CA3AF"/>
@@ -25204,7 +24908,7 @@
         </w:tc>
         <w:tc>
           <w:tcPr>
-            <w:tcW w:w="1006" w:type="dxa"/>
+            <w:tcW w:w="1005" w:type="dxa"/>
             <w:tcBorders>
               <w:top w:val="single" w:sz="4" w:space="0" w:color="9CA3AF"/>
               <w:left w:val="single" w:sz="4" w:space="0" w:color="9CA3AF"/>
@@ -25237,12 +24941,10 @@
         </w:tc>
       </w:tr>
       <w:tr>
-        <w:trPr>
-          <w:cantSplit w:val="true"/>
-        </w:trPr>
-        <w:tc>
-          <w:tcPr>
-            <w:tcW w:w="898" w:type="dxa"/>
+        <w:trPr/>
+        <w:tc>
+          <w:tcPr>
+            <w:tcW w:w="899" w:type="dxa"/>
             <w:tcBorders>
               <w:top w:val="single" w:sz="4" w:space="0" w:color="9CA3AF"/>
               <w:left w:val="single" w:sz="4" w:space="0" w:color="9CA3AF"/>
@@ -25308,7 +25010,7 @@
         </w:tc>
         <w:tc>
           <w:tcPr>
-            <w:tcW w:w="2302" w:type="dxa"/>
+            <w:tcW w:w="2301" w:type="dxa"/>
             <w:tcBorders>
               <w:top w:val="single" w:sz="4" w:space="0" w:color="9CA3AF"/>
               <w:left w:val="single" w:sz="4" w:space="0" w:color="9CA3AF"/>
@@ -25341,7 +25043,7 @@
         </w:tc>
         <w:tc>
           <w:tcPr>
-            <w:tcW w:w="1598" w:type="dxa"/>
+            <w:tcW w:w="1599" w:type="dxa"/>
             <w:tcBorders>
               <w:top w:val="single" w:sz="4" w:space="0" w:color="9CA3AF"/>
               <w:left w:val="single" w:sz="4" w:space="0" w:color="9CA3AF"/>
@@ -25374,7 +25076,7 @@
         </w:tc>
         <w:tc>
           <w:tcPr>
-            <w:tcW w:w="1006" w:type="dxa"/>
+            <w:tcW w:w="1005" w:type="dxa"/>
             <w:tcBorders>
               <w:top w:val="single" w:sz="4" w:space="0" w:color="9CA3AF"/>
               <w:left w:val="single" w:sz="4" w:space="0" w:color="9CA3AF"/>
@@ -25407,12 +25109,10 @@
         </w:tc>
       </w:tr>
       <w:tr>
-        <w:trPr>
-          <w:cantSplit w:val="true"/>
-        </w:trPr>
-        <w:tc>
-          <w:tcPr>
-            <w:tcW w:w="898" w:type="dxa"/>
+        <w:trPr/>
+        <w:tc>
+          <w:tcPr>
+            <w:tcW w:w="899" w:type="dxa"/>
             <w:tcBorders>
               <w:top w:val="single" w:sz="4" w:space="0" w:color="9CA3AF"/>
               <w:left w:val="single" w:sz="4" w:space="0" w:color="9CA3AF"/>
@@ -25478,7 +25178,7 @@
         </w:tc>
         <w:tc>
           <w:tcPr>
-            <w:tcW w:w="2302" w:type="dxa"/>
+            <w:tcW w:w="2301" w:type="dxa"/>
             <w:tcBorders>
               <w:top w:val="single" w:sz="4" w:space="0" w:color="9CA3AF"/>
               <w:left w:val="single" w:sz="4" w:space="0" w:color="9CA3AF"/>
@@ -25511,7 +25211,7 @@
         </w:tc>
         <w:tc>
           <w:tcPr>
-            <w:tcW w:w="1598" w:type="dxa"/>
+            <w:tcW w:w="1599" w:type="dxa"/>
             <w:tcBorders>
               <w:top w:val="single" w:sz="4" w:space="0" w:color="9CA3AF"/>
               <w:left w:val="single" w:sz="4" w:space="0" w:color="9CA3AF"/>
@@ -25544,7 +25244,7 @@
         </w:tc>
         <w:tc>
           <w:tcPr>
-            <w:tcW w:w="1006" w:type="dxa"/>
+            <w:tcW w:w="1005" w:type="dxa"/>
             <w:tcBorders>
               <w:top w:val="single" w:sz="4" w:space="0" w:color="9CA3AF"/>
               <w:left w:val="single" w:sz="4" w:space="0" w:color="9CA3AF"/>
@@ -25577,12 +25277,10 @@
         </w:tc>
       </w:tr>
       <w:tr>
-        <w:trPr>
-          <w:cantSplit w:val="true"/>
-        </w:trPr>
-        <w:tc>
-          <w:tcPr>
-            <w:tcW w:w="898" w:type="dxa"/>
+        <w:trPr/>
+        <w:tc>
+          <w:tcPr>
+            <w:tcW w:w="899" w:type="dxa"/>
             <w:tcBorders>
               <w:top w:val="single" w:sz="4" w:space="0" w:color="9CA3AF"/>
               <w:left w:val="single" w:sz="4" w:space="0" w:color="9CA3AF"/>
@@ -25648,7 +25346,7 @@
         </w:tc>
         <w:tc>
           <w:tcPr>
-            <w:tcW w:w="2302" w:type="dxa"/>
+            <w:tcW w:w="2301" w:type="dxa"/>
             <w:tcBorders>
               <w:top w:val="single" w:sz="4" w:space="0" w:color="9CA3AF"/>
               <w:left w:val="single" w:sz="4" w:space="0" w:color="9CA3AF"/>
@@ -25699,7 +25397,7 @@
         </w:tc>
         <w:tc>
           <w:tcPr>
-            <w:tcW w:w="1598" w:type="dxa"/>
+            <w:tcW w:w="1599" w:type="dxa"/>
             <w:tcBorders>
               <w:top w:val="single" w:sz="4" w:space="0" w:color="9CA3AF"/>
               <w:left w:val="single" w:sz="4" w:space="0" w:color="9CA3AF"/>
@@ -25732,7 +25430,7 @@
         </w:tc>
         <w:tc>
           <w:tcPr>
-            <w:tcW w:w="1006" w:type="dxa"/>
+            <w:tcW w:w="1005" w:type="dxa"/>
             <w:tcBorders>
               <w:top w:val="single" w:sz="4" w:space="0" w:color="9CA3AF"/>
               <w:left w:val="single" w:sz="4" w:space="0" w:color="9CA3AF"/>
@@ -25765,12 +25463,10 @@
         </w:tc>
       </w:tr>
       <w:tr>
-        <w:trPr>
-          <w:cantSplit w:val="true"/>
-        </w:trPr>
-        <w:tc>
-          <w:tcPr>
-            <w:tcW w:w="898" w:type="dxa"/>
+        <w:trPr/>
+        <w:tc>
+          <w:tcPr>
+            <w:tcW w:w="899" w:type="dxa"/>
             <w:tcBorders>
               <w:top w:val="single" w:sz="4" w:space="0" w:color="9CA3AF"/>
               <w:left w:val="single" w:sz="4" w:space="0" w:color="9CA3AF"/>
@@ -25836,7 +25532,7 @@
         </w:tc>
         <w:tc>
           <w:tcPr>
-            <w:tcW w:w="2302" w:type="dxa"/>
+            <w:tcW w:w="2301" w:type="dxa"/>
             <w:tcBorders>
               <w:top w:val="single" w:sz="4" w:space="0" w:color="9CA3AF"/>
               <w:left w:val="single" w:sz="4" w:space="0" w:color="9CA3AF"/>
@@ -25896,7 +25592,7 @@
         </w:tc>
         <w:tc>
           <w:tcPr>
-            <w:tcW w:w="1598" w:type="dxa"/>
+            <w:tcW w:w="1599" w:type="dxa"/>
             <w:tcBorders>
               <w:top w:val="single" w:sz="4" w:space="0" w:color="9CA3AF"/>
               <w:left w:val="single" w:sz="4" w:space="0" w:color="9CA3AF"/>
@@ -25929,7 +25625,7 @@
         </w:tc>
         <w:tc>
           <w:tcPr>
-            <w:tcW w:w="1006" w:type="dxa"/>
+            <w:tcW w:w="1005" w:type="dxa"/>
             <w:tcBorders>
               <w:top w:val="single" w:sz="4" w:space="0" w:color="9CA3AF"/>
               <w:left w:val="single" w:sz="4" w:space="0" w:color="9CA3AF"/>
@@ -25962,12 +25658,10 @@
         </w:tc>
       </w:tr>
       <w:tr>
-        <w:trPr>
-          <w:cantSplit w:val="true"/>
-        </w:trPr>
-        <w:tc>
-          <w:tcPr>
-            <w:tcW w:w="898" w:type="dxa"/>
+        <w:trPr/>
+        <w:tc>
+          <w:tcPr>
+            <w:tcW w:w="899" w:type="dxa"/>
             <w:tcBorders>
               <w:top w:val="single" w:sz="4" w:space="0" w:color="9CA3AF"/>
               <w:left w:val="single" w:sz="4" w:space="0" w:color="9CA3AF"/>
@@ -26033,7 +25727,7 @@
         </w:tc>
         <w:tc>
           <w:tcPr>
-            <w:tcW w:w="2302" w:type="dxa"/>
+            <w:tcW w:w="2301" w:type="dxa"/>
             <w:tcBorders>
               <w:top w:val="single" w:sz="4" w:space="0" w:color="9CA3AF"/>
               <w:left w:val="single" w:sz="4" w:space="0" w:color="9CA3AF"/>
@@ -26066,7 +25760,7 @@
         </w:tc>
         <w:tc>
           <w:tcPr>
-            <w:tcW w:w="1598" w:type="dxa"/>
+            <w:tcW w:w="1599" w:type="dxa"/>
             <w:tcBorders>
               <w:top w:val="single" w:sz="4" w:space="0" w:color="9CA3AF"/>
               <w:left w:val="single" w:sz="4" w:space="0" w:color="9CA3AF"/>
@@ -26099,7 +25793,7 @@
         </w:tc>
         <w:tc>
           <w:tcPr>
-            <w:tcW w:w="1006" w:type="dxa"/>
+            <w:tcW w:w="1005" w:type="dxa"/>
             <w:tcBorders>
               <w:top w:val="single" w:sz="4" w:space="0" w:color="9CA3AF"/>
               <w:left w:val="single" w:sz="4" w:space="0" w:color="9CA3AF"/>
@@ -26132,12 +25826,10 @@
         </w:tc>
       </w:tr>
       <w:tr>
-        <w:trPr>
-          <w:cantSplit w:val="true"/>
-        </w:trPr>
-        <w:tc>
-          <w:tcPr>
-            <w:tcW w:w="898" w:type="dxa"/>
+        <w:trPr/>
+        <w:tc>
+          <w:tcPr>
+            <w:tcW w:w="899" w:type="dxa"/>
             <w:tcBorders>
               <w:top w:val="single" w:sz="4" w:space="0" w:color="9CA3AF"/>
               <w:left w:val="single" w:sz="4" w:space="0" w:color="9CA3AF"/>
@@ -26203,7 +25895,7 @@
         </w:tc>
         <w:tc>
           <w:tcPr>
-            <w:tcW w:w="2302" w:type="dxa"/>
+            <w:tcW w:w="2301" w:type="dxa"/>
             <w:tcBorders>
               <w:top w:val="single" w:sz="4" w:space="0" w:color="9CA3AF"/>
               <w:left w:val="single" w:sz="4" w:space="0" w:color="9CA3AF"/>
@@ -26299,7 +25991,7 @@
         </w:tc>
         <w:tc>
           <w:tcPr>
-            <w:tcW w:w="1598" w:type="dxa"/>
+            <w:tcW w:w="1599" w:type="dxa"/>
             <w:tcBorders>
               <w:top w:val="single" w:sz="4" w:space="0" w:color="9CA3AF"/>
               <w:left w:val="single" w:sz="4" w:space="0" w:color="9CA3AF"/>
@@ -26332,7 +26024,7 @@
         </w:tc>
         <w:tc>
           <w:tcPr>
-            <w:tcW w:w="1006" w:type="dxa"/>
+            <w:tcW w:w="1005" w:type="dxa"/>
             <w:tcBorders>
               <w:top w:val="single" w:sz="4" w:space="0" w:color="9CA3AF"/>
               <w:left w:val="single" w:sz="4" w:space="0" w:color="9CA3AF"/>
@@ -26398,7 +26090,7 @@
         <w:pStyle w:val="Heading2"/>
         <w:rPr/>
       </w:pPr>
-      <w:bookmarkStart w:id="14" w:name="__RefHeading___Toc4337_3118246186"/>
+      <w:bookmarkStart w:id="14" w:name="__RefHeading___Toc15755_260505723"/>
       <w:bookmarkEnd w:id="14"/>
       <w:r>
         <w:rPr/>
@@ -26477,20 +26169,19 @@
         </w:tblCellMar>
       </w:tblPr>
       <w:tblGrid>
-        <w:gridCol w:w="812"/>
-        <w:gridCol w:w="2172"/>
+        <w:gridCol w:w="813"/>
+        <w:gridCol w:w="2171"/>
         <w:gridCol w:w="3257"/>
-        <w:gridCol w:w="1445"/>
-        <w:gridCol w:w="818"/>
+        <w:gridCol w:w="1446"/>
+        <w:gridCol w:w="817"/>
       </w:tblGrid>
       <w:tr>
         <w:trPr>
           <w:tblHeader w:val="true"/>
-          <w:cantSplit w:val="true"/>
         </w:trPr>
         <w:tc>
           <w:tcPr>
-            <w:tcW w:w="812" w:type="dxa"/>
+            <w:tcW w:w="813" w:type="dxa"/>
             <w:tcBorders>
               <w:top w:val="single" w:sz="4" w:space="0" w:color="9CA3AF"/>
               <w:left w:val="single" w:sz="4" w:space="0" w:color="9CA3AF"/>
@@ -26520,7 +26211,7 @@
         </w:tc>
         <w:tc>
           <w:tcPr>
-            <w:tcW w:w="2172" w:type="dxa"/>
+            <w:tcW w:w="2171" w:type="dxa"/>
             <w:tcBorders>
               <w:top w:val="single" w:sz="4" w:space="0" w:color="9CA3AF"/>
               <w:left w:val="single" w:sz="4" w:space="0" w:color="9CA3AF"/>
@@ -26580,7 +26271,7 @@
         </w:tc>
         <w:tc>
           <w:tcPr>
-            <w:tcW w:w="1445" w:type="dxa"/>
+            <w:tcW w:w="1446" w:type="dxa"/>
             <w:tcBorders>
               <w:top w:val="single" w:sz="4" w:space="0" w:color="9CA3AF"/>
               <w:left w:val="single" w:sz="4" w:space="0" w:color="9CA3AF"/>
@@ -26610,7 +26301,7 @@
         </w:tc>
         <w:tc>
           <w:tcPr>
-            <w:tcW w:w="818" w:type="dxa"/>
+            <w:tcW w:w="817" w:type="dxa"/>
             <w:tcBorders>
               <w:top w:val="single" w:sz="4" w:space="0" w:color="9CA3AF"/>
               <w:left w:val="single" w:sz="4" w:space="0" w:color="9CA3AF"/>
@@ -26640,12 +26331,10 @@
         </w:tc>
       </w:tr>
       <w:tr>
-        <w:trPr>
-          <w:cantSplit w:val="true"/>
-        </w:trPr>
-        <w:tc>
-          <w:tcPr>
-            <w:tcW w:w="812" w:type="dxa"/>
+        <w:trPr/>
+        <w:tc>
+          <w:tcPr>
+            <w:tcW w:w="813" w:type="dxa"/>
             <w:tcBorders>
               <w:top w:val="single" w:sz="4" w:space="0" w:color="9CA3AF"/>
               <w:left w:val="single" w:sz="4" w:space="0" w:color="9CA3AF"/>
@@ -26678,7 +26367,7 @@
         </w:tc>
         <w:tc>
           <w:tcPr>
-            <w:tcW w:w="2172" w:type="dxa"/>
+            <w:tcW w:w="2171" w:type="dxa"/>
             <w:tcBorders>
               <w:top w:val="single" w:sz="4" w:space="0" w:color="9CA3AF"/>
               <w:left w:val="single" w:sz="4" w:space="0" w:color="9CA3AF"/>
@@ -26744,7 +26433,7 @@
         </w:tc>
         <w:tc>
           <w:tcPr>
-            <w:tcW w:w="1445" w:type="dxa"/>
+            <w:tcW w:w="1446" w:type="dxa"/>
             <w:tcBorders>
               <w:top w:val="single" w:sz="4" w:space="0" w:color="9CA3AF"/>
               <w:left w:val="single" w:sz="4" w:space="0" w:color="9CA3AF"/>
@@ -26777,7 +26466,7 @@
         </w:tc>
         <w:tc>
           <w:tcPr>
-            <w:tcW w:w="818" w:type="dxa"/>
+            <w:tcW w:w="817" w:type="dxa"/>
             <w:tcBorders>
               <w:top w:val="single" w:sz="4" w:space="0" w:color="9CA3AF"/>
               <w:left w:val="single" w:sz="4" w:space="0" w:color="9CA3AF"/>
@@ -26810,12 +26499,10 @@
         </w:tc>
       </w:tr>
       <w:tr>
-        <w:trPr>
-          <w:cantSplit w:val="true"/>
-        </w:trPr>
-        <w:tc>
-          <w:tcPr>
-            <w:tcW w:w="812" w:type="dxa"/>
+        <w:trPr/>
+        <w:tc>
+          <w:tcPr>
+            <w:tcW w:w="813" w:type="dxa"/>
             <w:tcBorders>
               <w:top w:val="single" w:sz="4" w:space="0" w:color="9CA3AF"/>
               <w:left w:val="single" w:sz="4" w:space="0" w:color="9CA3AF"/>
@@ -26848,7 +26535,7 @@
         </w:tc>
         <w:tc>
           <w:tcPr>
-            <w:tcW w:w="2172" w:type="dxa"/>
+            <w:tcW w:w="2171" w:type="dxa"/>
             <w:tcBorders>
               <w:top w:val="single" w:sz="4" w:space="0" w:color="9CA3AF"/>
               <w:left w:val="single" w:sz="4" w:space="0" w:color="9CA3AF"/>
@@ -26914,7 +26601,7 @@
         </w:tc>
         <w:tc>
           <w:tcPr>
-            <w:tcW w:w="1445" w:type="dxa"/>
+            <w:tcW w:w="1446" w:type="dxa"/>
             <w:tcBorders>
               <w:top w:val="single" w:sz="4" w:space="0" w:color="9CA3AF"/>
               <w:left w:val="single" w:sz="4" w:space="0" w:color="9CA3AF"/>
@@ -26947,7 +26634,7 @@
         </w:tc>
         <w:tc>
           <w:tcPr>
-            <w:tcW w:w="818" w:type="dxa"/>
+            <w:tcW w:w="817" w:type="dxa"/>
             <w:tcBorders>
               <w:top w:val="single" w:sz="4" w:space="0" w:color="9CA3AF"/>
               <w:left w:val="single" w:sz="4" w:space="0" w:color="9CA3AF"/>
@@ -26980,12 +26667,10 @@
         </w:tc>
       </w:tr>
       <w:tr>
-        <w:trPr>
-          <w:cantSplit w:val="true"/>
-        </w:trPr>
-        <w:tc>
-          <w:tcPr>
-            <w:tcW w:w="812" w:type="dxa"/>
+        <w:trPr/>
+        <w:tc>
+          <w:tcPr>
+            <w:tcW w:w="813" w:type="dxa"/>
             <w:tcBorders>
               <w:top w:val="single" w:sz="4" w:space="0" w:color="9CA3AF"/>
               <w:left w:val="single" w:sz="4" w:space="0" w:color="9CA3AF"/>
@@ -27018,7 +26703,7 @@
         </w:tc>
         <w:tc>
           <w:tcPr>
-            <w:tcW w:w="2172" w:type="dxa"/>
+            <w:tcW w:w="2171" w:type="dxa"/>
             <w:tcBorders>
               <w:top w:val="single" w:sz="4" w:space="0" w:color="9CA3AF"/>
               <w:left w:val="single" w:sz="4" w:space="0" w:color="9CA3AF"/>
@@ -27084,7 +26769,7 @@
         </w:tc>
         <w:tc>
           <w:tcPr>
-            <w:tcW w:w="1445" w:type="dxa"/>
+            <w:tcW w:w="1446" w:type="dxa"/>
             <w:tcBorders>
               <w:top w:val="single" w:sz="4" w:space="0" w:color="9CA3AF"/>
               <w:left w:val="single" w:sz="4" w:space="0" w:color="9CA3AF"/>
@@ -27117,7 +26802,7 @@
         </w:tc>
         <w:tc>
           <w:tcPr>
-            <w:tcW w:w="818" w:type="dxa"/>
+            <w:tcW w:w="817" w:type="dxa"/>
             <w:tcBorders>
               <w:top w:val="single" w:sz="4" w:space="0" w:color="9CA3AF"/>
               <w:left w:val="single" w:sz="4" w:space="0" w:color="9CA3AF"/>
@@ -27150,12 +26835,10 @@
         </w:tc>
       </w:tr>
       <w:tr>
-        <w:trPr>
-          <w:cantSplit w:val="true"/>
-        </w:trPr>
-        <w:tc>
-          <w:tcPr>
-            <w:tcW w:w="812" w:type="dxa"/>
+        <w:trPr/>
+        <w:tc>
+          <w:tcPr>
+            <w:tcW w:w="813" w:type="dxa"/>
             <w:tcBorders>
               <w:top w:val="single" w:sz="4" w:space="0" w:color="9CA3AF"/>
               <w:left w:val="single" w:sz="4" w:space="0" w:color="9CA3AF"/>
@@ -27188,7 +26871,7 @@
         </w:tc>
         <w:tc>
           <w:tcPr>
-            <w:tcW w:w="2172" w:type="dxa"/>
+            <w:tcW w:w="2171" w:type="dxa"/>
             <w:tcBorders>
               <w:top w:val="single" w:sz="4" w:space="0" w:color="9CA3AF"/>
               <w:left w:val="single" w:sz="4" w:space="0" w:color="9CA3AF"/>
@@ -27254,7 +26937,7 @@
         </w:tc>
         <w:tc>
           <w:tcPr>
-            <w:tcW w:w="1445" w:type="dxa"/>
+            <w:tcW w:w="1446" w:type="dxa"/>
             <w:tcBorders>
               <w:top w:val="single" w:sz="4" w:space="0" w:color="9CA3AF"/>
               <w:left w:val="single" w:sz="4" w:space="0" w:color="9CA3AF"/>
@@ -27287,7 +26970,7 @@
         </w:tc>
         <w:tc>
           <w:tcPr>
-            <w:tcW w:w="818" w:type="dxa"/>
+            <w:tcW w:w="817" w:type="dxa"/>
             <w:tcBorders>
               <w:top w:val="single" w:sz="4" w:space="0" w:color="9CA3AF"/>
               <w:left w:val="single" w:sz="4" w:space="0" w:color="9CA3AF"/>
@@ -27320,12 +27003,10 @@
         </w:tc>
       </w:tr>
       <w:tr>
-        <w:trPr>
-          <w:cantSplit w:val="true"/>
-        </w:trPr>
-        <w:tc>
-          <w:tcPr>
-            <w:tcW w:w="812" w:type="dxa"/>
+        <w:trPr/>
+        <w:tc>
+          <w:tcPr>
+            <w:tcW w:w="813" w:type="dxa"/>
             <w:tcBorders>
               <w:top w:val="single" w:sz="4" w:space="0" w:color="9CA3AF"/>
               <w:left w:val="single" w:sz="4" w:space="0" w:color="9CA3AF"/>
@@ -27358,7 +27039,7 @@
         </w:tc>
         <w:tc>
           <w:tcPr>
-            <w:tcW w:w="2172" w:type="dxa"/>
+            <w:tcW w:w="2171" w:type="dxa"/>
             <w:tcBorders>
               <w:top w:val="single" w:sz="4" w:space="0" w:color="9CA3AF"/>
               <w:left w:val="single" w:sz="4" w:space="0" w:color="9CA3AF"/>
@@ -27424,7 +27105,7 @@
         </w:tc>
         <w:tc>
           <w:tcPr>
-            <w:tcW w:w="1445" w:type="dxa"/>
+            <w:tcW w:w="1446" w:type="dxa"/>
             <w:tcBorders>
               <w:top w:val="single" w:sz="4" w:space="0" w:color="9CA3AF"/>
               <w:left w:val="single" w:sz="4" w:space="0" w:color="9CA3AF"/>
@@ -27457,7 +27138,7 @@
         </w:tc>
         <w:tc>
           <w:tcPr>
-            <w:tcW w:w="818" w:type="dxa"/>
+            <w:tcW w:w="817" w:type="dxa"/>
             <w:tcBorders>
               <w:top w:val="single" w:sz="4" w:space="0" w:color="9CA3AF"/>
               <w:left w:val="single" w:sz="4" w:space="0" w:color="9CA3AF"/>
@@ -27490,12 +27171,10 @@
         </w:tc>
       </w:tr>
       <w:tr>
-        <w:trPr>
-          <w:cantSplit w:val="true"/>
-        </w:trPr>
-        <w:tc>
-          <w:tcPr>
-            <w:tcW w:w="812" w:type="dxa"/>
+        <w:trPr/>
+        <w:tc>
+          <w:tcPr>
+            <w:tcW w:w="813" w:type="dxa"/>
             <w:tcBorders>
               <w:top w:val="single" w:sz="4" w:space="0" w:color="9CA3AF"/>
               <w:left w:val="single" w:sz="4" w:space="0" w:color="9CA3AF"/>
@@ -27528,7 +27207,7 @@
         </w:tc>
         <w:tc>
           <w:tcPr>
-            <w:tcW w:w="2172" w:type="dxa"/>
+            <w:tcW w:w="2171" w:type="dxa"/>
             <w:tcBorders>
               <w:top w:val="single" w:sz="4" w:space="0" w:color="9CA3AF"/>
               <w:left w:val="single" w:sz="4" w:space="0" w:color="9CA3AF"/>
@@ -27594,7 +27273,7 @@
         </w:tc>
         <w:tc>
           <w:tcPr>
-            <w:tcW w:w="1445" w:type="dxa"/>
+            <w:tcW w:w="1446" w:type="dxa"/>
             <w:tcBorders>
               <w:top w:val="single" w:sz="4" w:space="0" w:color="9CA3AF"/>
               <w:left w:val="single" w:sz="4" w:space="0" w:color="9CA3AF"/>
@@ -27627,7 +27306,7 @@
         </w:tc>
         <w:tc>
           <w:tcPr>
-            <w:tcW w:w="818" w:type="dxa"/>
+            <w:tcW w:w="817" w:type="dxa"/>
             <w:tcBorders>
               <w:top w:val="single" w:sz="4" w:space="0" w:color="9CA3AF"/>
               <w:left w:val="single" w:sz="4" w:space="0" w:color="9CA3AF"/>
@@ -27660,12 +27339,10 @@
         </w:tc>
       </w:tr>
       <w:tr>
-        <w:trPr>
-          <w:cantSplit w:val="true"/>
-        </w:trPr>
-        <w:tc>
-          <w:tcPr>
-            <w:tcW w:w="812" w:type="dxa"/>
+        <w:trPr/>
+        <w:tc>
+          <w:tcPr>
+            <w:tcW w:w="813" w:type="dxa"/>
             <w:tcBorders>
               <w:top w:val="single" w:sz="4" w:space="0" w:color="9CA3AF"/>
               <w:left w:val="single" w:sz="4" w:space="0" w:color="9CA3AF"/>
@@ -27698,7 +27375,7 @@
         </w:tc>
         <w:tc>
           <w:tcPr>
-            <w:tcW w:w="2172" w:type="dxa"/>
+            <w:tcW w:w="2171" w:type="dxa"/>
             <w:tcBorders>
               <w:top w:val="single" w:sz="4" w:space="0" w:color="9CA3AF"/>
               <w:left w:val="single" w:sz="4" w:space="0" w:color="9CA3AF"/>
@@ -27764,7 +27441,7 @@
         </w:tc>
         <w:tc>
           <w:tcPr>
-            <w:tcW w:w="1445" w:type="dxa"/>
+            <w:tcW w:w="1446" w:type="dxa"/>
             <w:tcBorders>
               <w:top w:val="single" w:sz="4" w:space="0" w:color="9CA3AF"/>
               <w:left w:val="single" w:sz="4" w:space="0" w:color="9CA3AF"/>
@@ -27797,7 +27474,7 @@
         </w:tc>
         <w:tc>
           <w:tcPr>
-            <w:tcW w:w="818" w:type="dxa"/>
+            <w:tcW w:w="817" w:type="dxa"/>
             <w:tcBorders>
               <w:top w:val="single" w:sz="4" w:space="0" w:color="9CA3AF"/>
               <w:left w:val="single" w:sz="4" w:space="0" w:color="9CA3AF"/>
@@ -27830,12 +27507,10 @@
         </w:tc>
       </w:tr>
       <w:tr>
-        <w:trPr>
-          <w:cantSplit w:val="true"/>
-        </w:trPr>
-        <w:tc>
-          <w:tcPr>
-            <w:tcW w:w="812" w:type="dxa"/>
+        <w:trPr/>
+        <w:tc>
+          <w:tcPr>
+            <w:tcW w:w="813" w:type="dxa"/>
             <w:tcBorders>
               <w:top w:val="single" w:sz="4" w:space="0" w:color="9CA3AF"/>
               <w:left w:val="single" w:sz="4" w:space="0" w:color="9CA3AF"/>
@@ -27868,7 +27543,7 @@
         </w:tc>
         <w:tc>
           <w:tcPr>
-            <w:tcW w:w="2172" w:type="dxa"/>
+            <w:tcW w:w="2171" w:type="dxa"/>
             <w:tcBorders>
               <w:top w:val="single" w:sz="4" w:space="0" w:color="9CA3AF"/>
               <w:left w:val="single" w:sz="4" w:space="0" w:color="9CA3AF"/>
@@ -27934,7 +27609,7 @@
         </w:tc>
         <w:tc>
           <w:tcPr>
-            <w:tcW w:w="1445" w:type="dxa"/>
+            <w:tcW w:w="1446" w:type="dxa"/>
             <w:tcBorders>
               <w:top w:val="single" w:sz="4" w:space="0" w:color="9CA3AF"/>
               <w:left w:val="single" w:sz="4" w:space="0" w:color="9CA3AF"/>
@@ -27967,7 +27642,7 @@
         </w:tc>
         <w:tc>
           <w:tcPr>
-            <w:tcW w:w="818" w:type="dxa"/>
+            <w:tcW w:w="817" w:type="dxa"/>
             <w:tcBorders>
               <w:top w:val="single" w:sz="4" w:space="0" w:color="9CA3AF"/>
               <w:left w:val="single" w:sz="4" w:space="0" w:color="9CA3AF"/>
@@ -28000,12 +27675,10 @@
         </w:tc>
       </w:tr>
       <w:tr>
-        <w:trPr>
-          <w:cantSplit w:val="true"/>
-        </w:trPr>
-        <w:tc>
-          <w:tcPr>
-            <w:tcW w:w="812" w:type="dxa"/>
+        <w:trPr/>
+        <w:tc>
+          <w:tcPr>
+            <w:tcW w:w="813" w:type="dxa"/>
             <w:tcBorders>
               <w:top w:val="single" w:sz="4" w:space="0" w:color="9CA3AF"/>
               <w:left w:val="single" w:sz="4" w:space="0" w:color="9CA3AF"/>
@@ -28038,7 +27711,7 @@
         </w:tc>
         <w:tc>
           <w:tcPr>
-            <w:tcW w:w="2172" w:type="dxa"/>
+            <w:tcW w:w="2171" w:type="dxa"/>
             <w:tcBorders>
               <w:top w:val="single" w:sz="4" w:space="0" w:color="9CA3AF"/>
               <w:left w:val="single" w:sz="4" w:space="0" w:color="9CA3AF"/>
@@ -28104,7 +27777,7 @@
         </w:tc>
         <w:tc>
           <w:tcPr>
-            <w:tcW w:w="1445" w:type="dxa"/>
+            <w:tcW w:w="1446" w:type="dxa"/>
             <w:tcBorders>
               <w:top w:val="single" w:sz="4" w:space="0" w:color="9CA3AF"/>
               <w:left w:val="single" w:sz="4" w:space="0" w:color="9CA3AF"/>
@@ -28137,7 +27810,7 @@
         </w:tc>
         <w:tc>
           <w:tcPr>
-            <w:tcW w:w="818" w:type="dxa"/>
+            <w:tcW w:w="817" w:type="dxa"/>
             <w:tcBorders>
               <w:top w:val="single" w:sz="4" w:space="0" w:color="9CA3AF"/>
               <w:left w:val="single" w:sz="4" w:space="0" w:color="9CA3AF"/>
@@ -28170,12 +27843,10 @@
         </w:tc>
       </w:tr>
       <w:tr>
-        <w:trPr>
-          <w:cantSplit w:val="true"/>
-        </w:trPr>
-        <w:tc>
-          <w:tcPr>
-            <w:tcW w:w="812" w:type="dxa"/>
+        <w:trPr/>
+        <w:tc>
+          <w:tcPr>
+            <w:tcW w:w="813" w:type="dxa"/>
             <w:tcBorders>
               <w:top w:val="single" w:sz="4" w:space="0" w:color="9CA3AF"/>
               <w:left w:val="single" w:sz="4" w:space="0" w:color="9CA3AF"/>
@@ -28208,7 +27879,7 @@
         </w:tc>
         <w:tc>
           <w:tcPr>
-            <w:tcW w:w="2172" w:type="dxa"/>
+            <w:tcW w:w="2171" w:type="dxa"/>
             <w:tcBorders>
               <w:top w:val="single" w:sz="4" w:space="0" w:color="9CA3AF"/>
               <w:left w:val="single" w:sz="4" w:space="0" w:color="9CA3AF"/>
@@ -28274,7 +27945,7 @@
         </w:tc>
         <w:tc>
           <w:tcPr>
-            <w:tcW w:w="1445" w:type="dxa"/>
+            <w:tcW w:w="1446" w:type="dxa"/>
             <w:tcBorders>
               <w:top w:val="single" w:sz="4" w:space="0" w:color="9CA3AF"/>
               <w:left w:val="single" w:sz="4" w:space="0" w:color="9CA3AF"/>
@@ -28307,7 +27978,7 @@
         </w:tc>
         <w:tc>
           <w:tcPr>
-            <w:tcW w:w="818" w:type="dxa"/>
+            <w:tcW w:w="817" w:type="dxa"/>
             <w:tcBorders>
               <w:top w:val="single" w:sz="4" w:space="0" w:color="9CA3AF"/>
               <w:left w:val="single" w:sz="4" w:space="0" w:color="9CA3AF"/>
@@ -28340,12 +28011,10 @@
         </w:tc>
       </w:tr>
       <w:tr>
-        <w:trPr>
-          <w:cantSplit w:val="true"/>
-        </w:trPr>
-        <w:tc>
-          <w:tcPr>
-            <w:tcW w:w="812" w:type="dxa"/>
+        <w:trPr/>
+        <w:tc>
+          <w:tcPr>
+            <w:tcW w:w="813" w:type="dxa"/>
             <w:tcBorders>
               <w:top w:val="single" w:sz="4" w:space="0" w:color="9CA3AF"/>
               <w:left w:val="single" w:sz="4" w:space="0" w:color="9CA3AF"/>
@@ -28378,7 +28047,7 @@
         </w:tc>
         <w:tc>
           <w:tcPr>
-            <w:tcW w:w="2172" w:type="dxa"/>
+            <w:tcW w:w="2171" w:type="dxa"/>
             <w:tcBorders>
               <w:top w:val="single" w:sz="4" w:space="0" w:color="9CA3AF"/>
               <w:left w:val="single" w:sz="4" w:space="0" w:color="9CA3AF"/>
@@ -28444,7 +28113,7 @@
         </w:tc>
         <w:tc>
           <w:tcPr>
-            <w:tcW w:w="1445" w:type="dxa"/>
+            <w:tcW w:w="1446" w:type="dxa"/>
             <w:tcBorders>
               <w:top w:val="single" w:sz="4" w:space="0" w:color="9CA3AF"/>
               <w:left w:val="single" w:sz="4" w:space="0" w:color="9CA3AF"/>
@@ -28477,7 +28146,7 @@
         </w:tc>
         <w:tc>
           <w:tcPr>
-            <w:tcW w:w="818" w:type="dxa"/>
+            <w:tcW w:w="817" w:type="dxa"/>
             <w:tcBorders>
               <w:top w:val="single" w:sz="4" w:space="0" w:color="9CA3AF"/>
               <w:left w:val="single" w:sz="4" w:space="0" w:color="9CA3AF"/>
@@ -28510,12 +28179,10 @@
         </w:tc>
       </w:tr>
       <w:tr>
-        <w:trPr>
-          <w:cantSplit w:val="true"/>
-        </w:trPr>
-        <w:tc>
-          <w:tcPr>
-            <w:tcW w:w="812" w:type="dxa"/>
+        <w:trPr/>
+        <w:tc>
+          <w:tcPr>
+            <w:tcW w:w="813" w:type="dxa"/>
             <w:tcBorders>
               <w:top w:val="single" w:sz="4" w:space="0" w:color="9CA3AF"/>
               <w:left w:val="single" w:sz="4" w:space="0" w:color="9CA3AF"/>
@@ -28548,7 +28215,7 @@
         </w:tc>
         <w:tc>
           <w:tcPr>
-            <w:tcW w:w="2172" w:type="dxa"/>
+            <w:tcW w:w="2171" w:type="dxa"/>
             <w:tcBorders>
               <w:top w:val="single" w:sz="4" w:space="0" w:color="9CA3AF"/>
               <w:left w:val="single" w:sz="4" w:space="0" w:color="9CA3AF"/>
@@ -28614,7 +28281,7 @@
         </w:tc>
         <w:tc>
           <w:tcPr>
-            <w:tcW w:w="1445" w:type="dxa"/>
+            <w:tcW w:w="1446" w:type="dxa"/>
             <w:tcBorders>
               <w:top w:val="single" w:sz="4" w:space="0" w:color="9CA3AF"/>
               <w:left w:val="single" w:sz="4" w:space="0" w:color="9CA3AF"/>
@@ -28647,7 +28314,7 @@
         </w:tc>
         <w:tc>
           <w:tcPr>
-            <w:tcW w:w="818" w:type="dxa"/>
+            <w:tcW w:w="817" w:type="dxa"/>
             <w:tcBorders>
               <w:top w:val="single" w:sz="4" w:space="0" w:color="9CA3AF"/>
               <w:left w:val="single" w:sz="4" w:space="0" w:color="9CA3AF"/>
@@ -28680,12 +28347,10 @@
         </w:tc>
       </w:tr>
       <w:tr>
-        <w:trPr>
-          <w:cantSplit w:val="true"/>
-        </w:trPr>
-        <w:tc>
-          <w:tcPr>
-            <w:tcW w:w="812" w:type="dxa"/>
+        <w:trPr/>
+        <w:tc>
+          <w:tcPr>
+            <w:tcW w:w="813" w:type="dxa"/>
             <w:tcBorders>
               <w:top w:val="single" w:sz="4" w:space="0" w:color="9CA3AF"/>
               <w:left w:val="single" w:sz="4" w:space="0" w:color="9CA3AF"/>
@@ -28718,7 +28383,7 @@
         </w:tc>
         <w:tc>
           <w:tcPr>
-            <w:tcW w:w="2172" w:type="dxa"/>
+            <w:tcW w:w="2171" w:type="dxa"/>
             <w:tcBorders>
               <w:top w:val="single" w:sz="4" w:space="0" w:color="9CA3AF"/>
               <w:left w:val="single" w:sz="4" w:space="0" w:color="9CA3AF"/>
@@ -28784,7 +28449,7 @@
         </w:tc>
         <w:tc>
           <w:tcPr>
-            <w:tcW w:w="1445" w:type="dxa"/>
+            <w:tcW w:w="1446" w:type="dxa"/>
             <w:tcBorders>
               <w:top w:val="single" w:sz="4" w:space="0" w:color="9CA3AF"/>
               <w:left w:val="single" w:sz="4" w:space="0" w:color="9CA3AF"/>
@@ -28817,7 +28482,7 @@
         </w:tc>
         <w:tc>
           <w:tcPr>
-            <w:tcW w:w="818" w:type="dxa"/>
+            <w:tcW w:w="817" w:type="dxa"/>
             <w:tcBorders>
               <w:top w:val="single" w:sz="4" w:space="0" w:color="9CA3AF"/>
               <w:left w:val="single" w:sz="4" w:space="0" w:color="9CA3AF"/>
@@ -28850,12 +28515,10 @@
         </w:tc>
       </w:tr>
       <w:tr>
-        <w:trPr>
-          <w:cantSplit w:val="true"/>
-        </w:trPr>
-        <w:tc>
-          <w:tcPr>
-            <w:tcW w:w="812" w:type="dxa"/>
+        <w:trPr/>
+        <w:tc>
+          <w:tcPr>
+            <w:tcW w:w="813" w:type="dxa"/>
             <w:tcBorders>
               <w:top w:val="single" w:sz="4" w:space="0" w:color="9CA3AF"/>
               <w:left w:val="single" w:sz="4" w:space="0" w:color="9CA3AF"/>
@@ -28888,7 +28551,7 @@
         </w:tc>
         <w:tc>
           <w:tcPr>
-            <w:tcW w:w="2172" w:type="dxa"/>
+            <w:tcW w:w="2171" w:type="dxa"/>
             <w:tcBorders>
               <w:top w:val="single" w:sz="4" w:space="0" w:color="9CA3AF"/>
               <w:left w:val="single" w:sz="4" w:space="0" w:color="9CA3AF"/>
@@ -28954,7 +28617,7 @@
         </w:tc>
         <w:tc>
           <w:tcPr>
-            <w:tcW w:w="1445" w:type="dxa"/>
+            <w:tcW w:w="1446" w:type="dxa"/>
             <w:tcBorders>
               <w:top w:val="single" w:sz="4" w:space="0" w:color="9CA3AF"/>
               <w:left w:val="single" w:sz="4" w:space="0" w:color="9CA3AF"/>
@@ -28987,7 +28650,7 @@
         </w:tc>
         <w:tc>
           <w:tcPr>
-            <w:tcW w:w="818" w:type="dxa"/>
+            <w:tcW w:w="817" w:type="dxa"/>
             <w:tcBorders>
               <w:top w:val="single" w:sz="4" w:space="0" w:color="9CA3AF"/>
               <w:left w:val="single" w:sz="4" w:space="0" w:color="9CA3AF"/>
@@ -29020,12 +28683,10 @@
         </w:tc>
       </w:tr>
       <w:tr>
-        <w:trPr>
-          <w:cantSplit w:val="true"/>
-        </w:trPr>
-        <w:tc>
-          <w:tcPr>
-            <w:tcW w:w="812" w:type="dxa"/>
+        <w:trPr/>
+        <w:tc>
+          <w:tcPr>
+            <w:tcW w:w="813" w:type="dxa"/>
             <w:tcBorders>
               <w:top w:val="single" w:sz="4" w:space="0" w:color="9CA3AF"/>
               <w:left w:val="single" w:sz="4" w:space="0" w:color="9CA3AF"/>
@@ -29058,7 +28719,7 @@
         </w:tc>
         <w:tc>
           <w:tcPr>
-            <w:tcW w:w="2172" w:type="dxa"/>
+            <w:tcW w:w="2171" w:type="dxa"/>
             <w:tcBorders>
               <w:top w:val="single" w:sz="4" w:space="0" w:color="9CA3AF"/>
               <w:left w:val="single" w:sz="4" w:space="0" w:color="9CA3AF"/>
@@ -29124,7 +28785,7 @@
         </w:tc>
         <w:tc>
           <w:tcPr>
-            <w:tcW w:w="1445" w:type="dxa"/>
+            <w:tcW w:w="1446" w:type="dxa"/>
             <w:tcBorders>
               <w:top w:val="single" w:sz="4" w:space="0" w:color="9CA3AF"/>
               <w:left w:val="single" w:sz="4" w:space="0" w:color="9CA3AF"/>
@@ -29157,7 +28818,7 @@
         </w:tc>
         <w:tc>
           <w:tcPr>
-            <w:tcW w:w="818" w:type="dxa"/>
+            <w:tcW w:w="817" w:type="dxa"/>
             <w:tcBorders>
               <w:top w:val="single" w:sz="4" w:space="0" w:color="9CA3AF"/>
               <w:left w:val="single" w:sz="4" w:space="0" w:color="9CA3AF"/>
@@ -29190,12 +28851,10 @@
         </w:tc>
       </w:tr>
       <w:tr>
-        <w:trPr>
-          <w:cantSplit w:val="true"/>
-        </w:trPr>
-        <w:tc>
-          <w:tcPr>
-            <w:tcW w:w="812" w:type="dxa"/>
+        <w:trPr/>
+        <w:tc>
+          <w:tcPr>
+            <w:tcW w:w="813" w:type="dxa"/>
             <w:tcBorders>
               <w:top w:val="single" w:sz="4" w:space="0" w:color="9CA3AF"/>
               <w:left w:val="single" w:sz="4" w:space="0" w:color="9CA3AF"/>
@@ -29228,7 +28887,7 @@
         </w:tc>
         <w:tc>
           <w:tcPr>
-            <w:tcW w:w="2172" w:type="dxa"/>
+            <w:tcW w:w="2171" w:type="dxa"/>
             <w:tcBorders>
               <w:top w:val="single" w:sz="4" w:space="0" w:color="9CA3AF"/>
               <w:left w:val="single" w:sz="4" w:space="0" w:color="9CA3AF"/>
@@ -29294,7 +28953,7 @@
         </w:tc>
         <w:tc>
           <w:tcPr>
-            <w:tcW w:w="1445" w:type="dxa"/>
+            <w:tcW w:w="1446" w:type="dxa"/>
             <w:tcBorders>
               <w:top w:val="single" w:sz="4" w:space="0" w:color="9CA3AF"/>
               <w:left w:val="single" w:sz="4" w:space="0" w:color="9CA3AF"/>
@@ -29327,7 +28986,7 @@
         </w:tc>
         <w:tc>
           <w:tcPr>
-            <w:tcW w:w="818" w:type="dxa"/>
+            <w:tcW w:w="817" w:type="dxa"/>
             <w:tcBorders>
               <w:top w:val="single" w:sz="4" w:space="0" w:color="9CA3AF"/>
               <w:left w:val="single" w:sz="4" w:space="0" w:color="9CA3AF"/>
@@ -29360,12 +29019,10 @@
         </w:tc>
       </w:tr>
       <w:tr>
-        <w:trPr>
-          <w:cantSplit w:val="true"/>
-        </w:trPr>
-        <w:tc>
-          <w:tcPr>
-            <w:tcW w:w="812" w:type="dxa"/>
+        <w:trPr/>
+        <w:tc>
+          <w:tcPr>
+            <w:tcW w:w="813" w:type="dxa"/>
             <w:tcBorders>
               <w:top w:val="single" w:sz="4" w:space="0" w:color="9CA3AF"/>
               <w:left w:val="single" w:sz="4" w:space="0" w:color="9CA3AF"/>
@@ -29398,7 +29055,7 @@
         </w:tc>
         <w:tc>
           <w:tcPr>
-            <w:tcW w:w="2172" w:type="dxa"/>
+            <w:tcW w:w="2171" w:type="dxa"/>
             <w:tcBorders>
               <w:top w:val="single" w:sz="4" w:space="0" w:color="9CA3AF"/>
               <w:left w:val="single" w:sz="4" w:space="0" w:color="9CA3AF"/>
@@ -29473,7 +29130,7 @@
         </w:tc>
         <w:tc>
           <w:tcPr>
-            <w:tcW w:w="1445" w:type="dxa"/>
+            <w:tcW w:w="1446" w:type="dxa"/>
             <w:tcBorders>
               <w:top w:val="single" w:sz="4" w:space="0" w:color="9CA3AF"/>
               <w:left w:val="single" w:sz="4" w:space="0" w:color="9CA3AF"/>
@@ -29506,7 +29163,7 @@
         </w:tc>
         <w:tc>
           <w:tcPr>
-            <w:tcW w:w="818" w:type="dxa"/>
+            <w:tcW w:w="817" w:type="dxa"/>
             <w:tcBorders>
               <w:top w:val="single" w:sz="4" w:space="0" w:color="9CA3AF"/>
               <w:left w:val="single" w:sz="4" w:space="0" w:color="9CA3AF"/>
@@ -29539,12 +29196,10 @@
         </w:tc>
       </w:tr>
       <w:tr>
-        <w:trPr>
-          <w:cantSplit w:val="true"/>
-        </w:trPr>
-        <w:tc>
-          <w:tcPr>
-            <w:tcW w:w="812" w:type="dxa"/>
+        <w:trPr/>
+        <w:tc>
+          <w:tcPr>
+            <w:tcW w:w="813" w:type="dxa"/>
             <w:tcBorders>
               <w:top w:val="single" w:sz="4" w:space="0" w:color="9CA3AF"/>
               <w:left w:val="single" w:sz="4" w:space="0" w:color="9CA3AF"/>
@@ -29577,7 +29232,7 @@
         </w:tc>
         <w:tc>
           <w:tcPr>
-            <w:tcW w:w="2172" w:type="dxa"/>
+            <w:tcW w:w="2171" w:type="dxa"/>
             <w:tcBorders>
               <w:top w:val="single" w:sz="4" w:space="0" w:color="9CA3AF"/>
               <w:left w:val="single" w:sz="4" w:space="0" w:color="9CA3AF"/>
@@ -29643,7 +29298,7 @@
         </w:tc>
         <w:tc>
           <w:tcPr>
-            <w:tcW w:w="1445" w:type="dxa"/>
+            <w:tcW w:w="1446" w:type="dxa"/>
             <w:tcBorders>
               <w:top w:val="single" w:sz="4" w:space="0" w:color="9CA3AF"/>
               <w:left w:val="single" w:sz="4" w:space="0" w:color="9CA3AF"/>
@@ -29676,7 +29331,7 @@
         </w:tc>
         <w:tc>
           <w:tcPr>
-            <w:tcW w:w="818" w:type="dxa"/>
+            <w:tcW w:w="817" w:type="dxa"/>
             <w:tcBorders>
               <w:top w:val="single" w:sz="4" w:space="0" w:color="9CA3AF"/>
               <w:left w:val="single" w:sz="4" w:space="0" w:color="9CA3AF"/>
@@ -29709,12 +29364,10 @@
         </w:tc>
       </w:tr>
       <w:tr>
-        <w:trPr>
-          <w:cantSplit w:val="true"/>
-        </w:trPr>
-        <w:tc>
-          <w:tcPr>
-            <w:tcW w:w="812" w:type="dxa"/>
+        <w:trPr/>
+        <w:tc>
+          <w:tcPr>
+            <w:tcW w:w="813" w:type="dxa"/>
             <w:tcBorders>
               <w:top w:val="single" w:sz="4" w:space="0" w:color="9CA3AF"/>
               <w:left w:val="single" w:sz="4" w:space="0" w:color="9CA3AF"/>
@@ -29747,7 +29400,7 @@
         </w:tc>
         <w:tc>
           <w:tcPr>
-            <w:tcW w:w="2172" w:type="dxa"/>
+            <w:tcW w:w="2171" w:type="dxa"/>
             <w:tcBorders>
               <w:top w:val="single" w:sz="4" w:space="0" w:color="9CA3AF"/>
               <w:left w:val="single" w:sz="4" w:space="0" w:color="9CA3AF"/>
@@ -29822,7 +29475,7 @@
         </w:tc>
         <w:tc>
           <w:tcPr>
-            <w:tcW w:w="1445" w:type="dxa"/>
+            <w:tcW w:w="1446" w:type="dxa"/>
             <w:tcBorders>
               <w:top w:val="single" w:sz="4" w:space="0" w:color="9CA3AF"/>
               <w:left w:val="single" w:sz="4" w:space="0" w:color="9CA3AF"/>
@@ -29855,7 +29508,7 @@
         </w:tc>
         <w:tc>
           <w:tcPr>
-            <w:tcW w:w="818" w:type="dxa"/>
+            <w:tcW w:w="817" w:type="dxa"/>
             <w:tcBorders>
               <w:top w:val="single" w:sz="4" w:space="0" w:color="9CA3AF"/>
               <w:left w:val="single" w:sz="4" w:space="0" w:color="9CA3AF"/>
@@ -29888,12 +29541,10 @@
         </w:tc>
       </w:tr>
       <w:tr>
-        <w:trPr>
-          <w:cantSplit w:val="true"/>
-        </w:trPr>
-        <w:tc>
-          <w:tcPr>
-            <w:tcW w:w="812" w:type="dxa"/>
+        <w:trPr/>
+        <w:tc>
+          <w:tcPr>
+            <w:tcW w:w="813" w:type="dxa"/>
             <w:tcBorders>
               <w:top w:val="single" w:sz="4" w:space="0" w:color="9CA3AF"/>
               <w:left w:val="single" w:sz="4" w:space="0" w:color="9CA3AF"/>
@@ -29926,7 +29577,7 @@
         </w:tc>
         <w:tc>
           <w:tcPr>
-            <w:tcW w:w="2172" w:type="dxa"/>
+            <w:tcW w:w="2171" w:type="dxa"/>
             <w:tcBorders>
               <w:top w:val="single" w:sz="4" w:space="0" w:color="9CA3AF"/>
               <w:left w:val="single" w:sz="4" w:space="0" w:color="9CA3AF"/>
@@ -29992,7 +29643,7 @@
         </w:tc>
         <w:tc>
           <w:tcPr>
-            <w:tcW w:w="1445" w:type="dxa"/>
+            <w:tcW w:w="1446" w:type="dxa"/>
             <w:tcBorders>
               <w:top w:val="single" w:sz="4" w:space="0" w:color="9CA3AF"/>
               <w:left w:val="single" w:sz="4" w:space="0" w:color="9CA3AF"/>
@@ -30025,7 +29676,7 @@
         </w:tc>
         <w:tc>
           <w:tcPr>
-            <w:tcW w:w="818" w:type="dxa"/>
+            <w:tcW w:w="817" w:type="dxa"/>
             <w:tcBorders>
               <w:top w:val="single" w:sz="4" w:space="0" w:color="9CA3AF"/>
               <w:left w:val="single" w:sz="4" w:space="0" w:color="9CA3AF"/>
@@ -30058,12 +29709,10 @@
         </w:tc>
       </w:tr>
       <w:tr>
-        <w:trPr>
-          <w:cantSplit w:val="true"/>
-        </w:trPr>
-        <w:tc>
-          <w:tcPr>
-            <w:tcW w:w="812" w:type="dxa"/>
+        <w:trPr/>
+        <w:tc>
+          <w:tcPr>
+            <w:tcW w:w="813" w:type="dxa"/>
             <w:tcBorders>
               <w:top w:val="single" w:sz="4" w:space="0" w:color="9CA3AF"/>
               <w:left w:val="single" w:sz="4" w:space="0" w:color="9CA3AF"/>
@@ -30096,7 +29745,7 @@
         </w:tc>
         <w:tc>
           <w:tcPr>
-            <w:tcW w:w="2172" w:type="dxa"/>
+            <w:tcW w:w="2171" w:type="dxa"/>
             <w:tcBorders>
               <w:top w:val="single" w:sz="4" w:space="0" w:color="9CA3AF"/>
               <w:left w:val="single" w:sz="4" w:space="0" w:color="9CA3AF"/>
@@ -30162,7 +29811,7 @@
         </w:tc>
         <w:tc>
           <w:tcPr>
-            <w:tcW w:w="1445" w:type="dxa"/>
+            <w:tcW w:w="1446" w:type="dxa"/>
             <w:tcBorders>
               <w:top w:val="single" w:sz="4" w:space="0" w:color="9CA3AF"/>
               <w:left w:val="single" w:sz="4" w:space="0" w:color="9CA3AF"/>
@@ -30195,7 +29844,7 @@
         </w:tc>
         <w:tc>
           <w:tcPr>
-            <w:tcW w:w="818" w:type="dxa"/>
+            <w:tcW w:w="817" w:type="dxa"/>
             <w:tcBorders>
               <w:top w:val="single" w:sz="4" w:space="0" w:color="9CA3AF"/>
               <w:left w:val="single" w:sz="4" w:space="0" w:color="9CA3AF"/>
@@ -30228,12 +29877,10 @@
         </w:tc>
       </w:tr>
       <w:tr>
-        <w:trPr>
-          <w:cantSplit w:val="true"/>
-        </w:trPr>
-        <w:tc>
-          <w:tcPr>
-            <w:tcW w:w="812" w:type="dxa"/>
+        <w:trPr/>
+        <w:tc>
+          <w:tcPr>
+            <w:tcW w:w="813" w:type="dxa"/>
             <w:tcBorders>
               <w:top w:val="single" w:sz="4" w:space="0" w:color="9CA3AF"/>
               <w:left w:val="single" w:sz="4" w:space="0" w:color="9CA3AF"/>
@@ -30266,7 +29913,7 @@
         </w:tc>
         <w:tc>
           <w:tcPr>
-            <w:tcW w:w="2172" w:type="dxa"/>
+            <w:tcW w:w="2171" w:type="dxa"/>
             <w:tcBorders>
               <w:top w:val="single" w:sz="4" w:space="0" w:color="9CA3AF"/>
               <w:left w:val="single" w:sz="4" w:space="0" w:color="9CA3AF"/>
@@ -30332,7 +29979,7 @@
         </w:tc>
         <w:tc>
           <w:tcPr>
-            <w:tcW w:w="1445" w:type="dxa"/>
+            <w:tcW w:w="1446" w:type="dxa"/>
             <w:tcBorders>
               <w:top w:val="single" w:sz="4" w:space="0" w:color="9CA3AF"/>
               <w:left w:val="single" w:sz="4" w:space="0" w:color="9CA3AF"/>
@@ -30365,7 +30012,7 @@
         </w:tc>
         <w:tc>
           <w:tcPr>
-            <w:tcW w:w="818" w:type="dxa"/>
+            <w:tcW w:w="817" w:type="dxa"/>
             <w:tcBorders>
               <w:top w:val="single" w:sz="4" w:space="0" w:color="9CA3AF"/>
               <w:left w:val="single" w:sz="4" w:space="0" w:color="9CA3AF"/>
@@ -30398,12 +30045,10 @@
         </w:tc>
       </w:tr>
       <w:tr>
-        <w:trPr>
-          <w:cantSplit w:val="true"/>
-        </w:trPr>
-        <w:tc>
-          <w:tcPr>
-            <w:tcW w:w="812" w:type="dxa"/>
+        <w:trPr/>
+        <w:tc>
+          <w:tcPr>
+            <w:tcW w:w="813" w:type="dxa"/>
             <w:tcBorders>
               <w:top w:val="single" w:sz="4" w:space="0" w:color="9CA3AF"/>
               <w:left w:val="single" w:sz="4" w:space="0" w:color="9CA3AF"/>
@@ -30436,7 +30081,7 @@
         </w:tc>
         <w:tc>
           <w:tcPr>
-            <w:tcW w:w="2172" w:type="dxa"/>
+            <w:tcW w:w="2171" w:type="dxa"/>
             <w:tcBorders>
               <w:top w:val="single" w:sz="4" w:space="0" w:color="9CA3AF"/>
               <w:left w:val="single" w:sz="4" w:space="0" w:color="9CA3AF"/>
@@ -30502,7 +30147,7 @@
         </w:tc>
         <w:tc>
           <w:tcPr>
-            <w:tcW w:w="1445" w:type="dxa"/>
+            <w:tcW w:w="1446" w:type="dxa"/>
             <w:tcBorders>
               <w:top w:val="single" w:sz="4" w:space="0" w:color="9CA3AF"/>
               <w:left w:val="single" w:sz="4" w:space="0" w:color="9CA3AF"/>
@@ -30535,7 +30180,7 @@
         </w:tc>
         <w:tc>
           <w:tcPr>
-            <w:tcW w:w="818" w:type="dxa"/>
+            <w:tcW w:w="817" w:type="dxa"/>
             <w:tcBorders>
               <w:top w:val="single" w:sz="4" w:space="0" w:color="9CA3AF"/>
               <w:left w:val="single" w:sz="4" w:space="0" w:color="9CA3AF"/>
@@ -30568,12 +30213,10 @@
         </w:tc>
       </w:tr>
       <w:tr>
-        <w:trPr>
-          <w:cantSplit w:val="true"/>
-        </w:trPr>
-        <w:tc>
-          <w:tcPr>
-            <w:tcW w:w="812" w:type="dxa"/>
+        <w:trPr/>
+        <w:tc>
+          <w:tcPr>
+            <w:tcW w:w="813" w:type="dxa"/>
             <w:tcBorders>
               <w:top w:val="single" w:sz="4" w:space="0" w:color="9CA3AF"/>
               <w:left w:val="single" w:sz="4" w:space="0" w:color="9CA3AF"/>
@@ -30606,7 +30249,7 @@
         </w:tc>
         <w:tc>
           <w:tcPr>
-            <w:tcW w:w="2172" w:type="dxa"/>
+            <w:tcW w:w="2171" w:type="dxa"/>
             <w:tcBorders>
               <w:top w:val="single" w:sz="4" w:space="0" w:color="9CA3AF"/>
               <w:left w:val="single" w:sz="4" w:space="0" w:color="9CA3AF"/>
@@ -30672,7 +30315,7 @@
         </w:tc>
         <w:tc>
           <w:tcPr>
-            <w:tcW w:w="1445" w:type="dxa"/>
+            <w:tcW w:w="1446" w:type="dxa"/>
             <w:tcBorders>
               <w:top w:val="single" w:sz="4" w:space="0" w:color="9CA3AF"/>
               <w:left w:val="single" w:sz="4" w:space="0" w:color="9CA3AF"/>
@@ -30705,7 +30348,7 @@
         </w:tc>
         <w:tc>
           <w:tcPr>
-            <w:tcW w:w="818" w:type="dxa"/>
+            <w:tcW w:w="817" w:type="dxa"/>
             <w:tcBorders>
               <w:top w:val="single" w:sz="4" w:space="0" w:color="9CA3AF"/>
               <w:left w:val="single" w:sz="4" w:space="0" w:color="9CA3AF"/>
@@ -30738,12 +30381,10 @@
         </w:tc>
       </w:tr>
       <w:tr>
-        <w:trPr>
-          <w:cantSplit w:val="true"/>
-        </w:trPr>
-        <w:tc>
-          <w:tcPr>
-            <w:tcW w:w="812" w:type="dxa"/>
+        <w:trPr/>
+        <w:tc>
+          <w:tcPr>
+            <w:tcW w:w="813" w:type="dxa"/>
             <w:tcBorders>
               <w:top w:val="single" w:sz="4" w:space="0" w:color="9CA3AF"/>
               <w:left w:val="single" w:sz="4" w:space="0" w:color="9CA3AF"/>
@@ -30776,7 +30417,7 @@
         </w:tc>
         <w:tc>
           <w:tcPr>
-            <w:tcW w:w="2172" w:type="dxa"/>
+            <w:tcW w:w="2171" w:type="dxa"/>
             <w:tcBorders>
               <w:top w:val="single" w:sz="4" w:space="0" w:color="9CA3AF"/>
               <w:left w:val="single" w:sz="4" w:space="0" w:color="9CA3AF"/>
@@ -30842,7 +30483,7 @@
         </w:tc>
         <w:tc>
           <w:tcPr>
-            <w:tcW w:w="1445" w:type="dxa"/>
+            <w:tcW w:w="1446" w:type="dxa"/>
             <w:tcBorders>
               <w:top w:val="single" w:sz="4" w:space="0" w:color="9CA3AF"/>
               <w:left w:val="single" w:sz="4" w:space="0" w:color="9CA3AF"/>
@@ -30875,7 +30516,7 @@
         </w:tc>
         <w:tc>
           <w:tcPr>
-            <w:tcW w:w="818" w:type="dxa"/>
+            <w:tcW w:w="817" w:type="dxa"/>
             <w:tcBorders>
               <w:top w:val="single" w:sz="4" w:space="0" w:color="9CA3AF"/>
               <w:left w:val="single" w:sz="4" w:space="0" w:color="9CA3AF"/>
@@ -30908,12 +30549,10 @@
         </w:tc>
       </w:tr>
       <w:tr>
-        <w:trPr>
-          <w:cantSplit w:val="true"/>
-        </w:trPr>
-        <w:tc>
-          <w:tcPr>
-            <w:tcW w:w="812" w:type="dxa"/>
+        <w:trPr/>
+        <w:tc>
+          <w:tcPr>
+            <w:tcW w:w="813" w:type="dxa"/>
             <w:tcBorders>
               <w:top w:val="single" w:sz="4" w:space="0" w:color="9CA3AF"/>
               <w:left w:val="single" w:sz="4" w:space="0" w:color="9CA3AF"/>
@@ -30946,7 +30585,7 @@
         </w:tc>
         <w:tc>
           <w:tcPr>
-            <w:tcW w:w="2172" w:type="dxa"/>
+            <w:tcW w:w="2171" w:type="dxa"/>
             <w:tcBorders>
               <w:top w:val="single" w:sz="4" w:space="0" w:color="9CA3AF"/>
               <w:left w:val="single" w:sz="4" w:space="0" w:color="9CA3AF"/>
@@ -31012,7 +30651,7 @@
         </w:tc>
         <w:tc>
           <w:tcPr>
-            <w:tcW w:w="1445" w:type="dxa"/>
+            <w:tcW w:w="1446" w:type="dxa"/>
             <w:tcBorders>
               <w:top w:val="single" w:sz="4" w:space="0" w:color="9CA3AF"/>
               <w:left w:val="single" w:sz="4" w:space="0" w:color="9CA3AF"/>
@@ -31045,7 +30684,7 @@
         </w:tc>
         <w:tc>
           <w:tcPr>
-            <w:tcW w:w="818" w:type="dxa"/>
+            <w:tcW w:w="817" w:type="dxa"/>
             <w:tcBorders>
               <w:top w:val="single" w:sz="4" w:space="0" w:color="9CA3AF"/>
               <w:left w:val="single" w:sz="4" w:space="0" w:color="9CA3AF"/>
@@ -31078,12 +30717,10 @@
         </w:tc>
       </w:tr>
       <w:tr>
-        <w:trPr>
-          <w:cantSplit w:val="true"/>
-        </w:trPr>
-        <w:tc>
-          <w:tcPr>
-            <w:tcW w:w="812" w:type="dxa"/>
+        <w:trPr/>
+        <w:tc>
+          <w:tcPr>
+            <w:tcW w:w="813" w:type="dxa"/>
             <w:tcBorders>
               <w:top w:val="single" w:sz="4" w:space="0" w:color="9CA3AF"/>
               <w:left w:val="single" w:sz="4" w:space="0" w:color="9CA3AF"/>
@@ -31116,7 +30753,7 @@
         </w:tc>
         <w:tc>
           <w:tcPr>
-            <w:tcW w:w="2172" w:type="dxa"/>
+            <w:tcW w:w="2171" w:type="dxa"/>
             <w:tcBorders>
               <w:top w:val="single" w:sz="4" w:space="0" w:color="9CA3AF"/>
               <w:left w:val="single" w:sz="4" w:space="0" w:color="9CA3AF"/>
@@ -31182,7 +30819,7 @@
         </w:tc>
         <w:tc>
           <w:tcPr>
-            <w:tcW w:w="1445" w:type="dxa"/>
+            <w:tcW w:w="1446" w:type="dxa"/>
             <w:tcBorders>
               <w:top w:val="single" w:sz="4" w:space="0" w:color="9CA3AF"/>
               <w:left w:val="single" w:sz="4" w:space="0" w:color="9CA3AF"/>
@@ -31215,7 +30852,7 @@
         </w:tc>
         <w:tc>
           <w:tcPr>
-            <w:tcW w:w="818" w:type="dxa"/>
+            <w:tcW w:w="817" w:type="dxa"/>
             <w:tcBorders>
               <w:top w:val="single" w:sz="4" w:space="0" w:color="9CA3AF"/>
               <w:left w:val="single" w:sz="4" w:space="0" w:color="9CA3AF"/>
@@ -31263,7 +30900,7 @@
         <w:pStyle w:val="Heading2"/>
         <w:rPr/>
       </w:pPr>
-      <w:bookmarkStart w:id="15" w:name="__RefHeading___Toc4339_3118246186"/>
+      <w:bookmarkStart w:id="15" w:name="__RefHeading___Toc15757_260505723"/>
       <w:bookmarkEnd w:id="15"/>
       <w:r>
         <w:rPr/>
@@ -31342,20 +30979,19 @@
         </w:tblCellMar>
       </w:tblPr>
       <w:tblGrid>
-        <w:gridCol w:w="898"/>
+        <w:gridCol w:w="899"/>
         <w:gridCol w:w="1250"/>
-        <w:gridCol w:w="2251"/>
-        <w:gridCol w:w="2849"/>
-        <w:gridCol w:w="1256"/>
+        <w:gridCol w:w="2250"/>
+        <w:gridCol w:w="2850"/>
+        <w:gridCol w:w="1255"/>
       </w:tblGrid>
       <w:tr>
         <w:trPr>
           <w:tblHeader w:val="true"/>
-          <w:cantSplit w:val="true"/>
         </w:trPr>
         <w:tc>
           <w:tcPr>
-            <w:tcW w:w="898" w:type="dxa"/>
+            <w:tcW w:w="899" w:type="dxa"/>
             <w:tcBorders>
               <w:top w:val="single" w:sz="4" w:space="0" w:color="9CA3AF"/>
               <w:left w:val="single" w:sz="4" w:space="0" w:color="9CA3AF"/>
@@ -31415,7 +31051,7 @@
         </w:tc>
         <w:tc>
           <w:tcPr>
-            <w:tcW w:w="2251" w:type="dxa"/>
+            <w:tcW w:w="2250" w:type="dxa"/>
             <w:tcBorders>
               <w:top w:val="single" w:sz="4" w:space="0" w:color="9CA3AF"/>
               <w:left w:val="single" w:sz="4" w:space="0" w:color="9CA3AF"/>
@@ -31445,7 +31081,7 @@
         </w:tc>
         <w:tc>
           <w:tcPr>
-            <w:tcW w:w="2849" w:type="dxa"/>
+            <w:tcW w:w="2850" w:type="dxa"/>
             <w:tcBorders>
               <w:top w:val="single" w:sz="4" w:space="0" w:color="9CA3AF"/>
               <w:left w:val="single" w:sz="4" w:space="0" w:color="9CA3AF"/>
@@ -31475,7 +31111,7 @@
         </w:tc>
         <w:tc>
           <w:tcPr>
-            <w:tcW w:w="1256" w:type="dxa"/>
+            <w:tcW w:w="1255" w:type="dxa"/>
             <w:tcBorders>
               <w:top w:val="single" w:sz="4" w:space="0" w:color="9CA3AF"/>
               <w:left w:val="single" w:sz="4" w:space="0" w:color="9CA3AF"/>
@@ -31505,12 +31141,10 @@
         </w:tc>
       </w:tr>
       <w:tr>
-        <w:trPr>
-          <w:cantSplit w:val="true"/>
-        </w:trPr>
-        <w:tc>
-          <w:tcPr>
-            <w:tcW w:w="898" w:type="dxa"/>
+        <w:trPr/>
+        <w:tc>
+          <w:tcPr>
+            <w:tcW w:w="899" w:type="dxa"/>
             <w:tcBorders>
               <w:top w:val="single" w:sz="4" w:space="0" w:color="9CA3AF"/>
               <w:left w:val="single" w:sz="4" w:space="0" w:color="9CA3AF"/>
@@ -31576,7 +31210,7 @@
         </w:tc>
         <w:tc>
           <w:tcPr>
-            <w:tcW w:w="2251" w:type="dxa"/>
+            <w:tcW w:w="2250" w:type="dxa"/>
             <w:tcBorders>
               <w:top w:val="single" w:sz="4" w:space="0" w:color="9CA3AF"/>
               <w:left w:val="single" w:sz="4" w:space="0" w:color="9CA3AF"/>
@@ -31618,7 +31252,7 @@
         </w:tc>
         <w:tc>
           <w:tcPr>
-            <w:tcW w:w="2849" w:type="dxa"/>
+            <w:tcW w:w="2850" w:type="dxa"/>
             <w:tcBorders>
               <w:top w:val="single" w:sz="4" w:space="0" w:color="9CA3AF"/>
               <w:left w:val="single" w:sz="4" w:space="0" w:color="9CA3AF"/>
@@ -31660,7 +31294,7 @@
         </w:tc>
         <w:tc>
           <w:tcPr>
-            <w:tcW w:w="1256" w:type="dxa"/>
+            <w:tcW w:w="1255" w:type="dxa"/>
             <w:tcBorders>
               <w:top w:val="single" w:sz="4" w:space="0" w:color="9CA3AF"/>
               <w:left w:val="single" w:sz="4" w:space="0" w:color="9CA3AF"/>
@@ -31693,12 +31327,10 @@
         </w:tc>
       </w:tr>
       <w:tr>
-        <w:trPr>
-          <w:cantSplit w:val="true"/>
-        </w:trPr>
-        <w:tc>
-          <w:tcPr>
-            <w:tcW w:w="898" w:type="dxa"/>
+        <w:trPr/>
+        <w:tc>
+          <w:tcPr>
+            <w:tcW w:w="899" w:type="dxa"/>
             <w:tcBorders>
               <w:top w:val="single" w:sz="4" w:space="0" w:color="9CA3AF"/>
               <w:left w:val="single" w:sz="4" w:space="0" w:color="9CA3AF"/>
@@ -31764,7 +31396,7 @@
         </w:tc>
         <w:tc>
           <w:tcPr>
-            <w:tcW w:w="2251" w:type="dxa"/>
+            <w:tcW w:w="2250" w:type="dxa"/>
             <w:tcBorders>
               <w:top w:val="single" w:sz="4" w:space="0" w:color="9CA3AF"/>
               <w:left w:val="single" w:sz="4" w:space="0" w:color="9CA3AF"/>
@@ -31806,7 +31438,7 @@
         </w:tc>
         <w:tc>
           <w:tcPr>
-            <w:tcW w:w="2849" w:type="dxa"/>
+            <w:tcW w:w="2850" w:type="dxa"/>
             <w:tcBorders>
               <w:top w:val="single" w:sz="4" w:space="0" w:color="9CA3AF"/>
               <w:left w:val="single" w:sz="4" w:space="0" w:color="9CA3AF"/>
@@ -31839,7 +31471,7 @@
         </w:tc>
         <w:tc>
           <w:tcPr>
-            <w:tcW w:w="1256" w:type="dxa"/>
+            <w:tcW w:w="1255" w:type="dxa"/>
             <w:tcBorders>
               <w:top w:val="single" w:sz="4" w:space="0" w:color="9CA3AF"/>
               <w:left w:val="single" w:sz="4" w:space="0" w:color="9CA3AF"/>
@@ -31872,12 +31504,10 @@
         </w:tc>
       </w:tr>
       <w:tr>
-        <w:trPr>
-          <w:cantSplit w:val="true"/>
-        </w:trPr>
-        <w:tc>
-          <w:tcPr>
-            <w:tcW w:w="898" w:type="dxa"/>
+        <w:trPr/>
+        <w:tc>
+          <w:tcPr>
+            <w:tcW w:w="899" w:type="dxa"/>
             <w:tcBorders>
               <w:top w:val="single" w:sz="4" w:space="0" w:color="9CA3AF"/>
               <w:left w:val="single" w:sz="4" w:space="0" w:color="9CA3AF"/>
@@ -31943,7 +31573,7 @@
         </w:tc>
         <w:tc>
           <w:tcPr>
-            <w:tcW w:w="2251" w:type="dxa"/>
+            <w:tcW w:w="2250" w:type="dxa"/>
             <w:tcBorders>
               <w:top w:val="single" w:sz="4" w:space="0" w:color="9CA3AF"/>
               <w:left w:val="single" w:sz="4" w:space="0" w:color="9CA3AF"/>
@@ -31985,7 +31615,7 @@
         </w:tc>
         <w:tc>
           <w:tcPr>
-            <w:tcW w:w="2849" w:type="dxa"/>
+            <w:tcW w:w="2850" w:type="dxa"/>
             <w:tcBorders>
               <w:top w:val="single" w:sz="4" w:space="0" w:color="9CA3AF"/>
               <w:left w:val="single" w:sz="4" w:space="0" w:color="9CA3AF"/>
@@ -32018,7 +31648,7 @@
         </w:tc>
         <w:tc>
           <w:tcPr>
-            <w:tcW w:w="1256" w:type="dxa"/>
+            <w:tcW w:w="1255" w:type="dxa"/>
             <w:tcBorders>
               <w:top w:val="single" w:sz="4" w:space="0" w:color="9CA3AF"/>
               <w:left w:val="single" w:sz="4" w:space="0" w:color="9CA3AF"/>
@@ -32051,12 +31681,10 @@
         </w:tc>
       </w:tr>
       <w:tr>
-        <w:trPr>
-          <w:cantSplit w:val="true"/>
-        </w:trPr>
-        <w:tc>
-          <w:tcPr>
-            <w:tcW w:w="898" w:type="dxa"/>
+        <w:trPr/>
+        <w:tc>
+          <w:tcPr>
+            <w:tcW w:w="899" w:type="dxa"/>
             <w:tcBorders>
               <w:top w:val="single" w:sz="4" w:space="0" w:color="9CA3AF"/>
               <w:left w:val="single" w:sz="4" w:space="0" w:color="9CA3AF"/>
@@ -32122,7 +31750,7 @@
         </w:tc>
         <w:tc>
           <w:tcPr>
-            <w:tcW w:w="2251" w:type="dxa"/>
+            <w:tcW w:w="2250" w:type="dxa"/>
             <w:tcBorders>
               <w:top w:val="single" w:sz="4" w:space="0" w:color="9CA3AF"/>
               <w:left w:val="single" w:sz="4" w:space="0" w:color="9CA3AF"/>
@@ -32164,7 +31792,7 @@
         </w:tc>
         <w:tc>
           <w:tcPr>
-            <w:tcW w:w="2849" w:type="dxa"/>
+            <w:tcW w:w="2850" w:type="dxa"/>
             <w:tcBorders>
               <w:top w:val="single" w:sz="4" w:space="0" w:color="9CA3AF"/>
               <w:left w:val="single" w:sz="4" w:space="0" w:color="9CA3AF"/>
@@ -32206,7 +31834,7 @@
         </w:tc>
         <w:tc>
           <w:tcPr>
-            <w:tcW w:w="1256" w:type="dxa"/>
+            <w:tcW w:w="1255" w:type="dxa"/>
             <w:tcBorders>
               <w:top w:val="single" w:sz="4" w:space="0" w:color="9CA3AF"/>
               <w:left w:val="single" w:sz="4" w:space="0" w:color="9CA3AF"/>
@@ -32239,12 +31867,10 @@
         </w:tc>
       </w:tr>
       <w:tr>
-        <w:trPr>
-          <w:cantSplit w:val="true"/>
-        </w:trPr>
-        <w:tc>
-          <w:tcPr>
-            <w:tcW w:w="898" w:type="dxa"/>
+        <w:trPr/>
+        <w:tc>
+          <w:tcPr>
+            <w:tcW w:w="899" w:type="dxa"/>
             <w:tcBorders>
               <w:top w:val="single" w:sz="4" w:space="0" w:color="9CA3AF"/>
               <w:left w:val="single" w:sz="4" w:space="0" w:color="9CA3AF"/>
@@ -32310,7 +31936,7 @@
         </w:tc>
         <w:tc>
           <w:tcPr>
-            <w:tcW w:w="2251" w:type="dxa"/>
+            <w:tcW w:w="2250" w:type="dxa"/>
             <w:tcBorders>
               <w:top w:val="single" w:sz="4" w:space="0" w:color="9CA3AF"/>
               <w:left w:val="single" w:sz="4" w:space="0" w:color="9CA3AF"/>
@@ -32352,7 +31978,7 @@
         </w:tc>
         <w:tc>
           <w:tcPr>
-            <w:tcW w:w="2849" w:type="dxa"/>
+            <w:tcW w:w="2850" w:type="dxa"/>
             <w:tcBorders>
               <w:top w:val="single" w:sz="4" w:space="0" w:color="9CA3AF"/>
               <w:left w:val="single" w:sz="4" w:space="0" w:color="9CA3AF"/>
@@ -32385,7 +32011,7 @@
         </w:tc>
         <w:tc>
           <w:tcPr>
-            <w:tcW w:w="1256" w:type="dxa"/>
+            <w:tcW w:w="1255" w:type="dxa"/>
             <w:tcBorders>
               <w:top w:val="single" w:sz="4" w:space="0" w:color="9CA3AF"/>
               <w:left w:val="single" w:sz="4" w:space="0" w:color="9CA3AF"/>
@@ -32418,12 +32044,10 @@
         </w:tc>
       </w:tr>
       <w:tr>
-        <w:trPr>
-          <w:cantSplit w:val="true"/>
-        </w:trPr>
-        <w:tc>
-          <w:tcPr>
-            <w:tcW w:w="898" w:type="dxa"/>
+        <w:trPr/>
+        <w:tc>
+          <w:tcPr>
+            <w:tcW w:w="899" w:type="dxa"/>
             <w:tcBorders>
               <w:top w:val="single" w:sz="4" w:space="0" w:color="9CA3AF"/>
               <w:left w:val="single" w:sz="4" w:space="0" w:color="9CA3AF"/>
@@ -32489,7 +32113,7 @@
         </w:tc>
         <w:tc>
           <w:tcPr>
-            <w:tcW w:w="2251" w:type="dxa"/>
+            <w:tcW w:w="2250" w:type="dxa"/>
             <w:tcBorders>
               <w:top w:val="single" w:sz="4" w:space="0" w:color="9CA3AF"/>
               <w:left w:val="single" w:sz="4" w:space="0" w:color="9CA3AF"/>
@@ -32531,7 +32155,7 @@
         </w:tc>
         <w:tc>
           <w:tcPr>
-            <w:tcW w:w="2849" w:type="dxa"/>
+            <w:tcW w:w="2850" w:type="dxa"/>
             <w:tcBorders>
               <w:top w:val="single" w:sz="4" w:space="0" w:color="9CA3AF"/>
               <w:left w:val="single" w:sz="4" w:space="0" w:color="9CA3AF"/>
@@ -32564,7 +32188,7 @@
         </w:tc>
         <w:tc>
           <w:tcPr>
-            <w:tcW w:w="1256" w:type="dxa"/>
+            <w:tcW w:w="1255" w:type="dxa"/>
             <w:tcBorders>
               <w:top w:val="single" w:sz="4" w:space="0" w:color="9CA3AF"/>
               <w:left w:val="single" w:sz="4" w:space="0" w:color="9CA3AF"/>
@@ -32597,12 +32221,10 @@
         </w:tc>
       </w:tr>
       <w:tr>
-        <w:trPr>
-          <w:cantSplit w:val="true"/>
-        </w:trPr>
-        <w:tc>
-          <w:tcPr>
-            <w:tcW w:w="898" w:type="dxa"/>
+        <w:trPr/>
+        <w:tc>
+          <w:tcPr>
+            <w:tcW w:w="899" w:type="dxa"/>
             <w:tcBorders>
               <w:top w:val="single" w:sz="4" w:space="0" w:color="9CA3AF"/>
               <w:left w:val="single" w:sz="4" w:space="0" w:color="9CA3AF"/>
@@ -32668,7 +32290,7 @@
         </w:tc>
         <w:tc>
           <w:tcPr>
-            <w:tcW w:w="2251" w:type="dxa"/>
+            <w:tcW w:w="2250" w:type="dxa"/>
             <w:tcBorders>
               <w:top w:val="single" w:sz="4" w:space="0" w:color="9CA3AF"/>
               <w:left w:val="single" w:sz="4" w:space="0" w:color="9CA3AF"/>
@@ -32710,7 +32332,7 @@
         </w:tc>
         <w:tc>
           <w:tcPr>
-            <w:tcW w:w="2849" w:type="dxa"/>
+            <w:tcW w:w="2850" w:type="dxa"/>
             <w:tcBorders>
               <w:top w:val="single" w:sz="4" w:space="0" w:color="9CA3AF"/>
               <w:left w:val="single" w:sz="4" w:space="0" w:color="9CA3AF"/>
@@ -32761,7 +32383,7 @@
         </w:tc>
         <w:tc>
           <w:tcPr>
-            <w:tcW w:w="1256" w:type="dxa"/>
+            <w:tcW w:w="1255" w:type="dxa"/>
             <w:tcBorders>
               <w:top w:val="single" w:sz="4" w:space="0" w:color="9CA3AF"/>
               <w:left w:val="single" w:sz="4" w:space="0" w:color="9CA3AF"/>
@@ -32794,12 +32416,10 @@
         </w:tc>
       </w:tr>
       <w:tr>
-        <w:trPr>
-          <w:cantSplit w:val="true"/>
-        </w:trPr>
-        <w:tc>
-          <w:tcPr>
-            <w:tcW w:w="898" w:type="dxa"/>
+        <w:trPr/>
+        <w:tc>
+          <w:tcPr>
+            <w:tcW w:w="899" w:type="dxa"/>
             <w:tcBorders>
               <w:top w:val="single" w:sz="4" w:space="0" w:color="9CA3AF"/>
               <w:left w:val="single" w:sz="4" w:space="0" w:color="9CA3AF"/>
@@ -32865,7 +32485,7 @@
         </w:tc>
         <w:tc>
           <w:tcPr>
-            <w:tcW w:w="2251" w:type="dxa"/>
+            <w:tcW w:w="2250" w:type="dxa"/>
             <w:tcBorders>
               <w:top w:val="single" w:sz="4" w:space="0" w:color="9CA3AF"/>
               <w:left w:val="single" w:sz="4" w:space="0" w:color="9CA3AF"/>
@@ -32907,7 +32527,7 @@
         </w:tc>
         <w:tc>
           <w:tcPr>
-            <w:tcW w:w="2849" w:type="dxa"/>
+            <w:tcW w:w="2850" w:type="dxa"/>
             <w:tcBorders>
               <w:top w:val="single" w:sz="4" w:space="0" w:color="9CA3AF"/>
               <w:left w:val="single" w:sz="4" w:space="0" w:color="9CA3AF"/>
@@ -32940,7 +32560,7 @@
         </w:tc>
         <w:tc>
           <w:tcPr>
-            <w:tcW w:w="1256" w:type="dxa"/>
+            <w:tcW w:w="1255" w:type="dxa"/>
             <w:tcBorders>
               <w:top w:val="single" w:sz="4" w:space="0" w:color="9CA3AF"/>
               <w:left w:val="single" w:sz="4" w:space="0" w:color="9CA3AF"/>
@@ -32973,12 +32593,10 @@
         </w:tc>
       </w:tr>
       <w:tr>
-        <w:trPr>
-          <w:cantSplit w:val="true"/>
-        </w:trPr>
-        <w:tc>
-          <w:tcPr>
-            <w:tcW w:w="898" w:type="dxa"/>
+        <w:trPr/>
+        <w:tc>
+          <w:tcPr>
+            <w:tcW w:w="899" w:type="dxa"/>
             <w:tcBorders>
               <w:top w:val="single" w:sz="4" w:space="0" w:color="9CA3AF"/>
               <w:left w:val="single" w:sz="4" w:space="0" w:color="9CA3AF"/>
@@ -33044,7 +32662,7 @@
         </w:tc>
         <w:tc>
           <w:tcPr>
-            <w:tcW w:w="2251" w:type="dxa"/>
+            <w:tcW w:w="2250" w:type="dxa"/>
             <w:tcBorders>
               <w:top w:val="single" w:sz="4" w:space="0" w:color="9CA3AF"/>
               <w:left w:val="single" w:sz="4" w:space="0" w:color="9CA3AF"/>
@@ -33086,7 +32704,7 @@
         </w:tc>
         <w:tc>
           <w:tcPr>
-            <w:tcW w:w="2849" w:type="dxa"/>
+            <w:tcW w:w="2850" w:type="dxa"/>
             <w:tcBorders>
               <w:top w:val="single" w:sz="4" w:space="0" w:color="9CA3AF"/>
               <w:left w:val="single" w:sz="4" w:space="0" w:color="9CA3AF"/>
@@ -33119,7 +32737,7 @@
         </w:tc>
         <w:tc>
           <w:tcPr>
-            <w:tcW w:w="1256" w:type="dxa"/>
+            <w:tcW w:w="1255" w:type="dxa"/>
             <w:tcBorders>
               <w:top w:val="single" w:sz="4" w:space="0" w:color="9CA3AF"/>
               <w:left w:val="single" w:sz="4" w:space="0" w:color="9CA3AF"/>
@@ -33152,12 +32770,10 @@
         </w:tc>
       </w:tr>
       <w:tr>
-        <w:trPr>
-          <w:cantSplit w:val="true"/>
-        </w:trPr>
-        <w:tc>
-          <w:tcPr>
-            <w:tcW w:w="898" w:type="dxa"/>
+        <w:trPr/>
+        <w:tc>
+          <w:tcPr>
+            <w:tcW w:w="899" w:type="dxa"/>
             <w:tcBorders>
               <w:top w:val="single" w:sz="4" w:space="0" w:color="9CA3AF"/>
               <w:left w:val="single" w:sz="4" w:space="0" w:color="9CA3AF"/>
@@ -33223,7 +32839,7 @@
         </w:tc>
         <w:tc>
           <w:tcPr>
-            <w:tcW w:w="2251" w:type="dxa"/>
+            <w:tcW w:w="2250" w:type="dxa"/>
             <w:tcBorders>
               <w:top w:val="single" w:sz="4" w:space="0" w:color="9CA3AF"/>
               <w:left w:val="single" w:sz="4" w:space="0" w:color="9CA3AF"/>
@@ -33265,7 +32881,7 @@
         </w:tc>
         <w:tc>
           <w:tcPr>
-            <w:tcW w:w="2849" w:type="dxa"/>
+            <w:tcW w:w="2850" w:type="dxa"/>
             <w:tcBorders>
               <w:top w:val="single" w:sz="4" w:space="0" w:color="9CA3AF"/>
               <w:left w:val="single" w:sz="4" w:space="0" w:color="9CA3AF"/>
@@ -33316,7 +32932,7 @@
         </w:tc>
         <w:tc>
           <w:tcPr>
-            <w:tcW w:w="1256" w:type="dxa"/>
+            <w:tcW w:w="1255" w:type="dxa"/>
             <w:tcBorders>
               <w:top w:val="single" w:sz="4" w:space="0" w:color="9CA3AF"/>
               <w:left w:val="single" w:sz="4" w:space="0" w:color="9CA3AF"/>
@@ -33349,12 +32965,10 @@
         </w:tc>
       </w:tr>
       <w:tr>
-        <w:trPr>
-          <w:cantSplit w:val="true"/>
-        </w:trPr>
-        <w:tc>
-          <w:tcPr>
-            <w:tcW w:w="898" w:type="dxa"/>
+        <w:trPr/>
+        <w:tc>
+          <w:tcPr>
+            <w:tcW w:w="899" w:type="dxa"/>
             <w:tcBorders>
               <w:top w:val="single" w:sz="4" w:space="0" w:color="9CA3AF"/>
               <w:left w:val="single" w:sz="4" w:space="0" w:color="9CA3AF"/>
@@ -33420,7 +33034,7 @@
         </w:tc>
         <w:tc>
           <w:tcPr>
-            <w:tcW w:w="2251" w:type="dxa"/>
+            <w:tcW w:w="2250" w:type="dxa"/>
             <w:tcBorders>
               <w:top w:val="single" w:sz="4" w:space="0" w:color="9CA3AF"/>
               <w:left w:val="single" w:sz="4" w:space="0" w:color="9CA3AF"/>
@@ -33462,7 +33076,7 @@
         </w:tc>
         <w:tc>
           <w:tcPr>
-            <w:tcW w:w="2849" w:type="dxa"/>
+            <w:tcW w:w="2850" w:type="dxa"/>
             <w:tcBorders>
               <w:top w:val="single" w:sz="4" w:space="0" w:color="9CA3AF"/>
               <w:left w:val="single" w:sz="4" w:space="0" w:color="9CA3AF"/>
@@ -33558,7 +33172,7 @@
         </w:tc>
         <w:tc>
           <w:tcPr>
-            <w:tcW w:w="1256" w:type="dxa"/>
+            <w:tcW w:w="1255" w:type="dxa"/>
             <w:tcBorders>
               <w:top w:val="single" w:sz="4" w:space="0" w:color="9CA3AF"/>
               <w:left w:val="single" w:sz="4" w:space="0" w:color="9CA3AF"/>
@@ -33591,12 +33205,10 @@
         </w:tc>
       </w:tr>
       <w:tr>
-        <w:trPr>
-          <w:cantSplit w:val="true"/>
-        </w:trPr>
-        <w:tc>
-          <w:tcPr>
-            <w:tcW w:w="898" w:type="dxa"/>
+        <w:trPr/>
+        <w:tc>
+          <w:tcPr>
+            <w:tcW w:w="899" w:type="dxa"/>
             <w:tcBorders>
               <w:top w:val="single" w:sz="4" w:space="0" w:color="9CA3AF"/>
               <w:left w:val="single" w:sz="4" w:space="0" w:color="9CA3AF"/>
@@ -33662,7 +33274,7 @@
         </w:tc>
         <w:tc>
           <w:tcPr>
-            <w:tcW w:w="2251" w:type="dxa"/>
+            <w:tcW w:w="2250" w:type="dxa"/>
             <w:tcBorders>
               <w:top w:val="single" w:sz="4" w:space="0" w:color="9CA3AF"/>
               <w:left w:val="single" w:sz="4" w:space="0" w:color="9CA3AF"/>
@@ -33704,7 +33316,7 @@
         </w:tc>
         <w:tc>
           <w:tcPr>
-            <w:tcW w:w="2849" w:type="dxa"/>
+            <w:tcW w:w="2850" w:type="dxa"/>
             <w:tcBorders>
               <w:top w:val="single" w:sz="4" w:space="0" w:color="9CA3AF"/>
               <w:left w:val="single" w:sz="4" w:space="0" w:color="9CA3AF"/>
@@ -33800,7 +33412,7 @@
         </w:tc>
         <w:tc>
           <w:tcPr>
-            <w:tcW w:w="1256" w:type="dxa"/>
+            <w:tcW w:w="1255" w:type="dxa"/>
             <w:tcBorders>
               <w:top w:val="single" w:sz="4" w:space="0" w:color="9CA3AF"/>
               <w:left w:val="single" w:sz="4" w:space="0" w:color="9CA3AF"/>
@@ -33833,12 +33445,10 @@
         </w:tc>
       </w:tr>
       <w:tr>
-        <w:trPr>
-          <w:cantSplit w:val="true"/>
-        </w:trPr>
-        <w:tc>
-          <w:tcPr>
-            <w:tcW w:w="898" w:type="dxa"/>
+        <w:trPr/>
+        <w:tc>
+          <w:tcPr>
+            <w:tcW w:w="899" w:type="dxa"/>
             <w:tcBorders>
               <w:top w:val="single" w:sz="4" w:space="0" w:color="9CA3AF"/>
               <w:left w:val="single" w:sz="4" w:space="0" w:color="9CA3AF"/>
@@ -33904,7 +33514,7 @@
         </w:tc>
         <w:tc>
           <w:tcPr>
-            <w:tcW w:w="2251" w:type="dxa"/>
+            <w:tcW w:w="2250" w:type="dxa"/>
             <w:tcBorders>
               <w:top w:val="single" w:sz="4" w:space="0" w:color="9CA3AF"/>
               <w:left w:val="single" w:sz="4" w:space="0" w:color="9CA3AF"/>
@@ -33982,7 +33592,7 @@
         </w:tc>
         <w:tc>
           <w:tcPr>
-            <w:tcW w:w="2849" w:type="dxa"/>
+            <w:tcW w:w="2850" w:type="dxa"/>
             <w:tcBorders>
               <w:top w:val="single" w:sz="4" w:space="0" w:color="9CA3AF"/>
               <w:left w:val="single" w:sz="4" w:space="0" w:color="9CA3AF"/>
@@ -34042,7 +33652,7 @@
         </w:tc>
         <w:tc>
           <w:tcPr>
-            <w:tcW w:w="1256" w:type="dxa"/>
+            <w:tcW w:w="1255" w:type="dxa"/>
             <w:tcBorders>
               <w:top w:val="single" w:sz="4" w:space="0" w:color="9CA3AF"/>
               <w:left w:val="single" w:sz="4" w:space="0" w:color="9CA3AF"/>
@@ -34090,7 +33700,7 @@
         <w:pStyle w:val="Heading2"/>
         <w:rPr/>
       </w:pPr>
-      <w:bookmarkStart w:id="16" w:name="__RefHeading___Toc4341_3118246186"/>
+      <w:bookmarkStart w:id="16" w:name="__RefHeading___Toc15759_260505723"/>
       <w:bookmarkEnd w:id="16"/>
       <w:r>
         <w:rPr/>
@@ -34119,7 +33729,7 @@
         <w:pStyle w:val="Heading3"/>
         <w:rPr/>
       </w:pPr>
-      <w:bookmarkStart w:id="17" w:name="__RefHeading___Toc4343_3118246186"/>
+      <w:bookmarkStart w:id="17" w:name="__RefHeading___Toc15761_260505723"/>
       <w:bookmarkEnd w:id="17"/>
       <w:r>
         <w:rPr/>
@@ -34185,18 +33795,17 @@
         </w:tblCellMar>
       </w:tblPr>
       <w:tblGrid>
-        <w:gridCol w:w="1279"/>
-        <w:gridCol w:w="3029"/>
+        <w:gridCol w:w="1280"/>
+        <w:gridCol w:w="3028"/>
         <w:gridCol w:w="4196"/>
       </w:tblGrid>
       <w:tr>
         <w:trPr>
           <w:tblHeader w:val="true"/>
-          <w:cantSplit w:val="true"/>
         </w:trPr>
         <w:tc>
           <w:tcPr>
-            <w:tcW w:w="1279" w:type="dxa"/>
+            <w:tcW w:w="1280" w:type="dxa"/>
             <w:tcBorders>
               <w:top w:val="single" w:sz="4" w:space="0" w:color="9CA3AF"/>
               <w:left w:val="single" w:sz="4" w:space="0" w:color="9CA3AF"/>
@@ -34226,7 +33835,7 @@
         </w:tc>
         <w:tc>
           <w:tcPr>
-            <w:tcW w:w="3029" w:type="dxa"/>
+            <w:tcW w:w="3028" w:type="dxa"/>
             <w:tcBorders>
               <w:top w:val="single" w:sz="4" w:space="0" w:color="9CA3AF"/>
               <w:left w:val="single" w:sz="4" w:space="0" w:color="9CA3AF"/>
@@ -34286,12 +33895,10 @@
         </w:tc>
       </w:tr>
       <w:tr>
-        <w:trPr>
-          <w:cantSplit w:val="true"/>
-        </w:trPr>
-        <w:tc>
-          <w:tcPr>
-            <w:tcW w:w="1279" w:type="dxa"/>
+        <w:trPr/>
+        <w:tc>
+          <w:tcPr>
+            <w:tcW w:w="1280" w:type="dxa"/>
             <w:tcBorders>
               <w:top w:val="single" w:sz="4" w:space="0" w:color="9CA3AF"/>
               <w:left w:val="single" w:sz="4" w:space="0" w:color="9CA3AF"/>
@@ -34324,7 +33931,7 @@
         </w:tc>
         <w:tc>
           <w:tcPr>
-            <w:tcW w:w="3029" w:type="dxa"/>
+            <w:tcW w:w="3028" w:type="dxa"/>
             <w:tcBorders>
               <w:top w:val="single" w:sz="4" w:space="0" w:color="9CA3AF"/>
               <w:left w:val="single" w:sz="4" w:space="0" w:color="9CA3AF"/>
@@ -34516,12 +34123,10 @@
         </w:tc>
       </w:tr>
       <w:tr>
-        <w:trPr>
-          <w:cantSplit w:val="true"/>
-        </w:trPr>
-        <w:tc>
-          <w:tcPr>
-            <w:tcW w:w="1279" w:type="dxa"/>
+        <w:trPr/>
+        <w:tc>
+          <w:tcPr>
+            <w:tcW w:w="1280" w:type="dxa"/>
             <w:tcBorders>
               <w:top w:val="single" w:sz="4" w:space="0" w:color="9CA3AF"/>
               <w:left w:val="single" w:sz="4" w:space="0" w:color="9CA3AF"/>
@@ -34554,7 +34159,7 @@
         </w:tc>
         <w:tc>
           <w:tcPr>
-            <w:tcW w:w="3029" w:type="dxa"/>
+            <w:tcW w:w="3028" w:type="dxa"/>
             <w:tcBorders>
               <w:top w:val="single" w:sz="4" w:space="0" w:color="9CA3AF"/>
               <w:left w:val="single" w:sz="4" w:space="0" w:color="9CA3AF"/>
@@ -34710,12 +34315,10 @@
         </w:tc>
       </w:tr>
       <w:tr>
-        <w:trPr>
-          <w:cantSplit w:val="true"/>
-        </w:trPr>
-        <w:tc>
-          <w:tcPr>
-            <w:tcW w:w="1279" w:type="dxa"/>
+        <w:trPr/>
+        <w:tc>
+          <w:tcPr>
+            <w:tcW w:w="1280" w:type="dxa"/>
             <w:tcBorders>
               <w:top w:val="single" w:sz="4" w:space="0" w:color="9CA3AF"/>
               <w:left w:val="single" w:sz="4" w:space="0" w:color="9CA3AF"/>
@@ -34748,7 +34351,7 @@
         </w:tc>
         <w:tc>
           <w:tcPr>
-            <w:tcW w:w="3029" w:type="dxa"/>
+            <w:tcW w:w="3028" w:type="dxa"/>
             <w:tcBorders>
               <w:top w:val="single" w:sz="4" w:space="0" w:color="9CA3AF"/>
               <w:left w:val="single" w:sz="4" w:space="0" w:color="9CA3AF"/>
@@ -34868,12 +34471,10 @@
         </w:tc>
       </w:tr>
       <w:tr>
-        <w:trPr>
-          <w:cantSplit w:val="true"/>
-        </w:trPr>
-        <w:tc>
-          <w:tcPr>
-            <w:tcW w:w="1279" w:type="dxa"/>
+        <w:trPr/>
+        <w:tc>
+          <w:tcPr>
+            <w:tcW w:w="1280" w:type="dxa"/>
             <w:tcBorders>
               <w:top w:val="single" w:sz="4" w:space="0" w:color="9CA3AF"/>
               <w:left w:val="single" w:sz="4" w:space="0" w:color="9CA3AF"/>
@@ -34906,7 +34507,7 @@
         </w:tc>
         <w:tc>
           <w:tcPr>
-            <w:tcW w:w="3029" w:type="dxa"/>
+            <w:tcW w:w="3028" w:type="dxa"/>
             <w:tcBorders>
               <w:top w:val="single" w:sz="4" w:space="0" w:color="9CA3AF"/>
               <w:left w:val="single" w:sz="4" w:space="0" w:color="9CA3AF"/>
@@ -35123,9 +34724,7 @@
         <w:gridCol w:w="6804"/>
       </w:tblGrid>
       <w:tr>
-        <w:trPr>
-          <w:cantSplit w:val="true"/>
-        </w:trPr>
+        <w:trPr/>
         <w:tc>
           <w:tcPr>
             <w:tcW w:w="1699" w:type="dxa"/>
@@ -35285,9 +34884,7 @@
         </w:tc>
       </w:tr>
       <w:tr>
-        <w:trPr>
-          <w:cantSplit w:val="true"/>
-        </w:trPr>
+        <w:trPr/>
         <w:tc>
           <w:tcPr>
             <w:tcW w:w="1699" w:type="dxa"/>
@@ -35348,9 +34945,7 @@
         </w:tc>
       </w:tr>
       <w:tr>
-        <w:trPr>
-          <w:cantSplit w:val="true"/>
-        </w:trPr>
+        <w:trPr/>
         <w:tc>
           <w:tcPr>
             <w:tcW w:w="1699" w:type="dxa"/>
@@ -35429,9 +35024,7 @@
         </w:tc>
       </w:tr>
       <w:tr>
-        <w:trPr>
-          <w:cantSplit w:val="true"/>
-        </w:trPr>
+        <w:trPr/>
         <w:tc>
           <w:tcPr>
             <w:tcW w:w="1699" w:type="dxa"/>
@@ -35761,9 +35354,7 @@
         </w:tc>
       </w:tr>
       <w:tr>
-        <w:trPr>
-          <w:cantSplit w:val="true"/>
-        </w:trPr>
+        <w:trPr/>
         <w:tc>
           <w:tcPr>
             <w:tcW w:w="1699" w:type="dxa"/>
@@ -35947,9 +35538,7 @@
         </w:tc>
       </w:tr>
       <w:tr>
-        <w:trPr>
-          <w:cantSplit w:val="true"/>
-        </w:trPr>
+        <w:trPr/>
         <w:tc>
           <w:tcPr>
             <w:tcW w:w="1699" w:type="dxa"/>
@@ -36224,9 +35813,7 @@
         </w:tc>
       </w:tr>
       <w:tr>
-        <w:trPr>
-          <w:cantSplit w:val="true"/>
-        </w:trPr>
+        <w:trPr/>
         <w:tc>
           <w:tcPr>
             <w:tcW w:w="1699" w:type="dxa"/>
@@ -36320,7 +35907,7 @@
         <w:pStyle w:val="Heading3"/>
         <w:rPr/>
       </w:pPr>
-      <w:bookmarkStart w:id="18" w:name="__RefHeading___Toc4345_3118246186"/>
+      <w:bookmarkStart w:id="18" w:name="__RefHeading___Toc15763_260505723"/>
       <w:bookmarkEnd w:id="18"/>
       <w:r>
         <w:rPr/>
@@ -36427,9 +36014,7 @@
         <w:gridCol w:w="6804"/>
       </w:tblGrid>
       <w:tr>
-        <w:trPr>
-          <w:cantSplit w:val="true"/>
-        </w:trPr>
+        <w:trPr/>
         <w:tc>
           <w:tcPr>
             <w:tcW w:w="1699" w:type="dxa"/>
@@ -36553,9 +36138,7 @@
         </w:tc>
       </w:tr>
       <w:tr>
-        <w:trPr>
-          <w:cantSplit w:val="true"/>
-        </w:trPr>
+        <w:trPr/>
         <w:tc>
           <w:tcPr>
             <w:tcW w:w="1699" w:type="dxa"/>
@@ -36616,9 +36199,7 @@
         </w:tc>
       </w:tr>
       <w:tr>
-        <w:trPr>
-          <w:cantSplit w:val="true"/>
-        </w:trPr>
+        <w:trPr/>
         <w:tc>
           <w:tcPr>
             <w:tcW w:w="1699" w:type="dxa"/>
@@ -36715,9 +36296,7 @@
         </w:tc>
       </w:tr>
       <w:tr>
-        <w:trPr>
-          <w:cantSplit w:val="true"/>
-        </w:trPr>
+        <w:trPr/>
         <w:tc>
           <w:tcPr>
             <w:tcW w:w="1699" w:type="dxa"/>
@@ -36991,9 +36570,7 @@
         </w:tc>
       </w:tr>
       <w:tr>
-        <w:trPr>
-          <w:cantSplit w:val="true"/>
-        </w:trPr>
+        <w:trPr/>
         <w:tc>
           <w:tcPr>
             <w:tcW w:w="1699" w:type="dxa"/>
@@ -37126,9 +36703,7 @@
         </w:tc>
       </w:tr>
       <w:tr>
-        <w:trPr>
-          <w:cantSplit w:val="true"/>
-        </w:trPr>
+        <w:trPr/>
         <w:tc>
           <w:tcPr>
             <w:tcW w:w="1699" w:type="dxa"/>
@@ -37312,7 +36887,7 @@
         <w:pStyle w:val="Heading3"/>
         <w:rPr/>
       </w:pPr>
-      <w:bookmarkStart w:id="19" w:name="__RefHeading___Toc4347_3118246186"/>
+      <w:bookmarkStart w:id="19" w:name="__RefHeading___Toc15765_260505723"/>
       <w:bookmarkEnd w:id="19"/>
       <w:r>
         <w:rPr/>
@@ -37473,15 +37048,14 @@
       </w:tblPr>
       <w:tblGrid>
         <w:gridCol w:w="1284"/>
-        <w:gridCol w:w="1877"/>
-        <w:gridCol w:w="2375"/>
-        <w:gridCol w:w="1580"/>
-        <w:gridCol w:w="1388"/>
+        <w:gridCol w:w="1878"/>
+        <w:gridCol w:w="2374"/>
+        <w:gridCol w:w="1581"/>
+        <w:gridCol w:w="1387"/>
       </w:tblGrid>
       <w:tr>
         <w:trPr>
           <w:tblHeader w:val="true"/>
-          <w:cantSplit w:val="true"/>
         </w:trPr>
         <w:tc>
           <w:tcPr>
@@ -37515,7 +37089,7 @@
         </w:tc>
         <w:tc>
           <w:tcPr>
-            <w:tcW w:w="1877" w:type="dxa"/>
+            <w:tcW w:w="1878" w:type="dxa"/>
             <w:tcBorders>
               <w:top w:val="single" w:sz="4" w:space="0" w:color="9CA3AF"/>
               <w:left w:val="single" w:sz="4" w:space="0" w:color="9CA3AF"/>
@@ -37545,7 +37119,7 @@
         </w:tc>
         <w:tc>
           <w:tcPr>
-            <w:tcW w:w="2375" w:type="dxa"/>
+            <w:tcW w:w="2374" w:type="dxa"/>
             <w:tcBorders>
               <w:top w:val="single" w:sz="4" w:space="0" w:color="9CA3AF"/>
               <w:left w:val="single" w:sz="4" w:space="0" w:color="9CA3AF"/>
@@ -37575,7 +37149,7 @@
         </w:tc>
         <w:tc>
           <w:tcPr>
-            <w:tcW w:w="1580" w:type="dxa"/>
+            <w:tcW w:w="1581" w:type="dxa"/>
             <w:tcBorders>
               <w:top w:val="single" w:sz="4" w:space="0" w:color="9CA3AF"/>
               <w:left w:val="single" w:sz="4" w:space="0" w:color="9CA3AF"/>
@@ -37605,7 +37179,7 @@
         </w:tc>
         <w:tc>
           <w:tcPr>
-            <w:tcW w:w="1388" w:type="dxa"/>
+            <w:tcW w:w="1387" w:type="dxa"/>
             <w:tcBorders>
               <w:top w:val="single" w:sz="4" w:space="0" w:color="9CA3AF"/>
               <w:left w:val="single" w:sz="4" w:space="0" w:color="9CA3AF"/>
@@ -37635,9 +37209,7 @@
         </w:tc>
       </w:tr>
       <w:tr>
-        <w:trPr>
-          <w:cantSplit w:val="true"/>
-        </w:trPr>
+        <w:trPr/>
         <w:tc>
           <w:tcPr>
             <w:tcW w:w="1284" w:type="dxa"/>
@@ -37673,7 +37245,7 @@
         </w:tc>
         <w:tc>
           <w:tcPr>
-            <w:tcW w:w="1877" w:type="dxa"/>
+            <w:tcW w:w="1878" w:type="dxa"/>
             <w:tcBorders>
               <w:top w:val="single" w:sz="4" w:space="0" w:color="9CA3AF"/>
               <w:left w:val="single" w:sz="4" w:space="0" w:color="9CA3AF"/>
@@ -37706,7 +37278,7 @@
         </w:tc>
         <w:tc>
           <w:tcPr>
-            <w:tcW w:w="2375" w:type="dxa"/>
+            <w:tcW w:w="2374" w:type="dxa"/>
             <w:tcBorders>
               <w:top w:val="single" w:sz="4" w:space="0" w:color="9CA3AF"/>
               <w:left w:val="single" w:sz="4" w:space="0" w:color="9CA3AF"/>
@@ -37739,7 +37311,7 @@
         </w:tc>
         <w:tc>
           <w:tcPr>
-            <w:tcW w:w="1580" w:type="dxa"/>
+            <w:tcW w:w="1581" w:type="dxa"/>
             <w:tcBorders>
               <w:top w:val="single" w:sz="4" w:space="0" w:color="9CA3AF"/>
               <w:left w:val="single" w:sz="4" w:space="0" w:color="9CA3AF"/>
@@ -37772,7 +37344,7 @@
         </w:tc>
         <w:tc>
           <w:tcPr>
-            <w:tcW w:w="1388" w:type="dxa"/>
+            <w:tcW w:w="1387" w:type="dxa"/>
             <w:tcBorders>
               <w:top w:val="single" w:sz="4" w:space="0" w:color="9CA3AF"/>
               <w:left w:val="single" w:sz="4" w:space="0" w:color="9CA3AF"/>
@@ -37823,9 +37395,7 @@
         </w:tc>
       </w:tr>
       <w:tr>
-        <w:trPr>
-          <w:cantSplit w:val="true"/>
-        </w:trPr>
+        <w:trPr/>
         <w:tc>
           <w:tcPr>
             <w:tcW w:w="1284" w:type="dxa"/>
@@ -37861,7 +37431,7 @@
         </w:tc>
         <w:tc>
           <w:tcPr>
-            <w:tcW w:w="1877" w:type="dxa"/>
+            <w:tcW w:w="1878" w:type="dxa"/>
             <w:tcBorders>
               <w:top w:val="single" w:sz="4" w:space="0" w:color="9CA3AF"/>
               <w:left w:val="single" w:sz="4" w:space="0" w:color="9CA3AF"/>
@@ -37894,7 +37464,7 @@
         </w:tc>
         <w:tc>
           <w:tcPr>
-            <w:tcW w:w="2375" w:type="dxa"/>
+            <w:tcW w:w="2374" w:type="dxa"/>
             <w:tcBorders>
               <w:top w:val="single" w:sz="4" w:space="0" w:color="9CA3AF"/>
               <w:left w:val="single" w:sz="4" w:space="0" w:color="9CA3AF"/>
@@ -37927,7 +37497,7 @@
         </w:tc>
         <w:tc>
           <w:tcPr>
-            <w:tcW w:w="1580" w:type="dxa"/>
+            <w:tcW w:w="1581" w:type="dxa"/>
             <w:tcBorders>
               <w:top w:val="single" w:sz="4" w:space="0" w:color="9CA3AF"/>
               <w:left w:val="single" w:sz="4" w:space="0" w:color="9CA3AF"/>
@@ -37960,7 +37530,7 @@
         </w:tc>
         <w:tc>
           <w:tcPr>
-            <w:tcW w:w="1388" w:type="dxa"/>
+            <w:tcW w:w="1387" w:type="dxa"/>
             <w:tcBorders>
               <w:top w:val="single" w:sz="4" w:space="0" w:color="9CA3AF"/>
               <w:left w:val="single" w:sz="4" w:space="0" w:color="9CA3AF"/>
@@ -38011,9 +37581,7 @@
         </w:tc>
       </w:tr>
       <w:tr>
-        <w:trPr>
-          <w:cantSplit w:val="true"/>
-        </w:trPr>
+        <w:trPr/>
         <w:tc>
           <w:tcPr>
             <w:tcW w:w="1284" w:type="dxa"/>
@@ -38049,7 +37617,7 @@
         </w:tc>
         <w:tc>
           <w:tcPr>
-            <w:tcW w:w="1877" w:type="dxa"/>
+            <w:tcW w:w="1878" w:type="dxa"/>
             <w:tcBorders>
               <w:top w:val="single" w:sz="4" w:space="0" w:color="9CA3AF"/>
               <w:left w:val="single" w:sz="4" w:space="0" w:color="9CA3AF"/>
@@ -38082,7 +37650,7 @@
         </w:tc>
         <w:tc>
           <w:tcPr>
-            <w:tcW w:w="2375" w:type="dxa"/>
+            <w:tcW w:w="2374" w:type="dxa"/>
             <w:tcBorders>
               <w:top w:val="single" w:sz="4" w:space="0" w:color="9CA3AF"/>
               <w:left w:val="single" w:sz="4" w:space="0" w:color="9CA3AF"/>
@@ -38124,7 +37692,7 @@
         </w:tc>
         <w:tc>
           <w:tcPr>
-            <w:tcW w:w="1580" w:type="dxa"/>
+            <w:tcW w:w="1581" w:type="dxa"/>
             <w:tcBorders>
               <w:top w:val="single" w:sz="4" w:space="0" w:color="9CA3AF"/>
               <w:left w:val="single" w:sz="4" w:space="0" w:color="9CA3AF"/>
@@ -38157,7 +37725,7 @@
         </w:tc>
         <w:tc>
           <w:tcPr>
-            <w:tcW w:w="1388" w:type="dxa"/>
+            <w:tcW w:w="1387" w:type="dxa"/>
             <w:tcBorders>
               <w:top w:val="single" w:sz="4" w:space="0" w:color="9CA3AF"/>
               <w:left w:val="single" w:sz="4" w:space="0" w:color="9CA3AF"/>
@@ -38208,9 +37776,7 @@
         </w:tc>
       </w:tr>
       <w:tr>
-        <w:trPr>
-          <w:cantSplit w:val="true"/>
-        </w:trPr>
+        <w:trPr/>
         <w:tc>
           <w:tcPr>
             <w:tcW w:w="1284" w:type="dxa"/>
@@ -38246,7 +37812,7 @@
         </w:tc>
         <w:tc>
           <w:tcPr>
-            <w:tcW w:w="1877" w:type="dxa"/>
+            <w:tcW w:w="1878" w:type="dxa"/>
             <w:tcBorders>
               <w:top w:val="single" w:sz="4" w:space="0" w:color="9CA3AF"/>
               <w:left w:val="single" w:sz="4" w:space="0" w:color="9CA3AF"/>
@@ -38279,7 +37845,7 @@
         </w:tc>
         <w:tc>
           <w:tcPr>
-            <w:tcW w:w="2375" w:type="dxa"/>
+            <w:tcW w:w="2374" w:type="dxa"/>
             <w:tcBorders>
               <w:top w:val="single" w:sz="4" w:space="0" w:color="9CA3AF"/>
               <w:left w:val="single" w:sz="4" w:space="0" w:color="9CA3AF"/>
@@ -38321,7 +37887,7 @@
         </w:tc>
         <w:tc>
           <w:tcPr>
-            <w:tcW w:w="1580" w:type="dxa"/>
+            <w:tcW w:w="1581" w:type="dxa"/>
             <w:tcBorders>
               <w:top w:val="single" w:sz="4" w:space="0" w:color="9CA3AF"/>
               <w:left w:val="single" w:sz="4" w:space="0" w:color="9CA3AF"/>
@@ -38354,7 +37920,7 @@
         </w:tc>
         <w:tc>
           <w:tcPr>
-            <w:tcW w:w="1388" w:type="dxa"/>
+            <w:tcW w:w="1387" w:type="dxa"/>
             <w:tcBorders>
               <w:top w:val="single" w:sz="4" w:space="0" w:color="9CA3AF"/>
               <w:left w:val="single" w:sz="4" w:space="0" w:color="9CA3AF"/>
@@ -38387,9 +37953,7 @@
         </w:tc>
       </w:tr>
       <w:tr>
-        <w:trPr>
-          <w:cantSplit w:val="true"/>
-        </w:trPr>
+        <w:trPr/>
         <w:tc>
           <w:tcPr>
             <w:tcW w:w="1284" w:type="dxa"/>
@@ -38425,7 +37989,7 @@
         </w:tc>
         <w:tc>
           <w:tcPr>
-            <w:tcW w:w="1877" w:type="dxa"/>
+            <w:tcW w:w="1878" w:type="dxa"/>
             <w:tcBorders>
               <w:top w:val="single" w:sz="4" w:space="0" w:color="9CA3AF"/>
               <w:left w:val="single" w:sz="4" w:space="0" w:color="9CA3AF"/>
@@ -38458,7 +38022,7 @@
         </w:tc>
         <w:tc>
           <w:tcPr>
-            <w:tcW w:w="2375" w:type="dxa"/>
+            <w:tcW w:w="2374" w:type="dxa"/>
             <w:tcBorders>
               <w:top w:val="single" w:sz="4" w:space="0" w:color="9CA3AF"/>
               <w:left w:val="single" w:sz="4" w:space="0" w:color="9CA3AF"/>
@@ -38500,7 +38064,7 @@
         </w:tc>
         <w:tc>
           <w:tcPr>
-            <w:tcW w:w="1580" w:type="dxa"/>
+            <w:tcW w:w="1581" w:type="dxa"/>
             <w:tcBorders>
               <w:top w:val="single" w:sz="4" w:space="0" w:color="9CA3AF"/>
               <w:left w:val="single" w:sz="4" w:space="0" w:color="9CA3AF"/>
@@ -38533,7 +38097,7 @@
         </w:tc>
         <w:tc>
           <w:tcPr>
-            <w:tcW w:w="1388" w:type="dxa"/>
+            <w:tcW w:w="1387" w:type="dxa"/>
             <w:tcBorders>
               <w:top w:val="single" w:sz="4" w:space="0" w:color="9CA3AF"/>
               <w:left w:val="single" w:sz="4" w:space="0" w:color="9CA3AF"/>
@@ -38566,9 +38130,7 @@
         </w:tc>
       </w:tr>
       <w:tr>
-        <w:trPr>
-          <w:cantSplit w:val="true"/>
-        </w:trPr>
+        <w:trPr/>
         <w:tc>
           <w:tcPr>
             <w:tcW w:w="1284" w:type="dxa"/>
@@ -38604,7 +38166,7 @@
         </w:tc>
         <w:tc>
           <w:tcPr>
-            <w:tcW w:w="1877" w:type="dxa"/>
+            <w:tcW w:w="1878" w:type="dxa"/>
             <w:tcBorders>
               <w:top w:val="single" w:sz="4" w:space="0" w:color="9CA3AF"/>
               <w:left w:val="single" w:sz="4" w:space="0" w:color="9CA3AF"/>
@@ -38637,7 +38199,7 @@
         </w:tc>
         <w:tc>
           <w:tcPr>
-            <w:tcW w:w="2375" w:type="dxa"/>
+            <w:tcW w:w="2374" w:type="dxa"/>
             <w:tcBorders>
               <w:top w:val="single" w:sz="4" w:space="0" w:color="9CA3AF"/>
               <w:left w:val="single" w:sz="4" w:space="0" w:color="9CA3AF"/>
@@ -38670,7 +38232,7 @@
         </w:tc>
         <w:tc>
           <w:tcPr>
-            <w:tcW w:w="1580" w:type="dxa"/>
+            <w:tcW w:w="1581" w:type="dxa"/>
             <w:tcBorders>
               <w:top w:val="single" w:sz="4" w:space="0" w:color="9CA3AF"/>
               <w:left w:val="single" w:sz="4" w:space="0" w:color="9CA3AF"/>
@@ -38703,7 +38265,7 @@
         </w:tc>
         <w:tc>
           <w:tcPr>
-            <w:tcW w:w="1388" w:type="dxa"/>
+            <w:tcW w:w="1387" w:type="dxa"/>
             <w:tcBorders>
               <w:top w:val="single" w:sz="4" w:space="0" w:color="9CA3AF"/>
               <w:left w:val="single" w:sz="4" w:space="0" w:color="9CA3AF"/>
@@ -38772,9 +38334,7 @@
         </w:tc>
       </w:tr>
       <w:tr>
-        <w:trPr>
-          <w:cantSplit w:val="true"/>
-        </w:trPr>
+        <w:trPr/>
         <w:tc>
           <w:tcPr>
             <w:tcW w:w="1284" w:type="dxa"/>
@@ -38810,7 +38370,7 @@
         </w:tc>
         <w:tc>
           <w:tcPr>
-            <w:tcW w:w="1877" w:type="dxa"/>
+            <w:tcW w:w="1878" w:type="dxa"/>
             <w:tcBorders>
               <w:top w:val="single" w:sz="4" w:space="0" w:color="9CA3AF"/>
               <w:left w:val="single" w:sz="4" w:space="0" w:color="9CA3AF"/>
@@ -38843,7 +38403,7 @@
         </w:tc>
         <w:tc>
           <w:tcPr>
-            <w:tcW w:w="2375" w:type="dxa"/>
+            <w:tcW w:w="2374" w:type="dxa"/>
             <w:tcBorders>
               <w:top w:val="single" w:sz="4" w:space="0" w:color="9CA3AF"/>
               <w:left w:val="single" w:sz="4" w:space="0" w:color="9CA3AF"/>
@@ -38885,7 +38445,7 @@
         </w:tc>
         <w:tc>
           <w:tcPr>
-            <w:tcW w:w="1580" w:type="dxa"/>
+            <w:tcW w:w="1581" w:type="dxa"/>
             <w:tcBorders>
               <w:top w:val="single" w:sz="4" w:space="0" w:color="9CA3AF"/>
               <w:left w:val="single" w:sz="4" w:space="0" w:color="9CA3AF"/>
@@ -38918,7 +38478,7 @@
         </w:tc>
         <w:tc>
           <w:tcPr>
-            <w:tcW w:w="1388" w:type="dxa"/>
+            <w:tcW w:w="1387" w:type="dxa"/>
             <w:tcBorders>
               <w:top w:val="single" w:sz="4" w:space="0" w:color="9CA3AF"/>
               <w:left w:val="single" w:sz="4" w:space="0" w:color="9CA3AF"/>
@@ -38951,9 +38511,7 @@
         </w:tc>
       </w:tr>
       <w:tr>
-        <w:trPr>
-          <w:cantSplit w:val="true"/>
-        </w:trPr>
+        <w:trPr/>
         <w:tc>
           <w:tcPr>
             <w:tcW w:w="1284" w:type="dxa"/>
@@ -38989,7 +38547,7 @@
         </w:tc>
         <w:tc>
           <w:tcPr>
-            <w:tcW w:w="1877" w:type="dxa"/>
+            <w:tcW w:w="1878" w:type="dxa"/>
             <w:tcBorders>
               <w:top w:val="single" w:sz="4" w:space="0" w:color="9CA3AF"/>
               <w:left w:val="single" w:sz="4" w:space="0" w:color="9CA3AF"/>
@@ -39022,7 +38580,7 @@
         </w:tc>
         <w:tc>
           <w:tcPr>
-            <w:tcW w:w="2375" w:type="dxa"/>
+            <w:tcW w:w="2374" w:type="dxa"/>
             <w:tcBorders>
               <w:top w:val="single" w:sz="4" w:space="0" w:color="9CA3AF"/>
               <w:left w:val="single" w:sz="4" w:space="0" w:color="9CA3AF"/>
@@ -39055,7 +38613,7 @@
         </w:tc>
         <w:tc>
           <w:tcPr>
-            <w:tcW w:w="1580" w:type="dxa"/>
+            <w:tcW w:w="1581" w:type="dxa"/>
             <w:tcBorders>
               <w:top w:val="single" w:sz="4" w:space="0" w:color="9CA3AF"/>
               <w:left w:val="single" w:sz="4" w:space="0" w:color="9CA3AF"/>
@@ -39088,7 +38646,7 @@
         </w:tc>
         <w:tc>
           <w:tcPr>
-            <w:tcW w:w="1388" w:type="dxa"/>
+            <w:tcW w:w="1387" w:type="dxa"/>
             <w:tcBorders>
               <w:top w:val="single" w:sz="4" w:space="0" w:color="9CA3AF"/>
               <w:left w:val="single" w:sz="4" w:space="0" w:color="9CA3AF"/>
@@ -39157,9 +38715,7 @@
         </w:tc>
       </w:tr>
       <w:tr>
-        <w:trPr>
-          <w:cantSplit w:val="true"/>
-        </w:trPr>
+        <w:trPr/>
         <w:tc>
           <w:tcPr>
             <w:tcW w:w="1284" w:type="dxa"/>
@@ -39195,7 +38751,7 @@
         </w:tc>
         <w:tc>
           <w:tcPr>
-            <w:tcW w:w="1877" w:type="dxa"/>
+            <w:tcW w:w="1878" w:type="dxa"/>
             <w:tcBorders>
               <w:top w:val="single" w:sz="4" w:space="0" w:color="9CA3AF"/>
               <w:left w:val="single" w:sz="4" w:space="0" w:color="9CA3AF"/>
@@ -39228,7 +38784,7 @@
         </w:tc>
         <w:tc>
           <w:tcPr>
-            <w:tcW w:w="2375" w:type="dxa"/>
+            <w:tcW w:w="2374" w:type="dxa"/>
             <w:tcBorders>
               <w:top w:val="single" w:sz="4" w:space="0" w:color="9CA3AF"/>
               <w:left w:val="single" w:sz="4" w:space="0" w:color="9CA3AF"/>
@@ -39261,7 +38817,7 @@
         </w:tc>
         <w:tc>
           <w:tcPr>
-            <w:tcW w:w="1580" w:type="dxa"/>
+            <w:tcW w:w="1581" w:type="dxa"/>
             <w:tcBorders>
               <w:top w:val="single" w:sz="4" w:space="0" w:color="9CA3AF"/>
               <w:left w:val="single" w:sz="4" w:space="0" w:color="9CA3AF"/>
@@ -39294,7 +38850,7 @@
         </w:tc>
         <w:tc>
           <w:tcPr>
-            <w:tcW w:w="1388" w:type="dxa"/>
+            <w:tcW w:w="1387" w:type="dxa"/>
             <w:tcBorders>
               <w:top w:val="single" w:sz="4" w:space="0" w:color="9CA3AF"/>
               <w:left w:val="single" w:sz="4" w:space="0" w:color="9CA3AF"/>
@@ -39327,9 +38883,7 @@
         </w:tc>
       </w:tr>
       <w:tr>
-        <w:trPr>
-          <w:cantSplit w:val="true"/>
-        </w:trPr>
+        <w:trPr/>
         <w:tc>
           <w:tcPr>
             <w:tcW w:w="1284" w:type="dxa"/>
@@ -39365,7 +38919,7 @@
         </w:tc>
         <w:tc>
           <w:tcPr>
-            <w:tcW w:w="1877" w:type="dxa"/>
+            <w:tcW w:w="1878" w:type="dxa"/>
             <w:tcBorders>
               <w:top w:val="single" w:sz="4" w:space="0" w:color="9CA3AF"/>
               <w:left w:val="single" w:sz="4" w:space="0" w:color="9CA3AF"/>
@@ -39416,7 +38970,7 @@
         </w:tc>
         <w:tc>
           <w:tcPr>
-            <w:tcW w:w="2375" w:type="dxa"/>
+            <w:tcW w:w="2374" w:type="dxa"/>
             <w:tcBorders>
               <w:top w:val="single" w:sz="4" w:space="0" w:color="9CA3AF"/>
               <w:left w:val="single" w:sz="4" w:space="0" w:color="9CA3AF"/>
@@ -39458,7 +39012,7 @@
         </w:tc>
         <w:tc>
           <w:tcPr>
-            <w:tcW w:w="1580" w:type="dxa"/>
+            <w:tcW w:w="1581" w:type="dxa"/>
             <w:tcBorders>
               <w:top w:val="single" w:sz="4" w:space="0" w:color="9CA3AF"/>
               <w:left w:val="single" w:sz="4" w:space="0" w:color="9CA3AF"/>
@@ -39491,7 +39045,7 @@
         </w:tc>
         <w:tc>
           <w:tcPr>
-            <w:tcW w:w="1388" w:type="dxa"/>
+            <w:tcW w:w="1387" w:type="dxa"/>
             <w:tcBorders>
               <w:top w:val="single" w:sz="4" w:space="0" w:color="9CA3AF"/>
               <w:left w:val="single" w:sz="4" w:space="0" w:color="9CA3AF"/>
@@ -39524,9 +39078,7 @@
         </w:tc>
       </w:tr>
       <w:tr>
-        <w:trPr>
-          <w:cantSplit w:val="true"/>
-        </w:trPr>
+        <w:trPr/>
         <w:tc>
           <w:tcPr>
             <w:tcW w:w="1284" w:type="dxa"/>
@@ -39562,7 +39114,7 @@
         </w:tc>
         <w:tc>
           <w:tcPr>
-            <w:tcW w:w="1877" w:type="dxa"/>
+            <w:tcW w:w="1878" w:type="dxa"/>
             <w:tcBorders>
               <w:top w:val="single" w:sz="4" w:space="0" w:color="9CA3AF"/>
               <w:left w:val="single" w:sz="4" w:space="0" w:color="9CA3AF"/>
@@ -39613,7 +39165,7 @@
         </w:tc>
         <w:tc>
           <w:tcPr>
-            <w:tcW w:w="2375" w:type="dxa"/>
+            <w:tcW w:w="2374" w:type="dxa"/>
             <w:tcBorders>
               <w:top w:val="single" w:sz="4" w:space="0" w:color="9CA3AF"/>
               <w:left w:val="single" w:sz="4" w:space="0" w:color="9CA3AF"/>
@@ -39655,7 +39207,7 @@
         </w:tc>
         <w:tc>
           <w:tcPr>
-            <w:tcW w:w="1580" w:type="dxa"/>
+            <w:tcW w:w="1581" w:type="dxa"/>
             <w:tcBorders>
               <w:top w:val="single" w:sz="4" w:space="0" w:color="9CA3AF"/>
               <w:left w:val="single" w:sz="4" w:space="0" w:color="9CA3AF"/>
@@ -39688,7 +39240,7 @@
         </w:tc>
         <w:tc>
           <w:tcPr>
-            <w:tcW w:w="1388" w:type="dxa"/>
+            <w:tcW w:w="1387" w:type="dxa"/>
             <w:tcBorders>
               <w:top w:val="single" w:sz="4" w:space="0" w:color="9CA3AF"/>
               <w:left w:val="single" w:sz="4" w:space="0" w:color="9CA3AF"/>
@@ -39782,9 +39334,7 @@
         <w:gridCol w:w="6804"/>
       </w:tblGrid>
       <w:tr>
-        <w:trPr>
-          <w:cantSplit w:val="true"/>
-        </w:trPr>
+        <w:trPr/>
         <w:tc>
           <w:tcPr>
             <w:tcW w:w="1699" w:type="dxa"/>
@@ -39872,9 +39422,7 @@
         </w:tc>
       </w:tr>
       <w:tr>
-        <w:trPr>
-          <w:cantSplit w:val="true"/>
-        </w:trPr>
+        <w:trPr/>
         <w:tc>
           <w:tcPr>
             <w:tcW w:w="1699" w:type="dxa"/>
@@ -39935,9 +39483,7 @@
         </w:tc>
       </w:tr>
       <w:tr>
-        <w:trPr>
-          <w:cantSplit w:val="true"/>
-        </w:trPr>
+        <w:trPr/>
         <w:tc>
           <w:tcPr>
             <w:tcW w:w="1699" w:type="dxa"/>
@@ -39998,9 +39544,7 @@
         </w:tc>
       </w:tr>
       <w:tr>
-        <w:trPr>
-          <w:cantSplit w:val="true"/>
-        </w:trPr>
+        <w:trPr/>
         <w:tc>
           <w:tcPr>
             <w:tcW w:w="1699" w:type="dxa"/>
@@ -40183,9 +39727,7 @@
         </w:tc>
       </w:tr>
       <w:tr>
-        <w:trPr>
-          <w:cantSplit w:val="true"/>
-        </w:trPr>
+        <w:trPr/>
         <w:tc>
           <w:tcPr>
             <w:tcW w:w="1699" w:type="dxa"/>
@@ -40264,9 +39806,7 @@
         </w:tc>
       </w:tr>
       <w:tr>
-        <w:trPr>
-          <w:cantSplit w:val="true"/>
-        </w:trPr>
+        <w:trPr/>
         <w:tc>
           <w:tcPr>
             <w:tcW w:w="1699" w:type="dxa"/>
@@ -40360,7 +39900,7 @@
         <w:pStyle w:val="Heading3"/>
         <w:rPr/>
       </w:pPr>
-      <w:bookmarkStart w:id="20" w:name="__RefHeading___Toc4349_3118246186"/>
+      <w:bookmarkStart w:id="20" w:name="__RefHeading___Toc15767_260505723"/>
       <w:bookmarkEnd w:id="20"/>
       <w:r>
         <w:rPr/>
@@ -40422,9 +39962,7 @@
         <w:gridCol w:w="6804"/>
       </w:tblGrid>
       <w:tr>
-        <w:trPr>
-          <w:cantSplit w:val="true"/>
-        </w:trPr>
+        <w:trPr/>
         <w:tc>
           <w:tcPr>
             <w:tcW w:w="1699" w:type="dxa"/>
@@ -40566,9 +40104,7 @@
         </w:tc>
       </w:tr>
       <w:tr>
-        <w:trPr>
-          <w:cantSplit w:val="true"/>
-        </w:trPr>
+        <w:trPr/>
         <w:tc>
           <w:tcPr>
             <w:tcW w:w="1699" w:type="dxa"/>
@@ -40647,9 +40183,7 @@
         </w:tc>
       </w:tr>
       <w:tr>
-        <w:trPr>
-          <w:cantSplit w:val="true"/>
-        </w:trPr>
+        <w:trPr/>
         <w:tc>
           <w:tcPr>
             <w:tcW w:w="1699" w:type="dxa"/>
@@ -40791,9 +40325,7 @@
         </w:tc>
       </w:tr>
       <w:tr>
-        <w:trPr>
-          <w:cantSplit w:val="true"/>
-        </w:trPr>
+        <w:trPr/>
         <w:tc>
           <w:tcPr>
             <w:tcW w:w="1699" w:type="dxa"/>
@@ -41183,9 +40715,7 @@
         </w:tc>
       </w:tr>
       <w:tr>
-        <w:trPr>
-          <w:cantSplit w:val="true"/>
-        </w:trPr>
+        <w:trPr/>
         <w:tc>
           <w:tcPr>
             <w:tcW w:w="1699" w:type="dxa"/>
@@ -41444,9 +40974,7 @@
         </w:tc>
       </w:tr>
       <w:tr>
-        <w:trPr>
-          <w:cantSplit w:val="true"/>
-        </w:trPr>
+        <w:trPr/>
         <w:tc>
           <w:tcPr>
             <w:tcW w:w="1699" w:type="dxa"/>
@@ -41541,10 +41069,9 @@
     <w:p>
       <w:pPr>
         <w:pStyle w:val="Heading1"/>
-        <w:spacing w:before="0" w:after="240"/>
         <w:rPr/>
       </w:pPr>
-      <w:bookmarkStart w:id="21" w:name="__RefHeading___Toc4351_3118246186"/>
+      <w:bookmarkStart w:id="21" w:name="__RefHeading___Toc15769_260505723"/>
       <w:bookmarkEnd w:id="21"/>
       <w:r>
         <w:rPr/>
@@ -41560,7 +41087,7 @@
         <w:pStyle w:val="Heading2"/>
         <w:rPr/>
       </w:pPr>
-      <w:bookmarkStart w:id="22" w:name="__RefHeading___Toc4353_3118246186"/>
+      <w:bookmarkStart w:id="22" w:name="__RefHeading___Toc15771_260505723"/>
       <w:bookmarkEnd w:id="22"/>
       <w:r>
         <w:rPr/>
@@ -41719,8 +41246,8 @@
         </w:tblCellMar>
       </w:tblPr>
       <w:tblGrid>
-        <w:gridCol w:w="1637"/>
-        <w:gridCol w:w="1332"/>
+        <w:gridCol w:w="1638"/>
+        <w:gridCol w:w="1331"/>
         <w:gridCol w:w="923"/>
         <w:gridCol w:w="1024"/>
         <w:gridCol w:w="819"/>
@@ -41731,11 +41258,10 @@
       <w:tr>
         <w:trPr>
           <w:tblHeader w:val="true"/>
-          <w:cantSplit w:val="true"/>
         </w:trPr>
         <w:tc>
           <w:tcPr>
-            <w:tcW w:w="1637" w:type="dxa"/>
+            <w:tcW w:w="1638" w:type="dxa"/>
             <w:tcBorders>
               <w:top w:val="single" w:sz="4" w:space="0" w:color="9CA3AF"/>
               <w:left w:val="single" w:sz="4" w:space="0" w:color="9CA3AF"/>
@@ -41765,7 +41291,7 @@
         </w:tc>
         <w:tc>
           <w:tcPr>
-            <w:tcW w:w="1332" w:type="dxa"/>
+            <w:tcW w:w="1331" w:type="dxa"/>
             <w:tcBorders>
               <w:top w:val="single" w:sz="4" w:space="0" w:color="9CA3AF"/>
               <w:left w:val="single" w:sz="4" w:space="0" w:color="9CA3AF"/>
@@ -41993,12 +41519,10 @@
         </w:tc>
       </w:tr>
       <w:tr>
-        <w:trPr>
-          <w:cantSplit w:val="true"/>
-        </w:trPr>
-        <w:tc>
-          <w:tcPr>
-            <w:tcW w:w="1637" w:type="dxa"/>
+        <w:trPr/>
+        <w:tc>
+          <w:tcPr>
+            <w:tcW w:w="1638" w:type="dxa"/>
             <w:tcBorders>
               <w:top w:val="single" w:sz="4" w:space="0" w:color="9CA3AF"/>
               <w:left w:val="single" w:sz="4" w:space="0" w:color="9CA3AF"/>
@@ -42031,7 +41555,7 @@
         </w:tc>
         <w:tc>
           <w:tcPr>
-            <w:tcW w:w="1332" w:type="dxa"/>
+            <w:tcW w:w="1331" w:type="dxa"/>
             <w:tcBorders>
               <w:top w:val="single" w:sz="4" w:space="0" w:color="9CA3AF"/>
               <w:left w:val="single" w:sz="4" w:space="0" w:color="9CA3AF"/>
@@ -42271,12 +41795,10 @@
         </w:tc>
       </w:tr>
       <w:tr>
-        <w:trPr>
-          <w:cantSplit w:val="true"/>
-        </w:trPr>
-        <w:tc>
-          <w:tcPr>
-            <w:tcW w:w="1637" w:type="dxa"/>
+        <w:trPr/>
+        <w:tc>
+          <w:tcPr>
+            <w:tcW w:w="1638" w:type="dxa"/>
             <w:tcBorders>
               <w:top w:val="single" w:sz="4" w:space="0" w:color="9CA3AF"/>
               <w:left w:val="single" w:sz="4" w:space="0" w:color="9CA3AF"/>
@@ -42309,7 +41831,7 @@
         </w:tc>
         <w:tc>
           <w:tcPr>
-            <w:tcW w:w="1332" w:type="dxa"/>
+            <w:tcW w:w="1331" w:type="dxa"/>
             <w:tcBorders>
               <w:top w:val="single" w:sz="4" w:space="0" w:color="9CA3AF"/>
               <w:left w:val="single" w:sz="4" w:space="0" w:color="9CA3AF"/>
@@ -42549,12 +42071,10 @@
         </w:tc>
       </w:tr>
       <w:tr>
-        <w:trPr>
-          <w:cantSplit w:val="true"/>
-        </w:trPr>
-        <w:tc>
-          <w:tcPr>
-            <w:tcW w:w="1637" w:type="dxa"/>
+        <w:trPr/>
+        <w:tc>
+          <w:tcPr>
+            <w:tcW w:w="1638" w:type="dxa"/>
             <w:tcBorders>
               <w:top w:val="single" w:sz="4" w:space="0" w:color="9CA3AF"/>
               <w:left w:val="single" w:sz="4" w:space="0" w:color="9CA3AF"/>
@@ -42587,7 +42107,7 @@
         </w:tc>
         <w:tc>
           <w:tcPr>
-            <w:tcW w:w="1332" w:type="dxa"/>
+            <w:tcW w:w="1331" w:type="dxa"/>
             <w:tcBorders>
               <w:top w:val="single" w:sz="4" w:space="0" w:color="9CA3AF"/>
               <w:left w:val="single" w:sz="4" w:space="0" w:color="9CA3AF"/>
@@ -42827,12 +42347,10 @@
         </w:tc>
       </w:tr>
       <w:tr>
-        <w:trPr>
-          <w:cantSplit w:val="true"/>
-        </w:trPr>
-        <w:tc>
-          <w:tcPr>
-            <w:tcW w:w="1637" w:type="dxa"/>
+        <w:trPr/>
+        <w:tc>
+          <w:tcPr>
+            <w:tcW w:w="1638" w:type="dxa"/>
             <w:tcBorders>
               <w:top w:val="single" w:sz="4" w:space="0" w:color="9CA3AF"/>
               <w:left w:val="single" w:sz="4" w:space="0" w:color="9CA3AF"/>
@@ -42865,7 +42383,7 @@
         </w:tc>
         <w:tc>
           <w:tcPr>
-            <w:tcW w:w="1332" w:type="dxa"/>
+            <w:tcW w:w="1331" w:type="dxa"/>
             <w:tcBorders>
               <w:top w:val="single" w:sz="4" w:space="0" w:color="9CA3AF"/>
               <w:left w:val="single" w:sz="4" w:space="0" w:color="9CA3AF"/>
@@ -43105,12 +42623,10 @@
         </w:tc>
       </w:tr>
       <w:tr>
-        <w:trPr>
-          <w:cantSplit w:val="true"/>
-        </w:trPr>
-        <w:tc>
-          <w:tcPr>
-            <w:tcW w:w="1637" w:type="dxa"/>
+        <w:trPr/>
+        <w:tc>
+          <w:tcPr>
+            <w:tcW w:w="1638" w:type="dxa"/>
             <w:tcBorders>
               <w:top w:val="single" w:sz="4" w:space="0" w:color="9CA3AF"/>
               <w:left w:val="single" w:sz="4" w:space="0" w:color="9CA3AF"/>
@@ -43143,7 +42659,7 @@
         </w:tc>
         <w:tc>
           <w:tcPr>
-            <w:tcW w:w="1332" w:type="dxa"/>
+            <w:tcW w:w="1331" w:type="dxa"/>
             <w:tcBorders>
               <w:top w:val="single" w:sz="4" w:space="0" w:color="9CA3AF"/>
               <w:left w:val="single" w:sz="4" w:space="0" w:color="9CA3AF"/>
@@ -43463,15 +42979,14 @@
         <w:gridCol w:w="2559"/>
         <w:gridCol w:w="1982"/>
         <w:gridCol w:w="1206"/>
-        <w:gridCol w:w="630"/>
-        <w:gridCol w:w="626"/>
-        <w:gridCol w:w="630"/>
-        <w:gridCol w:w="870"/>
+        <w:gridCol w:w="629"/>
+        <w:gridCol w:w="627"/>
+        <w:gridCol w:w="629"/>
+        <w:gridCol w:w="871"/>
       </w:tblGrid>
       <w:tr>
         <w:trPr>
           <w:tblHeader w:val="true"/>
-          <w:cantSplit w:val="true"/>
         </w:trPr>
         <w:tc>
           <w:tcPr>
@@ -43565,7 +43080,7 @@
         </w:tc>
         <w:tc>
           <w:tcPr>
-            <w:tcW w:w="630" w:type="dxa"/>
+            <w:tcW w:w="629" w:type="dxa"/>
             <w:tcBorders>
               <w:top w:val="single" w:sz="4" w:space="0" w:color="9CA3AF"/>
               <w:left w:val="single" w:sz="4" w:space="0" w:color="9CA3AF"/>
@@ -43595,7 +43110,7 @@
         </w:tc>
         <w:tc>
           <w:tcPr>
-            <w:tcW w:w="626" w:type="dxa"/>
+            <w:tcW w:w="627" w:type="dxa"/>
             <w:tcBorders>
               <w:top w:val="single" w:sz="4" w:space="0" w:color="9CA3AF"/>
               <w:left w:val="single" w:sz="4" w:space="0" w:color="9CA3AF"/>
@@ -43625,7 +43140,7 @@
         </w:tc>
         <w:tc>
           <w:tcPr>
-            <w:tcW w:w="630" w:type="dxa"/>
+            <w:tcW w:w="629" w:type="dxa"/>
             <w:tcBorders>
               <w:top w:val="single" w:sz="4" w:space="0" w:color="9CA3AF"/>
               <w:left w:val="single" w:sz="4" w:space="0" w:color="9CA3AF"/>
@@ -43655,7 +43170,7 @@
         </w:tc>
         <w:tc>
           <w:tcPr>
-            <w:tcW w:w="870" w:type="dxa"/>
+            <w:tcW w:w="871" w:type="dxa"/>
             <w:tcBorders>
               <w:top w:val="single" w:sz="4" w:space="0" w:color="9CA3AF"/>
               <w:left w:val="single" w:sz="4" w:space="0" w:color="9CA3AF"/>
@@ -43685,9 +43200,7 @@
         </w:tc>
       </w:tr>
       <w:tr>
-        <w:trPr>
-          <w:cantSplit w:val="true"/>
-        </w:trPr>
+        <w:trPr/>
         <w:tc>
           <w:tcPr>
             <w:tcW w:w="2559" w:type="dxa"/>
@@ -43789,7 +43302,7 @@
         </w:tc>
         <w:tc>
           <w:tcPr>
-            <w:tcW w:w="630" w:type="dxa"/>
+            <w:tcW w:w="629" w:type="dxa"/>
             <w:tcBorders>
               <w:top w:val="single" w:sz="4" w:space="0" w:color="9CA3AF"/>
               <w:left w:val="single" w:sz="4" w:space="0" w:color="9CA3AF"/>
@@ -43822,7 +43335,7 @@
         </w:tc>
         <w:tc>
           <w:tcPr>
-            <w:tcW w:w="626" w:type="dxa"/>
+            <w:tcW w:w="627" w:type="dxa"/>
             <w:tcBorders>
               <w:top w:val="single" w:sz="4" w:space="0" w:color="9CA3AF"/>
               <w:left w:val="single" w:sz="4" w:space="0" w:color="9CA3AF"/>
@@ -43855,7 +43368,7 @@
         </w:tc>
         <w:tc>
           <w:tcPr>
-            <w:tcW w:w="630" w:type="dxa"/>
+            <w:tcW w:w="629" w:type="dxa"/>
             <w:tcBorders>
               <w:top w:val="single" w:sz="4" w:space="0" w:color="9CA3AF"/>
               <w:left w:val="single" w:sz="4" w:space="0" w:color="9CA3AF"/>
@@ -43888,7 +43401,7 @@
         </w:tc>
         <w:tc>
           <w:tcPr>
-            <w:tcW w:w="870" w:type="dxa"/>
+            <w:tcW w:w="871" w:type="dxa"/>
             <w:tcBorders>
               <w:top w:val="single" w:sz="4" w:space="0" w:color="9CA3AF"/>
               <w:left w:val="single" w:sz="4" w:space="0" w:color="9CA3AF"/>
@@ -43921,9 +43434,7 @@
         </w:tc>
       </w:tr>
       <w:tr>
-        <w:trPr>
-          <w:cantSplit w:val="true"/>
-        </w:trPr>
+        <w:trPr/>
         <w:tc>
           <w:tcPr>
             <w:tcW w:w="2559" w:type="dxa"/>
@@ -44025,7 +43536,7 @@
         </w:tc>
         <w:tc>
           <w:tcPr>
-            <w:tcW w:w="630" w:type="dxa"/>
+            <w:tcW w:w="629" w:type="dxa"/>
             <w:tcBorders>
               <w:top w:val="single" w:sz="4" w:space="0" w:color="9CA3AF"/>
               <w:left w:val="single" w:sz="4" w:space="0" w:color="9CA3AF"/>
@@ -44058,7 +43569,7 @@
         </w:tc>
         <w:tc>
           <w:tcPr>
-            <w:tcW w:w="626" w:type="dxa"/>
+            <w:tcW w:w="627" w:type="dxa"/>
             <w:tcBorders>
               <w:top w:val="single" w:sz="4" w:space="0" w:color="9CA3AF"/>
               <w:left w:val="single" w:sz="4" w:space="0" w:color="9CA3AF"/>
@@ -44091,7 +43602,7 @@
         </w:tc>
         <w:tc>
           <w:tcPr>
-            <w:tcW w:w="630" w:type="dxa"/>
+            <w:tcW w:w="629" w:type="dxa"/>
             <w:tcBorders>
               <w:top w:val="single" w:sz="4" w:space="0" w:color="9CA3AF"/>
               <w:left w:val="single" w:sz="4" w:space="0" w:color="9CA3AF"/>
@@ -44124,7 +43635,7 @@
         </w:tc>
         <w:tc>
           <w:tcPr>
-            <w:tcW w:w="870" w:type="dxa"/>
+            <w:tcW w:w="871" w:type="dxa"/>
             <w:tcBorders>
               <w:top w:val="single" w:sz="4" w:space="0" w:color="9CA3AF"/>
               <w:left w:val="single" w:sz="4" w:space="0" w:color="9CA3AF"/>
@@ -44157,9 +43668,7 @@
         </w:tc>
       </w:tr>
       <w:tr>
-        <w:trPr>
-          <w:cantSplit w:val="true"/>
-        </w:trPr>
+        <w:trPr/>
         <w:tc>
           <w:tcPr>
             <w:tcW w:w="2559" w:type="dxa"/>
@@ -44261,7 +43770,7 @@
         </w:tc>
         <w:tc>
           <w:tcPr>
-            <w:tcW w:w="630" w:type="dxa"/>
+            <w:tcW w:w="629" w:type="dxa"/>
             <w:tcBorders>
               <w:top w:val="single" w:sz="4" w:space="0" w:color="9CA3AF"/>
               <w:left w:val="single" w:sz="4" w:space="0" w:color="9CA3AF"/>
@@ -44294,7 +43803,7 @@
         </w:tc>
         <w:tc>
           <w:tcPr>
-            <w:tcW w:w="626" w:type="dxa"/>
+            <w:tcW w:w="627" w:type="dxa"/>
             <w:tcBorders>
               <w:top w:val="single" w:sz="4" w:space="0" w:color="9CA3AF"/>
               <w:left w:val="single" w:sz="4" w:space="0" w:color="9CA3AF"/>
@@ -44327,7 +43836,7 @@
         </w:tc>
         <w:tc>
           <w:tcPr>
-            <w:tcW w:w="630" w:type="dxa"/>
+            <w:tcW w:w="629" w:type="dxa"/>
             <w:tcBorders>
               <w:top w:val="single" w:sz="4" w:space="0" w:color="9CA3AF"/>
               <w:left w:val="single" w:sz="4" w:space="0" w:color="9CA3AF"/>
@@ -44360,7 +43869,7 @@
         </w:tc>
         <w:tc>
           <w:tcPr>
-            <w:tcW w:w="870" w:type="dxa"/>
+            <w:tcW w:w="871" w:type="dxa"/>
             <w:tcBorders>
               <w:top w:val="single" w:sz="4" w:space="0" w:color="9CA3AF"/>
               <w:left w:val="single" w:sz="4" w:space="0" w:color="9CA3AF"/>
@@ -44393,9 +43902,7 @@
         </w:tc>
       </w:tr>
       <w:tr>
-        <w:trPr>
-          <w:cantSplit w:val="true"/>
-        </w:trPr>
+        <w:trPr/>
         <w:tc>
           <w:tcPr>
             <w:tcW w:w="2559" w:type="dxa"/>
@@ -44497,7 +44004,7 @@
         </w:tc>
         <w:tc>
           <w:tcPr>
-            <w:tcW w:w="630" w:type="dxa"/>
+            <w:tcW w:w="629" w:type="dxa"/>
             <w:tcBorders>
               <w:top w:val="single" w:sz="4" w:space="0" w:color="9CA3AF"/>
               <w:left w:val="single" w:sz="4" w:space="0" w:color="9CA3AF"/>
@@ -44530,7 +44037,7 @@
         </w:tc>
         <w:tc>
           <w:tcPr>
-            <w:tcW w:w="626" w:type="dxa"/>
+            <w:tcW w:w="627" w:type="dxa"/>
             <w:tcBorders>
               <w:top w:val="single" w:sz="4" w:space="0" w:color="9CA3AF"/>
               <w:left w:val="single" w:sz="4" w:space="0" w:color="9CA3AF"/>
@@ -44563,7 +44070,7 @@
         </w:tc>
         <w:tc>
           <w:tcPr>
-            <w:tcW w:w="630" w:type="dxa"/>
+            <w:tcW w:w="629" w:type="dxa"/>
             <w:tcBorders>
               <w:top w:val="single" w:sz="4" w:space="0" w:color="9CA3AF"/>
               <w:left w:val="single" w:sz="4" w:space="0" w:color="9CA3AF"/>
@@ -44596,7 +44103,7 @@
         </w:tc>
         <w:tc>
           <w:tcPr>
-            <w:tcW w:w="870" w:type="dxa"/>
+            <w:tcW w:w="871" w:type="dxa"/>
             <w:tcBorders>
               <w:top w:val="single" w:sz="4" w:space="0" w:color="9CA3AF"/>
               <w:left w:val="single" w:sz="4" w:space="0" w:color="9CA3AF"/>
@@ -44629,9 +44136,7 @@
         </w:tc>
       </w:tr>
       <w:tr>
-        <w:trPr>
-          <w:cantSplit w:val="true"/>
-        </w:trPr>
+        <w:trPr/>
         <w:tc>
           <w:tcPr>
             <w:tcW w:w="2559" w:type="dxa"/>
@@ -44733,7 +44238,7 @@
         </w:tc>
         <w:tc>
           <w:tcPr>
-            <w:tcW w:w="630" w:type="dxa"/>
+            <w:tcW w:w="629" w:type="dxa"/>
             <w:tcBorders>
               <w:top w:val="single" w:sz="4" w:space="0" w:color="9CA3AF"/>
               <w:left w:val="single" w:sz="4" w:space="0" w:color="9CA3AF"/>
@@ -44766,7 +44271,7 @@
         </w:tc>
         <w:tc>
           <w:tcPr>
-            <w:tcW w:w="626" w:type="dxa"/>
+            <w:tcW w:w="627" w:type="dxa"/>
             <w:tcBorders>
               <w:top w:val="single" w:sz="4" w:space="0" w:color="9CA3AF"/>
               <w:left w:val="single" w:sz="4" w:space="0" w:color="9CA3AF"/>
@@ -44799,7 +44304,7 @@
         </w:tc>
         <w:tc>
           <w:tcPr>
-            <w:tcW w:w="630" w:type="dxa"/>
+            <w:tcW w:w="629" w:type="dxa"/>
             <w:tcBorders>
               <w:top w:val="single" w:sz="4" w:space="0" w:color="9CA3AF"/>
               <w:left w:val="single" w:sz="4" w:space="0" w:color="9CA3AF"/>
@@ -44832,7 +44337,7 @@
         </w:tc>
         <w:tc>
           <w:tcPr>
-            <w:tcW w:w="870" w:type="dxa"/>
+            <w:tcW w:w="871" w:type="dxa"/>
             <w:tcBorders>
               <w:top w:val="single" w:sz="4" w:space="0" w:color="9CA3AF"/>
               <w:left w:val="single" w:sz="4" w:space="0" w:color="9CA3AF"/>
@@ -44865,9 +44370,7 @@
         </w:tc>
       </w:tr>
       <w:tr>
-        <w:trPr>
-          <w:cantSplit w:val="true"/>
-        </w:trPr>
+        <w:trPr/>
         <w:tc>
           <w:tcPr>
             <w:tcW w:w="2559" w:type="dxa"/>
@@ -44969,7 +44472,7 @@
         </w:tc>
         <w:tc>
           <w:tcPr>
-            <w:tcW w:w="630" w:type="dxa"/>
+            <w:tcW w:w="629" w:type="dxa"/>
             <w:tcBorders>
               <w:top w:val="single" w:sz="4" w:space="0" w:color="9CA3AF"/>
               <w:left w:val="single" w:sz="4" w:space="0" w:color="9CA3AF"/>
@@ -45002,7 +44505,7 @@
         </w:tc>
         <w:tc>
           <w:tcPr>
-            <w:tcW w:w="626" w:type="dxa"/>
+            <w:tcW w:w="627" w:type="dxa"/>
             <w:tcBorders>
               <w:top w:val="single" w:sz="4" w:space="0" w:color="9CA3AF"/>
               <w:left w:val="single" w:sz="4" w:space="0" w:color="9CA3AF"/>
@@ -45035,7 +44538,7 @@
         </w:tc>
         <w:tc>
           <w:tcPr>
-            <w:tcW w:w="630" w:type="dxa"/>
+            <w:tcW w:w="629" w:type="dxa"/>
             <w:tcBorders>
               <w:top w:val="single" w:sz="4" w:space="0" w:color="9CA3AF"/>
               <w:left w:val="single" w:sz="4" w:space="0" w:color="9CA3AF"/>
@@ -45068,7 +44571,7 @@
         </w:tc>
         <w:tc>
           <w:tcPr>
-            <w:tcW w:w="870" w:type="dxa"/>
+            <w:tcW w:w="871" w:type="dxa"/>
             <w:tcBorders>
               <w:top w:val="single" w:sz="4" w:space="0" w:color="9CA3AF"/>
               <w:left w:val="single" w:sz="4" w:space="0" w:color="9CA3AF"/>
@@ -45101,9 +44604,7 @@
         </w:tc>
       </w:tr>
       <w:tr>
-        <w:trPr>
-          <w:cantSplit w:val="true"/>
-        </w:trPr>
+        <w:trPr/>
         <w:tc>
           <w:tcPr>
             <w:tcW w:w="2559" w:type="dxa"/>
@@ -45205,7 +44706,7 @@
         </w:tc>
         <w:tc>
           <w:tcPr>
-            <w:tcW w:w="630" w:type="dxa"/>
+            <w:tcW w:w="629" w:type="dxa"/>
             <w:tcBorders>
               <w:top w:val="single" w:sz="4" w:space="0" w:color="9CA3AF"/>
               <w:left w:val="single" w:sz="4" w:space="0" w:color="9CA3AF"/>
@@ -45238,7 +44739,7 @@
         </w:tc>
         <w:tc>
           <w:tcPr>
-            <w:tcW w:w="626" w:type="dxa"/>
+            <w:tcW w:w="627" w:type="dxa"/>
             <w:tcBorders>
               <w:top w:val="single" w:sz="4" w:space="0" w:color="9CA3AF"/>
               <w:left w:val="single" w:sz="4" w:space="0" w:color="9CA3AF"/>
@@ -45271,7 +44772,7 @@
         </w:tc>
         <w:tc>
           <w:tcPr>
-            <w:tcW w:w="630" w:type="dxa"/>
+            <w:tcW w:w="629" w:type="dxa"/>
             <w:tcBorders>
               <w:top w:val="single" w:sz="4" w:space="0" w:color="9CA3AF"/>
               <w:left w:val="single" w:sz="4" w:space="0" w:color="9CA3AF"/>
@@ -45304,7 +44805,7 @@
         </w:tc>
         <w:tc>
           <w:tcPr>
-            <w:tcW w:w="870" w:type="dxa"/>
+            <w:tcW w:w="871" w:type="dxa"/>
             <w:tcBorders>
               <w:top w:val="single" w:sz="4" w:space="0" w:color="9CA3AF"/>
               <w:left w:val="single" w:sz="4" w:space="0" w:color="9CA3AF"/>
@@ -45337,9 +44838,7 @@
         </w:tc>
       </w:tr>
       <w:tr>
-        <w:trPr>
-          <w:cantSplit w:val="true"/>
-        </w:trPr>
+        <w:trPr/>
         <w:tc>
           <w:tcPr>
             <w:tcW w:w="2559" w:type="dxa"/>
@@ -45441,7 +44940,7 @@
         </w:tc>
         <w:tc>
           <w:tcPr>
-            <w:tcW w:w="630" w:type="dxa"/>
+            <w:tcW w:w="629" w:type="dxa"/>
             <w:tcBorders>
               <w:top w:val="single" w:sz="4" w:space="0" w:color="9CA3AF"/>
               <w:left w:val="single" w:sz="4" w:space="0" w:color="9CA3AF"/>
@@ -45474,7 +44973,7 @@
         </w:tc>
         <w:tc>
           <w:tcPr>
-            <w:tcW w:w="626" w:type="dxa"/>
+            <w:tcW w:w="627" w:type="dxa"/>
             <w:tcBorders>
               <w:top w:val="single" w:sz="4" w:space="0" w:color="9CA3AF"/>
               <w:left w:val="single" w:sz="4" w:space="0" w:color="9CA3AF"/>
@@ -45507,7 +45006,7 @@
         </w:tc>
         <w:tc>
           <w:tcPr>
-            <w:tcW w:w="630" w:type="dxa"/>
+            <w:tcW w:w="629" w:type="dxa"/>
             <w:tcBorders>
               <w:top w:val="single" w:sz="4" w:space="0" w:color="9CA3AF"/>
               <w:left w:val="single" w:sz="4" w:space="0" w:color="9CA3AF"/>
@@ -45540,7 +45039,7 @@
         </w:tc>
         <w:tc>
           <w:tcPr>
-            <w:tcW w:w="870" w:type="dxa"/>
+            <w:tcW w:w="871" w:type="dxa"/>
             <w:tcBorders>
               <w:top w:val="single" w:sz="4" w:space="0" w:color="9CA3AF"/>
               <w:left w:val="single" w:sz="4" w:space="0" w:color="9CA3AF"/>
@@ -45573,9 +45072,7 @@
         </w:tc>
       </w:tr>
       <w:tr>
-        <w:trPr>
-          <w:cantSplit w:val="true"/>
-        </w:trPr>
+        <w:trPr/>
         <w:tc>
           <w:tcPr>
             <w:tcW w:w="2559" w:type="dxa"/>
@@ -45686,7 +45183,7 @@
         </w:tc>
         <w:tc>
           <w:tcPr>
-            <w:tcW w:w="630" w:type="dxa"/>
+            <w:tcW w:w="629" w:type="dxa"/>
             <w:tcBorders>
               <w:top w:val="single" w:sz="4" w:space="0" w:color="9CA3AF"/>
               <w:left w:val="single" w:sz="4" w:space="0" w:color="9CA3AF"/>
@@ -45719,7 +45216,7 @@
         </w:tc>
         <w:tc>
           <w:tcPr>
-            <w:tcW w:w="626" w:type="dxa"/>
+            <w:tcW w:w="627" w:type="dxa"/>
             <w:tcBorders>
               <w:top w:val="single" w:sz="4" w:space="0" w:color="9CA3AF"/>
               <w:left w:val="single" w:sz="4" w:space="0" w:color="9CA3AF"/>
@@ -45752,7 +45249,7 @@
         </w:tc>
         <w:tc>
           <w:tcPr>
-            <w:tcW w:w="630" w:type="dxa"/>
+            <w:tcW w:w="629" w:type="dxa"/>
             <w:tcBorders>
               <w:top w:val="single" w:sz="4" w:space="0" w:color="9CA3AF"/>
               <w:left w:val="single" w:sz="4" w:space="0" w:color="9CA3AF"/>
@@ -45785,7 +45282,7 @@
         </w:tc>
         <w:tc>
           <w:tcPr>
-            <w:tcW w:w="870" w:type="dxa"/>
+            <w:tcW w:w="871" w:type="dxa"/>
             <w:tcBorders>
               <w:top w:val="single" w:sz="4" w:space="0" w:color="9CA3AF"/>
               <w:left w:val="single" w:sz="4" w:space="0" w:color="9CA3AF"/>
@@ -45818,9 +45315,7 @@
         </w:tc>
       </w:tr>
       <w:tr>
-        <w:trPr>
-          <w:cantSplit w:val="true"/>
-        </w:trPr>
+        <w:trPr/>
         <w:tc>
           <w:tcPr>
             <w:tcW w:w="2559" w:type="dxa"/>
@@ -45940,7 +45435,7 @@
         </w:tc>
         <w:tc>
           <w:tcPr>
-            <w:tcW w:w="630" w:type="dxa"/>
+            <w:tcW w:w="629" w:type="dxa"/>
             <w:tcBorders>
               <w:top w:val="single" w:sz="4" w:space="0" w:color="9CA3AF"/>
               <w:left w:val="single" w:sz="4" w:space="0" w:color="9CA3AF"/>
@@ -45973,7 +45468,7 @@
         </w:tc>
         <w:tc>
           <w:tcPr>
-            <w:tcW w:w="626" w:type="dxa"/>
+            <w:tcW w:w="627" w:type="dxa"/>
             <w:tcBorders>
               <w:top w:val="single" w:sz="4" w:space="0" w:color="9CA3AF"/>
               <w:left w:val="single" w:sz="4" w:space="0" w:color="9CA3AF"/>
@@ -46006,7 +45501,7 @@
         </w:tc>
         <w:tc>
           <w:tcPr>
-            <w:tcW w:w="630" w:type="dxa"/>
+            <w:tcW w:w="629" w:type="dxa"/>
             <w:tcBorders>
               <w:top w:val="single" w:sz="4" w:space="0" w:color="9CA3AF"/>
               <w:left w:val="single" w:sz="4" w:space="0" w:color="9CA3AF"/>
@@ -46039,7 +45534,7 @@
         </w:tc>
         <w:tc>
           <w:tcPr>
-            <w:tcW w:w="870" w:type="dxa"/>
+            <w:tcW w:w="871" w:type="dxa"/>
             <w:tcBorders>
               <w:top w:val="single" w:sz="4" w:space="0" w:color="9CA3AF"/>
               <w:left w:val="single" w:sz="4" w:space="0" w:color="9CA3AF"/>
@@ -46072,9 +45567,7 @@
         </w:tc>
       </w:tr>
       <w:tr>
-        <w:trPr>
-          <w:cantSplit w:val="true"/>
-        </w:trPr>
+        <w:trPr/>
         <w:tc>
           <w:tcPr>
             <w:tcW w:w="2559" w:type="dxa"/>
@@ -46176,7 +45669,7 @@
         </w:tc>
         <w:tc>
           <w:tcPr>
-            <w:tcW w:w="630" w:type="dxa"/>
+            <w:tcW w:w="629" w:type="dxa"/>
             <w:tcBorders>
               <w:top w:val="single" w:sz="4" w:space="0" w:color="9CA3AF"/>
               <w:left w:val="single" w:sz="4" w:space="0" w:color="9CA3AF"/>
@@ -46209,7 +45702,7 @@
         </w:tc>
         <w:tc>
           <w:tcPr>
-            <w:tcW w:w="626" w:type="dxa"/>
+            <w:tcW w:w="627" w:type="dxa"/>
             <w:tcBorders>
               <w:top w:val="single" w:sz="4" w:space="0" w:color="9CA3AF"/>
               <w:left w:val="single" w:sz="4" w:space="0" w:color="9CA3AF"/>
@@ -46242,7 +45735,7 @@
         </w:tc>
         <w:tc>
           <w:tcPr>
-            <w:tcW w:w="630" w:type="dxa"/>
+            <w:tcW w:w="629" w:type="dxa"/>
             <w:tcBorders>
               <w:top w:val="single" w:sz="4" w:space="0" w:color="9CA3AF"/>
               <w:left w:val="single" w:sz="4" w:space="0" w:color="9CA3AF"/>
@@ -46275,7 +45768,7 @@
         </w:tc>
         <w:tc>
           <w:tcPr>
-            <w:tcW w:w="870" w:type="dxa"/>
+            <w:tcW w:w="871" w:type="dxa"/>
             <w:tcBorders>
               <w:top w:val="single" w:sz="4" w:space="0" w:color="9CA3AF"/>
               <w:left w:val="single" w:sz="4" w:space="0" w:color="9CA3AF"/>
@@ -46308,9 +45801,7 @@
         </w:tc>
       </w:tr>
       <w:tr>
-        <w:trPr>
-          <w:cantSplit w:val="true"/>
-        </w:trPr>
+        <w:trPr/>
         <w:tc>
           <w:tcPr>
             <w:tcW w:w="2559" w:type="dxa"/>
@@ -46430,7 +45921,7 @@
         </w:tc>
         <w:tc>
           <w:tcPr>
-            <w:tcW w:w="630" w:type="dxa"/>
+            <w:tcW w:w="629" w:type="dxa"/>
             <w:tcBorders>
               <w:top w:val="single" w:sz="4" w:space="0" w:color="9CA3AF"/>
               <w:left w:val="single" w:sz="4" w:space="0" w:color="9CA3AF"/>
@@ -46463,7 +45954,7 @@
         </w:tc>
         <w:tc>
           <w:tcPr>
-            <w:tcW w:w="626" w:type="dxa"/>
+            <w:tcW w:w="627" w:type="dxa"/>
             <w:tcBorders>
               <w:top w:val="single" w:sz="4" w:space="0" w:color="9CA3AF"/>
               <w:left w:val="single" w:sz="4" w:space="0" w:color="9CA3AF"/>
@@ -46496,7 +45987,7 @@
         </w:tc>
         <w:tc>
           <w:tcPr>
-            <w:tcW w:w="630" w:type="dxa"/>
+            <w:tcW w:w="629" w:type="dxa"/>
             <w:tcBorders>
               <w:top w:val="single" w:sz="4" w:space="0" w:color="9CA3AF"/>
               <w:left w:val="single" w:sz="4" w:space="0" w:color="9CA3AF"/>
@@ -46529,7 +46020,7 @@
         </w:tc>
         <w:tc>
           <w:tcPr>
-            <w:tcW w:w="870" w:type="dxa"/>
+            <w:tcW w:w="871" w:type="dxa"/>
             <w:tcBorders>
               <w:top w:val="single" w:sz="4" w:space="0" w:color="9CA3AF"/>
               <w:left w:val="single" w:sz="4" w:space="0" w:color="9CA3AF"/>
@@ -46562,9 +46053,7 @@
         </w:tc>
       </w:tr>
       <w:tr>
-        <w:trPr>
-          <w:cantSplit w:val="true"/>
-        </w:trPr>
+        <w:trPr/>
         <w:tc>
           <w:tcPr>
             <w:tcW w:w="2559" w:type="dxa"/>
@@ -46684,7 +46173,7 @@
         </w:tc>
         <w:tc>
           <w:tcPr>
-            <w:tcW w:w="630" w:type="dxa"/>
+            <w:tcW w:w="629" w:type="dxa"/>
             <w:tcBorders>
               <w:top w:val="single" w:sz="4" w:space="0" w:color="9CA3AF"/>
               <w:left w:val="single" w:sz="4" w:space="0" w:color="9CA3AF"/>
@@ -46717,7 +46206,7 @@
         </w:tc>
         <w:tc>
           <w:tcPr>
-            <w:tcW w:w="626" w:type="dxa"/>
+            <w:tcW w:w="627" w:type="dxa"/>
             <w:tcBorders>
               <w:top w:val="single" w:sz="4" w:space="0" w:color="9CA3AF"/>
               <w:left w:val="single" w:sz="4" w:space="0" w:color="9CA3AF"/>
@@ -46750,7 +46239,7 @@
         </w:tc>
         <w:tc>
           <w:tcPr>
-            <w:tcW w:w="630" w:type="dxa"/>
+            <w:tcW w:w="629" w:type="dxa"/>
             <w:tcBorders>
               <w:top w:val="single" w:sz="4" w:space="0" w:color="9CA3AF"/>
               <w:left w:val="single" w:sz="4" w:space="0" w:color="9CA3AF"/>
@@ -46783,7 +46272,7 @@
         </w:tc>
         <w:tc>
           <w:tcPr>
-            <w:tcW w:w="870" w:type="dxa"/>
+            <w:tcW w:w="871" w:type="dxa"/>
             <w:tcBorders>
               <w:top w:val="single" w:sz="4" w:space="0" w:color="9CA3AF"/>
               <w:left w:val="single" w:sz="4" w:space="0" w:color="9CA3AF"/>
@@ -46816,9 +46305,7 @@
         </w:tc>
       </w:tr>
       <w:tr>
-        <w:trPr>
-          <w:cantSplit w:val="true"/>
-        </w:trPr>
+        <w:trPr/>
         <w:tc>
           <w:tcPr>
             <w:tcW w:w="2559" w:type="dxa"/>
@@ -46920,7 +46407,7 @@
         </w:tc>
         <w:tc>
           <w:tcPr>
-            <w:tcW w:w="630" w:type="dxa"/>
+            <w:tcW w:w="629" w:type="dxa"/>
             <w:tcBorders>
               <w:top w:val="single" w:sz="4" w:space="0" w:color="9CA3AF"/>
               <w:left w:val="single" w:sz="4" w:space="0" w:color="9CA3AF"/>
@@ -46953,7 +46440,7 @@
         </w:tc>
         <w:tc>
           <w:tcPr>
-            <w:tcW w:w="626" w:type="dxa"/>
+            <w:tcW w:w="627" w:type="dxa"/>
             <w:tcBorders>
               <w:top w:val="single" w:sz="4" w:space="0" w:color="9CA3AF"/>
               <w:left w:val="single" w:sz="4" w:space="0" w:color="9CA3AF"/>
@@ -46986,7 +46473,7 @@
         </w:tc>
         <w:tc>
           <w:tcPr>
-            <w:tcW w:w="630" w:type="dxa"/>
+            <w:tcW w:w="629" w:type="dxa"/>
             <w:tcBorders>
               <w:top w:val="single" w:sz="4" w:space="0" w:color="9CA3AF"/>
               <w:left w:val="single" w:sz="4" w:space="0" w:color="9CA3AF"/>
@@ -47019,7 +46506,7 @@
         </w:tc>
         <w:tc>
           <w:tcPr>
-            <w:tcW w:w="870" w:type="dxa"/>
+            <w:tcW w:w="871" w:type="dxa"/>
             <w:tcBorders>
               <w:top w:val="single" w:sz="4" w:space="0" w:color="9CA3AF"/>
               <w:left w:val="single" w:sz="4" w:space="0" w:color="9CA3AF"/>
@@ -47067,7 +46554,7 @@
         <w:pStyle w:val="Heading2"/>
         <w:rPr/>
       </w:pPr>
-      <w:bookmarkStart w:id="23" w:name="__RefHeading___Toc4355_3118246186"/>
+      <w:bookmarkStart w:id="23" w:name="__RefHeading___Toc15773_260505723"/>
       <w:bookmarkEnd w:id="23"/>
       <w:r>
         <w:rPr/>
@@ -47161,7 +46648,6 @@
       <w:tr>
         <w:trPr>
           <w:tblHeader w:val="true"/>
-          <w:cantSplit w:val="true"/>
         </w:trPr>
         <w:tc>
           <w:tcPr>
@@ -47255,9 +46741,7 @@
         </w:tc>
       </w:tr>
       <w:tr>
-        <w:trPr>
-          <w:cantSplit w:val="true"/>
-        </w:trPr>
+        <w:trPr/>
         <w:tc>
           <w:tcPr>
             <w:tcW w:w="2362" w:type="dxa"/>
@@ -47413,9 +46897,7 @@
         </w:tc>
       </w:tr>
       <w:tr>
-        <w:trPr>
-          <w:cantSplit w:val="true"/>
-        </w:trPr>
+        <w:trPr/>
         <w:tc>
           <w:tcPr>
             <w:tcW w:w="2362" w:type="dxa"/>
@@ -47526,9 +47008,7 @@
         </w:tc>
       </w:tr>
       <w:tr>
-        <w:trPr>
-          <w:cantSplit w:val="true"/>
-        </w:trPr>
+        <w:trPr/>
         <w:tc>
           <w:tcPr>
             <w:tcW w:w="2362" w:type="dxa"/>
@@ -47639,9 +47119,7 @@
         </w:tc>
       </w:tr>
       <w:tr>
-        <w:trPr>
-          <w:cantSplit w:val="true"/>
-        </w:trPr>
+        <w:trPr/>
         <w:tc>
           <w:tcPr>
             <w:tcW w:w="2362" w:type="dxa"/>
@@ -47743,9 +47221,7 @@
         </w:tc>
       </w:tr>
       <w:tr>
-        <w:trPr>
-          <w:cantSplit w:val="true"/>
-        </w:trPr>
+        <w:trPr/>
         <w:tc>
           <w:tcPr>
             <w:tcW w:w="2362" w:type="dxa"/>
@@ -47865,9 +47341,7 @@
         </w:tc>
       </w:tr>
       <w:tr>
-        <w:trPr>
-          <w:cantSplit w:val="true"/>
-        </w:trPr>
+        <w:trPr/>
         <w:tc>
           <w:tcPr>
             <w:tcW w:w="2362" w:type="dxa"/>
@@ -47987,9 +47461,7 @@
         </w:tc>
       </w:tr>
       <w:tr>
-        <w:trPr>
-          <w:cantSplit w:val="true"/>
-        </w:trPr>
+        <w:trPr/>
         <w:tc>
           <w:tcPr>
             <w:tcW w:w="2362" w:type="dxa"/>
@@ -48218,8 +47690,8 @@
         </w:tblCellMar>
       </w:tblPr>
       <w:tblGrid>
-        <w:gridCol w:w="1659"/>
-        <w:gridCol w:w="2738"/>
+        <w:gridCol w:w="1660"/>
+        <w:gridCol w:w="2737"/>
         <w:gridCol w:w="976"/>
         <w:gridCol w:w="977"/>
         <w:gridCol w:w="1075"/>
@@ -48228,11 +47700,10 @@
       <w:tr>
         <w:trPr>
           <w:tblHeader w:val="true"/>
-          <w:cantSplit w:val="true"/>
         </w:trPr>
         <w:tc>
           <w:tcPr>
-            <w:tcW w:w="1659" w:type="dxa"/>
+            <w:tcW w:w="1660" w:type="dxa"/>
             <w:tcBorders>
               <w:top w:val="single" w:sz="4" w:space="0" w:color="9CA3AF"/>
               <w:left w:val="single" w:sz="4" w:space="0" w:color="9CA3AF"/>
@@ -48262,7 +47733,7 @@
         </w:tc>
         <w:tc>
           <w:tcPr>
-            <w:tcW w:w="2738" w:type="dxa"/>
+            <w:tcW w:w="2737" w:type="dxa"/>
             <w:tcBorders>
               <w:top w:val="single" w:sz="4" w:space="0" w:color="9CA3AF"/>
               <w:left w:val="single" w:sz="4" w:space="0" w:color="9CA3AF"/>
@@ -48412,12 +47883,10 @@
         </w:tc>
       </w:tr>
       <w:tr>
-        <w:trPr>
-          <w:cantSplit w:val="true"/>
-        </w:trPr>
-        <w:tc>
-          <w:tcPr>
-            <w:tcW w:w="1659" w:type="dxa"/>
+        <w:trPr/>
+        <w:tc>
+          <w:tcPr>
+            <w:tcW w:w="1660" w:type="dxa"/>
             <w:tcBorders>
               <w:top w:val="single" w:sz="4" w:space="0" w:color="9CA3AF"/>
               <w:left w:val="single" w:sz="4" w:space="0" w:color="9CA3AF"/>
@@ -48450,7 +47919,7 @@
         </w:tc>
         <w:tc>
           <w:tcPr>
-            <w:tcW w:w="2738" w:type="dxa"/>
+            <w:tcW w:w="2737" w:type="dxa"/>
             <w:tcBorders>
               <w:top w:val="single" w:sz="4" w:space="0" w:color="9CA3AF"/>
               <w:left w:val="single" w:sz="4" w:space="0" w:color="9CA3AF"/>
@@ -48633,12 +48102,10 @@
         </w:tc>
       </w:tr>
       <w:tr>
-        <w:trPr>
-          <w:cantSplit w:val="true"/>
-        </w:trPr>
-        <w:tc>
-          <w:tcPr>
-            <w:tcW w:w="1659" w:type="dxa"/>
+        <w:trPr/>
+        <w:tc>
+          <w:tcPr>
+            <w:tcW w:w="1660" w:type="dxa"/>
             <w:tcBorders>
               <w:top w:val="single" w:sz="4" w:space="0" w:color="9CA3AF"/>
               <w:left w:val="single" w:sz="4" w:space="0" w:color="9CA3AF"/>
@@ -48671,7 +48138,7 @@
         </w:tc>
         <w:tc>
           <w:tcPr>
-            <w:tcW w:w="2738" w:type="dxa"/>
+            <w:tcW w:w="2737" w:type="dxa"/>
             <w:tcBorders>
               <w:top w:val="single" w:sz="4" w:space="0" w:color="9CA3AF"/>
               <w:left w:val="single" w:sz="4" w:space="0" w:color="9CA3AF"/>
@@ -48872,12 +48339,10 @@
         </w:tc>
       </w:tr>
       <w:tr>
-        <w:trPr>
-          <w:cantSplit w:val="true"/>
-        </w:trPr>
-        <w:tc>
-          <w:tcPr>
-            <w:tcW w:w="1659" w:type="dxa"/>
+        <w:trPr/>
+        <w:tc>
+          <w:tcPr>
+            <w:tcW w:w="1660" w:type="dxa"/>
             <w:tcBorders>
               <w:top w:val="single" w:sz="4" w:space="0" w:color="9CA3AF"/>
               <w:left w:val="single" w:sz="4" w:space="0" w:color="9CA3AF"/>
@@ -48910,7 +48375,7 @@
         </w:tc>
         <w:tc>
           <w:tcPr>
-            <w:tcW w:w="2738" w:type="dxa"/>
+            <w:tcW w:w="2737" w:type="dxa"/>
             <w:tcBorders>
               <w:top w:val="single" w:sz="4" w:space="0" w:color="9CA3AF"/>
               <w:left w:val="single" w:sz="4" w:space="0" w:color="9CA3AF"/>
@@ -49093,12 +48558,10 @@
         </w:tc>
       </w:tr>
       <w:tr>
-        <w:trPr>
-          <w:cantSplit w:val="true"/>
-        </w:trPr>
-        <w:tc>
-          <w:tcPr>
-            <w:tcW w:w="1659" w:type="dxa"/>
+        <w:trPr/>
+        <w:tc>
+          <w:tcPr>
+            <w:tcW w:w="1660" w:type="dxa"/>
             <w:tcBorders>
               <w:top w:val="single" w:sz="4" w:space="0" w:color="9CA3AF"/>
               <w:left w:val="single" w:sz="4" w:space="0" w:color="9CA3AF"/>
@@ -49131,7 +48594,7 @@
         </w:tc>
         <w:tc>
           <w:tcPr>
-            <w:tcW w:w="2738" w:type="dxa"/>
+            <w:tcW w:w="2737" w:type="dxa"/>
             <w:tcBorders>
               <w:top w:val="single" w:sz="4" w:space="0" w:color="9CA3AF"/>
               <w:left w:val="single" w:sz="4" w:space="0" w:color="9CA3AF"/>
@@ -49296,12 +48759,10 @@
         </w:tc>
       </w:tr>
       <w:tr>
-        <w:trPr>
-          <w:cantSplit w:val="true"/>
-        </w:trPr>
-        <w:tc>
-          <w:tcPr>
-            <w:tcW w:w="1659" w:type="dxa"/>
+        <w:trPr/>
+        <w:tc>
+          <w:tcPr>
+            <w:tcW w:w="1660" w:type="dxa"/>
             <w:tcBorders>
               <w:top w:val="single" w:sz="4" w:space="0" w:color="9CA3AF"/>
               <w:left w:val="single" w:sz="4" w:space="0" w:color="9CA3AF"/>
@@ -49334,7 +48795,7 @@
         </w:tc>
         <w:tc>
           <w:tcPr>
-            <w:tcW w:w="2738" w:type="dxa"/>
+            <w:tcW w:w="2737" w:type="dxa"/>
             <w:tcBorders>
               <w:top w:val="single" w:sz="4" w:space="0" w:color="9CA3AF"/>
               <w:left w:val="single" w:sz="4" w:space="0" w:color="9CA3AF"/>
@@ -49517,12 +48978,10 @@
         </w:tc>
       </w:tr>
       <w:tr>
-        <w:trPr>
-          <w:cantSplit w:val="true"/>
-        </w:trPr>
-        <w:tc>
-          <w:tcPr>
-            <w:tcW w:w="1659" w:type="dxa"/>
+        <w:trPr/>
+        <w:tc>
+          <w:tcPr>
+            <w:tcW w:w="1660" w:type="dxa"/>
             <w:tcBorders>
               <w:top w:val="single" w:sz="4" w:space="0" w:color="9CA3AF"/>
               <w:left w:val="single" w:sz="4" w:space="0" w:color="9CA3AF"/>
@@ -49555,7 +49014,7 @@
         </w:tc>
         <w:tc>
           <w:tcPr>
-            <w:tcW w:w="2738" w:type="dxa"/>
+            <w:tcW w:w="2737" w:type="dxa"/>
             <w:tcBorders>
               <w:top w:val="single" w:sz="4" w:space="0" w:color="9CA3AF"/>
               <w:left w:val="single" w:sz="4" w:space="0" w:color="9CA3AF"/>
@@ -49720,12 +49179,10 @@
         </w:tc>
       </w:tr>
       <w:tr>
-        <w:trPr>
-          <w:cantSplit w:val="true"/>
-        </w:trPr>
-        <w:tc>
-          <w:tcPr>
-            <w:tcW w:w="1659" w:type="dxa"/>
+        <w:trPr/>
+        <w:tc>
+          <w:tcPr>
+            <w:tcW w:w="1660" w:type="dxa"/>
             <w:tcBorders>
               <w:top w:val="single" w:sz="4" w:space="0" w:color="9CA3AF"/>
               <w:left w:val="single" w:sz="4" w:space="0" w:color="9CA3AF"/>
@@ -49758,7 +49215,7 @@
         </w:tc>
         <w:tc>
           <w:tcPr>
-            <w:tcW w:w="2738" w:type="dxa"/>
+            <w:tcW w:w="2737" w:type="dxa"/>
             <w:tcBorders>
               <w:top w:val="single" w:sz="4" w:space="0" w:color="9CA3AF"/>
               <w:left w:val="single" w:sz="4" w:space="0" w:color="9CA3AF"/>
@@ -49923,12 +49380,10 @@
         </w:tc>
       </w:tr>
       <w:tr>
-        <w:trPr>
-          <w:cantSplit w:val="true"/>
-        </w:trPr>
-        <w:tc>
-          <w:tcPr>
-            <w:tcW w:w="1659" w:type="dxa"/>
+        <w:trPr/>
+        <w:tc>
+          <w:tcPr>
+            <w:tcW w:w="1660" w:type="dxa"/>
             <w:tcBorders>
               <w:top w:val="single" w:sz="4" w:space="0" w:color="9CA3AF"/>
               <w:left w:val="single" w:sz="4" w:space="0" w:color="9CA3AF"/>
@@ -49961,7 +49416,7 @@
         </w:tc>
         <w:tc>
           <w:tcPr>
-            <w:tcW w:w="2738" w:type="dxa"/>
+            <w:tcW w:w="2737" w:type="dxa"/>
             <w:tcBorders>
               <w:top w:val="single" w:sz="4" w:space="0" w:color="9CA3AF"/>
               <w:left w:val="single" w:sz="4" w:space="0" w:color="9CA3AF"/>
@@ -50135,12 +49590,10 @@
         </w:tc>
       </w:tr>
       <w:tr>
-        <w:trPr>
-          <w:cantSplit w:val="true"/>
-        </w:trPr>
-        <w:tc>
-          <w:tcPr>
-            <w:tcW w:w="1659" w:type="dxa"/>
+        <w:trPr/>
+        <w:tc>
+          <w:tcPr>
+            <w:tcW w:w="1660" w:type="dxa"/>
             <w:tcBorders>
               <w:top w:val="single" w:sz="4" w:space="0" w:color="9CA3AF"/>
               <w:left w:val="single" w:sz="4" w:space="0" w:color="9CA3AF"/>
@@ -50173,7 +49626,7 @@
         </w:tc>
         <w:tc>
           <w:tcPr>
-            <w:tcW w:w="2738" w:type="dxa"/>
+            <w:tcW w:w="2737" w:type="dxa"/>
             <w:tcBorders>
               <w:top w:val="single" w:sz="4" w:space="0" w:color="9CA3AF"/>
               <w:left w:val="single" w:sz="4" w:space="0" w:color="9CA3AF"/>
@@ -50338,12 +49791,10 @@
         </w:tc>
       </w:tr>
       <w:tr>
-        <w:trPr>
-          <w:cantSplit w:val="true"/>
-        </w:trPr>
-        <w:tc>
-          <w:tcPr>
-            <w:tcW w:w="1659" w:type="dxa"/>
+        <w:trPr/>
+        <w:tc>
+          <w:tcPr>
+            <w:tcW w:w="1660" w:type="dxa"/>
             <w:tcBorders>
               <w:top w:val="single" w:sz="4" w:space="0" w:color="9CA3AF"/>
               <w:left w:val="single" w:sz="4" w:space="0" w:color="9CA3AF"/>
@@ -50376,7 +49827,7 @@
         </w:tc>
         <w:tc>
           <w:tcPr>
-            <w:tcW w:w="2738" w:type="dxa"/>
+            <w:tcW w:w="2737" w:type="dxa"/>
             <w:tcBorders>
               <w:top w:val="single" w:sz="4" w:space="0" w:color="9CA3AF"/>
               <w:left w:val="single" w:sz="4" w:space="0" w:color="9CA3AF"/>
@@ -50731,7 +50182,7 @@
         <w:pStyle w:val="Heading2"/>
         <w:rPr/>
       </w:pPr>
-      <w:bookmarkStart w:id="24" w:name="__RefHeading___Toc4357_3118246186"/>
+      <w:bookmarkStart w:id="24" w:name="__RefHeading___Toc15775_260505723"/>
       <w:bookmarkEnd w:id="24"/>
       <w:r>
         <w:rPr/>
@@ -50837,7 +50288,6 @@
       <w:tr>
         <w:trPr>
           <w:tblHeader w:val="true"/>
-          <w:cantSplit w:val="true"/>
         </w:trPr>
         <w:tc>
           <w:tcPr>
@@ -51060,9 +50510,7 @@
         </w:tc>
       </w:tr>
       <w:tr>
-        <w:trPr>
-          <w:cantSplit w:val="true"/>
-        </w:trPr>
+        <w:trPr/>
         <w:tc>
           <w:tcPr>
             <w:tcW w:w="943" w:type="dxa"/>
@@ -51314,9 +50762,7 @@
         </w:tc>
       </w:tr>
       <w:tr>
-        <w:trPr>
-          <w:cantSplit w:val="true"/>
-        </w:trPr>
+        <w:trPr/>
         <w:tc>
           <w:tcPr>
             <w:tcW w:w="943" w:type="dxa"/>
@@ -51568,9 +51014,7 @@
         </w:tc>
       </w:tr>
       <w:tr>
-        <w:trPr>
-          <w:cantSplit w:val="true"/>
-        </w:trPr>
+        <w:trPr/>
         <w:tc>
           <w:tcPr>
             <w:tcW w:w="943" w:type="dxa"/>
@@ -51822,9 +51266,7 @@
         </w:tc>
       </w:tr>
       <w:tr>
-        <w:trPr>
-          <w:cantSplit w:val="true"/>
-        </w:trPr>
+        <w:trPr/>
         <w:tc>
           <w:tcPr>
             <w:tcW w:w="943" w:type="dxa"/>
@@ -52076,9 +51518,7 @@
         </w:tc>
       </w:tr>
       <w:tr>
-        <w:trPr>
-          <w:cantSplit w:val="true"/>
-        </w:trPr>
+        <w:trPr/>
         <w:tc>
           <w:tcPr>
             <w:tcW w:w="943" w:type="dxa"/>
@@ -52358,7 +51798,7 @@
         <w:pStyle w:val="Heading2"/>
         <w:rPr/>
       </w:pPr>
-      <w:bookmarkStart w:id="25" w:name="__RefHeading___Toc4359_3118246186"/>
+      <w:bookmarkStart w:id="25" w:name="__RefHeading___Toc15777_260505723"/>
       <w:bookmarkEnd w:id="25"/>
       <w:r>
         <w:rPr/>
@@ -52720,10 +52160,9 @@
     <w:p>
       <w:pPr>
         <w:pStyle w:val="Heading1"/>
-        <w:spacing w:before="0" w:after="240"/>
         <w:rPr/>
       </w:pPr>
-      <w:bookmarkStart w:id="26" w:name="__RefHeading___Toc4361_3118246186"/>
+      <w:bookmarkStart w:id="26" w:name="__RefHeading___Toc15779_260505723"/>
       <w:bookmarkEnd w:id="26"/>
       <w:r>
         <w:rPr/>
@@ -52739,7 +52178,7 @@
         <w:pStyle w:val="Heading2"/>
         <w:rPr/>
       </w:pPr>
-      <w:bookmarkStart w:id="27" w:name="__RefHeading___Toc4363_3118246186"/>
+      <w:bookmarkStart w:id="27" w:name="__RefHeading___Toc15781_260505723"/>
       <w:bookmarkEnd w:id="27"/>
       <w:r>
         <w:rPr/>
@@ -52820,7 +52259,6 @@
       <w:tr>
         <w:trPr>
           <w:tblHeader w:val="true"/>
-          <w:cantSplit w:val="true"/>
         </w:trPr>
         <w:tc>
           <w:tcPr>
@@ -53022,9 +52460,7 @@
         </w:tc>
       </w:tr>
       <w:tr>
-        <w:trPr>
-          <w:cantSplit w:val="true"/>
-        </w:trPr>
+        <w:trPr/>
         <w:tc>
           <w:tcPr>
             <w:tcW w:w="1074" w:type="dxa"/>
@@ -53368,9 +52804,7 @@
         </w:tc>
       </w:tr>
       <w:tr>
-        <w:trPr>
-          <w:cantSplit w:val="true"/>
-        </w:trPr>
+        <w:trPr/>
         <w:tc>
           <w:tcPr>
             <w:tcW w:w="1074" w:type="dxa"/>
@@ -53687,9 +53121,7 @@
         </w:tc>
       </w:tr>
       <w:tr>
-        <w:trPr>
-          <w:cantSplit w:val="true"/>
-        </w:trPr>
+        <w:trPr/>
         <w:tc>
           <w:tcPr>
             <w:tcW w:w="1074" w:type="dxa"/>
@@ -53970,9 +53402,7 @@
         </w:tc>
       </w:tr>
       <w:tr>
-        <w:trPr>
-          <w:cantSplit w:val="true"/>
-        </w:trPr>
+        <w:trPr/>
         <w:tc>
           <w:tcPr>
             <w:tcW w:w="1074" w:type="dxa"/>
@@ -54289,9 +53719,7 @@
         </w:tc>
       </w:tr>
       <w:tr>
-        <w:trPr>
-          <w:cantSplit w:val="true"/>
-        </w:trPr>
+        <w:trPr/>
         <w:tc>
           <w:tcPr>
             <w:tcW w:w="1074" w:type="dxa"/>
@@ -54581,9 +54009,7 @@
         </w:tc>
       </w:tr>
       <w:tr>
-        <w:trPr>
-          <w:cantSplit w:val="true"/>
-        </w:trPr>
+        <w:trPr/>
         <w:tc>
           <w:tcPr>
             <w:tcW w:w="1074" w:type="dxa"/>
@@ -54900,9 +54326,7 @@
         </w:tc>
       </w:tr>
       <w:tr>
-        <w:trPr>
-          <w:cantSplit w:val="true"/>
-        </w:trPr>
+        <w:trPr/>
         <w:tc>
           <w:tcPr>
             <w:tcW w:w="1074" w:type="dxa"/>
@@ -55207,7 +54631,7 @@
         <w:pStyle w:val="Heading2"/>
         <w:rPr/>
       </w:pPr>
-      <w:bookmarkStart w:id="28" w:name="__RefHeading___Toc4365_3118246186"/>
+      <w:bookmarkStart w:id="28" w:name="__RefHeading___Toc15783_260505723"/>
       <w:bookmarkEnd w:id="28"/>
       <w:r>
         <w:rPr/>
@@ -55274,7 +54698,6 @@
       <w:tr>
         <w:trPr>
           <w:tblHeader w:val="true"/>
-          <w:cantSplit w:val="true"/>
         </w:trPr>
         <w:tc>
           <w:tcPr>
@@ -55428,9 +54851,7 @@
         </w:tc>
       </w:tr>
       <w:tr>
-        <w:trPr>
-          <w:cantSplit w:val="true"/>
-        </w:trPr>
+        <w:trPr/>
         <w:tc>
           <w:tcPr>
             <w:tcW w:w="2319" w:type="dxa"/>
@@ -55598,9 +55019,7 @@
         </w:tc>
       </w:tr>
       <w:tr>
-        <w:trPr>
-          <w:cantSplit w:val="true"/>
-        </w:trPr>
+        <w:trPr/>
         <w:tc>
           <w:tcPr>
             <w:tcW w:w="2319" w:type="dxa"/>
@@ -55768,9 +55187,7 @@
         </w:tc>
       </w:tr>
       <w:tr>
-        <w:trPr>
-          <w:cantSplit w:val="true"/>
-        </w:trPr>
+        <w:trPr/>
         <w:tc>
           <w:tcPr>
             <w:tcW w:w="2319" w:type="dxa"/>
@@ -55938,9 +55355,7 @@
         </w:tc>
       </w:tr>
       <w:tr>
-        <w:trPr>
-          <w:cantSplit w:val="true"/>
-        </w:trPr>
+        <w:trPr/>
         <w:tc>
           <w:tcPr>
             <w:tcW w:w="2319" w:type="dxa"/>
@@ -56108,9 +55523,7 @@
         </w:tc>
       </w:tr>
       <w:tr>
-        <w:trPr>
-          <w:cantSplit w:val="true"/>
-        </w:trPr>
+        <w:trPr/>
         <w:tc>
           <w:tcPr>
             <w:tcW w:w="2319" w:type="dxa"/>
@@ -56336,13 +55749,12 @@
       </w:tblPr>
       <w:tblGrid>
         <w:gridCol w:w="2126"/>
-        <w:gridCol w:w="1415"/>
-        <w:gridCol w:w="4963"/>
+        <w:gridCol w:w="1416"/>
+        <w:gridCol w:w="4962"/>
       </w:tblGrid>
       <w:tr>
         <w:trPr>
           <w:tblHeader w:val="true"/>
-          <w:cantSplit w:val="true"/>
         </w:trPr>
         <w:tc>
           <w:tcPr>
@@ -56376,7 +55788,7 @@
         </w:tc>
         <w:tc>
           <w:tcPr>
-            <w:tcW w:w="1415" w:type="dxa"/>
+            <w:tcW w:w="1416" w:type="dxa"/>
             <w:tcBorders>
               <w:top w:val="single" w:sz="4" w:space="0" w:color="9CA3AF"/>
               <w:left w:val="single" w:sz="4" w:space="0" w:color="9CA3AF"/>
@@ -56406,7 +55818,7 @@
         </w:tc>
         <w:tc>
           <w:tcPr>
-            <w:tcW w:w="4963" w:type="dxa"/>
+            <w:tcW w:w="4962" w:type="dxa"/>
             <w:tcBorders>
               <w:top w:val="single" w:sz="4" w:space="0" w:color="9CA3AF"/>
               <w:left w:val="single" w:sz="4" w:space="0" w:color="9CA3AF"/>
@@ -56436,9 +55848,7 @@
         </w:tc>
       </w:tr>
       <w:tr>
-        <w:trPr>
-          <w:cantSplit w:val="true"/>
-        </w:trPr>
+        <w:trPr/>
         <w:tc>
           <w:tcPr>
             <w:tcW w:w="2126" w:type="dxa"/>
@@ -56474,7 +55884,7 @@
         </w:tc>
         <w:tc>
           <w:tcPr>
-            <w:tcW w:w="1415" w:type="dxa"/>
+            <w:tcW w:w="1416" w:type="dxa"/>
             <w:tcBorders>
               <w:top w:val="single" w:sz="4" w:space="0" w:color="9CA3AF"/>
               <w:left w:val="single" w:sz="4" w:space="0" w:color="9CA3AF"/>
@@ -56507,7 +55917,7 @@
         </w:tc>
         <w:tc>
           <w:tcPr>
-            <w:tcW w:w="4963" w:type="dxa"/>
+            <w:tcW w:w="4962" w:type="dxa"/>
             <w:tcBorders>
               <w:top w:val="single" w:sz="4" w:space="0" w:color="9CA3AF"/>
               <w:left w:val="single" w:sz="4" w:space="0" w:color="9CA3AF"/>
@@ -56540,9 +55950,7 @@
         </w:tc>
       </w:tr>
       <w:tr>
-        <w:trPr>
-          <w:cantSplit w:val="true"/>
-        </w:trPr>
+        <w:trPr/>
         <w:tc>
           <w:tcPr>
             <w:tcW w:w="2126" w:type="dxa"/>
@@ -56578,7 +55986,7 @@
         </w:tc>
         <w:tc>
           <w:tcPr>
-            <w:tcW w:w="1415" w:type="dxa"/>
+            <w:tcW w:w="1416" w:type="dxa"/>
             <w:tcBorders>
               <w:top w:val="single" w:sz="4" w:space="0" w:color="9CA3AF"/>
               <w:left w:val="single" w:sz="4" w:space="0" w:color="9CA3AF"/>
@@ -56611,7 +56019,7 @@
         </w:tc>
         <w:tc>
           <w:tcPr>
-            <w:tcW w:w="4963" w:type="dxa"/>
+            <w:tcW w:w="4962" w:type="dxa"/>
             <w:tcBorders>
               <w:top w:val="single" w:sz="4" w:space="0" w:color="9CA3AF"/>
               <w:left w:val="single" w:sz="4" w:space="0" w:color="9CA3AF"/>
@@ -56644,9 +56052,7 @@
         </w:tc>
       </w:tr>
       <w:tr>
-        <w:trPr>
-          <w:cantSplit w:val="true"/>
-        </w:trPr>
+        <w:trPr/>
         <w:tc>
           <w:tcPr>
             <w:tcW w:w="2126" w:type="dxa"/>
@@ -56682,7 +56088,7 @@
         </w:tc>
         <w:tc>
           <w:tcPr>
-            <w:tcW w:w="1415" w:type="dxa"/>
+            <w:tcW w:w="1416" w:type="dxa"/>
             <w:tcBorders>
               <w:top w:val="single" w:sz="4" w:space="0" w:color="9CA3AF"/>
               <w:left w:val="single" w:sz="4" w:space="0" w:color="9CA3AF"/>
@@ -56715,7 +56121,7 @@
         </w:tc>
         <w:tc>
           <w:tcPr>
-            <w:tcW w:w="4963" w:type="dxa"/>
+            <w:tcW w:w="4962" w:type="dxa"/>
             <w:tcBorders>
               <w:top w:val="single" w:sz="4" w:space="0" w:color="9CA3AF"/>
               <w:left w:val="single" w:sz="4" w:space="0" w:color="9CA3AF"/>
@@ -56748,9 +56154,7 @@
         </w:tc>
       </w:tr>
       <w:tr>
-        <w:trPr>
-          <w:cantSplit w:val="true"/>
-        </w:trPr>
+        <w:trPr/>
         <w:tc>
           <w:tcPr>
             <w:tcW w:w="2126" w:type="dxa"/>
@@ -56786,7 +56190,7 @@
         </w:tc>
         <w:tc>
           <w:tcPr>
-            <w:tcW w:w="1415" w:type="dxa"/>
+            <w:tcW w:w="1416" w:type="dxa"/>
             <w:tcBorders>
               <w:top w:val="single" w:sz="4" w:space="0" w:color="9CA3AF"/>
               <w:left w:val="single" w:sz="4" w:space="0" w:color="9CA3AF"/>
@@ -56819,7 +56223,7 @@
         </w:tc>
         <w:tc>
           <w:tcPr>
-            <w:tcW w:w="4963" w:type="dxa"/>
+            <w:tcW w:w="4962" w:type="dxa"/>
             <w:tcBorders>
               <w:top w:val="single" w:sz="4" w:space="0" w:color="9CA3AF"/>
               <w:left w:val="single" w:sz="4" w:space="0" w:color="9CA3AF"/>
@@ -56852,9 +56256,7 @@
         </w:tc>
       </w:tr>
       <w:tr>
-        <w:trPr>
-          <w:cantSplit w:val="true"/>
-        </w:trPr>
+        <w:trPr/>
         <w:tc>
           <w:tcPr>
             <w:tcW w:w="2126" w:type="dxa"/>
@@ -56899,7 +56301,7 @@
         </w:tc>
         <w:tc>
           <w:tcPr>
-            <w:tcW w:w="1415" w:type="dxa"/>
+            <w:tcW w:w="1416" w:type="dxa"/>
             <w:tcBorders>
               <w:top w:val="single" w:sz="4" w:space="0" w:color="9CA3AF"/>
               <w:left w:val="single" w:sz="4" w:space="0" w:color="9CA3AF"/>
@@ -56932,7 +56334,7 @@
         </w:tc>
         <w:tc>
           <w:tcPr>
-            <w:tcW w:w="4963" w:type="dxa"/>
+            <w:tcW w:w="4962" w:type="dxa"/>
             <w:tcBorders>
               <w:top w:val="single" w:sz="4" w:space="0" w:color="9CA3AF"/>
               <w:left w:val="single" w:sz="4" w:space="0" w:color="9CA3AF"/>
@@ -56983,9 +56385,7 @@
         </w:tc>
       </w:tr>
       <w:tr>
-        <w:trPr>
-          <w:cantSplit w:val="true"/>
-        </w:trPr>
+        <w:trPr/>
         <w:tc>
           <w:tcPr>
             <w:tcW w:w="2126" w:type="dxa"/>
@@ -57021,7 +56421,7 @@
         </w:tc>
         <w:tc>
           <w:tcPr>
-            <w:tcW w:w="1415" w:type="dxa"/>
+            <w:tcW w:w="1416" w:type="dxa"/>
             <w:tcBorders>
               <w:top w:val="single" w:sz="4" w:space="0" w:color="9CA3AF"/>
               <w:left w:val="single" w:sz="4" w:space="0" w:color="9CA3AF"/>
@@ -57054,7 +56454,7 @@
         </w:tc>
         <w:tc>
           <w:tcPr>
-            <w:tcW w:w="4963" w:type="dxa"/>
+            <w:tcW w:w="4962" w:type="dxa"/>
             <w:tcBorders>
               <w:top w:val="single" w:sz="4" w:space="0" w:color="9CA3AF"/>
               <w:left w:val="single" w:sz="4" w:space="0" w:color="9CA3AF"/>
@@ -57102,7 +56502,7 @@
         <w:pStyle w:val="Heading2"/>
         <w:rPr/>
       </w:pPr>
-      <w:bookmarkStart w:id="29" w:name="__RefHeading___Toc4367_3118246186"/>
+      <w:bookmarkStart w:id="29" w:name="__RefHeading___Toc15785_260505723"/>
       <w:bookmarkEnd w:id="29"/>
       <w:r>
         <w:rPr/>
@@ -57287,10 +56687,9 @@
     <w:p>
       <w:pPr>
         <w:pStyle w:val="Heading1"/>
-        <w:spacing w:before="0" w:after="240"/>
         <w:rPr/>
       </w:pPr>
-      <w:bookmarkStart w:id="30" w:name="__RefHeading___Toc4369_3118246186"/>
+      <w:bookmarkStart w:id="30" w:name="__RefHeading___Toc15787_260505723"/>
       <w:bookmarkEnd w:id="30"/>
       <w:r>
         <w:rPr/>
@@ -57306,7 +56705,7 @@
         <w:pStyle w:val="Heading2"/>
         <w:rPr/>
       </w:pPr>
-      <w:bookmarkStart w:id="31" w:name="__RefHeading___Toc4371_3118246186"/>
+      <w:bookmarkStart w:id="31" w:name="__RefHeading___Toc15789_260505723"/>
       <w:bookmarkEnd w:id="31"/>
       <w:r>
         <w:rPr/>
@@ -57550,7 +56949,7 @@
         <w:pStyle w:val="Heading2"/>
         <w:rPr/>
       </w:pPr>
-      <w:bookmarkStart w:id="32" w:name="__RefHeading___Toc4373_3118246186"/>
+      <w:bookmarkStart w:id="32" w:name="__RefHeading___Toc15791_260505723"/>
       <w:bookmarkEnd w:id="32"/>
       <w:r>
         <w:rPr/>
@@ -57566,7 +56965,7 @@
         <w:pStyle w:val="ListParagraph"/>
         <w:numPr>
           <w:ilvl w:val="0"/>
-          <w:numId w:val="11"/>
+          <w:numId w:val="1"/>
         </w:numPr>
         <w:spacing w:lineRule="exact" w:line="360"/>
         <w:jc w:val="both"/>
@@ -57597,7 +56996,7 @@
         <w:pStyle w:val="ListParagraph"/>
         <w:numPr>
           <w:ilvl w:val="0"/>
-          <w:numId w:val="12"/>
+          <w:numId w:val="1"/>
         </w:numPr>
         <w:spacing w:lineRule="exact" w:line="360"/>
         <w:jc w:val="both"/>
@@ -57651,7 +57050,7 @@
         <w:pStyle w:val="ListParagraph"/>
         <w:numPr>
           <w:ilvl w:val="0"/>
-          <w:numId w:val="13"/>
+          <w:numId w:val="1"/>
         </w:numPr>
         <w:spacing w:lineRule="exact" w:line="360"/>
         <w:jc w:val="both"/>
@@ -57714,7 +57113,7 @@
         <w:pStyle w:val="ListParagraph"/>
         <w:numPr>
           <w:ilvl w:val="0"/>
-          <w:numId w:val="14"/>
+          <w:numId w:val="1"/>
         </w:numPr>
         <w:spacing w:lineRule="exact" w:line="360"/>
         <w:jc w:val="both"/>
@@ -57753,7 +57152,7 @@
         <w:pStyle w:val="ListParagraph"/>
         <w:numPr>
           <w:ilvl w:val="0"/>
-          <w:numId w:val="15"/>
+          <w:numId w:val="1"/>
         </w:numPr>
         <w:spacing w:lineRule="exact" w:line="360"/>
         <w:jc w:val="both"/>
@@ -57784,7 +57183,7 @@
         <w:pStyle w:val="ListParagraph"/>
         <w:numPr>
           <w:ilvl w:val="0"/>
-          <w:numId w:val="16"/>
+          <w:numId w:val="1"/>
         </w:numPr>
         <w:spacing w:lineRule="exact" w:line="360"/>
         <w:jc w:val="both"/>
@@ -57816,10 +57215,9 @@
     <w:p>
       <w:pPr>
         <w:pStyle w:val="Heading1"/>
-        <w:spacing w:before="0" w:after="240"/>
         <w:rPr/>
       </w:pPr>
-      <w:bookmarkStart w:id="33" w:name="__RefHeading___Toc4375_3118246186"/>
+      <w:bookmarkStart w:id="33" w:name="__RefHeading___Toc15793_260505723"/>
       <w:bookmarkEnd w:id="33"/>
       <w:r>
         <w:rPr/>
@@ -58435,7 +57833,6 @@
         </w:tabs>
         <w:ind w:left="1440" w:hanging="360"/>
       </w:pPr>
-      <w:rPr/>
     </w:lvl>
     <w:lvl w:ilvl="3">
       <w:start w:val="1"/>
@@ -58448,7 +57845,6 @@
         </w:tabs>
         <w:ind w:left="1800" w:hanging="360"/>
       </w:pPr>
-      <w:rPr/>
     </w:lvl>
     <w:lvl w:ilvl="4">
       <w:start w:val="1"/>
@@ -58461,7 +57857,6 @@
         </w:tabs>
         <w:ind w:left="2160" w:hanging="360"/>
       </w:pPr>
-      <w:rPr/>
     </w:lvl>
     <w:lvl w:ilvl="5">
       <w:start w:val="1"/>
@@ -58474,7 +57869,6 @@
         </w:tabs>
         <w:ind w:left="2520" w:hanging="360"/>
       </w:pPr>
-      <w:rPr/>
     </w:lvl>
     <w:lvl w:ilvl="6">
       <w:start w:val="1"/>
@@ -58487,7 +57881,6 @@
         </w:tabs>
         <w:ind w:left="2880" w:hanging="360"/>
       </w:pPr>
-      <w:rPr/>
     </w:lvl>
     <w:lvl w:ilvl="7">
       <w:start w:val="1"/>
@@ -58500,7 +57893,6 @@
         </w:tabs>
         <w:ind w:left="3240" w:hanging="360"/>
       </w:pPr>
-      <w:rPr/>
     </w:lvl>
     <w:lvl w:ilvl="8">
       <w:start w:val="1"/>
@@ -58513,137 +57905,9 @@
         </w:tabs>
         <w:ind w:left="3600" w:hanging="360"/>
       </w:pPr>
-      <w:rPr/>
     </w:lvl>
   </w:abstractNum>
   <w:abstractNum w:abstractNumId="2">
-    <w:lvl w:ilvl="0">
-      <w:start w:val="1"/>
-      <w:numFmt w:val="bullet"/>
-      <w:lvlText w:val=""/>
-      <w:lvlJc w:val="left"/>
-      <w:pPr>
-        <w:tabs>
-          <w:tab w:val="num" w:pos="0"/>
-        </w:tabs>
-        <w:ind w:left="840" w:hanging="360"/>
-      </w:pPr>
-      <w:rPr>
-        <w:rFonts w:ascii="Wingdings" w:hAnsi="Wingdings" w:cs="Wingdings" w:hint="default"/>
-        <w:sz w:val="16"/>
-        <w:szCs w:val="16"/>
-      </w:rPr>
-    </w:lvl>
-    <w:lvl w:ilvl="1">
-      <w:start w:val="1"/>
-      <w:numFmt w:val="bullet"/>
-      <w:lvlText w:val=""/>
-      <w:lvlJc w:val="left"/>
-      <w:pPr>
-        <w:tabs>
-          <w:tab w:val="num" w:pos="0"/>
-        </w:tabs>
-        <w:ind w:left="1320" w:hanging="360"/>
-      </w:pPr>
-      <w:rPr>
-        <w:rFonts w:ascii="Wingdings 2" w:hAnsi="Wingdings 2" w:cs="Wingdings 2" w:hint="default"/>
-        <w:sz w:val="16"/>
-        <w:szCs w:val="16"/>
-      </w:rPr>
-    </w:lvl>
-    <w:lvl w:ilvl="2">
-      <w:start w:val="1"/>
-      <w:numFmt w:val="decimal"/>
-      <w:lvlText w:val="%3."/>
-      <w:lvlJc w:val="left"/>
-      <w:pPr>
-        <w:tabs>
-          <w:tab w:val="num" w:pos="1440"/>
-        </w:tabs>
-        <w:ind w:left="1440" w:hanging="360"/>
-      </w:pPr>
-      <w:rPr/>
-    </w:lvl>
-    <w:lvl w:ilvl="3">
-      <w:start w:val="1"/>
-      <w:numFmt w:val="decimal"/>
-      <w:lvlText w:val="%4."/>
-      <w:lvlJc w:val="left"/>
-      <w:pPr>
-        <w:tabs>
-          <w:tab w:val="num" w:pos="1800"/>
-        </w:tabs>
-        <w:ind w:left="1800" w:hanging="360"/>
-      </w:pPr>
-      <w:rPr/>
-    </w:lvl>
-    <w:lvl w:ilvl="4">
-      <w:start w:val="1"/>
-      <w:numFmt w:val="decimal"/>
-      <w:lvlText w:val="%5."/>
-      <w:lvlJc w:val="left"/>
-      <w:pPr>
-        <w:tabs>
-          <w:tab w:val="num" w:pos="2160"/>
-        </w:tabs>
-        <w:ind w:left="2160" w:hanging="360"/>
-      </w:pPr>
-      <w:rPr/>
-    </w:lvl>
-    <w:lvl w:ilvl="5">
-      <w:start w:val="1"/>
-      <w:numFmt w:val="decimal"/>
-      <w:lvlText w:val="%6."/>
-      <w:lvlJc w:val="left"/>
-      <w:pPr>
-        <w:tabs>
-          <w:tab w:val="num" w:pos="2520"/>
-        </w:tabs>
-        <w:ind w:left="2520" w:hanging="360"/>
-      </w:pPr>
-      <w:rPr/>
-    </w:lvl>
-    <w:lvl w:ilvl="6">
-      <w:start w:val="1"/>
-      <w:numFmt w:val="decimal"/>
-      <w:lvlText w:val="%7."/>
-      <w:lvlJc w:val="left"/>
-      <w:pPr>
-        <w:tabs>
-          <w:tab w:val="num" w:pos="2880"/>
-        </w:tabs>
-        <w:ind w:left="2880" w:hanging="360"/>
-      </w:pPr>
-      <w:rPr/>
-    </w:lvl>
-    <w:lvl w:ilvl="7">
-      <w:start w:val="1"/>
-      <w:numFmt w:val="decimal"/>
-      <w:lvlText w:val="%8."/>
-      <w:lvlJc w:val="left"/>
-      <w:pPr>
-        <w:tabs>
-          <w:tab w:val="num" w:pos="3240"/>
-        </w:tabs>
-        <w:ind w:left="3240" w:hanging="360"/>
-      </w:pPr>
-      <w:rPr/>
-    </w:lvl>
-    <w:lvl w:ilvl="8">
-      <w:start w:val="1"/>
-      <w:numFmt w:val="decimal"/>
-      <w:lvlText w:val="%9."/>
-      <w:lvlJc w:val="left"/>
-      <w:pPr>
-        <w:tabs>
-          <w:tab w:val="num" w:pos="3600"/>
-        </w:tabs>
-        <w:ind w:left="3600" w:hanging="360"/>
-      </w:pPr>
-      <w:rPr/>
-    </w:lvl>
-  </w:abstractNum>
-  <w:abstractNum w:abstractNumId="3">
     <w:lvl w:ilvl="0">
       <w:start w:val="1"/>
       <w:numFmt w:val="none"/>
@@ -58769,49 +58033,10 @@
     <w:abstractNumId w:val="2"/>
   </w:num>
   <w:num w:numId="3">
-    <w:abstractNumId w:val="3"/>
-  </w:num>
-  <w:num w:numId="4">
-    <w:abstractNumId w:val="2"/>
+    <w:abstractNumId w:val="1"/>
     <w:lvlOverride w:ilvl="0">
       <w:startOverride w:val="1"/>
     </w:lvlOverride>
-  </w:num>
-  <w:num w:numId="5">
-    <w:abstractNumId w:val="2"/>
-  </w:num>
-  <w:num w:numId="6">
-    <w:abstractNumId w:val="2"/>
-  </w:num>
-  <w:num w:numId="7">
-    <w:abstractNumId w:val="2"/>
-  </w:num>
-  <w:num w:numId="8">
-    <w:abstractNumId w:val="2"/>
-  </w:num>
-  <w:num w:numId="9">
-    <w:abstractNumId w:val="2"/>
-  </w:num>
-  <w:num w:numId="10">
-    <w:abstractNumId w:val="2"/>
-  </w:num>
-  <w:num w:numId="11">
-    <w:abstractNumId w:val="2"/>
-  </w:num>
-  <w:num w:numId="12">
-    <w:abstractNumId w:val="2"/>
-  </w:num>
-  <w:num w:numId="13">
-    <w:abstractNumId w:val="2"/>
-  </w:num>
-  <w:num w:numId="14">
-    <w:abstractNumId w:val="2"/>
-  </w:num>
-  <w:num w:numId="15">
-    <w:abstractNumId w:val="2"/>
-  </w:num>
-  <w:num w:numId="16">
-    <w:abstractNumId w:val="2"/>
   </w:num>
 </w:numbering>
 </file>
@@ -58838,7 +58063,6 @@
     <w:qFormat/>
     <w:pPr>
       <w:widowControl/>
-      <w:suppressAutoHyphens w:val="true"/>
       <w:bidi w:val="0"/>
       <w:spacing w:lineRule="exact" w:line="360" w:before="0" w:after="0"/>
       <w:jc w:val="left"/>
@@ -59079,7 +58303,6 @@
     <w:qFormat/>
     <w:pPr>
       <w:widowControl/>
-      <w:suppressAutoHyphens w:val="true"/>
       <w:bidi w:val="0"/>
       <w:spacing w:lineRule="exact" w:line="360" w:before="0" w:after="0"/>
       <w:jc w:val="left"/>
@@ -59100,7 +58323,6 @@
     <w:qFormat/>
     <w:pPr>
       <w:widowControl/>
-      <w:suppressAutoHyphens w:val="true"/>
       <w:bidi w:val="0"/>
       <w:spacing w:lineRule="exact" w:line="360" w:before="0" w:after="0"/>
       <w:jc w:val="left"/>

--- a/docs/05-软件测试报告.docx
+++ b/docs/05-软件测试报告.docx
@@ -32,7 +32,7 @@
           <w:sz w:val="36"/>
           <w:szCs w:val="36"/>
         </w:rPr>
-        <w:t>【学校名称】</w:t>
+        <w:t>浙江工商大学</w:t>
       </w:r>
     </w:p>
     <w:p>
@@ -200,7 +200,7 @@
           <w:szCs w:val="30"/>
           <w:u w:val="single"/>
         </w:rPr>
-        <w:t xml:space="preserve">  【学院名称】  </w:t>
+        <w:t xml:space="preserve">  计算机科学与技术学院  </w:t>
       </w:r>
     </w:p>
     <w:p>
@@ -226,7 +226,16 @@
           <w:szCs w:val="30"/>
           <w:u w:val="single"/>
         </w:rPr>
-        <w:t xml:space="preserve">  【班级】  </w:t>
+        <w:t xml:space="preserve">  软件</w:t>
+      </w:r>
+      <w:r>
+        <w:rPr>
+          <w:rFonts w:eastAsia="宋体" w:cs="Times New Roman"/>
+          <w:sz w:val="30"/>
+          <w:szCs w:val="30"/>
+          <w:u w:val="single"/>
+        </w:rPr>
+        <w:t xml:space="preserve">2402  </w:t>
       </w:r>
     </w:p>
     <w:p>
@@ -252,7 +261,7 @@
           <w:szCs w:val="30"/>
           <w:u w:val="single"/>
         </w:rPr>
-        <w:t xml:space="preserve">  【姓名】  </w:t>
+        <w:t xml:space="preserve">  李帆  </w:t>
       </w:r>
     </w:p>
     <w:p>
@@ -278,7 +287,16 @@
           <w:szCs w:val="30"/>
           <w:u w:val="single"/>
         </w:rPr>
-        <w:t xml:space="preserve">  【学号】  </w:t>
+        <w:t xml:space="preserve">  </w:t>
+      </w:r>
+      <w:r>
+        <w:rPr>
+          <w:rFonts w:eastAsia="宋体" w:cs="Times New Roman"/>
+          <w:sz w:val="30"/>
+          <w:szCs w:val="30"/>
+          <w:u w:val="single"/>
+        </w:rPr>
+        <w:t xml:space="preserve">2412190102  </w:t>
       </w:r>
     </w:p>
     <w:p>
@@ -738,7 +756,7 @@
                 <w:sz w:val="21"/>
                 <w:szCs w:val="21"/>
               </w:rPr>
-              <w:t>【姓名】</w:t>
+              <w:t>李帆</w:t>
             </w:r>
           </w:p>
         </w:tc>
@@ -849,7 +867,7 @@
             </w:rPr>
             <w:fldChar w:fldCharType="separate"/>
           </w:r>
-          <w:hyperlink w:anchor="__RefHeading___Toc15727_260505723">
+          <w:hyperlink w:anchor="__RefHeading___Toc15727_1143682729">
             <w:r>
               <w:rPr>
                 <w:rStyle w:val="IndexLink"/>
@@ -880,7 +898,7 @@
             </w:tabs>
             <w:rPr/>
           </w:pPr>
-          <w:hyperlink w:anchor="__RefHeading___Toc15729_260505723">
+          <w:hyperlink w:anchor="__RefHeading___Toc15729_1143682729">
             <w:r>
               <w:rPr>
                 <w:rStyle w:val="IndexLink"/>
@@ -911,7 +929,7 @@
             </w:tabs>
             <w:rPr/>
           </w:pPr>
-          <w:hyperlink w:anchor="__RefHeading___Toc15731_260505723">
+          <w:hyperlink w:anchor="__RefHeading___Toc15731_1143682729">
             <w:r>
               <w:rPr>
                 <w:rStyle w:val="IndexLink"/>
@@ -942,7 +960,7 @@
             </w:tabs>
             <w:rPr/>
           </w:pPr>
-          <w:hyperlink w:anchor="__RefHeading___Toc15733_260505723">
+          <w:hyperlink w:anchor="__RefHeading___Toc15733_1143682729">
             <w:r>
               <w:rPr>
                 <w:rStyle w:val="IndexLink"/>
@@ -973,7 +991,7 @@
             </w:tabs>
             <w:rPr/>
           </w:pPr>
-          <w:hyperlink w:anchor="__RefHeading___Toc15735_260505723">
+          <w:hyperlink w:anchor="__RefHeading___Toc15735_1143682729">
             <w:r>
               <w:rPr>
                 <w:rStyle w:val="IndexLink"/>
@@ -1004,7 +1022,7 @@
             </w:tabs>
             <w:rPr/>
           </w:pPr>
-          <w:hyperlink w:anchor="__RefHeading___Toc15737_260505723">
+          <w:hyperlink w:anchor="__RefHeading___Toc15737_1143682729">
             <w:r>
               <w:rPr>
                 <w:rStyle w:val="IndexLink"/>
@@ -1035,7 +1053,7 @@
             </w:tabs>
             <w:rPr/>
           </w:pPr>
-          <w:hyperlink w:anchor="__RefHeading___Toc15739_260505723">
+          <w:hyperlink w:anchor="__RefHeading___Toc15739_1143682729">
             <w:r>
               <w:rPr>
                 <w:rStyle w:val="IndexLink"/>
@@ -1066,7 +1084,7 @@
             </w:tabs>
             <w:rPr/>
           </w:pPr>
-          <w:hyperlink w:anchor="__RefHeading___Toc15741_260505723">
+          <w:hyperlink w:anchor="__RefHeading___Toc15741_1143682729">
             <w:r>
               <w:rPr>
                 <w:rStyle w:val="IndexLink"/>
@@ -1097,7 +1115,7 @@
             </w:tabs>
             <w:rPr/>
           </w:pPr>
-          <w:hyperlink w:anchor="__RefHeading___Toc15743_260505723">
+          <w:hyperlink w:anchor="__RefHeading___Toc15743_1143682729">
             <w:r>
               <w:rPr>
                 <w:rStyle w:val="IndexLink"/>
@@ -1128,7 +1146,7 @@
             </w:tabs>
             <w:rPr/>
           </w:pPr>
-          <w:hyperlink w:anchor="__RefHeading___Toc15745_260505723">
+          <w:hyperlink w:anchor="__RefHeading___Toc15745_1143682729">
             <w:r>
               <w:rPr>
                 <w:rStyle w:val="IndexLink"/>
@@ -1159,7 +1177,7 @@
             </w:tabs>
             <w:rPr/>
           </w:pPr>
-          <w:hyperlink w:anchor="__RefHeading___Toc15747_260505723">
+          <w:hyperlink w:anchor="__RefHeading___Toc15747_1143682729">
             <w:r>
               <w:rPr>
                 <w:rStyle w:val="IndexLink"/>
@@ -1190,7 +1208,7 @@
             </w:tabs>
             <w:rPr/>
           </w:pPr>
-          <w:hyperlink w:anchor="__RefHeading___Toc15749_260505723">
+          <w:hyperlink w:anchor="__RefHeading___Toc15749_1143682729">
             <w:r>
               <w:rPr>
                 <w:rStyle w:val="IndexLink"/>
@@ -1221,7 +1239,7 @@
             </w:tabs>
             <w:rPr/>
           </w:pPr>
-          <w:hyperlink w:anchor="__RefHeading___Toc15751_260505723">
+          <w:hyperlink w:anchor="__RefHeading___Toc15751_1143682729">
             <w:r>
               <w:rPr>
                 <w:rStyle w:val="IndexLink"/>
@@ -1252,7 +1270,7 @@
             </w:tabs>
             <w:rPr/>
           </w:pPr>
-          <w:hyperlink w:anchor="__RefHeading___Toc15753_260505723">
+          <w:hyperlink w:anchor="__RefHeading___Toc15753_1143682729">
             <w:r>
               <w:rPr>
                 <w:rStyle w:val="IndexLink"/>
@@ -1283,7 +1301,7 @@
             </w:tabs>
             <w:rPr/>
           </w:pPr>
-          <w:hyperlink w:anchor="__RefHeading___Toc15755_260505723">
+          <w:hyperlink w:anchor="__RefHeading___Toc15755_1143682729">
             <w:r>
               <w:rPr>
                 <w:rStyle w:val="IndexLink"/>
@@ -1314,7 +1332,7 @@
             </w:tabs>
             <w:rPr/>
           </w:pPr>
-          <w:hyperlink w:anchor="__RefHeading___Toc15757_260505723">
+          <w:hyperlink w:anchor="__RefHeading___Toc15757_1143682729">
             <w:r>
               <w:rPr>
                 <w:rStyle w:val="IndexLink"/>
@@ -1345,7 +1363,7 @@
             </w:tabs>
             <w:rPr/>
           </w:pPr>
-          <w:hyperlink w:anchor="__RefHeading___Toc15759_260505723">
+          <w:hyperlink w:anchor="__RefHeading___Toc15759_1143682729">
             <w:r>
               <w:rPr>
                 <w:rStyle w:val="IndexLink"/>
@@ -1376,7 +1394,7 @@
             </w:tabs>
             <w:rPr/>
           </w:pPr>
-          <w:hyperlink w:anchor="__RefHeading___Toc15761_260505723">
+          <w:hyperlink w:anchor="__RefHeading___Toc15761_1143682729">
             <w:r>
               <w:rPr>
                 <w:rStyle w:val="IndexLink"/>
@@ -1419,7 +1437,7 @@
             </w:tabs>
             <w:rPr/>
           </w:pPr>
-          <w:hyperlink w:anchor="__RefHeading___Toc15763_260505723">
+          <w:hyperlink w:anchor="__RefHeading___Toc15763_1143682729">
             <w:r>
               <w:rPr>
                 <w:rStyle w:val="IndexLink"/>
@@ -1450,7 +1468,7 @@
             </w:tabs>
             <w:rPr/>
           </w:pPr>
-          <w:hyperlink w:anchor="__RefHeading___Toc15765_260505723">
+          <w:hyperlink w:anchor="__RefHeading___Toc15765_1143682729">
             <w:r>
               <w:rPr>
                 <w:rStyle w:val="IndexLink"/>
@@ -1481,7 +1499,7 @@
             </w:tabs>
             <w:rPr/>
           </w:pPr>
-          <w:hyperlink w:anchor="__RefHeading___Toc15767_260505723">
+          <w:hyperlink w:anchor="__RefHeading___Toc15767_1143682729">
             <w:r>
               <w:rPr>
                 <w:rStyle w:val="IndexLink"/>
@@ -1512,7 +1530,7 @@
             </w:tabs>
             <w:rPr/>
           </w:pPr>
-          <w:hyperlink w:anchor="__RefHeading___Toc15769_260505723">
+          <w:hyperlink w:anchor="__RefHeading___Toc15769_1143682729">
             <w:r>
               <w:rPr>
                 <w:rStyle w:val="IndexLink"/>
@@ -1543,7 +1561,7 @@
             </w:tabs>
             <w:rPr/>
           </w:pPr>
-          <w:hyperlink w:anchor="__RefHeading___Toc15771_260505723">
+          <w:hyperlink w:anchor="__RefHeading___Toc15771_1143682729">
             <w:r>
               <w:rPr>
                 <w:rStyle w:val="IndexLink"/>
@@ -1574,7 +1592,7 @@
             </w:tabs>
             <w:rPr/>
           </w:pPr>
-          <w:hyperlink w:anchor="__RefHeading___Toc15773_260505723">
+          <w:hyperlink w:anchor="__RefHeading___Toc15773_1143682729">
             <w:r>
               <w:rPr>
                 <w:rStyle w:val="IndexLink"/>
@@ -1605,7 +1623,7 @@
             </w:tabs>
             <w:rPr/>
           </w:pPr>
-          <w:hyperlink w:anchor="__RefHeading___Toc15775_260505723">
+          <w:hyperlink w:anchor="__RefHeading___Toc15775_1143682729">
             <w:r>
               <w:rPr>
                 <w:rStyle w:val="IndexLink"/>
@@ -1636,7 +1654,7 @@
             </w:tabs>
             <w:rPr/>
           </w:pPr>
-          <w:hyperlink w:anchor="__RefHeading___Toc15777_260505723">
+          <w:hyperlink w:anchor="__RefHeading___Toc15777_1143682729">
             <w:r>
               <w:rPr>
                 <w:rStyle w:val="IndexLink"/>
@@ -1667,7 +1685,7 @@
             </w:tabs>
             <w:rPr/>
           </w:pPr>
-          <w:hyperlink w:anchor="__RefHeading___Toc15779_260505723">
+          <w:hyperlink w:anchor="__RefHeading___Toc15779_1143682729">
             <w:r>
               <w:rPr>
                 <w:rStyle w:val="IndexLink"/>
@@ -1698,7 +1716,7 @@
             </w:tabs>
             <w:rPr/>
           </w:pPr>
-          <w:hyperlink w:anchor="__RefHeading___Toc15781_260505723">
+          <w:hyperlink w:anchor="__RefHeading___Toc15781_1143682729">
             <w:r>
               <w:rPr>
                 <w:rStyle w:val="IndexLink"/>
@@ -1729,7 +1747,7 @@
             </w:tabs>
             <w:rPr/>
           </w:pPr>
-          <w:hyperlink w:anchor="__RefHeading___Toc15783_260505723">
+          <w:hyperlink w:anchor="__RefHeading___Toc15783_1143682729">
             <w:r>
               <w:rPr>
                 <w:rStyle w:val="IndexLink"/>
@@ -1760,7 +1778,7 @@
             </w:tabs>
             <w:rPr/>
           </w:pPr>
-          <w:hyperlink w:anchor="__RefHeading___Toc15785_260505723">
+          <w:hyperlink w:anchor="__RefHeading___Toc15785_1143682729">
             <w:r>
               <w:rPr>
                 <w:rStyle w:val="IndexLink"/>
@@ -1791,7 +1809,7 @@
             </w:tabs>
             <w:rPr/>
           </w:pPr>
-          <w:hyperlink w:anchor="__RefHeading___Toc15787_260505723">
+          <w:hyperlink w:anchor="__RefHeading___Toc15787_1143682729">
             <w:r>
               <w:rPr>
                 <w:rStyle w:val="IndexLink"/>
@@ -1822,7 +1840,7 @@
             </w:tabs>
             <w:rPr/>
           </w:pPr>
-          <w:hyperlink w:anchor="__RefHeading___Toc15789_260505723">
+          <w:hyperlink w:anchor="__RefHeading___Toc15789_1143682729">
             <w:r>
               <w:rPr>
                 <w:rStyle w:val="IndexLink"/>
@@ -1853,7 +1871,7 @@
             </w:tabs>
             <w:rPr/>
           </w:pPr>
-          <w:hyperlink w:anchor="__RefHeading___Toc15791_260505723">
+          <w:hyperlink w:anchor="__RefHeading___Toc15791_1143682729">
             <w:r>
               <w:rPr>
                 <w:rStyle w:val="IndexLink"/>
@@ -1884,7 +1902,7 @@
             </w:tabs>
             <w:rPr/>
           </w:pPr>
-          <w:hyperlink w:anchor="__RefHeading___Toc15793_260505723">
+          <w:hyperlink w:anchor="__RefHeading___Toc15793_1143682729">
             <w:r>
               <w:rPr>
                 <w:rStyle w:val="IndexLink"/>
@@ -1948,7 +1966,7 @@
         <w:pStyle w:val="Heading1"/>
         <w:rPr/>
       </w:pPr>
-      <w:bookmarkStart w:id="0" w:name="__RefHeading___Toc15727_260505723"/>
+      <w:bookmarkStart w:id="0" w:name="__RefHeading___Toc15727_1143682729"/>
       <w:bookmarkEnd w:id="0"/>
       <w:r>
         <w:rPr/>
@@ -1964,7 +1982,7 @@
         <w:pStyle w:val="Heading2"/>
         <w:rPr/>
       </w:pPr>
-      <w:bookmarkStart w:id="1" w:name="__RefHeading___Toc15729_260505723"/>
+      <w:bookmarkStart w:id="1" w:name="__RefHeading___Toc15729_1143682729"/>
       <w:bookmarkEnd w:id="1"/>
       <w:r>
         <w:rPr/>
@@ -2030,7 +2048,7 @@
         <w:pStyle w:val="Heading2"/>
         <w:rPr/>
       </w:pPr>
-      <w:bookmarkStart w:id="2" w:name="__RefHeading___Toc15731_260505723"/>
+      <w:bookmarkStart w:id="2" w:name="__RefHeading___Toc15731_1143682729"/>
       <w:bookmarkEnd w:id="2"/>
       <w:r>
         <w:rPr/>
@@ -2976,7 +2994,7 @@
         <w:pStyle w:val="Heading2"/>
         <w:rPr/>
       </w:pPr>
-      <w:bookmarkStart w:id="3" w:name="__RefHeading___Toc15733_260505723"/>
+      <w:bookmarkStart w:id="3" w:name="__RefHeading___Toc15733_1143682729"/>
       <w:bookmarkEnd w:id="3"/>
       <w:r>
         <w:rPr/>
@@ -3761,7 +3779,7 @@
         <w:pStyle w:val="Heading2"/>
         <w:rPr/>
       </w:pPr>
-      <w:bookmarkStart w:id="4" w:name="__RefHeading___Toc15735_260505723"/>
+      <w:bookmarkStart w:id="4" w:name="__RefHeading___Toc15735_1143682729"/>
       <w:bookmarkEnd w:id="4"/>
       <w:r>
         <w:rPr/>
@@ -4653,7 +4671,7 @@
         <w:pStyle w:val="Heading1"/>
         <w:rPr/>
       </w:pPr>
-      <w:bookmarkStart w:id="5" w:name="__RefHeading___Toc15737_260505723"/>
+      <w:bookmarkStart w:id="5" w:name="__RefHeading___Toc15737_1143682729"/>
       <w:bookmarkEnd w:id="5"/>
       <w:r>
         <w:rPr/>
@@ -4669,7 +4687,7 @@
         <w:pStyle w:val="Heading2"/>
         <w:rPr/>
       </w:pPr>
-      <w:bookmarkStart w:id="6" w:name="__RefHeading___Toc15739_260505723"/>
+      <w:bookmarkStart w:id="6" w:name="__RefHeading___Toc15739_1143682729"/>
       <w:bookmarkEnd w:id="6"/>
       <w:r>
         <w:rPr/>
@@ -5788,7 +5806,7 @@
         <w:pStyle w:val="Heading2"/>
         <w:rPr/>
       </w:pPr>
-      <w:bookmarkStart w:id="7" w:name="__RefHeading___Toc15741_260505723"/>
+      <w:bookmarkStart w:id="7" w:name="__RefHeading___Toc15741_1143682729"/>
       <w:bookmarkEnd w:id="7"/>
       <w:r>
         <w:rPr/>
@@ -7250,7 +7268,7 @@
         <w:pStyle w:val="Heading2"/>
         <w:rPr/>
       </w:pPr>
-      <w:bookmarkStart w:id="8" w:name="__RefHeading___Toc15743_260505723"/>
+      <w:bookmarkStart w:id="8" w:name="__RefHeading___Toc15743_1143682729"/>
       <w:bookmarkEnd w:id="8"/>
       <w:r>
         <w:rPr/>
@@ -8659,7 +8677,7 @@
         <w:pStyle w:val="Heading2"/>
         <w:rPr/>
       </w:pPr>
-      <w:bookmarkStart w:id="9" w:name="__RefHeading___Toc15745_260505723"/>
+      <w:bookmarkStart w:id="9" w:name="__RefHeading___Toc15745_1143682729"/>
       <w:bookmarkEnd w:id="9"/>
       <w:r>
         <w:rPr/>
@@ -8917,7 +8935,7 @@
         <w:pStyle w:val="Heading2"/>
         <w:rPr/>
       </w:pPr>
-      <w:bookmarkStart w:id="10" w:name="__RefHeading___Toc15747_260505723"/>
+      <w:bookmarkStart w:id="10" w:name="__RefHeading___Toc15747_1143682729"/>
       <w:bookmarkEnd w:id="10"/>
       <w:r>
         <w:rPr/>
@@ -9263,7 +9281,7 @@
                 <w:sz w:val="21"/>
                 <w:szCs w:val="21"/>
               </w:rPr>
-              <w:t>2026-09-21 ~ 09-25</w:t>
+              <w:t>2026-09-25 ~ 09-29</w:t>
             </w:r>
           </w:p>
         </w:tc>
@@ -9416,7 +9434,7 @@
                 <w:sz w:val="21"/>
                 <w:szCs w:val="21"/>
               </w:rPr>
-              <w:t>2026-10-08 ~ 10-14</w:t>
+              <w:t>2026-10-12 ~ 10-18</w:t>
             </w:r>
           </w:p>
         </w:tc>
@@ -9587,7 +9605,7 @@
                 <w:sz w:val="21"/>
                 <w:szCs w:val="21"/>
               </w:rPr>
-              <w:t>2026-10-15 ~ 10-20</w:t>
+              <w:t>2026-10-19 ~ 10-24</w:t>
             </w:r>
           </w:p>
         </w:tc>
@@ -9740,7 +9758,7 @@
                 <w:sz w:val="21"/>
                 <w:szCs w:val="21"/>
               </w:rPr>
-              <w:t>2026-10-20 ~ 10-23</w:t>
+              <w:t>2026-10-24 ~ 10-27</w:t>
             </w:r>
           </w:p>
         </w:tc>
@@ -9830,7 +9848,7 @@
         <w:pStyle w:val="Heading1"/>
         <w:rPr/>
       </w:pPr>
-      <w:bookmarkStart w:id="11" w:name="__RefHeading___Toc15749_260505723"/>
+      <w:bookmarkStart w:id="11" w:name="__RefHeading___Toc15749_1143682729"/>
       <w:bookmarkEnd w:id="11"/>
       <w:r>
         <w:rPr/>
@@ -9939,7 +9957,7 @@
         <w:pStyle w:val="Heading2"/>
         <w:rPr/>
       </w:pPr>
-      <w:bookmarkStart w:id="12" w:name="__RefHeading___Toc15751_260505723"/>
+      <w:bookmarkStart w:id="12" w:name="__RefHeading___Toc15751_1143682729"/>
       <w:bookmarkEnd w:id="12"/>
       <w:r>
         <w:rPr/>
@@ -20792,7 +20810,7 @@
         <w:pStyle w:val="Heading2"/>
         <w:rPr/>
       </w:pPr>
-      <w:bookmarkStart w:id="13" w:name="__RefHeading___Toc15753_260505723"/>
+      <w:bookmarkStart w:id="13" w:name="__RefHeading___Toc15753_1143682729"/>
       <w:bookmarkEnd w:id="13"/>
       <w:r>
         <w:rPr/>
@@ -26090,7 +26108,7 @@
         <w:pStyle w:val="Heading2"/>
         <w:rPr/>
       </w:pPr>
-      <w:bookmarkStart w:id="14" w:name="__RefHeading___Toc15755_260505723"/>
+      <w:bookmarkStart w:id="14" w:name="__RefHeading___Toc15755_1143682729"/>
       <w:bookmarkEnd w:id="14"/>
       <w:r>
         <w:rPr/>
@@ -30900,7 +30918,7 @@
         <w:pStyle w:val="Heading2"/>
         <w:rPr/>
       </w:pPr>
-      <w:bookmarkStart w:id="15" w:name="__RefHeading___Toc15757_260505723"/>
+      <w:bookmarkStart w:id="15" w:name="__RefHeading___Toc15757_1143682729"/>
       <w:bookmarkEnd w:id="15"/>
       <w:r>
         <w:rPr/>
@@ -33700,7 +33718,7 @@
         <w:pStyle w:val="Heading2"/>
         <w:rPr/>
       </w:pPr>
-      <w:bookmarkStart w:id="16" w:name="__RefHeading___Toc15759_260505723"/>
+      <w:bookmarkStart w:id="16" w:name="__RefHeading___Toc15759_1143682729"/>
       <w:bookmarkEnd w:id="16"/>
       <w:r>
         <w:rPr/>
@@ -33729,7 +33747,7 @@
         <w:pStyle w:val="Heading3"/>
         <w:rPr/>
       </w:pPr>
-      <w:bookmarkStart w:id="17" w:name="__RefHeading___Toc15761_260505723"/>
+      <w:bookmarkStart w:id="17" w:name="__RefHeading___Toc15761_1143682729"/>
       <w:bookmarkEnd w:id="17"/>
       <w:r>
         <w:rPr/>
@@ -35907,7 +35925,7 @@
         <w:pStyle w:val="Heading3"/>
         <w:rPr/>
       </w:pPr>
-      <w:bookmarkStart w:id="18" w:name="__RefHeading___Toc15763_260505723"/>
+      <w:bookmarkStart w:id="18" w:name="__RefHeading___Toc15763_1143682729"/>
       <w:bookmarkEnd w:id="18"/>
       <w:r>
         <w:rPr/>
@@ -36887,7 +36905,7 @@
         <w:pStyle w:val="Heading3"/>
         <w:rPr/>
       </w:pPr>
-      <w:bookmarkStart w:id="19" w:name="__RefHeading___Toc15765_260505723"/>
+      <w:bookmarkStart w:id="19" w:name="__RefHeading___Toc15765_1143682729"/>
       <w:bookmarkEnd w:id="19"/>
       <w:r>
         <w:rPr/>
@@ -39900,7 +39918,7 @@
         <w:pStyle w:val="Heading3"/>
         <w:rPr/>
       </w:pPr>
-      <w:bookmarkStart w:id="20" w:name="__RefHeading___Toc15767_260505723"/>
+      <w:bookmarkStart w:id="20" w:name="__RefHeading___Toc15767_1143682729"/>
       <w:bookmarkEnd w:id="20"/>
       <w:r>
         <w:rPr/>
@@ -41071,7 +41089,7 @@
         <w:pStyle w:val="Heading1"/>
         <w:rPr/>
       </w:pPr>
-      <w:bookmarkStart w:id="21" w:name="__RefHeading___Toc15769_260505723"/>
+      <w:bookmarkStart w:id="21" w:name="__RefHeading___Toc15769_1143682729"/>
       <w:bookmarkEnd w:id="21"/>
       <w:r>
         <w:rPr/>
@@ -41087,7 +41105,7 @@
         <w:pStyle w:val="Heading2"/>
         <w:rPr/>
       </w:pPr>
-      <w:bookmarkStart w:id="22" w:name="__RefHeading___Toc15771_260505723"/>
+      <w:bookmarkStart w:id="22" w:name="__RefHeading___Toc15771_1143682729"/>
       <w:bookmarkEnd w:id="22"/>
       <w:r>
         <w:rPr/>
@@ -46554,7 +46572,7 @@
         <w:pStyle w:val="Heading2"/>
         <w:rPr/>
       </w:pPr>
-      <w:bookmarkStart w:id="23" w:name="__RefHeading___Toc15773_260505723"/>
+      <w:bookmarkStart w:id="23" w:name="__RefHeading___Toc15773_1143682729"/>
       <w:bookmarkEnd w:id="23"/>
       <w:r>
         <w:rPr/>
@@ -50182,7 +50200,7 @@
         <w:pStyle w:val="Heading2"/>
         <w:rPr/>
       </w:pPr>
-      <w:bookmarkStart w:id="24" w:name="__RefHeading___Toc15775_260505723"/>
+      <w:bookmarkStart w:id="24" w:name="__RefHeading___Toc15775_1143682729"/>
       <w:bookmarkEnd w:id="24"/>
       <w:r>
         <w:rPr/>
@@ -51798,7 +51816,7 @@
         <w:pStyle w:val="Heading2"/>
         <w:rPr/>
       </w:pPr>
-      <w:bookmarkStart w:id="25" w:name="__RefHeading___Toc15777_260505723"/>
+      <w:bookmarkStart w:id="25" w:name="__RefHeading___Toc15777_1143682729"/>
       <w:bookmarkEnd w:id="25"/>
       <w:r>
         <w:rPr/>
@@ -52162,7 +52180,7 @@
         <w:pStyle w:val="Heading1"/>
         <w:rPr/>
       </w:pPr>
-      <w:bookmarkStart w:id="26" w:name="__RefHeading___Toc15779_260505723"/>
+      <w:bookmarkStart w:id="26" w:name="__RefHeading___Toc15779_1143682729"/>
       <w:bookmarkEnd w:id="26"/>
       <w:r>
         <w:rPr/>
@@ -52178,7 +52196,7 @@
         <w:pStyle w:val="Heading2"/>
         <w:rPr/>
       </w:pPr>
-      <w:bookmarkStart w:id="27" w:name="__RefHeading___Toc15781_260505723"/>
+      <w:bookmarkStart w:id="27" w:name="__RefHeading___Toc15781_1143682729"/>
       <w:bookmarkEnd w:id="27"/>
       <w:r>
         <w:rPr/>
@@ -54631,7 +54649,7 @@
         <w:pStyle w:val="Heading2"/>
         <w:rPr/>
       </w:pPr>
-      <w:bookmarkStart w:id="28" w:name="__RefHeading___Toc15783_260505723"/>
+      <w:bookmarkStart w:id="28" w:name="__RefHeading___Toc15783_1143682729"/>
       <w:bookmarkEnd w:id="28"/>
       <w:r>
         <w:rPr/>
@@ -56502,7 +56520,7 @@
         <w:pStyle w:val="Heading2"/>
         <w:rPr/>
       </w:pPr>
-      <w:bookmarkStart w:id="29" w:name="__RefHeading___Toc15785_260505723"/>
+      <w:bookmarkStart w:id="29" w:name="__RefHeading___Toc15785_1143682729"/>
       <w:bookmarkEnd w:id="29"/>
       <w:r>
         <w:rPr/>
@@ -56689,7 +56707,7 @@
         <w:pStyle w:val="Heading1"/>
         <w:rPr/>
       </w:pPr>
-      <w:bookmarkStart w:id="30" w:name="__RefHeading___Toc15787_260505723"/>
+      <w:bookmarkStart w:id="30" w:name="__RefHeading___Toc15787_1143682729"/>
       <w:bookmarkEnd w:id="30"/>
       <w:r>
         <w:rPr/>
@@ -56705,7 +56723,7 @@
         <w:pStyle w:val="Heading2"/>
         <w:rPr/>
       </w:pPr>
-      <w:bookmarkStart w:id="31" w:name="__RefHeading___Toc15789_260505723"/>
+      <w:bookmarkStart w:id="31" w:name="__RefHeading___Toc15789_1143682729"/>
       <w:bookmarkEnd w:id="31"/>
       <w:r>
         <w:rPr/>
@@ -56949,7 +56967,7 @@
         <w:pStyle w:val="Heading2"/>
         <w:rPr/>
       </w:pPr>
-      <w:bookmarkStart w:id="32" w:name="__RefHeading___Toc15791_260505723"/>
+      <w:bookmarkStart w:id="32" w:name="__RefHeading___Toc15791_1143682729"/>
       <w:bookmarkEnd w:id="32"/>
       <w:r>
         <w:rPr/>
@@ -57217,7 +57235,7 @@
         <w:pStyle w:val="Heading1"/>
         <w:rPr/>
       </w:pPr>
-      <w:bookmarkStart w:id="33" w:name="__RefHeading___Toc15793_260505723"/>
+      <w:bookmarkStart w:id="33" w:name="__RefHeading___Toc15793_1143682729"/>
       <w:bookmarkEnd w:id="33"/>
       <w:r>
         <w:rPr/>

--- a/docs/05-软件测试报告.docx
+++ b/docs/05-软件测试报告.docx
@@ -322,7 +322,7 @@
           <w:szCs w:val="30"/>
           <w:u w:val="single"/>
         </w:rPr>
-        <w:t xml:space="preserve">  【指导教师】  </w:t>
+        <w:t xml:space="preserve">  徐斌  </w:t>
       </w:r>
     </w:p>
     <w:p>
@@ -867,7 +867,7 @@
             </w:rPr>
             <w:fldChar w:fldCharType="separate"/>
           </w:r>
-          <w:hyperlink w:anchor="__RefHeading___Toc15727_1143682729">
+          <w:hyperlink w:anchor="__RefHeading___Toc15727_2672729175">
             <w:r>
               <w:rPr>
                 <w:rStyle w:val="IndexLink"/>
@@ -898,7 +898,7 @@
             </w:tabs>
             <w:rPr/>
           </w:pPr>
-          <w:hyperlink w:anchor="__RefHeading___Toc15729_1143682729">
+          <w:hyperlink w:anchor="__RefHeading___Toc15729_2672729175">
             <w:r>
               <w:rPr>
                 <w:rStyle w:val="IndexLink"/>
@@ -929,7 +929,7 @@
             </w:tabs>
             <w:rPr/>
           </w:pPr>
-          <w:hyperlink w:anchor="__RefHeading___Toc15731_1143682729">
+          <w:hyperlink w:anchor="__RefHeading___Toc15731_2672729175">
             <w:r>
               <w:rPr>
                 <w:rStyle w:val="IndexLink"/>
@@ -960,7 +960,7 @@
             </w:tabs>
             <w:rPr/>
           </w:pPr>
-          <w:hyperlink w:anchor="__RefHeading___Toc15733_1143682729">
+          <w:hyperlink w:anchor="__RefHeading___Toc15733_2672729175">
             <w:r>
               <w:rPr>
                 <w:rStyle w:val="IndexLink"/>
@@ -991,7 +991,7 @@
             </w:tabs>
             <w:rPr/>
           </w:pPr>
-          <w:hyperlink w:anchor="__RefHeading___Toc15735_1143682729">
+          <w:hyperlink w:anchor="__RefHeading___Toc15735_2672729175">
             <w:r>
               <w:rPr>
                 <w:rStyle w:val="IndexLink"/>
@@ -1022,7 +1022,7 @@
             </w:tabs>
             <w:rPr/>
           </w:pPr>
-          <w:hyperlink w:anchor="__RefHeading___Toc15737_1143682729">
+          <w:hyperlink w:anchor="__RefHeading___Toc15737_2672729175">
             <w:r>
               <w:rPr>
                 <w:rStyle w:val="IndexLink"/>
@@ -1053,7 +1053,7 @@
             </w:tabs>
             <w:rPr/>
           </w:pPr>
-          <w:hyperlink w:anchor="__RefHeading___Toc15739_1143682729">
+          <w:hyperlink w:anchor="__RefHeading___Toc15739_2672729175">
             <w:r>
               <w:rPr>
                 <w:rStyle w:val="IndexLink"/>
@@ -1084,7 +1084,7 @@
             </w:tabs>
             <w:rPr/>
           </w:pPr>
-          <w:hyperlink w:anchor="__RefHeading___Toc15741_1143682729">
+          <w:hyperlink w:anchor="__RefHeading___Toc15741_2672729175">
             <w:r>
               <w:rPr>
                 <w:rStyle w:val="IndexLink"/>
@@ -1115,7 +1115,7 @@
             </w:tabs>
             <w:rPr/>
           </w:pPr>
-          <w:hyperlink w:anchor="__RefHeading___Toc15743_1143682729">
+          <w:hyperlink w:anchor="__RefHeading___Toc15743_2672729175">
             <w:r>
               <w:rPr>
                 <w:rStyle w:val="IndexLink"/>
@@ -1146,7 +1146,7 @@
             </w:tabs>
             <w:rPr/>
           </w:pPr>
-          <w:hyperlink w:anchor="__RefHeading___Toc15745_1143682729">
+          <w:hyperlink w:anchor="__RefHeading___Toc15745_2672729175">
             <w:r>
               <w:rPr>
                 <w:rStyle w:val="IndexLink"/>
@@ -1177,7 +1177,7 @@
             </w:tabs>
             <w:rPr/>
           </w:pPr>
-          <w:hyperlink w:anchor="__RefHeading___Toc15747_1143682729">
+          <w:hyperlink w:anchor="__RefHeading___Toc15747_2672729175">
             <w:r>
               <w:rPr>
                 <w:rStyle w:val="IndexLink"/>
@@ -1208,7 +1208,7 @@
             </w:tabs>
             <w:rPr/>
           </w:pPr>
-          <w:hyperlink w:anchor="__RefHeading___Toc15749_1143682729">
+          <w:hyperlink w:anchor="__RefHeading___Toc15749_2672729175">
             <w:r>
               <w:rPr>
                 <w:rStyle w:val="IndexLink"/>
@@ -1239,7 +1239,7 @@
             </w:tabs>
             <w:rPr/>
           </w:pPr>
-          <w:hyperlink w:anchor="__RefHeading___Toc15751_1143682729">
+          <w:hyperlink w:anchor="__RefHeading___Toc15751_2672729175">
             <w:r>
               <w:rPr>
                 <w:rStyle w:val="IndexLink"/>
@@ -1270,7 +1270,7 @@
             </w:tabs>
             <w:rPr/>
           </w:pPr>
-          <w:hyperlink w:anchor="__RefHeading___Toc15753_1143682729">
+          <w:hyperlink w:anchor="__RefHeading___Toc15753_2672729175">
             <w:r>
               <w:rPr>
                 <w:rStyle w:val="IndexLink"/>
@@ -1301,7 +1301,7 @@
             </w:tabs>
             <w:rPr/>
           </w:pPr>
-          <w:hyperlink w:anchor="__RefHeading___Toc15755_1143682729">
+          <w:hyperlink w:anchor="__RefHeading___Toc15755_2672729175">
             <w:r>
               <w:rPr>
                 <w:rStyle w:val="IndexLink"/>
@@ -1332,7 +1332,7 @@
             </w:tabs>
             <w:rPr/>
           </w:pPr>
-          <w:hyperlink w:anchor="__RefHeading___Toc15757_1143682729">
+          <w:hyperlink w:anchor="__RefHeading___Toc15757_2672729175">
             <w:r>
               <w:rPr>
                 <w:rStyle w:val="IndexLink"/>
@@ -1363,7 +1363,7 @@
             </w:tabs>
             <w:rPr/>
           </w:pPr>
-          <w:hyperlink w:anchor="__RefHeading___Toc15759_1143682729">
+          <w:hyperlink w:anchor="__RefHeading___Toc15759_2672729175">
             <w:r>
               <w:rPr>
                 <w:rStyle w:val="IndexLink"/>
@@ -1394,7 +1394,7 @@
             </w:tabs>
             <w:rPr/>
           </w:pPr>
-          <w:hyperlink w:anchor="__RefHeading___Toc15761_1143682729">
+          <w:hyperlink w:anchor="__RefHeading___Toc15761_2672729175">
             <w:r>
               <w:rPr>
                 <w:rStyle w:val="IndexLink"/>
@@ -1437,7 +1437,7 @@
             </w:tabs>
             <w:rPr/>
           </w:pPr>
-          <w:hyperlink w:anchor="__RefHeading___Toc15763_1143682729">
+          <w:hyperlink w:anchor="__RefHeading___Toc15763_2672729175">
             <w:r>
               <w:rPr>
                 <w:rStyle w:val="IndexLink"/>
@@ -1468,7 +1468,7 @@
             </w:tabs>
             <w:rPr/>
           </w:pPr>
-          <w:hyperlink w:anchor="__RefHeading___Toc15765_1143682729">
+          <w:hyperlink w:anchor="__RefHeading___Toc15765_2672729175">
             <w:r>
               <w:rPr>
                 <w:rStyle w:val="IndexLink"/>
@@ -1499,7 +1499,7 @@
             </w:tabs>
             <w:rPr/>
           </w:pPr>
-          <w:hyperlink w:anchor="__RefHeading___Toc15767_1143682729">
+          <w:hyperlink w:anchor="__RefHeading___Toc15767_2672729175">
             <w:r>
               <w:rPr>
                 <w:rStyle w:val="IndexLink"/>
@@ -1530,7 +1530,7 @@
             </w:tabs>
             <w:rPr/>
           </w:pPr>
-          <w:hyperlink w:anchor="__RefHeading___Toc15769_1143682729">
+          <w:hyperlink w:anchor="__RefHeading___Toc15769_2672729175">
             <w:r>
               <w:rPr>
                 <w:rStyle w:val="IndexLink"/>
@@ -1561,7 +1561,7 @@
             </w:tabs>
             <w:rPr/>
           </w:pPr>
-          <w:hyperlink w:anchor="__RefHeading___Toc15771_1143682729">
+          <w:hyperlink w:anchor="__RefHeading___Toc15771_2672729175">
             <w:r>
               <w:rPr>
                 <w:rStyle w:val="IndexLink"/>
@@ -1592,7 +1592,7 @@
             </w:tabs>
             <w:rPr/>
           </w:pPr>
-          <w:hyperlink w:anchor="__RefHeading___Toc15773_1143682729">
+          <w:hyperlink w:anchor="__RefHeading___Toc15773_2672729175">
             <w:r>
               <w:rPr>
                 <w:rStyle w:val="IndexLink"/>
@@ -1623,7 +1623,7 @@
             </w:tabs>
             <w:rPr/>
           </w:pPr>
-          <w:hyperlink w:anchor="__RefHeading___Toc15775_1143682729">
+          <w:hyperlink w:anchor="__RefHeading___Toc15775_2672729175">
             <w:r>
               <w:rPr>
                 <w:rStyle w:val="IndexLink"/>
@@ -1654,7 +1654,7 @@
             </w:tabs>
             <w:rPr/>
           </w:pPr>
-          <w:hyperlink w:anchor="__RefHeading___Toc15777_1143682729">
+          <w:hyperlink w:anchor="__RefHeading___Toc15777_2672729175">
             <w:r>
               <w:rPr>
                 <w:rStyle w:val="IndexLink"/>
@@ -1685,7 +1685,7 @@
             </w:tabs>
             <w:rPr/>
           </w:pPr>
-          <w:hyperlink w:anchor="__RefHeading___Toc15779_1143682729">
+          <w:hyperlink w:anchor="__RefHeading___Toc15779_2672729175">
             <w:r>
               <w:rPr>
                 <w:rStyle w:val="IndexLink"/>
@@ -1716,7 +1716,7 @@
             </w:tabs>
             <w:rPr/>
           </w:pPr>
-          <w:hyperlink w:anchor="__RefHeading___Toc15781_1143682729">
+          <w:hyperlink w:anchor="__RefHeading___Toc15781_2672729175">
             <w:r>
               <w:rPr>
                 <w:rStyle w:val="IndexLink"/>
@@ -1747,7 +1747,7 @@
             </w:tabs>
             <w:rPr/>
           </w:pPr>
-          <w:hyperlink w:anchor="__RefHeading___Toc15783_1143682729">
+          <w:hyperlink w:anchor="__RefHeading___Toc15783_2672729175">
             <w:r>
               <w:rPr>
                 <w:rStyle w:val="IndexLink"/>
@@ -1778,7 +1778,7 @@
             </w:tabs>
             <w:rPr/>
           </w:pPr>
-          <w:hyperlink w:anchor="__RefHeading___Toc15785_1143682729">
+          <w:hyperlink w:anchor="__RefHeading___Toc15785_2672729175">
             <w:r>
               <w:rPr>
                 <w:rStyle w:val="IndexLink"/>
@@ -1809,7 +1809,7 @@
             </w:tabs>
             <w:rPr/>
           </w:pPr>
-          <w:hyperlink w:anchor="__RefHeading___Toc15787_1143682729">
+          <w:hyperlink w:anchor="__RefHeading___Toc15787_2672729175">
             <w:r>
               <w:rPr>
                 <w:rStyle w:val="IndexLink"/>
@@ -1840,7 +1840,7 @@
             </w:tabs>
             <w:rPr/>
           </w:pPr>
-          <w:hyperlink w:anchor="__RefHeading___Toc15789_1143682729">
+          <w:hyperlink w:anchor="__RefHeading___Toc15789_2672729175">
             <w:r>
               <w:rPr>
                 <w:rStyle w:val="IndexLink"/>
@@ -1871,7 +1871,7 @@
             </w:tabs>
             <w:rPr/>
           </w:pPr>
-          <w:hyperlink w:anchor="__RefHeading___Toc15791_1143682729">
+          <w:hyperlink w:anchor="__RefHeading___Toc15791_2672729175">
             <w:r>
               <w:rPr>
                 <w:rStyle w:val="IndexLink"/>
@@ -1902,7 +1902,7 @@
             </w:tabs>
             <w:rPr/>
           </w:pPr>
-          <w:hyperlink w:anchor="__RefHeading___Toc15793_1143682729">
+          <w:hyperlink w:anchor="__RefHeading___Toc15793_2672729175">
             <w:r>
               <w:rPr>
                 <w:rStyle w:val="IndexLink"/>
@@ -1966,7 +1966,7 @@
         <w:pStyle w:val="Heading1"/>
         <w:rPr/>
       </w:pPr>
-      <w:bookmarkStart w:id="0" w:name="__RefHeading___Toc15727_1143682729"/>
+      <w:bookmarkStart w:id="0" w:name="__RefHeading___Toc15727_2672729175"/>
       <w:bookmarkEnd w:id="0"/>
       <w:r>
         <w:rPr/>
@@ -1982,7 +1982,7 @@
         <w:pStyle w:val="Heading2"/>
         <w:rPr/>
       </w:pPr>
-      <w:bookmarkStart w:id="1" w:name="__RefHeading___Toc15729_1143682729"/>
+      <w:bookmarkStart w:id="1" w:name="__RefHeading___Toc15729_2672729175"/>
       <w:bookmarkEnd w:id="1"/>
       <w:r>
         <w:rPr/>
@@ -2048,7 +2048,7 @@
         <w:pStyle w:val="Heading2"/>
         <w:rPr/>
       </w:pPr>
-      <w:bookmarkStart w:id="2" w:name="__RefHeading___Toc15731_1143682729"/>
+      <w:bookmarkStart w:id="2" w:name="__RefHeading___Toc15731_2672729175"/>
       <w:bookmarkEnd w:id="2"/>
       <w:r>
         <w:rPr/>
@@ -2994,7 +2994,7 @@
         <w:pStyle w:val="Heading2"/>
         <w:rPr/>
       </w:pPr>
-      <w:bookmarkStart w:id="3" w:name="__RefHeading___Toc15733_1143682729"/>
+      <w:bookmarkStart w:id="3" w:name="__RefHeading___Toc15733_2672729175"/>
       <w:bookmarkEnd w:id="3"/>
       <w:r>
         <w:rPr/>
@@ -3779,7 +3779,7 @@
         <w:pStyle w:val="Heading2"/>
         <w:rPr/>
       </w:pPr>
-      <w:bookmarkStart w:id="4" w:name="__RefHeading___Toc15735_1143682729"/>
+      <w:bookmarkStart w:id="4" w:name="__RefHeading___Toc15735_2672729175"/>
       <w:bookmarkEnd w:id="4"/>
       <w:r>
         <w:rPr/>
@@ -4671,7 +4671,7 @@
         <w:pStyle w:val="Heading1"/>
         <w:rPr/>
       </w:pPr>
-      <w:bookmarkStart w:id="5" w:name="__RefHeading___Toc15737_1143682729"/>
+      <w:bookmarkStart w:id="5" w:name="__RefHeading___Toc15737_2672729175"/>
       <w:bookmarkEnd w:id="5"/>
       <w:r>
         <w:rPr/>
@@ -4687,7 +4687,7 @@
         <w:pStyle w:val="Heading2"/>
         <w:rPr/>
       </w:pPr>
-      <w:bookmarkStart w:id="6" w:name="__RefHeading___Toc15739_1143682729"/>
+      <w:bookmarkStart w:id="6" w:name="__RefHeading___Toc15739_2672729175"/>
       <w:bookmarkEnd w:id="6"/>
       <w:r>
         <w:rPr/>
@@ -5806,7 +5806,7 @@
         <w:pStyle w:val="Heading2"/>
         <w:rPr/>
       </w:pPr>
-      <w:bookmarkStart w:id="7" w:name="__RefHeading___Toc15741_1143682729"/>
+      <w:bookmarkStart w:id="7" w:name="__RefHeading___Toc15741_2672729175"/>
       <w:bookmarkEnd w:id="7"/>
       <w:r>
         <w:rPr/>
@@ -7268,7 +7268,7 @@
         <w:pStyle w:val="Heading2"/>
         <w:rPr/>
       </w:pPr>
-      <w:bookmarkStart w:id="8" w:name="__RefHeading___Toc15743_1143682729"/>
+      <w:bookmarkStart w:id="8" w:name="__RefHeading___Toc15743_2672729175"/>
       <w:bookmarkEnd w:id="8"/>
       <w:r>
         <w:rPr/>
@@ -8677,7 +8677,7 @@
         <w:pStyle w:val="Heading2"/>
         <w:rPr/>
       </w:pPr>
-      <w:bookmarkStart w:id="9" w:name="__RefHeading___Toc15745_1143682729"/>
+      <w:bookmarkStart w:id="9" w:name="__RefHeading___Toc15745_2672729175"/>
       <w:bookmarkEnd w:id="9"/>
       <w:r>
         <w:rPr/>
@@ -8935,7 +8935,7 @@
         <w:pStyle w:val="Heading2"/>
         <w:rPr/>
       </w:pPr>
-      <w:bookmarkStart w:id="10" w:name="__RefHeading___Toc15747_1143682729"/>
+      <w:bookmarkStart w:id="10" w:name="__RefHeading___Toc15747_2672729175"/>
       <w:bookmarkEnd w:id="10"/>
       <w:r>
         <w:rPr/>
@@ -9848,7 +9848,7 @@
         <w:pStyle w:val="Heading1"/>
         <w:rPr/>
       </w:pPr>
-      <w:bookmarkStart w:id="11" w:name="__RefHeading___Toc15749_1143682729"/>
+      <w:bookmarkStart w:id="11" w:name="__RefHeading___Toc15749_2672729175"/>
       <w:bookmarkEnd w:id="11"/>
       <w:r>
         <w:rPr/>
@@ -9957,7 +9957,7 @@
         <w:pStyle w:val="Heading2"/>
         <w:rPr/>
       </w:pPr>
-      <w:bookmarkStart w:id="12" w:name="__RefHeading___Toc15751_1143682729"/>
+      <w:bookmarkStart w:id="12" w:name="__RefHeading___Toc15751_2672729175"/>
       <w:bookmarkEnd w:id="12"/>
       <w:r>
         <w:rPr/>
@@ -20810,7 +20810,7 @@
         <w:pStyle w:val="Heading2"/>
         <w:rPr/>
       </w:pPr>
-      <w:bookmarkStart w:id="13" w:name="__RefHeading___Toc15753_1143682729"/>
+      <w:bookmarkStart w:id="13" w:name="__RefHeading___Toc15753_2672729175"/>
       <w:bookmarkEnd w:id="13"/>
       <w:r>
         <w:rPr/>
@@ -26108,7 +26108,7 @@
         <w:pStyle w:val="Heading2"/>
         <w:rPr/>
       </w:pPr>
-      <w:bookmarkStart w:id="14" w:name="__RefHeading___Toc15755_1143682729"/>
+      <w:bookmarkStart w:id="14" w:name="__RefHeading___Toc15755_2672729175"/>
       <w:bookmarkEnd w:id="14"/>
       <w:r>
         <w:rPr/>
@@ -30918,7 +30918,7 @@
         <w:pStyle w:val="Heading2"/>
         <w:rPr/>
       </w:pPr>
-      <w:bookmarkStart w:id="15" w:name="__RefHeading___Toc15757_1143682729"/>
+      <w:bookmarkStart w:id="15" w:name="__RefHeading___Toc15757_2672729175"/>
       <w:bookmarkEnd w:id="15"/>
       <w:r>
         <w:rPr/>
@@ -33718,7 +33718,7 @@
         <w:pStyle w:val="Heading2"/>
         <w:rPr/>
       </w:pPr>
-      <w:bookmarkStart w:id="16" w:name="__RefHeading___Toc15759_1143682729"/>
+      <w:bookmarkStart w:id="16" w:name="__RefHeading___Toc15759_2672729175"/>
       <w:bookmarkEnd w:id="16"/>
       <w:r>
         <w:rPr/>
@@ -33747,7 +33747,7 @@
         <w:pStyle w:val="Heading3"/>
         <w:rPr/>
       </w:pPr>
-      <w:bookmarkStart w:id="17" w:name="__RefHeading___Toc15761_1143682729"/>
+      <w:bookmarkStart w:id="17" w:name="__RefHeading___Toc15761_2672729175"/>
       <w:bookmarkEnd w:id="17"/>
       <w:r>
         <w:rPr/>
@@ -35925,7 +35925,7 @@
         <w:pStyle w:val="Heading3"/>
         <w:rPr/>
       </w:pPr>
-      <w:bookmarkStart w:id="18" w:name="__RefHeading___Toc15763_1143682729"/>
+      <w:bookmarkStart w:id="18" w:name="__RefHeading___Toc15763_2672729175"/>
       <w:bookmarkEnd w:id="18"/>
       <w:r>
         <w:rPr/>
@@ -36905,7 +36905,7 @@
         <w:pStyle w:val="Heading3"/>
         <w:rPr/>
       </w:pPr>
-      <w:bookmarkStart w:id="19" w:name="__RefHeading___Toc15765_1143682729"/>
+      <w:bookmarkStart w:id="19" w:name="__RefHeading___Toc15765_2672729175"/>
       <w:bookmarkEnd w:id="19"/>
       <w:r>
         <w:rPr/>
@@ -39918,7 +39918,7 @@
         <w:pStyle w:val="Heading3"/>
         <w:rPr/>
       </w:pPr>
-      <w:bookmarkStart w:id="20" w:name="__RefHeading___Toc15767_1143682729"/>
+      <w:bookmarkStart w:id="20" w:name="__RefHeading___Toc15767_2672729175"/>
       <w:bookmarkEnd w:id="20"/>
       <w:r>
         <w:rPr/>
@@ -41089,7 +41089,7 @@
         <w:pStyle w:val="Heading1"/>
         <w:rPr/>
       </w:pPr>
-      <w:bookmarkStart w:id="21" w:name="__RefHeading___Toc15769_1143682729"/>
+      <w:bookmarkStart w:id="21" w:name="__RefHeading___Toc15769_2672729175"/>
       <w:bookmarkEnd w:id="21"/>
       <w:r>
         <w:rPr/>
@@ -41105,7 +41105,7 @@
         <w:pStyle w:val="Heading2"/>
         <w:rPr/>
       </w:pPr>
-      <w:bookmarkStart w:id="22" w:name="__RefHeading___Toc15771_1143682729"/>
+      <w:bookmarkStart w:id="22" w:name="__RefHeading___Toc15771_2672729175"/>
       <w:bookmarkEnd w:id="22"/>
       <w:r>
         <w:rPr/>
@@ -46572,7 +46572,7 @@
         <w:pStyle w:val="Heading2"/>
         <w:rPr/>
       </w:pPr>
-      <w:bookmarkStart w:id="23" w:name="__RefHeading___Toc15773_1143682729"/>
+      <w:bookmarkStart w:id="23" w:name="__RefHeading___Toc15773_2672729175"/>
       <w:bookmarkEnd w:id="23"/>
       <w:r>
         <w:rPr/>
@@ -50200,7 +50200,7 @@
         <w:pStyle w:val="Heading2"/>
         <w:rPr/>
       </w:pPr>
-      <w:bookmarkStart w:id="24" w:name="__RefHeading___Toc15775_1143682729"/>
+      <w:bookmarkStart w:id="24" w:name="__RefHeading___Toc15775_2672729175"/>
       <w:bookmarkEnd w:id="24"/>
       <w:r>
         <w:rPr/>
@@ -51816,7 +51816,7 @@
         <w:pStyle w:val="Heading2"/>
         <w:rPr/>
       </w:pPr>
-      <w:bookmarkStart w:id="25" w:name="__RefHeading___Toc15777_1143682729"/>
+      <w:bookmarkStart w:id="25" w:name="__RefHeading___Toc15777_2672729175"/>
       <w:bookmarkEnd w:id="25"/>
       <w:r>
         <w:rPr/>
@@ -52180,7 +52180,7 @@
         <w:pStyle w:val="Heading1"/>
         <w:rPr/>
       </w:pPr>
-      <w:bookmarkStart w:id="26" w:name="__RefHeading___Toc15779_1143682729"/>
+      <w:bookmarkStart w:id="26" w:name="__RefHeading___Toc15779_2672729175"/>
       <w:bookmarkEnd w:id="26"/>
       <w:r>
         <w:rPr/>
@@ -52196,7 +52196,7 @@
         <w:pStyle w:val="Heading2"/>
         <w:rPr/>
       </w:pPr>
-      <w:bookmarkStart w:id="27" w:name="__RefHeading___Toc15781_1143682729"/>
+      <w:bookmarkStart w:id="27" w:name="__RefHeading___Toc15781_2672729175"/>
       <w:bookmarkEnd w:id="27"/>
       <w:r>
         <w:rPr/>
@@ -54649,7 +54649,7 @@
         <w:pStyle w:val="Heading2"/>
         <w:rPr/>
       </w:pPr>
-      <w:bookmarkStart w:id="28" w:name="__RefHeading___Toc15783_1143682729"/>
+      <w:bookmarkStart w:id="28" w:name="__RefHeading___Toc15783_2672729175"/>
       <w:bookmarkEnd w:id="28"/>
       <w:r>
         <w:rPr/>
@@ -56520,7 +56520,7 @@
         <w:pStyle w:val="Heading2"/>
         <w:rPr/>
       </w:pPr>
-      <w:bookmarkStart w:id="29" w:name="__RefHeading___Toc15785_1143682729"/>
+      <w:bookmarkStart w:id="29" w:name="__RefHeading___Toc15785_2672729175"/>
       <w:bookmarkEnd w:id="29"/>
       <w:r>
         <w:rPr/>
@@ -56707,7 +56707,7 @@
         <w:pStyle w:val="Heading1"/>
         <w:rPr/>
       </w:pPr>
-      <w:bookmarkStart w:id="30" w:name="__RefHeading___Toc15787_1143682729"/>
+      <w:bookmarkStart w:id="30" w:name="__RefHeading___Toc15787_2672729175"/>
       <w:bookmarkEnd w:id="30"/>
       <w:r>
         <w:rPr/>
@@ -56723,7 +56723,7 @@
         <w:pStyle w:val="Heading2"/>
         <w:rPr/>
       </w:pPr>
-      <w:bookmarkStart w:id="31" w:name="__RefHeading___Toc15789_1143682729"/>
+      <w:bookmarkStart w:id="31" w:name="__RefHeading___Toc15789_2672729175"/>
       <w:bookmarkEnd w:id="31"/>
       <w:r>
         <w:rPr/>
@@ -56967,7 +56967,7 @@
         <w:pStyle w:val="Heading2"/>
         <w:rPr/>
       </w:pPr>
-      <w:bookmarkStart w:id="32" w:name="__RefHeading___Toc15791_1143682729"/>
+      <w:bookmarkStart w:id="32" w:name="__RefHeading___Toc15791_2672729175"/>
       <w:bookmarkEnd w:id="32"/>
       <w:r>
         <w:rPr/>
@@ -57235,7 +57235,7 @@
         <w:pStyle w:val="Heading1"/>
         <w:rPr/>
       </w:pPr>
-      <w:bookmarkStart w:id="33" w:name="__RefHeading___Toc15793_1143682729"/>
+      <w:bookmarkStart w:id="33" w:name="__RefHeading___Toc15793_2672729175"/>
       <w:bookmarkEnd w:id="33"/>
       <w:r>
         <w:rPr/>
